--- a/reports/docx/Bond_replacement_full_report_EN.docx
+++ b/reports/docx/Bond_replacement_full_report_EN.docx
@@ -36,7 +36,7 @@
         </w:p>
       </w:sdtContent>
     </w:sdt>
-    <w:bookmarkStart w:id="53" w:name="X9fd6e3ec88a1adefb0c171cff299bcf7ae96119"/>
+    <w:bookmarkStart w:id="60" w:name="X9fd6e3ec88a1adefb0c171cff299bcf7ae96119"/>
     <w:p>
       <w:pPr>
         <w:pStyle w:val="Heading1"/>
@@ -62,120 +62,13 @@
         <w:pStyle w:val="BlockText"/>
       </w:pPr>
       <w:r>
-        <w:t xml:space="preserve">Reframed brief (agreed with the thesis director): find</w:t>
-      </w:r>
-      <w:r>
-        <w:t xml:space="preserve"> </w:t>
-      </w:r>
-      <w:r>
-        <w:rPr>
-          <w:bCs/>
-          <w:b/>
-        </w:rPr>
-        <w:t xml:space="preserve">alternatives to the bond sleeve</w:t>
-      </w:r>
-      <w:r>
-        <w:t xml:space="preserve"> </w:t>
-      </w:r>
-      <w:r>
-        <w:t xml:space="preserve">and replace it</w:t>
-      </w:r>
-      <w:r>
-        <w:t xml:space="preserve"> </w:t>
-      </w:r>
-      <w:r>
-        <w:rPr>
-          <w:bCs/>
-          <w:b/>
-        </w:rPr>
-        <w:t xml:space="preserve">over the whole 2008–2026 period</w:t>
-      </w:r>
-      <w:r>
-        <w:t xml:space="preserve">, then read the results</w:t>
-      </w:r>
-      <w:r>
-        <w:t xml:space="preserve"> </w:t>
-      </w:r>
-      <w:r>
-        <w:rPr>
-          <w:bCs/>
-          <w:b/>
-        </w:rPr>
-        <w:t xml:space="preserve">regime by</w:t>
-      </w:r>
-      <w:r>
-        <w:rPr>
-          <w:bCs/>
-          <w:b/>
-        </w:rPr>
-        <w:t xml:space="preserve"> </w:t>
-      </w:r>
-      <w:r>
-        <w:rPr>
-          <w:bCs/>
-          <w:b/>
-        </w:rPr>
-        <w:t xml:space="preserve">regime</w:t>
-      </w:r>
-      <w:r>
-        <w:t xml:space="preserve">. Bonds are a problem not only when rates are</w:t>
-      </w:r>
-      <w:r>
-        <w:t xml:space="preserve"> </w:t>
-      </w:r>
-      <w:r>
-        <w:rPr>
-          <w:iCs/>
-          <w:i/>
-        </w:rPr>
-        <w:t xml:space="preserve">low</w:t>
-      </w:r>
-      <w:r>
-        <w:t xml:space="preserve"> </w:t>
-      </w:r>
-      <w:r>
-        <w:t xml:space="preserve">but also when they</w:t>
-      </w:r>
-      <w:r>
-        <w:t xml:space="preserve"> </w:t>
-      </w:r>
-      <w:r>
-        <w:rPr>
-          <w:iCs/>
-          <w:i/>
-        </w:rPr>
-        <w:t xml:space="preserve">rise</w:t>
-      </w:r>
-      <w:r>
-        <w:t xml:space="preserve">, so</w:t>
-      </w:r>
-      <w:r>
-        <w:t xml:space="preserve"> </w:t>
-      </w:r>
-      <w:r>
-        <w:t xml:space="preserve">the analysis comments on bonds in</w:t>
-      </w:r>
-      <w:r>
-        <w:t xml:space="preserve"> </w:t>
-      </w:r>
-      <w:r>
-        <w:rPr>
-          <w:iCs/>
-          <w:i/>
-        </w:rPr>
-        <w:t xml:space="preserve">every</w:t>
-      </w:r>
-      <w:r>
-        <w:t xml:space="preserve"> </w:t>
-      </w:r>
-      <w:r>
-        <w:t xml:space="preserve">SNB regime — which removes the need for a contested</w:t>
-      </w:r>
-      <w:r>
-        <w:t xml:space="preserve"> </w:t>
-      </w:r>
-      <w:r>
-        <w:t xml:space="preserve">"low-rate threshold". Every methodological step is documented in</w:t>
+        <w:t xml:space="preserve">Empirical backbone for the thesis. All headline numbers are generated by the pipeline and</w:t>
+      </w:r>
+      <w:r>
+        <w:t xml:space="preserve"> </w:t>
+      </w:r>
+      <w:r>
+        <w:t xml:space="preserve">written to</w:t>
       </w:r>
       <w:r>
         <w:t xml:space="preserve"> </w:t>
@@ -184,10 +77,34 @@
         <w:rPr>
           <w:rStyle w:val="VerbatimChar"/>
         </w:rPr>
+        <w:t xml:space="preserve">analysis/results_manifest.json</w:t>
+      </w:r>
+      <w:r>
+        <w:t xml:space="preserve">; this report cites that single source. Method</w:t>
+      </w:r>
+      <w:r>
+        <w:t xml:space="preserve"> </w:t>
+      </w:r>
+      <w:r>
+        <w:t xml:space="preserve">detail:</w:t>
+      </w:r>
+      <w:r>
+        <w:t xml:space="preserve"> </w:t>
+      </w:r>
+      <w:r>
+        <w:rPr>
+          <w:rStyle w:val="VerbatimChar"/>
+        </w:rPr>
         <w:t xml:space="preserve">docs/methodology.md</w:t>
       </w:r>
       <w:r>
-        <w:t xml:space="preserve">.</w:t>
+        <w:t xml:space="preserve">. This is the empirical report, not the full dissertation</w:t>
+      </w:r>
+      <w:r>
+        <w:t xml:space="preserve"> </w:t>
+      </w:r>
+      <w:r>
+        <w:t xml:space="preserve">(introduction / literature review / references are written separately by the author).</w:t>
       </w:r>
     </w:p>
     <w:p>
@@ -197,13 +114,13 @@
         </w:pict>
       </w:r>
     </w:p>
-    <w:bookmarkStart w:id="20" w:name="X412dda37e299d038f3e86cf16f3170b2a9ceadc"/>
+    <w:bookmarkStart w:id="20" w:name="Xb3e913b0c6e3f4a2eda995754c57cbe39bfb98c"/>
     <w:p>
       <w:pPr>
         <w:pStyle w:val="Heading2"/>
       </w:pPr>
       <w:r>
-        <w:t xml:space="preserve">1. What this is</w:t>
+        <w:t xml:space="preserve">1. Research question and hypotheses</w:t>
       </w:r>
     </w:p>
     <w:p>
@@ -211,23 +128,20 @@
         <w:pStyle w:val="FirstParagraph"/>
       </w:pPr>
       <w:r>
-        <w:t xml:space="preserve">An empirical replication of the</w:t>
-      </w:r>
-      <w:r>
-        <w:t xml:space="preserve"> </w:t>
-      </w:r>
-      <w:r>
-        <w:rPr>
-          <w:bCs/>
-          <w:b/>
-        </w:rPr>
-        <w:t xml:space="preserve">VZ AP5</w:t>
-      </w:r>
-      <w:r>
-        <w:t xml:space="preserve"> </w:t>
-      </w:r>
-      <w:r>
-        <w:t xml:space="preserve">mandate (VZ Säule 3a mit ETF,</w:t>
+        <w:t xml:space="preserve">Replacing the bond sleeve of a Swiss index mandate (VZ</w:t>
+      </w:r>
+      <w:r>
+        <w:t xml:space="preserve"> </w:t>
+      </w:r>
+      <w:r>
+        <w:rPr>
+          <w:bCs/>
+          <w:b/>
+        </w:rPr>
+        <w:t xml:space="preserve">AP5</w:t>
+      </w:r>
+      <w:r>
+        <w:t xml:space="preserve">) is not one question but two:</w:t>
       </w:r>
       <w:r>
         <w:t xml:space="preserve"> </w:t>
@@ -237,178 +151,336 @@
           <w:iCs/>
           <w:i/>
         </w:rPr>
-        <w:t xml:space="preserve">Anlageprofil 5</w:t>
-      </w:r>
-      <w:r>
-        <w:t xml:space="preserve">,</w:t>
-      </w:r>
-      <w:r>
-        <w:t xml:space="preserve"> </w:t>
-      </w:r>
-      <w:r>
-        <w:t xml:space="preserve">implemented as</w:t>
-      </w:r>
-      <w:r>
-        <w:t xml:space="preserve"> </w:t>
-      </w:r>
-      <w:r>
-        <w:rPr>
-          <w:bCs/>
-          <w:b/>
-        </w:rPr>
-        <w:t xml:space="preserve">VVIA</w:t>
-      </w:r>
-      <w:r>
-        <w:t xml:space="preserve">) built from its</w:t>
-      </w:r>
-      <w:r>
-        <w:t xml:space="preserve"> </w:t>
-      </w:r>
-      <w:r>
-        <w:rPr>
-          <w:bCs/>
-          <w:b/>
-        </w:rPr>
-        <w:t xml:space="preserve">exact Bloomberg index constituents</w:t>
-      </w:r>
-      <w:r>
-        <w:t xml:space="preserve"> </w:t>
-      </w:r>
-      <w:r>
-        <w:t xml:space="preserve">(VZ</w:t>
-      </w:r>
-      <w:r>
-        <w:t xml:space="preserve"> </w:t>
+        <w:t xml:space="preserve">which functions of the bond sleeve can a diversified set of investable alternatives</w:t>
       </w:r>
       <w:r>
         <w:rPr>
           <w:iCs/>
           <w:i/>
         </w:rPr>
-        <w:t xml:space="preserve">Kundendoku</w:t>
-      </w:r>
-      <w:r>
-        <w:t xml:space="preserve"> </w:t>
-      </w:r>
-      <w:r>
-        <w:t xml:space="preserve">slide 5), extended back to</w:t>
-      </w:r>
-      <w:r>
-        <w:t xml:space="preserve"> </w:t>
-      </w:r>
-      <w:r>
-        <w:rPr>
-          <w:bCs/>
-          <w:b/>
-        </w:rPr>
-        <w:t xml:space="preserve">January 2008</w:t>
-      </w:r>
-      <w:r>
-        <w:t xml:space="preserve"> </w:t>
-      </w:r>
-      <w:r>
-        <w:t xml:space="preserve">and run with</w:t>
-      </w:r>
-      <w:r>
-        <w:t xml:space="preserve"> </w:t>
-      </w:r>
-      <w:r>
-        <w:rPr>
-          <w:bCs/>
-          <w:b/>
-        </w:rPr>
-        <w:t xml:space="preserve">VZ Smart Rebalancing</w:t>
-      </w:r>
-      <w:r>
-        <w:t xml:space="preserve">. The 42% bond</w:t>
-      </w:r>
-      <w:r>
-        <w:t xml:space="preserve"> </w:t>
-      </w:r>
-      <w:r>
-        <w:t xml:space="preserve">sleeve is then replaced — in</w:t>
-      </w:r>
-      <w:r>
-        <w:t xml:space="preserve"> </w:t>
-      </w:r>
-      <w:r>
-        <w:rPr>
-          <w:bCs/>
-          <w:b/>
-        </w:rPr>
-        <w:t xml:space="preserve">10% steps</w:t>
-      </w:r>
-      <w:r>
-        <w:t xml:space="preserve"> </w:t>
-      </w:r>
-      <w:r>
-        <w:t xml:space="preserve">— by a diversified basket of</w:t>
-      </w:r>
-      <w:r>
-        <w:t xml:space="preserve"> </w:t>
-      </w:r>
-      <w:r>
-        <w:rPr>
-          <w:bCs/>
-          <w:b/>
-        </w:rPr>
-        <w:t xml:space="preserve">investable</w:t>
-      </w:r>
-      <w:r>
-        <w:rPr>
-          <w:bCs/>
-          <w:b/>
-        </w:rPr>
-        <w:t xml:space="preserve"> </w:t>
-      </w:r>
-      <w:r>
-        <w:rPr>
-          <w:bCs/>
-          <w:b/>
-        </w:rPr>
-        <w:t xml:space="preserve">alternatives</w:t>
-      </w:r>
-      <w:r>
-        <w:t xml:space="preserve">, measured</w:t>
-      </w:r>
-      <w:r>
-        <w:t xml:space="preserve"> </w:t>
-      </w:r>
-      <w:r>
-        <w:rPr>
-          <w:bCs/>
-          <w:b/>
-        </w:rPr>
-        <w:t xml:space="preserve">net of the agreed fee load</w:t>
-      </w:r>
-      <w:r>
-        <w:t xml:space="preserve"> </w:t>
-      </w:r>
-      <w:r>
-        <w:t xml:space="preserve">across the four SNB rate regimes.</w:t>
-      </w:r>
-    </w:p>
-    <w:p>
-      <w:pPr>
-        <w:pStyle w:val="BodyText"/>
-      </w:pPr>
-      <w:r>
-        <w:t xml:space="preserve">Reproducible end-to-end: see</w:t>
-      </w:r>
-      <w:r>
-        <w:t xml:space="preserve"> </w:t>
-      </w:r>
-      <w:r>
-        <w:rPr>
-          <w:rStyle w:val="VerbatimChar"/>
-        </w:rPr>
-        <w:t xml:space="preserve">docs/methodology.md</w:t>
-      </w:r>
-      <w:r>
-        <w:t xml:space="preserve"> </w:t>
-      </w:r>
-      <w:r>
-        <w:t xml:space="preserve">§10.</w:t>
+        <w:t xml:space="preserve"> </w:t>
+      </w:r>
+      <w:r>
+        <w:rPr>
+          <w:iCs/>
+          <w:i/>
+        </w:rPr>
+        <w:t xml:space="preserve">reproduce, and at what risk cost?</w:t>
+      </w:r>
+      <w:r>
+        <w:t xml:space="preserve"> </w:t>
+      </w:r>
+      <w:r>
+        <w:t xml:space="preserve">Bonds in AP5 provide</w:t>
+      </w:r>
+      <w:r>
+        <w:t xml:space="preserve"> </w:t>
+      </w:r>
+      <w:r>
+        <w:rPr>
+          <w:bCs/>
+          <w:b/>
+        </w:rPr>
+        <w:t xml:space="preserve">return, carry/income,</w:t>
+      </w:r>
+      <w:r>
+        <w:rPr>
+          <w:bCs/>
+          <w:b/>
+        </w:rPr>
+        <w:t xml:space="preserve"> </w:t>
+      </w:r>
+      <w:r>
+        <w:rPr>
+          <w:bCs/>
+          <w:b/>
+        </w:rPr>
+        <w:t xml:space="preserve">diversification, liquidity, flight-to-quality, and duration exposure</w:t>
+      </w:r>
+      <w:r>
+        <w:t xml:space="preserve"> </w:t>
+      </w:r>
+      <w:r>
+        <w:t xml:space="preserve">— no single</w:t>
+      </w:r>
+      <w:r>
+        <w:t xml:space="preserve"> </w:t>
+      </w:r>
+      <w:r>
+        <w:t xml:space="preserve">alternative replaces all six. We test:</w:t>
+      </w:r>
+    </w:p>
+    <w:p>
+      <w:pPr>
+        <w:numPr>
+          <w:ilvl w:val="0"/>
+          <w:numId w:val="1001"/>
+        </w:numPr>
+        <w:pStyle w:val="Compact"/>
+      </w:pPr>
+      <w:r>
+        <w:rPr>
+          <w:bCs/>
+          <w:b/>
+        </w:rPr>
+        <w:t xml:space="preserve">H1</w:t>
+      </w:r>
+      <w:r>
+        <w:t xml:space="preserve"> </w:t>
+      </w:r>
+      <w:r>
+        <w:t xml:space="preserve">— Partial bond replacement raises long-run portfolio</w:t>
+      </w:r>
+      <w:r>
+        <w:t xml:space="preserve"> </w:t>
+      </w:r>
+      <w:r>
+        <w:rPr>
+          <w:bCs/>
+          <w:b/>
+        </w:rPr>
+        <w:t xml:space="preserve">return</w:t>
+      </w:r>
+      <w:r>
+        <w:t xml:space="preserve">.</w:t>
+      </w:r>
+    </w:p>
+    <w:p>
+      <w:pPr>
+        <w:numPr>
+          <w:ilvl w:val="0"/>
+          <w:numId w:val="1001"/>
+        </w:numPr>
+        <w:pStyle w:val="Compact"/>
+      </w:pPr>
+      <w:r>
+        <w:rPr>
+          <w:bCs/>
+          <w:b/>
+        </w:rPr>
+        <w:t xml:space="preserve">H2</w:t>
+      </w:r>
+      <w:r>
+        <w:t xml:space="preserve"> </w:t>
+      </w:r>
+      <w:r>
+        <w:t xml:space="preserve">— Full replacement raises portfolio</w:t>
+      </w:r>
+      <w:r>
+        <w:t xml:space="preserve"> </w:t>
+      </w:r>
+      <w:r>
+        <w:rPr>
+          <w:bCs/>
+          <w:b/>
+        </w:rPr>
+        <w:t xml:space="preserve">downside risk</w:t>
+      </w:r>
+      <w:r>
+        <w:t xml:space="preserve"> </w:t>
+      </w:r>
+      <w:r>
+        <w:t xml:space="preserve">(drawdown/CVaR) vs AP5.</w:t>
+      </w:r>
+    </w:p>
+    <w:p>
+      <w:pPr>
+        <w:numPr>
+          <w:ilvl w:val="0"/>
+          <w:numId w:val="1001"/>
+        </w:numPr>
+        <w:pStyle w:val="Compact"/>
+      </w:pPr>
+      <w:r>
+        <w:rPr>
+          <w:bCs/>
+          <w:b/>
+        </w:rPr>
+        <w:t xml:space="preserve">H3</w:t>
+      </w:r>
+      <w:r>
+        <w:t xml:space="preserve"> </w:t>
+      </w:r>
+      <w:r>
+        <w:t xml:space="preserve">— The effect of replacement is</w:t>
+      </w:r>
+      <w:r>
+        <w:t xml:space="preserve"> </w:t>
+      </w:r>
+      <w:r>
+        <w:rPr>
+          <w:bCs/>
+          <w:b/>
+        </w:rPr>
+        <w:t xml:space="preserve">regime dependent</w:t>
+      </w:r>
+      <w:r>
+        <w:t xml:space="preserve"> </w:t>
+      </w:r>
+      <w:r>
+        <w:t xml:space="preserve">(SNB rate environment).</w:t>
+      </w:r>
+    </w:p>
+    <w:p>
+      <w:pPr>
+        <w:numPr>
+          <w:ilvl w:val="0"/>
+          <w:numId w:val="1001"/>
+        </w:numPr>
+        <w:pStyle w:val="Compact"/>
+      </w:pPr>
+      <w:r>
+        <w:rPr>
+          <w:bCs/>
+          <w:b/>
+        </w:rPr>
+        <w:t xml:space="preserve">H4</w:t>
+      </w:r>
+      <w:r>
+        <w:t xml:space="preserve"> </w:t>
+      </w:r>
+      <w:r>
+        <w:t xml:space="preserve">— Partial replacement offers a more favourable</w:t>
+      </w:r>
+      <w:r>
+        <w:t xml:space="preserve"> </w:t>
+      </w:r>
+      <w:r>
+        <w:rPr>
+          <w:bCs/>
+          <w:b/>
+        </w:rPr>
+        <w:t xml:space="preserve">return–risk trade-off</w:t>
+      </w:r>
+      <w:r>
+        <w:t xml:space="preserve"> </w:t>
+      </w:r>
+      <w:r>
+        <w:t xml:space="preserve">than full</w:t>
+      </w:r>
+      <w:r>
+        <w:t xml:space="preserve"> </w:t>
+      </w:r>
+      <w:r>
+        <w:t xml:space="preserve">replacement.</w:t>
+      </w:r>
+    </w:p>
+    <w:p>
+      <w:pPr>
+        <w:pStyle w:val="FirstParagraph"/>
+      </w:pPr>
+      <w:r>
+        <w:t xml:space="preserve">Verdict (developed below):</w:t>
+      </w:r>
+      <w:r>
+        <w:t xml:space="preserve"> </w:t>
+      </w:r>
+      <w:r>
+        <w:rPr>
+          <w:bCs/>
+          <w:b/>
+        </w:rPr>
+        <w:t xml:space="preserve">H1 supported</w:t>
+      </w:r>
+      <w:r>
+        <w:t xml:space="preserve"> </w:t>
+      </w:r>
+      <w:r>
+        <w:t xml:space="preserve">(return rises monotonically with replacement),</w:t>
+      </w:r>
+      <w:r>
+        <w:t xml:space="preserve"> </w:t>
+      </w:r>
+      <w:r>
+        <w:rPr>
+          <w:bCs/>
+          <w:b/>
+        </w:rPr>
+        <w:t xml:space="preserve">H2 supported and statistically reliable</w:t>
+      </w:r>
+      <w:r>
+        <w:t xml:space="preserve"> </w:t>
+      </w:r>
+      <w:r>
+        <w:t xml:space="preserve">(drawdown deepens, P≈91%),</w:t>
+      </w:r>
+      <w:r>
+        <w:t xml:space="preserve"> </w:t>
+      </w:r>
+      <w:r>
+        <w:rPr>
+          <w:bCs/>
+          <w:b/>
+        </w:rPr>
+        <w:t xml:space="preserve">H3 supported</w:t>
+      </w:r>
+      <w:r>
+        <w:t xml:space="preserve"> </w:t>
+      </w:r>
+      <w:r>
+        <w:t xml:space="preserve">(sign flips across regimes and crisis types),</w:t>
+      </w:r>
+      <w:r>
+        <w:t xml:space="preserve"> </w:t>
+      </w:r>
+      <w:r>
+        <w:rPr>
+          <w:bCs/>
+          <w:b/>
+        </w:rPr>
+        <w:t xml:space="preserve">H4 qualified</w:t>
+      </w:r>
+      <w:r>
+        <w:t xml:space="preserve"> </w:t>
+      </w:r>
+      <w:r>
+        <w:t xml:space="preserve">— a partial replacement is the</w:t>
+      </w:r>
+      <w:r>
+        <w:t xml:space="preserve"> </w:t>
+      </w:r>
+      <w:r>
+        <w:t xml:space="preserve">better</w:t>
+      </w:r>
+      <w:r>
+        <w:t xml:space="preserve"> </w:t>
+      </w:r>
+      <w:r>
+        <w:rPr>
+          <w:iCs/>
+          <w:i/>
+        </w:rPr>
+        <w:t xml:space="preserve">compromise</w:t>
+      </w:r>
+      <w:r>
+        <w:t xml:space="preserve">, but the risk-adjusted (Sharpe) differences are</w:t>
+      </w:r>
+      <w:r>
+        <w:t xml:space="preserve"> </w:t>
+      </w:r>
+      <w:r>
+        <w:rPr>
+          <w:bCs/>
+          <w:b/>
+        </w:rPr>
+        <w:t xml:space="preserve">not statistically</w:t>
+      </w:r>
+      <w:r>
+        <w:rPr>
+          <w:bCs/>
+          <w:b/>
+        </w:rPr>
+        <w:t xml:space="preserve"> </w:t>
+      </w:r>
+      <w:r>
+        <w:rPr>
+          <w:bCs/>
+          <w:b/>
+        </w:rPr>
+        <w:t xml:space="preserve">distinguishable from zero</w:t>
+      </w:r>
+      <w:r>
+        <w:t xml:space="preserve">, so we do not claim a unique optimal ratio.</w:t>
       </w:r>
     </w:p>
     <w:bookmarkEnd w:id="20"/>
@@ -426,7 +498,7 @@
         <w:pStyle w:val="FirstParagraph"/>
       </w:pPr>
       <w:r>
-        <w:t xml:space="preserve">We reproduce the mandate at the</w:t>
+        <w:t xml:space="preserve">Reproduced at the</w:t>
       </w:r>
       <w:r>
         <w:t xml:space="preserve"> </w:t>
@@ -439,7 +511,7 @@
         <w:t xml:space="preserve">index level</w:t>
       </w:r>
       <w:r>
-        <w:t xml:space="preserve">, not the asset-class level:</w:t>
+        <w:t xml:space="preserve">:</w:t>
       </w:r>
     </w:p>
     <w:tbl>
@@ -633,7 +705,7 @@
               <w:jc w:val="left"/>
             </w:pPr>
             <w:r>
-              <w:t xml:space="preserve">CHF cash (SNB path)</w:t>
+              <w:t xml:space="preserve">CHF policy-rate cash proxy (SNB path)</w:t>
             </w:r>
           </w:p>
         </w:tc>
@@ -664,48 +736,51 @@
           <w:bCs/>
           <w:b/>
         </w:rPr>
-        <w:t xml:space="preserve">bond sleeve to be replaced = 42%</w:t>
-      </w:r>
-      <w:r>
-        <w:t xml:space="preserve">,</w:t>
-      </w:r>
-      <w:r>
-        <w:t xml:space="preserve"> </w:t>
-      </w:r>
-      <w:r>
-        <w:t xml:space="preserve">and it keeps its</w:t>
-      </w:r>
-      <w:r>
-        <w:t xml:space="preserve"> </w:t>
-      </w:r>
-      <w:r>
-        <w:rPr>
-          <w:bCs/>
-          <w:b/>
-        </w:rPr>
-        <w:t xml:space="preserve">broad/short-duration split</w:t>
-      </w:r>
-      <w:r>
-        <w:t xml:space="preserve"> </w:t>
-      </w:r>
-      <w:r>
-        <w:t xml:space="preserve">— the short (1-5) tranches are what limit the</w:t>
-      </w:r>
-      <w:r>
-        <w:t xml:space="preserve"> </w:t>
-      </w:r>
-      <w:r>
-        <w:t xml:space="preserve">damage when rates rise (§6). These strategic weights are applied unchanged back to 2008.</w:t>
+        <w:t xml:space="preserve">42% bond sleeve</w:t>
+      </w:r>
+      <w:r>
+        <w:t xml:space="preserve"> </w:t>
+      </w:r>
+      <w:r>
+        <w:t xml:space="preserve">keeps its</w:t>
+      </w:r>
+      <w:r>
+        <w:t xml:space="preserve"> </w:t>
+      </w:r>
+      <w:r>
+        <w:t xml:space="preserve">broad/short-duration split. Strategic weights are held fixed and applied back to 2008 as a</w:t>
+      </w:r>
+      <w:r>
+        <w:t xml:space="preserve"> </w:t>
+      </w:r>
+      <w:r>
+        <w:rPr>
+          <w:bCs/>
+          <w:b/>
+        </w:rPr>
+        <w:t xml:space="preserve">counterfactual reconstruction</w:t>
+      </w:r>
+      <w:r>
+        <w:t xml:space="preserve"> </w:t>
+      </w:r>
+      <w:r>
+        <w:t xml:space="preserve">(per the director), not a claim that VZ held these exact</w:t>
+      </w:r>
+      <w:r>
+        <w:t xml:space="preserve"> </w:t>
+      </w:r>
+      <w:r>
+        <w:t xml:space="preserve">weights historically.</w:t>
       </w:r>
     </w:p>
     <w:bookmarkEnd w:id="21"/>
-    <w:bookmarkStart w:id="22" w:name="X4c2bb2e7a6ca67ca141511722edded282cffe88"/>
+    <w:bookmarkStart w:id="22" w:name="Xdb2204e63cf7ff525c1bbff78a70de31353b926"/>
     <w:p>
       <w:pPr>
         <w:pStyle w:val="Heading2"/>
       </w:pPr>
       <w:r>
-        <w:t xml:space="preserve">3. Data &amp; method (summary; full detail in</w:t>
+        <w:t xml:space="preserve">3. Data &amp; method (full detail in</w:t>
       </w:r>
       <w:r>
         <w:t xml:space="preserve"> </w:t>
@@ -724,7 +799,7 @@
       <w:pPr>
         <w:numPr>
           <w:ilvl w:val="0"/>
-          <w:numId w:val="1001"/>
+          <w:numId w:val="1002"/>
         </w:numPr>
         <w:pStyle w:val="Compact"/>
       </w:pPr>
@@ -736,30 +811,20 @@
         <w:t xml:space="preserve">Sources</w:t>
       </w:r>
       <w:r>
-        <w:t xml:space="preserve">: Bloomberg index levels; SNB + Fed policy rates; the</w:t>
-      </w:r>
-      <w:r>
-        <w:t xml:space="preserve"> </w:t>
-      </w:r>
-      <w:r>
-        <w:rPr>
-          <w:bCs/>
-          <w:b/>
-        </w:rPr>
-        <w:t xml:space="preserve">real VZ AP5 NAV</w:t>
-      </w:r>
-      <w:r>
-        <w:t xml:space="preserve"> </w:t>
-      </w:r>
-      <w:r>
-        <w:t xml:space="preserve">(2019–2026, for validation); the VZ allocation-drift history — all provided by the analyst.</w:t>
+        <w:t xml:space="preserve">: Bloomberg index levels; SNB + Fed policy rates; the real VZ AP5 NAV</w:t>
+      </w:r>
+      <w:r>
+        <w:t xml:space="preserve"> </w:t>
+      </w:r>
+      <w:r>
+        <w:t xml:space="preserve">(2019–2026, for validation); the VZ allocation-drift history.</w:t>
       </w:r>
     </w:p>
     <w:p>
       <w:pPr>
         <w:numPr>
           <w:ilvl w:val="0"/>
-          <w:numId w:val="1001"/>
+          <w:numId w:val="1002"/>
         </w:numPr>
         <w:pStyle w:val="Compact"/>
       </w:pPr>
@@ -768,30 +833,64 @@
           <w:bCs/>
           <w:b/>
         </w:rPr>
-        <w:t xml:space="preserve">Currency</w:t>
-      </w:r>
-      <w:r>
-        <w:t xml:space="preserve">: only bonds (and the credit-like replacements) are</w:t>
-      </w:r>
-      <w:r>
-        <w:t xml:space="preserve"> </w:t>
-      </w:r>
-      <w:r>
-        <w:rPr>
-          <w:bCs/>
-          <w:b/>
-        </w:rPr>
-        <w:t xml:space="preserve">CHF-hedged</w:t>
-      </w:r>
-      <w:r>
-        <w:t xml:space="preserve">, per the VZ PM.</w:t>
+        <w:t xml:space="preserve">Rebalancing</w:t>
+      </w:r>
+      <w:r>
+        <w:t xml:space="preserve">: band-based monitoring. The VZ slide-5 example (50% target, 46–54% hard</w:t>
+      </w:r>
+      <w:r>
+        <w:t xml:space="preserve"> </w:t>
+      </w:r>
+      <w:r>
+        <w:t xml:space="preserve">bounds) implies</w:t>
+      </w:r>
+      <w:r>
+        <w:t xml:space="preserve"> </w:t>
+      </w:r>
+      <w:r>
+        <w:rPr>
+          <w:bCs/>
+          <w:b/>
+        </w:rPr>
+        <w:t xml:space="preserve">≈±8% relative</w:t>
+      </w:r>
+      <w:r>
+        <w:t xml:space="preserve"> </w:t>
+      </w:r>
+      <w:r>
+        <w:t xml:space="preserve">bands; the exact general rule is not published, so band</w:t>
+      </w:r>
+      <w:r>
+        <w:t xml:space="preserve"> </w:t>
+      </w:r>
+      <w:r>
+        <w:t xml:space="preserve">width is a</w:t>
+      </w:r>
+      <w:r>
+        <w:t xml:space="preserve"> </w:t>
+      </w:r>
+      <w:r>
+        <w:rPr>
+          <w:bCs/>
+          <w:b/>
+        </w:rPr>
+        <w:t xml:space="preserve">reconstruction assumption</w:t>
+      </w:r>
+      <w:r>
+        <w:t xml:space="preserve">. Base case ±20%; §7 shows the conclusion is</w:t>
+      </w:r>
+      <w:r>
+        <w:t xml:space="preserve"> </w:t>
+      </w:r>
+      <w:r>
+        <w:t xml:space="preserve">insensitive to ±5/8/10/15/20%.</w:t>
       </w:r>
     </w:p>
     <w:p>
       <w:pPr>
         <w:numPr>
           <w:ilvl w:val="0"/>
-          <w:numId w:val="1001"/>
+          <w:numId w:val="1002"/>
         </w:numPr>
         <w:pStyle w:val="Compact"/>
       </w:pPr>
@@ -800,33 +899,74 @@
           <w:bCs/>
           <w:b/>
         </w:rPr>
-        <w:t xml:space="preserve">Cash</w:t>
-      </w:r>
-      <w:r>
-        <w:t xml:space="preserve">: built from the SNB path, so it goes</w:t>
-      </w:r>
-      <w:r>
-        <w:t xml:space="preserve"> </w:t>
-      </w:r>
-      <w:r>
-        <w:rPr>
-          <w:bCs/>
-          <w:b/>
-        </w:rPr>
-        <w:t xml:space="preserve">negative</w:t>
-      </w:r>
-      <w:r>
-        <w:t xml:space="preserve"> </w:t>
-      </w:r>
-      <w:r>
-        <w:t xml:space="preserve">over 2015–2022.</w:t>
+        <w:t xml:space="preserve">Currency</w:t>
+      </w:r>
+      <w:r>
+        <w:t xml:space="preserve">: VZ hedges</w:t>
+      </w:r>
+      <w:r>
+        <w:t xml:space="preserve"> </w:t>
+      </w:r>
+      <w:r>
+        <w:rPr>
+          <w:iCs/>
+          <w:i/>
+        </w:rPr>
+        <w:t xml:space="preserve">only its global bond sleeve</w:t>
+      </w:r>
+      <w:r>
+        <w:t xml:space="preserve"> </w:t>
+      </w:r>
+      <w:r>
+        <w:t xml:space="preserve">to CHF. Equities/real assets are</w:t>
+      </w:r>
+      <w:r>
+        <w:t xml:space="preserve"> </w:t>
+      </w:r>
+      <w:r>
+        <w:t xml:space="preserve">unhedged. Hedging the credit-like replacements (HY, EM debt) is</w:t>
+      </w:r>
+      <w:r>
+        <w:t xml:space="preserve"> </w:t>
+      </w:r>
+      <w:r>
+        <w:rPr>
+          <w:bCs/>
+          <w:b/>
+        </w:rPr>
+        <w:t xml:space="preserve">our assumption</w:t>
+      </w:r>
+      <w:r>
+        <w:t xml:space="preserve">, modelled</w:t>
+      </w:r>
+      <w:r>
+        <w:t xml:space="preserve"> </w:t>
+      </w:r>
+      <w:r>
+        <w:t xml:space="preserve">as a</w:t>
+      </w:r>
+      <w:r>
+        <w:t xml:space="preserve"> </w:t>
+      </w:r>
+      <w:r>
+        <w:rPr>
+          <w:bCs/>
+          <w:b/>
+        </w:rPr>
+        <w:t xml:space="preserve">policy-rate-implied approximation</w:t>
+      </w:r>
+      <w:r>
+        <w:t xml:space="preserve"> </w:t>
+      </w:r>
+      <w:r>
+        <w:t xml:space="preserve">(ignores forward points/basis); §7 tests unhedged.</w:t>
       </w:r>
     </w:p>
     <w:p>
       <w:pPr>
         <w:numPr>
           <w:ilvl w:val="0"/>
-          <w:numId w:val="1001"/>
+          <w:numId w:val="1002"/>
         </w:numPr>
         <w:pStyle w:val="Compact"/>
       </w:pPr>
@@ -835,33 +975,39 @@
           <w:bCs/>
           <w:b/>
         </w:rPr>
-        <w:t xml:space="preserve">Fees</w:t>
-      </w:r>
-      <w:r>
-        <w:t xml:space="preserve">:</w:t>
-      </w:r>
-      <w:r>
-        <w:t xml:space="preserve"> </w:t>
-      </w:r>
-      <w:r>
-        <w:rPr>
-          <w:bCs/>
-          <w:b/>
-        </w:rPr>
-        <w:t xml:space="preserve">1.37%/yr</w:t>
-      </w:r>
-      <w:r>
-        <w:t xml:space="preserve"> </w:t>
-      </w:r>
-      <w:r>
-        <w:t xml:space="preserve">(0.12% product + 1.25% management) applied to every book.</w:t>
+        <w:t xml:space="preserve">Cash</w:t>
+      </w:r>
+      <w:r>
+        <w:t xml:space="preserve">: a</w:t>
+      </w:r>
+      <w:r>
+        <w:t xml:space="preserve"> </w:t>
+      </w:r>
+      <w:r>
+        <w:rPr>
+          <w:bCs/>
+          <w:b/>
+        </w:rPr>
+        <w:t xml:space="preserve">policy-rate cash proxy</w:t>
+      </w:r>
+      <w:r>
+        <w:t xml:space="preserve"> </w:t>
+      </w:r>
+      <w:r>
+        <w:t xml:space="preserve">(SNB path, full immediate pass-through assumed); it</w:t>
+      </w:r>
+      <w:r>
+        <w:t xml:space="preserve"> </w:t>
+      </w:r>
+      <w:r>
+        <w:t xml:space="preserve">earns a negative rate over 2015–2022.</w:t>
       </w:r>
     </w:p>
     <w:p>
       <w:pPr>
         <w:numPr>
           <w:ilvl w:val="0"/>
-          <w:numId w:val="1001"/>
+          <w:numId w:val="1002"/>
         </w:numPr>
         <w:pStyle w:val="Compact"/>
       </w:pPr>
@@ -870,20 +1016,67 @@
           <w:bCs/>
           <w:b/>
         </w:rPr>
-        <w:t xml:space="preserve">Rebalancing</w:t>
-      </w:r>
-      <w:r>
-        <w:t xml:space="preserve">: VZ Smart Rebalancing, ±20% relative bands, monthly, 10 bps cost.</w:t>
+        <w:t xml:space="preserve">Fees</w:t>
+      </w:r>
+      <w:r>
+        <w:t xml:space="preserve">: a</w:t>
+      </w:r>
+      <w:r>
+        <w:t xml:space="preserve"> </w:t>
+      </w:r>
+      <w:r>
+        <w:rPr>
+          <w:bCs/>
+          <w:b/>
+        </w:rPr>
+        <w:t xml:space="preserve">1.37%/yr</w:t>
+      </w:r>
+      <w:r>
+        <w:t xml:space="preserve"> </w:t>
+      </w:r>
+      <w:r>
+        <w:t xml:space="preserve">VZ wrapper load (0.12% product + 1.25% management) applied to every</w:t>
+      </w:r>
+      <w:r>
+        <w:t xml:space="preserve"> </w:t>
+      </w:r>
+      <w:r>
+        <w:t xml:space="preserve">book, on top of the instruments' own fund-level expenses (already in their returns), as an</w:t>
+      </w:r>
+      <w:r>
+        <w:t xml:space="preserve"> </w:t>
+      </w:r>
+      <w:r>
+        <w:t xml:space="preserve">exact multiplicative monthly drag.</w:t>
+      </w:r>
+    </w:p>
+    <w:p>
+      <w:pPr>
+        <w:numPr>
+          <w:ilvl w:val="0"/>
+          <w:numId w:val="1002"/>
+        </w:numPr>
+        <w:pStyle w:val="Compact"/>
+      </w:pPr>
+      <w:r>
+        <w:rPr>
+          <w:bCs/>
+          <w:b/>
+        </w:rPr>
+        <w:t xml:space="preserve">Transaction cost</w:t>
+      </w:r>
+      <w:r>
+        <w:t xml:space="preserve">: 10 bps one-way base; §7 tests 0–50 bps.</w:t>
       </w:r>
     </w:p>
     <w:bookmarkEnd w:id="22"/>
-    <w:bookmarkStart w:id="23" w:name="Xebd90aab6cff0072370d5b94cb023da18005f89"/>
+    <w:bookmarkStart w:id="23" w:name="X7405c8b4386788b55b83953f3a6d395c968921a"/>
     <w:p>
       <w:pPr>
         <w:pStyle w:val="Heading2"/>
       </w:pPr>
       <w:r>
-        <w:t xml:space="preserve">4. Validation — the reconstruction is real</w:t>
+        <w:t xml:space="preserve">4. Validation — a stylised benchmark, not an exact replica</w:t>
       </w:r>
     </w:p>
     <w:p>
@@ -891,13 +1084,7 @@
         <w:pStyle w:val="FirstParagraph"/>
       </w:pPr>
       <w:r>
-        <w:t xml:space="preserve">Reconstructed AP5 (indices → Smart Rebalancing → net of fees, using VZ's real allocation drift)</w:t>
-      </w:r>
-      <w:r>
-        <w:t xml:space="preserve"> </w:t>
-      </w:r>
-      <w:r>
-        <w:t xml:space="preserve">vs the</w:t>
+        <w:t xml:space="preserve">Reconstructed AP5 vs the</w:t>
       </w:r>
       <w:r>
         <w:t xml:space="preserve"> </w:t>
@@ -958,7 +1145,7 @@
               <w:jc w:val="left"/>
             </w:pPr>
             <w:r>
-              <w:t xml:space="preserve">Correlation of monthly returns</w:t>
+              <w:t xml:space="preserve">Monthly-return correlation</w:t>
             </w:r>
           </w:p>
         </w:tc>
@@ -988,23 +1175,19 @@
               <w:jc w:val="left"/>
             </w:pPr>
             <w:r>
-              <w:t xml:space="preserve">Annualised tracking error</w:t>
-            </w:r>
-          </w:p>
-        </w:tc>
-        <w:tc>
-          <w:tcPr/>
-          <w:p>
-            <w:pPr>
-              <w:pStyle w:val="Compact"/>
-              <w:jc w:val="left"/>
-            </w:pPr>
-            <w:r>
-              <w:rPr>
-                <w:bCs/>
-                <w:b/>
-              </w:rPr>
-              <w:t xml:space="preserve">2.35%</w:t>
+              <w:t xml:space="preserve">Regression VZ = α + β·recon: β / α (ann.) / R²</w:t>
+            </w:r>
+          </w:p>
+        </w:tc>
+        <w:tc>
+          <w:tcPr/>
+          <w:p>
+            <w:pPr>
+              <w:pStyle w:val="Compact"/>
+              <w:jc w:val="left"/>
+            </w:pPr>
+            <w:r>
+              <w:t xml:space="preserve">0.97 / −0.35% / 0.91</w:t>
             </w:r>
           </w:p>
         </w:tc>
@@ -1018,19 +1201,19 @@
               <w:jc w:val="left"/>
             </w:pPr>
             <w:r>
-              <w:t xml:space="preserve">Mean absolute monthly gap</w:t>
-            </w:r>
-          </w:p>
-        </w:tc>
-        <w:tc>
-          <w:tcPr/>
-          <w:p>
-            <w:pPr>
-              <w:pStyle w:val="Compact"/>
-              <w:jc w:val="left"/>
-            </w:pPr>
-            <w:r>
-              <w:t xml:space="preserve">0.5%</w:t>
+              <w:t xml:space="preserve">Annualised tracking error</w:t>
+            </w:r>
+          </w:p>
+        </w:tc>
+        <w:tc>
+          <w:tcPr/>
+          <w:p>
+            <w:pPr>
+              <w:pStyle w:val="Compact"/>
+              <w:jc w:val="left"/>
+            </w:pPr>
+            <w:r>
+              <w:t xml:space="preserve">2.35%</w:t>
             </w:r>
           </w:p>
         </w:tc>
@@ -1044,7 +1227,7 @@
               <w:jc w:val="left"/>
             </w:pPr>
             <w:r>
-              <w:t xml:space="preserve">Total return: reconstruction vs real VZ</w:t>
+              <w:t xml:space="preserve">Cumulative: reconstruction vs VZ</w:t>
             </w:r>
           </w:p>
         </w:tc>
@@ -1067,73 +1250,92 @@
         <w:pStyle w:val="BodyText"/>
       </w:pPr>
       <w:r>
-        <w:t xml:space="preserve">For a</w:t>
-      </w:r>
-      <w:r>
-        <w:t xml:space="preserve"> </w:t>
-      </w:r>
-      <w:r>
-        <w:rPr>
-          <w:bCs/>
-          <w:b/>
-        </w:rPr>
-        <w:t xml:space="preserve">proxy reconstruction</w:t>
-      </w:r>
-      <w:r>
-        <w:t xml:space="preserve"> </w:t>
-      </w:r>
-      <w:r>
-        <w:t xml:space="preserve">(public index series, not VZ's exact CHF-share-class ETFs), a</w:t>
-      </w:r>
-      <w:r>
-        <w:t xml:space="preserve"> </w:t>
-      </w:r>
-      <w:r>
-        <w:t xml:space="preserve">2–3%/yr tracking error is expected; a passive fund runs 0.1–0.5%, an active fund 2–6%. The</w:t>
-      </w:r>
-      <w:r>
-        <w:t xml:space="preserve"> </w:t>
-      </w:r>
-      <w:r>
-        <w:t xml:space="preserve">residual here is the foreign-equity leg (a USD price index + FX proxying 50% of the book) and</w:t>
-      </w:r>
-      <w:r>
-        <w:t xml:space="preserve"> </w:t>
-      </w:r>
-      <w:r>
-        <w:rPr>
-          <w:bCs/>
-          <w:b/>
-        </w:rPr>
-        <w:t xml:space="preserve">cancels exactly in every AP5-vs-replacement comparison</w:t>
-      </w:r>
-      <w:r>
-        <w:t xml:space="preserve"> </w:t>
-      </w:r>
-      <w:r>
-        <w:t xml:space="preserve">because the equity core is identical</w:t>
-      </w:r>
-      <w:r>
-        <w:t xml:space="preserve"> </w:t>
-      </w:r>
-      <w:r>
-        <w:t xml:space="preserve">across all books. Correlation 0.955 and the visual match through COVID and 2022 are what the</w:t>
-      </w:r>
-      <w:r>
-        <w:t xml:space="preserve"> </w:t>
-      </w:r>
-      <w:r>
-        <w:t xml:space="preserve">validation needs to license extending the machinery back to 2008.</w:t>
+        <w:t xml:space="preserve">The reconstruction tracks the real product closely (β≈1, R²≈0.91) but carries a ~2.4%/yr</w:t>
+      </w:r>
+      <w:r>
+        <w:t xml:space="preserve"> </w:t>
+      </w:r>
+      <w:r>
+        <w:t xml:space="preserve">tracking error and a ~4pp cumulative gap. The residual is dominated by the foreign-equity</w:t>
+      </w:r>
+      <w:r>
+        <w:t xml:space="preserve"> </w:t>
+      </w:r>
+      <w:r>
+        <w:t xml:space="preserve">proxy (a USD price index + FX standing in for 50% of the book). We therefore treat the</w:t>
+      </w:r>
+      <w:r>
+        <w:t xml:space="preserve"> </w:t>
+      </w:r>
+      <w:r>
+        <w:t xml:space="preserve">reconstruction as a</w:t>
+      </w:r>
+      <w:r>
+        <w:t xml:space="preserve"> </w:t>
+      </w:r>
+      <w:r>
+        <w:rPr>
+          <w:bCs/>
+          <w:b/>
+        </w:rPr>
+        <w:t xml:space="preserve">stylised benchmark</w:t>
+      </w:r>
+      <w:r>
+        <w:t xml:space="preserve">, and note that the reconstruction is used</w:t>
+      </w:r>
+      <w:r>
+        <w:t xml:space="preserve"> </w:t>
+      </w:r>
+      <w:r>
+        <w:rPr>
+          <w:iCs/>
+          <w:i/>
+        </w:rPr>
+        <w:t xml:space="preserve">identically</w:t>
+      </w:r>
+      <w:r>
+        <w:t xml:space="preserve"> </w:t>
+      </w:r>
+      <w:r>
+        <w:t xml:space="preserve">across AP5 and every replacement book, so its bias is common to all — though,</w:t>
+      </w:r>
+      <w:r>
+        <w:t xml:space="preserve"> </w:t>
+      </w:r>
+      <w:r>
+        <w:t xml:space="preserve">under band rebalancing, it does</w:t>
+      </w:r>
+      <w:r>
+        <w:t xml:space="preserve"> </w:t>
+      </w:r>
+      <w:r>
+        <w:rPr>
+          <w:bCs/>
+          <w:b/>
+        </w:rPr>
+        <w:t xml:space="preserve">not</w:t>
+      </w:r>
+      <w:r>
+        <w:t xml:space="preserve"> </w:t>
+      </w:r>
+      <w:r>
+        <w:t xml:space="preserve">cancel perfectly (it affects breach timing, turnover</w:t>
+      </w:r>
+      <w:r>
+        <w:t xml:space="preserve"> </w:t>
+      </w:r>
+      <w:r>
+        <w:t xml:space="preserve">and cost, a second-order effect).</w:t>
       </w:r>
     </w:p>
     <w:bookmarkEnd w:id="23"/>
-    <w:bookmarkStart w:id="24" w:name="X4ecf9cf8837e476a69934de68cea8bf04c0f356"/>
+    <w:bookmarkStart w:id="24" w:name="X3941da548fc56a116826b73b8a96529ccadd833"/>
     <w:p>
       <w:pPr>
         <w:pStyle w:val="Heading2"/>
       </w:pPr>
       <w:r>
-        <w:t xml:space="preserve">5. The replacement candidates — included and excluded</w:t>
+        <w:t xml:space="preserve">5. The replacement candidates — included, and excluded with reasons</w:t>
       </w:r>
     </w:p>
     <w:p>
@@ -1151,19 +1353,37 @@
         <w:t xml:space="preserve"> </w:t>
       </w:r>
       <w:r>
-        <w:t xml:space="preserve">(investable, liquid, mark-to-market, ≤2009 history): gold, commodities,</w:t>
-      </w:r>
-      <w:r>
-        <w:t xml:space="preserve"> </w:t>
-      </w:r>
-      <w:r>
-        <w:t xml:space="preserve">infrastructure, convertibles, managed futures, high yield (hedged), EM debt (hedged). Naïve</w:t>
-      </w:r>
-      <w:r>
-        <w:t xml:space="preserve"> </w:t>
-      </w:r>
-      <w:r>
-        <w:t xml:space="preserve">basket = equal weight of the six with full 2008 history. Descriptive stats 2008–2026:</w:t>
+        <w:t xml:space="preserve">(investable, liquid, mark-to-market, ≤2009 history) and classified by</w:t>
+      </w:r>
+      <w:r>
+        <w:t xml:space="preserve"> </w:t>
+      </w:r>
+      <w:r>
+        <w:rPr>
+          <w:iCs/>
+          <w:i/>
+        </w:rPr>
+        <w:t xml:space="preserve">which</w:t>
+      </w:r>
+      <w:r>
+        <w:rPr>
+          <w:iCs/>
+          <w:i/>
+        </w:rPr>
+        <w:t xml:space="preserve"> </w:t>
+      </w:r>
+      <w:r>
+        <w:rPr>
+          <w:iCs/>
+          <w:i/>
+        </w:rPr>
+        <w:t xml:space="preserve">function of bonds</w:t>
+      </w:r>
+      <w:r>
+        <w:t xml:space="preserve"> </w:t>
+      </w:r>
+      <w:r>
+        <w:t xml:space="preserve">they proxy:</w:t>
       </w:r>
     </w:p>
     <w:tbl>
@@ -1205,6 +1425,18 @@
               <w:jc w:val="left"/>
             </w:pPr>
             <w:r>
+              <w:t xml:space="preserve">Function proxied</w:t>
+            </w:r>
+          </w:p>
+        </w:tc>
+        <w:tc>
+          <w:tcPr/>
+          <w:p>
+            <w:pPr>
+              <w:pStyle w:val="Compact"/>
+              <w:jc w:val="left"/>
+            </w:pPr>
+            <w:r>
               <w:t xml:space="preserve">CAGR</w:t>
             </w:r>
           </w:p>
@@ -1242,18 +1474,6 @@
             </w:pPr>
             <w:r>
               <w:t xml:space="preserve">MaxDD</w:t>
-            </w:r>
-          </w:p>
-        </w:tc>
-        <w:tc>
-          <w:tcPr/>
-          <w:p>
-            <w:pPr>
-              <w:pStyle w:val="Compact"/>
-              <w:jc w:val="left"/>
-            </w:pPr>
-            <w:r>
-              <w:t xml:space="preserve">note</w:t>
             </w:r>
           </w:p>
         </w:tc>
@@ -1267,67 +1487,67 @@
               <w:jc w:val="left"/>
             </w:pPr>
             <w:r>
-              <w:t xml:space="preserve">Gold</w:t>
-            </w:r>
-          </w:p>
-        </w:tc>
-        <w:tc>
-          <w:tcPr/>
-          <w:p>
-            <w:pPr>
-              <w:pStyle w:val="Compact"/>
-              <w:jc w:val="left"/>
-            </w:pPr>
-            <w:r>
-              <w:t xml:space="preserve">6.2%</w:t>
-            </w:r>
-          </w:p>
-        </w:tc>
-        <w:tc>
-          <w:tcPr/>
-          <w:p>
-            <w:pPr>
-              <w:pStyle w:val="Compact"/>
-              <w:jc w:val="left"/>
-            </w:pPr>
-            <w:r>
-              <w:t xml:space="preserve">16.3%</w:t>
-            </w:r>
-          </w:p>
-        </w:tc>
-        <w:tc>
-          <w:tcPr/>
-          <w:p>
-            <w:pPr>
-              <w:pStyle w:val="Compact"/>
-              <w:jc w:val="left"/>
-            </w:pPr>
-            <w:r>
-              <w:t xml:space="preserve">0.45</w:t>
-            </w:r>
-          </w:p>
-        </w:tc>
-        <w:tc>
-          <w:tcPr/>
-          <w:p>
-            <w:pPr>
-              <w:pStyle w:val="Compact"/>
-              <w:jc w:val="left"/>
-            </w:pPr>
-            <w:r>
-              <w:t xml:space="preserve">−38%</w:t>
-            </w:r>
-          </w:p>
-        </w:tc>
-        <w:tc>
-          <w:tcPr/>
-          <w:p>
-            <w:pPr>
-              <w:pStyle w:val="Compact"/>
-              <w:jc w:val="left"/>
-            </w:pPr>
-            <w:r>
-              <w:t xml:space="preserve">positive skew (crisis hedge)</w:t>
+              <w:t xml:space="preserve">High yield (hedged)</w:t>
+            </w:r>
+          </w:p>
+        </w:tc>
+        <w:tc>
+          <w:tcPr/>
+          <w:p>
+            <w:pPr>
+              <w:pStyle w:val="Compact"/>
+              <w:jc w:val="left"/>
+            </w:pPr>
+            <w:r>
+              <w:t xml:space="preserve">income/carry substitute</w:t>
+            </w:r>
+          </w:p>
+        </w:tc>
+        <w:tc>
+          <w:tcPr/>
+          <w:p>
+            <w:pPr>
+              <w:pStyle w:val="Compact"/>
+              <w:jc w:val="left"/>
+            </w:pPr>
+            <w:r>
+              <w:t xml:space="preserve">3.7%</w:t>
+            </w:r>
+          </w:p>
+        </w:tc>
+        <w:tc>
+          <w:tcPr/>
+          <w:p>
+            <w:pPr>
+              <w:pStyle w:val="Compact"/>
+              <w:jc w:val="left"/>
+            </w:pPr>
+            <w:r>
+              <w:t xml:space="preserve">10.3%</w:t>
+            </w:r>
+          </w:p>
+        </w:tc>
+        <w:tc>
+          <w:tcPr/>
+          <w:p>
+            <w:pPr>
+              <w:pStyle w:val="Compact"/>
+              <w:jc w:val="left"/>
+            </w:pPr>
+            <w:r>
+              <w:t xml:space="preserve">0.41</w:t>
+            </w:r>
+          </w:p>
+        </w:tc>
+        <w:tc>
+          <w:tcPr/>
+          <w:p>
+            <w:pPr>
+              <w:pStyle w:val="Compact"/>
+              <w:jc w:val="left"/>
+            </w:pPr>
+            <w:r>
+              <w:t xml:space="preserve">−29%</w:t>
             </w:r>
           </w:p>
         </w:tc>
@@ -1341,7 +1561,245 @@
               <w:jc w:val="left"/>
             </w:pPr>
             <w:r>
+              <w:t xml:space="preserve">EM debt (hedged)</w:t>
+            </w:r>
+          </w:p>
+        </w:tc>
+        <w:tc>
+          <w:tcPr/>
+          <w:p>
+            <w:pPr>
+              <w:pStyle w:val="Compact"/>
+              <w:jc w:val="left"/>
+            </w:pPr>
+            <w:r>
+              <w:t xml:space="preserve">income/carry substitute</w:t>
+            </w:r>
+          </w:p>
+        </w:tc>
+        <w:tc>
+          <w:tcPr/>
+          <w:p>
+            <w:pPr>
+              <w:pStyle w:val="Compact"/>
+              <w:jc w:val="left"/>
+            </w:pPr>
+            <w:r>
+              <w:t xml:space="preserve">3.3%</w:t>
+            </w:r>
+          </w:p>
+        </w:tc>
+        <w:tc>
+          <w:tcPr/>
+          <w:p>
+            <w:pPr>
+              <w:pStyle w:val="Compact"/>
+              <w:jc w:val="left"/>
+            </w:pPr>
+            <w:r>
+              <w:t xml:space="preserve">11.5%</w:t>
+            </w:r>
+          </w:p>
+        </w:tc>
+        <w:tc>
+          <w:tcPr/>
+          <w:p>
+            <w:pPr>
+              <w:pStyle w:val="Compact"/>
+              <w:jc w:val="left"/>
+            </w:pPr>
+            <w:r>
+              <w:t xml:space="preserve">0.34</w:t>
+            </w:r>
+          </w:p>
+        </w:tc>
+        <w:tc>
+          <w:tcPr/>
+          <w:p>
+            <w:pPr>
+              <w:pStyle w:val="Compact"/>
+              <w:jc w:val="left"/>
+            </w:pPr>
+            <w:r>
+              <w:t xml:space="preserve">−28%</w:t>
+            </w:r>
+          </w:p>
+        </w:tc>
+      </w:tr>
+      <w:tr>
+        <w:tc>
+          <w:tcPr/>
+          <w:p>
+            <w:pPr>
+              <w:pStyle w:val="Compact"/>
+              <w:jc w:val="left"/>
+            </w:pPr>
+            <w:r>
+              <w:t xml:space="preserve">Gold</w:t>
+            </w:r>
+          </w:p>
+        </w:tc>
+        <w:tc>
+          <w:tcPr/>
+          <w:p>
+            <w:pPr>
+              <w:pStyle w:val="Compact"/>
+              <w:jc w:val="left"/>
+            </w:pPr>
+            <w:r>
+              <w:t xml:space="preserve">crisis diversifier / store of value</w:t>
+            </w:r>
+          </w:p>
+        </w:tc>
+        <w:tc>
+          <w:tcPr/>
+          <w:p>
+            <w:pPr>
+              <w:pStyle w:val="Compact"/>
+              <w:jc w:val="left"/>
+            </w:pPr>
+            <w:r>
+              <w:t xml:space="preserve">6.2%</w:t>
+            </w:r>
+          </w:p>
+        </w:tc>
+        <w:tc>
+          <w:tcPr/>
+          <w:p>
+            <w:pPr>
+              <w:pStyle w:val="Compact"/>
+              <w:jc w:val="left"/>
+            </w:pPr>
+            <w:r>
+              <w:t xml:space="preserve">16.3%</w:t>
+            </w:r>
+          </w:p>
+        </w:tc>
+        <w:tc>
+          <w:tcPr/>
+          <w:p>
+            <w:pPr>
+              <w:pStyle w:val="Compact"/>
+              <w:jc w:val="left"/>
+            </w:pPr>
+            <w:r>
+              <w:t xml:space="preserve">0.45</w:t>
+            </w:r>
+          </w:p>
+        </w:tc>
+        <w:tc>
+          <w:tcPr/>
+          <w:p>
+            <w:pPr>
+              <w:pStyle w:val="Compact"/>
+              <w:jc w:val="left"/>
+            </w:pPr>
+            <w:r>
+              <w:t xml:space="preserve">−38%</w:t>
+            </w:r>
+          </w:p>
+        </w:tc>
+      </w:tr>
+      <w:tr>
+        <w:tc>
+          <w:tcPr/>
+          <w:p>
+            <w:pPr>
+              <w:pStyle w:val="Compact"/>
+              <w:jc w:val="left"/>
+            </w:pPr>
+            <w:r>
+              <w:t xml:space="preserve">Managed futures</w:t>
+            </w:r>
+          </w:p>
+        </w:tc>
+        <w:tc>
+          <w:tcPr/>
+          <w:p>
+            <w:pPr>
+              <w:pStyle w:val="Compact"/>
+              <w:jc w:val="left"/>
+            </w:pPr>
+            <w:r>
+              <w:t xml:space="preserve">crisis diversifier</w:t>
+            </w:r>
+          </w:p>
+        </w:tc>
+        <w:tc>
+          <w:tcPr/>
+          <w:p>
+            <w:pPr>
+              <w:pStyle w:val="Compact"/>
+              <w:jc w:val="left"/>
+            </w:pPr>
+            <w:r>
+              <w:rPr>
+                <w:bCs/>
+                <w:b/>
+              </w:rPr>
+              <w:t xml:space="preserve">−0.7%</w:t>
+            </w:r>
+          </w:p>
+        </w:tc>
+        <w:tc>
+          <w:tcPr/>
+          <w:p>
+            <w:pPr>
+              <w:pStyle w:val="Compact"/>
+              <w:jc w:val="left"/>
+            </w:pPr>
+            <w:r>
+              <w:t xml:space="preserve">13.8%</w:t>
+            </w:r>
+          </w:p>
+        </w:tc>
+        <w:tc>
+          <w:tcPr/>
+          <w:p>
+            <w:pPr>
+              <w:pStyle w:val="Compact"/>
+              <w:jc w:val="left"/>
+            </w:pPr>
+            <w:r>
+              <w:t xml:space="preserve">0.02</w:t>
+            </w:r>
+          </w:p>
+        </w:tc>
+        <w:tc>
+          <w:tcPr/>
+          <w:p>
+            <w:pPr>
+              <w:pStyle w:val="Compact"/>
+              <w:jc w:val="left"/>
+            </w:pPr>
+            <w:r>
+              <w:t xml:space="preserve">−47%</w:t>
+            </w:r>
+          </w:p>
+        </w:tc>
+      </w:tr>
+      <w:tr>
+        <w:tc>
+          <w:tcPr/>
+          <w:p>
+            <w:pPr>
+              <w:pStyle w:val="Compact"/>
+              <w:jc w:val="left"/>
+            </w:pPr>
+            <w:r>
               <w:t xml:space="preserve">Commodities</w:t>
+            </w:r>
+          </w:p>
+        </w:tc>
+        <w:tc>
+          <w:tcPr/>
+          <w:p>
+            <w:pPr>
+              <w:pStyle w:val="Compact"/>
+              <w:jc w:val="left"/>
+            </w:pPr>
+            <w:r>
+              <w:t xml:space="preserve">inflation hedge</w:t>
             </w:r>
           </w:p>
         </w:tc>
@@ -1397,22 +1855,6 @@
             </w:r>
           </w:p>
         </w:tc>
-        <w:tc>
-          <w:tcPr/>
-          <w:p>
-            <w:pPr>
-              <w:pStyle w:val="Compact"/>
-              <w:jc w:val="left"/>
-            </w:pPr>
-            <w:r>
-              <w:rPr>
-                <w:bCs/>
-                <w:b/>
-              </w:rPr>
-              <w:t xml:space="preserve">lost money</w:t>
-            </w:r>
-          </w:p>
-        </w:tc>
       </w:tr>
       <w:tr>
         <w:tc>
@@ -1435,6 +1877,18 @@
               <w:jc w:val="left"/>
             </w:pPr>
             <w:r>
+              <w:t xml:space="preserve">real income / inflation</w:t>
+            </w:r>
+          </w:p>
+        </w:tc>
+        <w:tc>
+          <w:tcPr/>
+          <w:p>
+            <w:pPr>
+              <w:pStyle w:val="Compact"/>
+              <w:jc w:val="left"/>
+            </w:pPr>
+            <w:r>
               <w:t xml:space="preserve">3.7%</w:t>
             </w:r>
           </w:p>
@@ -1472,18 +1926,6 @@
             </w:pPr>
             <w:r>
               <w:t xml:space="preserve">−45%</w:t>
-            </w:r>
-          </w:p>
-        </w:tc>
-        <w:tc>
-          <w:tcPr/>
-          <w:p>
-            <w:pPr>
-              <w:pStyle w:val="Compact"/>
-              <w:jc w:val="left"/>
-            </w:pPr>
-            <w:r>
-              <w:t xml:space="preserve">equity-like</w:t>
             </w:r>
           </w:p>
         </w:tc>
@@ -1497,7 +1939,19 @@
               <w:jc w:val="left"/>
             </w:pPr>
             <w:r>
-              <w:t xml:space="preserve">Convertibles (2009)</w:t>
+              <w:t xml:space="preserve">Convertibles (from 2009)</w:t>
+            </w:r>
+          </w:p>
+        </w:tc>
+        <w:tc>
+          <w:tcPr/>
+          <w:p>
+            <w:pPr>
+              <w:pStyle w:val="Compact"/>
+              <w:jc w:val="left"/>
+            </w:pPr>
+            <w:r>
+              <w:t xml:space="preserve">hybrid (equity-linked)</w:t>
             </w:r>
           </w:p>
         </w:tc>
@@ -1546,251 +2000,6 @@
             </w:pPr>
             <w:r>
               <w:t xml:space="preserve">−24%</w:t>
-            </w:r>
-          </w:p>
-        </w:tc>
-        <w:tc>
-          <w:tcPr/>
-          <w:p>
-            <w:pPr>
-              <w:pStyle w:val="Compact"/>
-              <w:jc w:val="left"/>
-            </w:pPr>
-            <w:r>
-              <w:t xml:space="preserve">equity-linked</w:t>
-            </w:r>
-          </w:p>
-        </w:tc>
-      </w:tr>
-      <w:tr>
-        <w:tc>
-          <w:tcPr/>
-          <w:p>
-            <w:pPr>
-              <w:pStyle w:val="Compact"/>
-              <w:jc w:val="left"/>
-            </w:pPr>
-            <w:r>
-              <w:t xml:space="preserve">Managed futures</w:t>
-            </w:r>
-          </w:p>
-        </w:tc>
-        <w:tc>
-          <w:tcPr/>
-          <w:p>
-            <w:pPr>
-              <w:pStyle w:val="Compact"/>
-              <w:jc w:val="left"/>
-            </w:pPr>
-            <w:r>
-              <w:rPr>
-                <w:bCs/>
-                <w:b/>
-              </w:rPr>
-              <w:t xml:space="preserve">−0.7%</w:t>
-            </w:r>
-          </w:p>
-        </w:tc>
-        <w:tc>
-          <w:tcPr/>
-          <w:p>
-            <w:pPr>
-              <w:pStyle w:val="Compact"/>
-              <w:jc w:val="left"/>
-            </w:pPr>
-            <w:r>
-              <w:t xml:space="preserve">13.8%</w:t>
-            </w:r>
-          </w:p>
-        </w:tc>
-        <w:tc>
-          <w:tcPr/>
-          <w:p>
-            <w:pPr>
-              <w:pStyle w:val="Compact"/>
-              <w:jc w:val="left"/>
-            </w:pPr>
-            <w:r>
-              <w:t xml:space="preserve">0.02</w:t>
-            </w:r>
-          </w:p>
-        </w:tc>
-        <w:tc>
-          <w:tcPr/>
-          <w:p>
-            <w:pPr>
-              <w:pStyle w:val="Compact"/>
-              <w:jc w:val="left"/>
-            </w:pPr>
-            <w:r>
-              <w:t xml:space="preserve">−47%</w:t>
-            </w:r>
-          </w:p>
-        </w:tc>
-        <w:tc>
-          <w:tcPr/>
-          <w:p>
-            <w:pPr>
-              <w:pStyle w:val="Compact"/>
-              <w:jc w:val="left"/>
-            </w:pPr>
-            <w:r>
-              <w:rPr>
-                <w:bCs/>
-                <w:b/>
-              </w:rPr>
-              <w:t xml:space="preserve">lost money</w:t>
-            </w:r>
-            <w:r>
-              <w:t xml:space="preserve">, crisis-alpha</w:t>
-            </w:r>
-          </w:p>
-        </w:tc>
-      </w:tr>
-      <w:tr>
-        <w:tc>
-          <w:tcPr/>
-          <w:p>
-            <w:pPr>
-              <w:pStyle w:val="Compact"/>
-              <w:jc w:val="left"/>
-            </w:pPr>
-            <w:r>
-              <w:t xml:space="preserve">High yield (hedged)</w:t>
-            </w:r>
-          </w:p>
-        </w:tc>
-        <w:tc>
-          <w:tcPr/>
-          <w:p>
-            <w:pPr>
-              <w:pStyle w:val="Compact"/>
-              <w:jc w:val="left"/>
-            </w:pPr>
-            <w:r>
-              <w:t xml:space="preserve">3.7%</w:t>
-            </w:r>
-          </w:p>
-        </w:tc>
-        <w:tc>
-          <w:tcPr/>
-          <w:p>
-            <w:pPr>
-              <w:pStyle w:val="Compact"/>
-              <w:jc w:val="left"/>
-            </w:pPr>
-            <w:r>
-              <w:t xml:space="preserve">10.3%</w:t>
-            </w:r>
-          </w:p>
-        </w:tc>
-        <w:tc>
-          <w:tcPr/>
-          <w:p>
-            <w:pPr>
-              <w:pStyle w:val="Compact"/>
-              <w:jc w:val="left"/>
-            </w:pPr>
-            <w:r>
-              <w:t xml:space="preserve">0.41</w:t>
-            </w:r>
-          </w:p>
-        </w:tc>
-        <w:tc>
-          <w:tcPr/>
-          <w:p>
-            <w:pPr>
-              <w:pStyle w:val="Compact"/>
-              <w:jc w:val="left"/>
-            </w:pPr>
-            <w:r>
-              <w:t xml:space="preserve">−29%</w:t>
-            </w:r>
-          </w:p>
-        </w:tc>
-        <w:tc>
-          <w:tcPr/>
-          <w:p>
-            <w:pPr>
-              <w:pStyle w:val="Compact"/>
-              <w:jc w:val="left"/>
-            </w:pPr>
-            <w:r>
-              <w:t xml:space="preserve">credit carry, fat tails</w:t>
-            </w:r>
-          </w:p>
-        </w:tc>
-      </w:tr>
-      <w:tr>
-        <w:tc>
-          <w:tcPr/>
-          <w:p>
-            <w:pPr>
-              <w:pStyle w:val="Compact"/>
-              <w:jc w:val="left"/>
-            </w:pPr>
-            <w:r>
-              <w:t xml:space="preserve">EM debt (hedged)</w:t>
-            </w:r>
-          </w:p>
-        </w:tc>
-        <w:tc>
-          <w:tcPr/>
-          <w:p>
-            <w:pPr>
-              <w:pStyle w:val="Compact"/>
-              <w:jc w:val="left"/>
-            </w:pPr>
-            <w:r>
-              <w:t xml:space="preserve">3.3%</w:t>
-            </w:r>
-          </w:p>
-        </w:tc>
-        <w:tc>
-          <w:tcPr/>
-          <w:p>
-            <w:pPr>
-              <w:pStyle w:val="Compact"/>
-              <w:jc w:val="left"/>
-            </w:pPr>
-            <w:r>
-              <w:t xml:space="preserve">11.5%</w:t>
-            </w:r>
-          </w:p>
-        </w:tc>
-        <w:tc>
-          <w:tcPr/>
-          <w:p>
-            <w:pPr>
-              <w:pStyle w:val="Compact"/>
-              <w:jc w:val="left"/>
-            </w:pPr>
-            <w:r>
-              <w:t xml:space="preserve">0.34</w:t>
-            </w:r>
-          </w:p>
-        </w:tc>
-        <w:tc>
-          <w:tcPr/>
-          <w:p>
-            <w:pPr>
-              <w:pStyle w:val="Compact"/>
-              <w:jc w:val="left"/>
-            </w:pPr>
-            <w:r>
-              <w:t xml:space="preserve">−28%</w:t>
-            </w:r>
-          </w:p>
-        </w:tc>
-        <w:tc>
-          <w:tcPr/>
-          <w:p>
-            <w:pPr>
-              <w:pStyle w:val="Compact"/>
-              <w:jc w:val="left"/>
-            </w:pPr>
-            <w:r>
-              <w:t xml:space="preserve">credit carry, fat tails</w:t>
             </w:r>
           </w:p>
         </w:tc>
@@ -1801,6 +2010,66 @@
         <w:pStyle w:val="BodyText"/>
       </w:pPr>
       <w:r>
+        <w:t xml:space="preserve">None is a</w:t>
+      </w:r>
+      <w:r>
+        <w:t xml:space="preserve"> </w:t>
+      </w:r>
+      <w:r>
+        <w:rPr>
+          <w:bCs/>
+          <w:b/>
+        </w:rPr>
+        <w:t xml:space="preserve">duration substitute</w:t>
+      </w:r>
+      <w:r>
+        <w:t xml:space="preserve"> </w:t>
+      </w:r>
+      <w:r>
+        <w:t xml:space="preserve">— the one bond function hardest to replace.</w:t>
+      </w:r>
+      <w:r>
+        <w:t xml:space="preserve"> </w:t>
+      </w:r>
+      <w:r>
+        <w:rPr>
+          <w:bCs/>
+          <w:b/>
+        </w:rPr>
+        <w:t xml:space="preserve">Primary</w:t>
+      </w:r>
+      <w:r>
+        <w:rPr>
+          <w:bCs/>
+          <w:b/>
+        </w:rPr>
+        <w:t xml:space="preserve"> </w:t>
+      </w:r>
+      <w:r>
+        <w:rPr>
+          <w:bCs/>
+          <w:b/>
+        </w:rPr>
+        <w:t xml:space="preserve">basket</w:t>
+      </w:r>
+      <w:r>
+        <w:t xml:space="preserve"> </w:t>
+      </w:r>
+      <w:r>
+        <w:t xml:space="preserve">= equal weight of the six with full 2008 history (convertibles excluded from the</w:t>
+      </w:r>
+      <w:r>
+        <w:t xml:space="preserve"> </w:t>
+      </w:r>
+      <w:r>
+        <w:t xml:space="preserve">primary basket because it lacks pre-2009 history; analysed separately as a candidate class).</w:t>
+      </w:r>
+    </w:p>
+    <w:p>
+      <w:pPr>
+        <w:pStyle w:val="BodyText"/>
+      </w:pPr>
+      <w:r>
         <w:rPr>
           <w:bCs/>
           <w:b/>
@@ -1811,7 +2080,7 @@
         <w:t xml:space="preserve"> </w:t>
       </w:r>
       <w:r>
-        <w:t xml:space="preserve">(all fail the director's</w:t>
+        <w:t xml:space="preserve">(all fail the</w:t>
       </w:r>
       <w:r>
         <w:t xml:space="preserve"> </w:t>
@@ -1821,7 +2090,7 @@
           <w:iCs/>
           <w:i/>
         </w:rPr>
-        <w:t xml:space="preserve">investable / net-of-fee / liquid</w:t>
+        <w:t xml:space="preserve">investable / liquid / net-of-fee</w:t>
       </w:r>
       <w:r>
         <w:t xml:space="preserve"> </w:t>
@@ -1829,78 +2098,55 @@
       <w:r>
         <w:t xml:space="preserve">bar):</w:t>
       </w:r>
-    </w:p>
-    <w:p>
-      <w:pPr>
-        <w:numPr>
-          <w:ilvl w:val="0"/>
-          <w:numId w:val="1002"/>
-        </w:numPr>
-        <w:pStyle w:val="Compact"/>
-      </w:pPr>
-      <w:r>
-        <w:rPr>
-          <w:bCs/>
-          <w:b/>
-        </w:rPr>
-        <w:t xml:space="preserve">ILS / cat bonds</w:t>
-      </w:r>
-      <w:r>
-        <w:t xml:space="preserve"> </w:t>
-      </w:r>
-      <w:r>
-        <w:t xml:space="preserve">— no clean public daily/monthly total-return history to 2008; semi-liquid.</w:t>
-      </w:r>
-    </w:p>
-    <w:p>
-      <w:pPr>
-        <w:numPr>
-          <w:ilvl w:val="0"/>
-          <w:numId w:val="1002"/>
-        </w:numPr>
-        <w:pStyle w:val="Compact"/>
-      </w:pPr>
-      <w:r>
-        <w:rPr>
-          <w:bCs/>
-          <w:b/>
-        </w:rPr>
-        <w:t xml:space="preserve">Private equity / private credit</w:t>
-      </w:r>
-      <w:r>
-        <w:t xml:space="preserve"> </w:t>
-      </w:r>
-      <w:r>
-        <w:t xml:space="preserve">— unlisted, appraisal-</w:t>
-      </w:r>
-      <w:r>
-        <w:rPr>
-          <w:bCs/>
-          <w:b/>
-        </w:rPr>
-        <w:t xml:space="preserve">smoothed</w:t>
-      </w:r>
-      <w:r>
-        <w:t xml:space="preserve"> </w:t>
-      </w:r>
-      <w:r>
-        <w:t xml:space="preserve">NAV, lock-ups; a listed</w:t>
-      </w:r>
-      <w:r>
-        <w:t xml:space="preserve"> </w:t>
-      </w:r>
-      <w:r>
-        <w:t xml:space="preserve">proxy shows equity risk, not the private return, and can't be rebalanced monthly.</w:t>
-      </w:r>
-    </w:p>
-    <w:p>
-      <w:pPr>
-        <w:numPr>
-          <w:ilvl w:val="0"/>
-          <w:numId w:val="1002"/>
-        </w:numPr>
-        <w:pStyle w:val="Compact"/>
-      </w:pPr>
+      <w:r>
+        <w:t xml:space="preserve"> </w:t>
+      </w:r>
+      <w:r>
+        <w:rPr>
+          <w:bCs/>
+          <w:b/>
+        </w:rPr>
+        <w:t xml:space="preserve">ILS/cat</w:t>
+      </w:r>
+      <w:r>
+        <w:rPr>
+          <w:bCs/>
+          <w:b/>
+        </w:rPr>
+        <w:t xml:space="preserve"> </w:t>
+      </w:r>
+      <w:r>
+        <w:rPr>
+          <w:bCs/>
+          <w:b/>
+        </w:rPr>
+        <w:t xml:space="preserve">bonds</w:t>
+      </w:r>
+      <w:r>
+        <w:t xml:space="preserve"> </w:t>
+      </w:r>
+      <w:r>
+        <w:t xml:space="preserve">(no clean public total-return history; semi-liquid);</w:t>
+      </w:r>
+      <w:r>
+        <w:t xml:space="preserve"> </w:t>
+      </w:r>
+      <w:r>
+        <w:rPr>
+          <w:bCs/>
+          <w:b/>
+        </w:rPr>
+        <w:t xml:space="preserve">private equity/credit</w:t>
+      </w:r>
+      <w:r>
+        <w:t xml:space="preserve"> </w:t>
+      </w:r>
+      <w:r>
+        <w:t xml:space="preserve">(unlisted, appraisal-smoothed NAV, lock-ups);</w:t>
+      </w:r>
+      <w:r>
+        <w:t xml:space="preserve"> </w:t>
+      </w:r>
       <w:r>
         <w:rPr>
           <w:bCs/>
@@ -1912,35 +2158,13 @@
         <w:t xml:space="preserve"> </w:t>
       </w:r>
       <w:r>
-        <w:t xml:space="preserve">— institutional investment foundations: unlisted, appraisal-based NAV,</w:t>
-      </w:r>
-      <w:r>
-        <w:t xml:space="preserve"> </w:t>
-      </w:r>
-      <w:r>
-        <w:t xml:space="preserve">semi-annual liquidity;</w:t>
-      </w:r>
-      <w:r>
-        <w:t xml:space="preserve"> </w:t>
-      </w:r>
-      <w:r>
-        <w:rPr>
-          <w:bCs/>
-          <w:b/>
-        </w:rPr>
-        <w:t xml:space="preserve">no public series/benchmark found</w:t>
-      </w:r>
-      <w:r>
-        <w:t xml:space="preserve"> </w:t>
-      </w:r>
-      <w:r>
-        <w:t xml:space="preserve">(we searched). A natural CHF</w:t>
-      </w:r>
-      <w:r>
-        <w:t xml:space="preserve"> </w:t>
-      </w:r>
-      <w:r>
-        <w:t xml:space="preserve">addition</w:t>
+        <w:t xml:space="preserve">(institutional</w:t>
+      </w:r>
+      <w:r>
+        <w:t xml:space="preserve"> </w:t>
+      </w:r>
+      <w:r>
+        <w:t xml:space="preserve">Anlagestiftungen, appraisal NAV, no public series found — a natural CHF addition</w:t>
       </w:r>
       <w:r>
         <w:t xml:space="preserve"> </w:t>
@@ -1956,17 +2180,32 @@
         <w:t xml:space="preserve"> </w:t>
       </w:r>
       <w:r>
-        <w:t xml:space="preserve">VZ can supply an institutional NAV series.</w:t>
+        <w:t xml:space="preserve">VZ</w:t>
+      </w:r>
+      <w:r>
+        <w:t xml:space="preserve"> </w:t>
+      </w:r>
+      <w:r>
+        <w:t xml:space="preserve">supplies an institutional NAV).</w:t>
       </w:r>
     </w:p>
     <w:bookmarkEnd w:id="24"/>
-    <w:bookmarkStart w:id="25" w:name="Xd9fb40bbe78cd56eec9d9380e326e16f4fa6064"/>
+    <w:bookmarkStart w:id="29" w:name="Xb84024f831f54dd6cf41fa7512b2dfdd301b0cb"/>
     <w:p>
       <w:pPr>
         <w:pStyle w:val="Heading2"/>
       </w:pPr>
       <w:r>
-        <w:t xml:space="preserve">6. The core problem, seen regime by regime — duration matters</w:t>
+        <w:t xml:space="preserve">6. Results</w:t>
+      </w:r>
+    </w:p>
+    <w:bookmarkStart w:id="25" w:name="X9fc69f3e05fa2ec5f03a2b9c8a7b9772b451416"/>
+    <w:p>
+      <w:pPr>
+        <w:pStyle w:val="Heading3"/>
+      </w:pPr>
+      <w:r>
+        <w:t xml:space="preserve">6.1 The core problem — bonds by regime (fig. 05)</w:t>
       </w:r>
     </w:p>
     <w:p>
@@ -1974,7 +2213,7 @@
         <w:pStyle w:val="FirstParagraph"/>
       </w:pPr>
       <w:r>
-        <w:t xml:space="preserve">Annualised return of each bond tranche in each SNB regime (fig. 05):</w:t>
+        <w:t xml:space="preserve">Annualised return of each bond tranche per SNB regime:</w:t>
       </w:r>
     </w:p>
     <w:tbl>
@@ -2078,17 +2317,7 @@
               <w:jc w:val="left"/>
             </w:pPr>
             <w:r>
-              <w:rPr>
-                <w:bCs/>
-                <w:b/>
-              </w:rPr>
-              <w:t xml:space="preserve">R1 2008–14</w:t>
-            </w:r>
-            <w:r>
-              <w:t xml:space="preserve"> </w:t>
-            </w:r>
-            <w:r>
-              <w:t xml:space="preserve">low positive</w:t>
+              <w:t xml:space="preserve">R1 2008–14 low positive</w:t>
             </w:r>
           </w:p>
         </w:tc>
@@ -2162,17 +2391,7 @@
               <w:jc w:val="left"/>
             </w:pPr>
             <w:r>
-              <w:rPr>
-                <w:bCs/>
-                <w:b/>
-              </w:rPr>
-              <w:t xml:space="preserve">R2 2015–22</w:t>
-            </w:r>
-            <w:r>
-              <w:t xml:space="preserve"> </w:t>
-            </w:r>
-            <w:r>
-              <w:t xml:space="preserve">negative</w:t>
+              <w:t xml:space="preserve">R2 2015–22 negative</w:t>
             </w:r>
           </w:p>
         </w:tc>
@@ -2246,17 +2465,7 @@
               <w:jc w:val="left"/>
             </w:pPr>
             <w:r>
-              <w:rPr>
-                <w:bCs/>
-                <w:b/>
-              </w:rPr>
-              <w:t xml:space="preserve">R3 2022–24</w:t>
-            </w:r>
-            <w:r>
-              <w:t xml:space="preserve"> </w:t>
-            </w:r>
-            <w:r>
-              <w:t xml:space="preserve">hikes</w:t>
+              <w:t xml:space="preserve">R3 2022–24 hikes</w:t>
             </w:r>
           </w:p>
         </w:tc>
@@ -2308,10 +2517,6 @@
               <w:jc w:val="left"/>
             </w:pPr>
             <w:r>
-              <w:rPr>
-                <w:bCs/>
-                <w:b/>
-              </w:rPr>
               <w:t xml:space="preserve">−0.8%</w:t>
             </w:r>
           </w:p>
@@ -2338,17 +2543,7 @@
               <w:jc w:val="left"/>
             </w:pPr>
             <w:r>
-              <w:rPr>
-                <w:bCs/>
-                <w:b/>
-              </w:rPr>
-              <w:t xml:space="preserve">R4 2024–26</w:t>
-            </w:r>
-            <w:r>
-              <w:t xml:space="preserve"> </w:t>
-            </w:r>
-            <w:r>
-              <w:t xml:space="preserve">easing</w:t>
+              <w:t xml:space="preserve">R4 2024–26 easing</w:t>
             </w:r>
           </w:p>
         </w:tc>
@@ -2419,165 +2614,72 @@
         <w:pStyle w:val="BodyText"/>
       </w:pPr>
       <w:r>
-        <w:t xml:space="preserve">Two readings the thesis needs:</w:t>
-      </w:r>
-    </w:p>
-    <w:p>
-      <w:pPr>
-        <w:numPr>
-          <w:ilvl w:val="0"/>
-          <w:numId w:val="1003"/>
-        </w:numPr>
-        <w:pStyle w:val="Compact"/>
-      </w:pPr>
-      <w:r>
-        <w:rPr>
-          <w:bCs/>
-          <w:b/>
-        </w:rPr>
-        <w:t xml:space="preserve">Bonds delivered their premium only when rates fell (R1).</w:t>
-      </w:r>
-      <w:r>
-        <w:t xml:space="preserve"> </w:t>
-      </w:r>
-      <w:r>
-        <w:t xml:space="preserve">In the negative-rate era (R2)</w:t>
-      </w:r>
-      <w:r>
-        <w:t xml:space="preserve"> </w:t>
-      </w:r>
-      <w:r>
-        <w:t xml:space="preserve">the whole fixed-income + cash sleeve earned</w:t>
-      </w:r>
-      <w:r>
-        <w:t xml:space="preserve"> </w:t>
-      </w:r>
-      <w:r>
-        <w:rPr>
-          <w:bCs/>
-          <w:b/>
-        </w:rPr>
-        <w:t xml:space="preserve">≈ 0 or less</w:t>
-      </w:r>
-      <w:r>
-        <w:t xml:space="preserve">; when rates</w:t>
-      </w:r>
-      <w:r>
-        <w:t xml:space="preserve"> </w:t>
-      </w:r>
-      <w:r>
-        <w:rPr>
-          <w:iCs/>
-          <w:i/>
-        </w:rPr>
-        <w:t xml:space="preserve">rose</w:t>
-      </w:r>
-      <w:r>
-        <w:t xml:space="preserve"> </w:t>
-      </w:r>
-      <w:r>
-        <w:t xml:space="preserve">(R3) broad</w:t>
-      </w:r>
-      <w:r>
-        <w:t xml:space="preserve"> </w:t>
-      </w:r>
-      <w:r>
-        <w:t xml:space="preserve">world bonds</w:t>
-      </w:r>
-      <w:r>
-        <w:t xml:space="preserve"> </w:t>
-      </w:r>
-      <w:r>
-        <w:rPr>
-          <w:bCs/>
-          <w:b/>
-        </w:rPr>
-        <w:t xml:space="preserve">lost 2%/yr</w:t>
-      </w:r>
-      <w:r>
-        <w:t xml:space="preserve">.</w:t>
-      </w:r>
-    </w:p>
-    <w:p>
-      <w:pPr>
-        <w:numPr>
-          <w:ilvl w:val="0"/>
-          <w:numId w:val="1003"/>
-        </w:numPr>
-        <w:pStyle w:val="Compact"/>
-      </w:pPr>
-      <w:r>
-        <w:rPr>
-          <w:bCs/>
-          <w:b/>
-        </w:rPr>
-        <w:t xml:space="preserve">Duration is the transmission channel.</w:t>
-      </w:r>
-      <w:r>
-        <w:t xml:space="preserve"> </w:t>
-      </w:r>
-      <w:r>
-        <w:t xml:space="preserve">In the 2022–24 hikes, the</w:t>
-      </w:r>
-      <w:r>
-        <w:t xml:space="preserve"> </w:t>
-      </w:r>
-      <w:r>
-        <w:rPr>
-          <w:bCs/>
-          <w:b/>
-        </w:rPr>
-        <w:t xml:space="preserve">short (1-5)</w:t>
-      </w:r>
-      <w:r>
-        <w:t xml:space="preserve"> </w:t>
-      </w:r>
-      <w:r>
-        <w:t xml:space="preserve">world</w:t>
-      </w:r>
-      <w:r>
-        <w:t xml:space="preserve"> </w:t>
-      </w:r>
-      <w:r>
-        <w:t xml:space="preserve">tranche lost only −0.8% vs the broad −2.0% — VZ's own short-duration split already cushions</w:t>
-      </w:r>
-      <w:r>
-        <w:t xml:space="preserve"> </w:t>
-      </w:r>
-      <w:r>
-        <w:t xml:space="preserve">the rate shock. Swiss and world bonds are correlated (0.79) but</w:t>
-      </w:r>
-      <w:r>
-        <w:t xml:space="preserve"> </w:t>
-      </w:r>
-      <w:r>
-        <w:rPr>
-          <w:bCs/>
-          <w:b/>
-        </w:rPr>
-        <w:t xml:space="preserve">not redundant</w:t>
-      </w:r>
-      <w:r>
-        <w:t xml:space="preserve"> </w:t>
-      </w:r>
-      <w:r>
-        <w:t xml:space="preserve">(they</w:t>
-      </w:r>
-      <w:r>
-        <w:t xml:space="preserve"> </w:t>
-      </w:r>
-      <w:r>
-        <w:t xml:space="preserve">diverge sharply in R3), so the sleeve should keep both, broad and short.</w:t>
+        <w:t xml:space="preserve">Bond performance was</w:t>
+      </w:r>
+      <w:r>
+        <w:t xml:space="preserve"> </w:t>
+      </w:r>
+      <w:r>
+        <w:rPr>
+          <w:bCs/>
+          <w:b/>
+        </w:rPr>
+        <w:t xml:space="preserve">strongest in the low-positive-rate regime (R1) and weakest in the</w:t>
+      </w:r>
+      <w:r>
+        <w:rPr>
+          <w:bCs/>
+          <w:b/>
+        </w:rPr>
+        <w:t xml:space="preserve"> </w:t>
+      </w:r>
+      <w:r>
+        <w:rPr>
+          <w:bCs/>
+          <w:b/>
+        </w:rPr>
+        <w:t xml:space="preserve">negative-rate (R2) and tightening (R3) regimes</w:t>
+      </w:r>
+      <w:r>
+        <w:t xml:space="preserve">. The broad-vs-short contrast in R3 (−2.0% vs</w:t>
+      </w:r>
+      <w:r>
+        <w:t xml:space="preserve"> </w:t>
+      </w:r>
+      <w:r>
+        <w:t xml:space="preserve">−0.8%) is</w:t>
+      </w:r>
+      <w:r>
+        <w:t xml:space="preserve"> </w:t>
+      </w:r>
+      <w:r>
+        <w:rPr>
+          <w:bCs/>
+          <w:b/>
+        </w:rPr>
+        <w:t xml:space="preserve">consistent with duration exposure being an important transmission channel</w:t>
+      </w:r>
+      <w:r>
+        <w:t xml:space="preserve"> </w:t>
+      </w:r>
+      <w:r>
+        <w:t xml:space="preserve">(a formal rate-beta decomposition is left as an extension). Swiss and world bonds correlate</w:t>
+      </w:r>
+      <w:r>
+        <w:t xml:space="preserve"> </w:t>
+      </w:r>
+      <w:r>
+        <w:t xml:space="preserve">0.79 but diverge in R3 — not redundant, so the sleeve keeps both.</w:t>
       </w:r>
     </w:p>
     <w:bookmarkEnd w:id="25"/>
-    <w:bookmarkStart w:id="26" w:name="X78fa6579887e33eed2ef1eb81714ba055f5699b"/>
-    <w:p>
-      <w:pPr>
-        <w:pStyle w:val="Heading2"/>
-      </w:pPr>
-      <w:r>
-        <w:t xml:space="preserve">7. Does replacing bonds help? — regime by regime</w:t>
+    <w:bookmarkStart w:id="26" w:name="Xaf639e5d7097087a0d6e44743757c38b3833f02"/>
+    <w:p>
+      <w:pPr>
+        <w:pStyle w:val="Heading3"/>
+      </w:pPr>
+      <w:r>
+        <w:t xml:space="preserve">6.2 The trade-off curve — the primary result (fig. 01, 04)</w:t>
       </w:r>
     </w:p>
     <w:p>
@@ -2585,19 +2687,7 @@
         <w:pStyle w:val="FirstParagraph"/>
       </w:pPr>
       <w:r>
-        <w:t xml:space="preserve">Net-of-fee annualised return, AP5 vs replacement steps (fig. 04; full 0–100% grid in</w:t>
-      </w:r>
-      <w:r>
-        <w:t xml:space="preserve"> </w:t>
-      </w:r>
-      <w:r>
-        <w:rPr>
-          <w:rStyle w:val="VerbatimChar"/>
-        </w:rPr>
-        <w:t xml:space="preserve">analysis/</w:t>
-      </w:r>
-      <w:r>
-        <w:t xml:space="preserve">):</w:t>
+        <w:t xml:space="preserve">Full period, net of fees (0–100% of the sleeve replaced by the primary basket):</w:t>
       </w:r>
     </w:p>
     <w:tbl>
@@ -2627,67 +2717,67 @@
               <w:jc w:val="left"/>
             </w:pPr>
             <w:r>
-              <w:t xml:space="preserve">Regime</w:t>
-            </w:r>
-          </w:p>
-        </w:tc>
-        <w:tc>
-          <w:tcPr/>
-          <w:p>
-            <w:pPr>
-              <w:pStyle w:val="Compact"/>
-              <w:jc w:val="left"/>
-            </w:pPr>
-            <w:r>
-              <w:t xml:space="preserve">AP5</w:t>
-            </w:r>
-          </w:p>
-        </w:tc>
-        <w:tc>
-          <w:tcPr/>
-          <w:p>
-            <w:pPr>
-              <w:pStyle w:val="Compact"/>
-              <w:jc w:val="left"/>
-            </w:pPr>
-            <w:r>
-              <w:t xml:space="preserve">20%</w:t>
-            </w:r>
-          </w:p>
-        </w:tc>
-        <w:tc>
-          <w:tcPr/>
-          <w:p>
-            <w:pPr>
-              <w:pStyle w:val="Compact"/>
-              <w:jc w:val="left"/>
-            </w:pPr>
-            <w:r>
-              <w:t xml:space="preserve">50%</w:t>
-            </w:r>
-          </w:p>
-        </w:tc>
-        <w:tc>
-          <w:tcPr/>
-          <w:p>
-            <w:pPr>
-              <w:pStyle w:val="Compact"/>
-              <w:jc w:val="left"/>
-            </w:pPr>
-            <w:r>
-              <w:t xml:space="preserve">100%</w:t>
-            </w:r>
-          </w:p>
-        </w:tc>
-        <w:tc>
-          <w:tcPr/>
-          <w:p>
-            <w:pPr>
-              <w:pStyle w:val="Compact"/>
-              <w:jc w:val="left"/>
-            </w:pPr>
-            <w:r>
-              <w:t xml:space="preserve">Read</w:t>
+              <w:t xml:space="preserve">Book</w:t>
+            </w:r>
+          </w:p>
+        </w:tc>
+        <w:tc>
+          <w:tcPr/>
+          <w:p>
+            <w:pPr>
+              <w:pStyle w:val="Compact"/>
+              <w:jc w:val="left"/>
+            </w:pPr>
+            <w:r>
+              <w:t xml:space="preserve">CAGR</w:t>
+            </w:r>
+          </w:p>
+        </w:tc>
+        <w:tc>
+          <w:tcPr/>
+          <w:p>
+            <w:pPr>
+              <w:pStyle w:val="Compact"/>
+              <w:jc w:val="left"/>
+            </w:pPr>
+            <w:r>
+              <w:t xml:space="preserve">Vol</w:t>
+            </w:r>
+          </w:p>
+        </w:tc>
+        <w:tc>
+          <w:tcPr/>
+          <w:p>
+            <w:pPr>
+              <w:pStyle w:val="Compact"/>
+              <w:jc w:val="left"/>
+            </w:pPr>
+            <w:r>
+              <w:t xml:space="preserve">Sharpe</w:t>
+            </w:r>
+          </w:p>
+        </w:tc>
+        <w:tc>
+          <w:tcPr/>
+          <w:p>
+            <w:pPr>
+              <w:pStyle w:val="Compact"/>
+              <w:jc w:val="left"/>
+            </w:pPr>
+            <w:r>
+              <w:t xml:space="preserve">MaxDD</w:t>
+            </w:r>
+          </w:p>
+        </w:tc>
+        <w:tc>
+          <w:tcPr/>
+          <w:p>
+            <w:pPr>
+              <w:pStyle w:val="Compact"/>
+              <w:jc w:val="left"/>
+            </w:pPr>
+            <w:r>
+              <w:t xml:space="preserve">CVaR₉₅</w:t>
             </w:r>
           </w:p>
         </w:tc>
@@ -2701,87 +2791,67 @@
               <w:jc w:val="left"/>
             </w:pPr>
             <w:r>
-              <w:t xml:space="preserve">R1 2008–14 (bonds strong)</w:t>
-            </w:r>
-          </w:p>
-        </w:tc>
-        <w:tc>
-          <w:tcPr/>
-          <w:p>
-            <w:pPr>
-              <w:pStyle w:val="Compact"/>
-              <w:jc w:val="left"/>
-            </w:pPr>
-            <w:r>
-              <w:rPr>
-                <w:bCs/>
-                <w:b/>
-              </w:rPr>
-              <w:t xml:space="preserve">3.6</w:t>
-            </w:r>
-          </w:p>
-        </w:tc>
-        <w:tc>
-          <w:tcPr/>
-          <w:p>
-            <w:pPr>
-              <w:pStyle w:val="Compact"/>
-              <w:jc w:val="left"/>
-            </w:pPr>
-            <w:r>
-              <w:t xml:space="preserve">3.6</w:t>
-            </w:r>
-          </w:p>
-        </w:tc>
-        <w:tc>
-          <w:tcPr/>
-          <w:p>
-            <w:pPr>
-              <w:pStyle w:val="Compact"/>
-              <w:jc w:val="left"/>
-            </w:pPr>
-            <w:r>
-              <w:t xml:space="preserve">3.4</w:t>
-            </w:r>
-          </w:p>
-        </w:tc>
-        <w:tc>
-          <w:tcPr/>
-          <w:p>
-            <w:pPr>
-              <w:pStyle w:val="Compact"/>
-              <w:jc w:val="left"/>
-            </w:pPr>
-            <w:r>
-              <w:t xml:space="preserve">3.0</w:t>
-            </w:r>
-          </w:p>
-        </w:tc>
-        <w:tc>
-          <w:tcPr/>
-          <w:p>
-            <w:pPr>
-              <w:pStyle w:val="Compact"/>
-              <w:jc w:val="left"/>
-            </w:pPr>
-            <w:r>
-              <w:t xml:space="preserve">replacement</w:t>
-            </w:r>
-            <w:r>
-              <w:t xml:space="preserve"> </w:t>
-            </w:r>
-            <w:r>
-              <w:rPr>
-                <w:bCs/>
-                <w:b/>
-              </w:rPr>
-              <w:t xml:space="preserve">costs</w:t>
-            </w:r>
-            <w:r>
-              <w:t xml:space="preserve"> </w:t>
-            </w:r>
-            <w:r>
-              <w:t xml:space="preserve">you</w:t>
+              <w:t xml:space="preserve">AP5 (0%)</w:t>
+            </w:r>
+          </w:p>
+        </w:tc>
+        <w:tc>
+          <w:tcPr/>
+          <w:p>
+            <w:pPr>
+              <w:pStyle w:val="Compact"/>
+              <w:jc w:val="left"/>
+            </w:pPr>
+            <w:r>
+              <w:t xml:space="preserve">3.43%</w:t>
+            </w:r>
+          </w:p>
+        </w:tc>
+        <w:tc>
+          <w:tcPr/>
+          <w:p>
+            <w:pPr>
+              <w:pStyle w:val="Compact"/>
+              <w:jc w:val="left"/>
+            </w:pPr>
+            <w:r>
+              <w:t xml:space="preserve">7.8%</w:t>
+            </w:r>
+          </w:p>
+        </w:tc>
+        <w:tc>
+          <w:tcPr/>
+          <w:p>
+            <w:pPr>
+              <w:pStyle w:val="Compact"/>
+              <w:jc w:val="left"/>
+            </w:pPr>
+            <w:r>
+              <w:t xml:space="preserve">0.47</w:t>
+            </w:r>
+          </w:p>
+        </w:tc>
+        <w:tc>
+          <w:tcPr/>
+          <w:p>
+            <w:pPr>
+              <w:pStyle w:val="Compact"/>
+              <w:jc w:val="left"/>
+            </w:pPr>
+            <w:r>
+              <w:t xml:space="preserve">−20.6%</w:t>
+            </w:r>
+          </w:p>
+        </w:tc>
+        <w:tc>
+          <w:tcPr/>
+          <w:p>
+            <w:pPr>
+              <w:pStyle w:val="Compact"/>
+              <w:jc w:val="left"/>
+            </w:pPr>
+            <w:r>
+              <w:t xml:space="preserve">−5.2%</w:t>
             </w:r>
           </w:p>
         </w:tc>
@@ -2795,81 +2865,67 @@
               <w:jc w:val="left"/>
             </w:pPr>
             <w:r>
-              <w:t xml:space="preserve">R2 2015–22 (negative)</w:t>
-            </w:r>
-          </w:p>
-        </w:tc>
-        <w:tc>
-          <w:tcPr/>
-          <w:p>
-            <w:pPr>
-              <w:pStyle w:val="Compact"/>
-              <w:jc w:val="left"/>
-            </w:pPr>
-            <w:r>
-              <w:t xml:space="preserve">4.0</w:t>
-            </w:r>
-          </w:p>
-        </w:tc>
-        <w:tc>
-          <w:tcPr/>
-          <w:p>
-            <w:pPr>
-              <w:pStyle w:val="Compact"/>
-              <w:jc w:val="left"/>
-            </w:pPr>
-            <w:r>
-              <w:t xml:space="preserve">4.5</w:t>
-            </w:r>
-          </w:p>
-        </w:tc>
-        <w:tc>
-          <w:tcPr/>
-          <w:p>
-            <w:pPr>
-              <w:pStyle w:val="Compact"/>
-              <w:jc w:val="left"/>
-            </w:pPr>
-            <w:r>
-              <w:t xml:space="preserve">5.1</w:t>
-            </w:r>
-          </w:p>
-        </w:tc>
-        <w:tc>
-          <w:tcPr/>
-          <w:p>
-            <w:pPr>
-              <w:pStyle w:val="Compact"/>
-              <w:jc w:val="left"/>
-            </w:pPr>
-            <w:r>
-              <w:rPr>
-                <w:bCs/>
-                <w:b/>
-              </w:rPr>
-              <w:t xml:space="preserve">6.1</w:t>
-            </w:r>
-          </w:p>
-        </w:tc>
-        <w:tc>
-          <w:tcPr/>
-          <w:p>
-            <w:pPr>
-              <w:pStyle w:val="Compact"/>
-              <w:jc w:val="left"/>
-            </w:pPr>
-            <w:r>
-              <w:t xml:space="preserve">replacement</w:t>
-            </w:r>
-            <w:r>
-              <w:t xml:space="preserve"> </w:t>
-            </w:r>
-            <w:r>
-              <w:rPr>
-                <w:bCs/>
-                <w:b/>
-              </w:rPr>
-              <w:t xml:space="preserve">wins</w:t>
+              <w:t xml:space="preserve">Replace 20%</w:t>
+            </w:r>
+          </w:p>
+        </w:tc>
+        <w:tc>
+          <w:tcPr/>
+          <w:p>
+            <w:pPr>
+              <w:pStyle w:val="Compact"/>
+              <w:jc w:val="left"/>
+            </w:pPr>
+            <w:r>
+              <w:t xml:space="preserve">3.72%</w:t>
+            </w:r>
+          </w:p>
+        </w:tc>
+        <w:tc>
+          <w:tcPr/>
+          <w:p>
+            <w:pPr>
+              <w:pStyle w:val="Compact"/>
+              <w:jc w:val="left"/>
+            </w:pPr>
+            <w:r>
+              <w:t xml:space="preserve">8.1%</w:t>
+            </w:r>
+          </w:p>
+        </w:tc>
+        <w:tc>
+          <w:tcPr/>
+          <w:p>
+            <w:pPr>
+              <w:pStyle w:val="Compact"/>
+              <w:jc w:val="left"/>
+            </w:pPr>
+            <w:r>
+              <w:t xml:space="preserve">0.49</w:t>
+            </w:r>
+          </w:p>
+        </w:tc>
+        <w:tc>
+          <w:tcPr/>
+          <w:p>
+            <w:pPr>
+              <w:pStyle w:val="Compact"/>
+              <w:jc w:val="left"/>
+            </w:pPr>
+            <w:r>
+              <w:t xml:space="preserve">−21.8%</w:t>
+            </w:r>
+          </w:p>
+        </w:tc>
+        <w:tc>
+          <w:tcPr/>
+          <w:p>
+            <w:pPr>
+              <w:pStyle w:val="Compact"/>
+              <w:jc w:val="left"/>
+            </w:pPr>
+            <w:r>
+              <w:t xml:space="preserve">−5.6%</w:t>
             </w:r>
           </w:p>
         </w:tc>
@@ -2883,77 +2939,67 @@
               <w:jc w:val="left"/>
             </w:pPr>
             <w:r>
-              <w:t xml:space="preserve">R3 2022–24 (hikes)</w:t>
-            </w:r>
-          </w:p>
-        </w:tc>
-        <w:tc>
-          <w:tcPr/>
-          <w:p>
-            <w:pPr>
-              <w:pStyle w:val="Compact"/>
-              <w:jc w:val="left"/>
-            </w:pPr>
-            <w:r>
-              <w:t xml:space="preserve">3.1</w:t>
-            </w:r>
-          </w:p>
-        </w:tc>
-        <w:tc>
-          <w:tcPr/>
-          <w:p>
-            <w:pPr>
-              <w:pStyle w:val="Compact"/>
-              <w:jc w:val="left"/>
-            </w:pPr>
-            <w:r>
-              <w:t xml:space="preserve">2.8</w:t>
-            </w:r>
-          </w:p>
-        </w:tc>
-        <w:tc>
-          <w:tcPr/>
-          <w:p>
-            <w:pPr>
-              <w:pStyle w:val="Compact"/>
-              <w:jc w:val="left"/>
-            </w:pPr>
-            <w:r>
-              <w:t xml:space="preserve">2.7</w:t>
-            </w:r>
-          </w:p>
-        </w:tc>
-        <w:tc>
-          <w:tcPr/>
-          <w:p>
-            <w:pPr>
-              <w:pStyle w:val="Compact"/>
-              <w:jc w:val="left"/>
-            </w:pPr>
-            <w:r>
-              <w:t xml:space="preserve">2.8</w:t>
-            </w:r>
-          </w:p>
-        </w:tc>
-        <w:tc>
-          <w:tcPr/>
-          <w:p>
-            <w:pPr>
-              <w:pStyle w:val="Compact"/>
-              <w:jc w:val="left"/>
-            </w:pPr>
-            <w:r>
-              <w:t xml:space="preserve">roughly</w:t>
-            </w:r>
-            <w:r>
-              <w:t xml:space="preserve"> </w:t>
-            </w:r>
-            <w:r>
-              <w:rPr>
-                <w:bCs/>
-                <w:b/>
-              </w:rPr>
-              <w:t xml:space="preserve">neutral</w:t>
+              <w:t xml:space="preserve">Replace 50%</w:t>
+            </w:r>
+          </w:p>
+        </w:tc>
+        <w:tc>
+          <w:tcPr/>
+          <w:p>
+            <w:pPr>
+              <w:pStyle w:val="Compact"/>
+              <w:jc w:val="left"/>
+            </w:pPr>
+            <w:r>
+              <w:t xml:space="preserve">3.95%</w:t>
+            </w:r>
+          </w:p>
+        </w:tc>
+        <w:tc>
+          <w:tcPr/>
+          <w:p>
+            <w:pPr>
+              <w:pStyle w:val="Compact"/>
+              <w:jc w:val="left"/>
+            </w:pPr>
+            <w:r>
+              <w:t xml:space="preserve">8.8%</w:t>
+            </w:r>
+          </w:p>
+        </w:tc>
+        <w:tc>
+          <w:tcPr/>
+          <w:p>
+            <w:pPr>
+              <w:pStyle w:val="Compact"/>
+              <w:jc w:val="left"/>
+            </w:pPr>
+            <w:r>
+              <w:t xml:space="preserve">0.49</w:t>
+            </w:r>
+          </w:p>
+        </w:tc>
+        <w:tc>
+          <w:tcPr/>
+          <w:p>
+            <w:pPr>
+              <w:pStyle w:val="Compact"/>
+              <w:jc w:val="left"/>
+            </w:pPr>
+            <w:r>
+              <w:t xml:space="preserve">−24.1%</w:t>
+            </w:r>
+          </w:p>
+        </w:tc>
+        <w:tc>
+          <w:tcPr/>
+          <w:p>
+            <w:pPr>
+              <w:pStyle w:val="Compact"/>
+              <w:jc w:val="left"/>
+            </w:pPr>
+            <w:r>
+              <w:t xml:space="preserve">−6.1%</w:t>
             </w:r>
           </w:p>
         </w:tc>
@@ -2967,81 +3013,67 @@
               <w:jc w:val="left"/>
             </w:pPr>
             <w:r>
-              <w:t xml:space="preserve">R4 2024–26 (easing)</w:t>
-            </w:r>
-          </w:p>
-        </w:tc>
-        <w:tc>
-          <w:tcPr/>
-          <w:p>
-            <w:pPr>
-              <w:pStyle w:val="Compact"/>
-              <w:jc w:val="left"/>
-            </w:pPr>
-            <w:r>
-              <w:t xml:space="preserve">5.1</w:t>
-            </w:r>
-          </w:p>
-        </w:tc>
-        <w:tc>
-          <w:tcPr/>
-          <w:p>
-            <w:pPr>
-              <w:pStyle w:val="Compact"/>
-              <w:jc w:val="left"/>
-            </w:pPr>
-            <w:r>
-              <w:t xml:space="preserve">5.9</w:t>
-            </w:r>
-          </w:p>
-        </w:tc>
-        <w:tc>
-          <w:tcPr/>
-          <w:p>
-            <w:pPr>
-              <w:pStyle w:val="Compact"/>
-              <w:jc w:val="left"/>
-            </w:pPr>
-            <w:r>
-              <w:t xml:space="preserve">6.9</w:t>
-            </w:r>
-          </w:p>
-        </w:tc>
-        <w:tc>
-          <w:tcPr/>
-          <w:p>
-            <w:pPr>
-              <w:pStyle w:val="Compact"/>
-              <w:jc w:val="left"/>
-            </w:pPr>
-            <w:r>
-              <w:rPr>
-                <w:bCs/>
-                <w:b/>
-              </w:rPr>
-              <w:t xml:space="preserve">8.3</w:t>
-            </w:r>
-          </w:p>
-        </w:tc>
-        <w:tc>
-          <w:tcPr/>
-          <w:p>
-            <w:pPr>
-              <w:pStyle w:val="Compact"/>
-              <w:jc w:val="left"/>
-            </w:pPr>
-            <w:r>
-              <w:t xml:space="preserve">replacement</w:t>
-            </w:r>
-            <w:r>
-              <w:t xml:space="preserve"> </w:t>
-            </w:r>
-            <w:r>
-              <w:rPr>
-                <w:bCs/>
-                <w:b/>
-              </w:rPr>
-              <w:t xml:space="preserve">wins</w:t>
+              <w:t xml:space="preserve">Replace 100%</w:t>
+            </w:r>
+          </w:p>
+        </w:tc>
+        <w:tc>
+          <w:tcPr/>
+          <w:p>
+            <w:pPr>
+              <w:pStyle w:val="Compact"/>
+              <w:jc w:val="left"/>
+            </w:pPr>
+            <w:r>
+              <w:t xml:space="preserve">4.30%</w:t>
+            </w:r>
+          </w:p>
+        </w:tc>
+        <w:tc>
+          <w:tcPr/>
+          <w:p>
+            <w:pPr>
+              <w:pStyle w:val="Compact"/>
+              <w:jc w:val="left"/>
+            </w:pPr>
+            <w:r>
+              <w:t xml:space="preserve">10.1%</w:t>
+            </w:r>
+          </w:p>
+        </w:tc>
+        <w:tc>
+          <w:tcPr/>
+          <w:p>
+            <w:pPr>
+              <w:pStyle w:val="Compact"/>
+              <w:jc w:val="left"/>
+            </w:pPr>
+            <w:r>
+              <w:t xml:space="preserve">0.47</w:t>
+            </w:r>
+          </w:p>
+        </w:tc>
+        <w:tc>
+          <w:tcPr/>
+          <w:p>
+            <w:pPr>
+              <w:pStyle w:val="Compact"/>
+              <w:jc w:val="left"/>
+            </w:pPr>
+            <w:r>
+              <w:t xml:space="preserve">−27.7%</w:t>
+            </w:r>
+          </w:p>
+        </w:tc>
+        <w:tc>
+          <w:tcPr/>
+          <w:p>
+            <w:pPr>
+              <w:pStyle w:val="Compact"/>
+              <w:jc w:val="left"/>
+            </w:pPr>
+            <w:r>
+              <w:t xml:space="preserve">−7.0%</w:t>
             </w:r>
           </w:p>
         </w:tc>
@@ -3052,7 +3084,62 @@
         <w:pStyle w:val="BodyText"/>
       </w:pPr>
       <w:r>
-        <w:t xml:space="preserve">Full period, net of fees (selected steps):</w:t>
+        <w:rPr>
+          <w:bCs/>
+          <w:b/>
+        </w:rPr>
+        <w:t xml:space="preserve">More replacement → higher return, higher volatility, deeper drawdown, roughly unchanged</w:t>
+      </w:r>
+      <w:r>
+        <w:rPr>
+          <w:bCs/>
+          <w:b/>
+        </w:rPr>
+        <w:t xml:space="preserve"> </w:t>
+      </w:r>
+      <w:r>
+        <w:rPr>
+          <w:bCs/>
+          <w:b/>
+        </w:rPr>
+        <w:t xml:space="preserve">Sharpe.</w:t>
+      </w:r>
+      <w:r>
+        <w:t xml:space="preserve"> </w:t>
+      </w:r>
+      <w:r>
+        <w:t xml:space="preserve">That clean monotonic trade-off is the central finding.</w:t>
+      </w:r>
+    </w:p>
+    <w:bookmarkEnd w:id="26"/>
+    <w:bookmarkStart w:id="27" w:name="Xacc99c98fadb5d09c3daa8b32e5a2e39e2ec5f6"/>
+    <w:p>
+      <w:pPr>
+        <w:pStyle w:val="Heading3"/>
+      </w:pPr>
+      <w:r>
+        <w:t xml:space="preserve">6.3 Statistical uncertainty — bootstrap (fig. 09)</w:t>
+      </w:r>
+    </w:p>
+    <w:p>
+      <w:pPr>
+        <w:pStyle w:val="FirstParagraph"/>
+      </w:pPr>
+      <w:r>
+        <w:t xml:space="preserve">Paired stationary block bootstrap (3,000 paths) of the</w:t>
+      </w:r>
+      <w:r>
+        <w:t xml:space="preserve"> </w:t>
+      </w:r>
+      <w:r>
+        <w:rPr>
+          <w:iCs/>
+          <w:i/>
+        </w:rPr>
+        <w:t xml:space="preserve">difference vs AP5</w:t>
+      </w:r>
+      <w:r>
+        <w:t xml:space="preserve">:</w:t>
       </w:r>
     </w:p>
     <w:tbl>
@@ -3063,12 +3150,10 @@
         <w:jc w:val="start"/>
       </w:tblPr>
       <w:tblGrid>
-        <w:gridCol w:w="1320"/>
-        <w:gridCol w:w="1320"/>
-        <w:gridCol w:w="1320"/>
-        <w:gridCol w:w="1320"/>
-        <w:gridCol w:w="1320"/>
-        <w:gridCol w:w="1320"/>
+        <w:gridCol w:w="1980"/>
+        <w:gridCol w:w="1980"/>
+        <w:gridCol w:w="1980"/>
+        <w:gridCol w:w="1980"/>
       </w:tblGrid>
       <w:tr>
         <w:trPr>
@@ -3082,67 +3167,43 @@
               <w:jc w:val="left"/>
             </w:pPr>
             <w:r>
-              <w:t xml:space="preserve">Book</w:t>
-            </w:r>
-          </w:p>
-        </w:tc>
-        <w:tc>
-          <w:tcPr/>
-          <w:p>
-            <w:pPr>
-              <w:pStyle w:val="Compact"/>
-              <w:jc w:val="left"/>
-            </w:pPr>
-            <w:r>
-              <w:t xml:space="preserve">CAGR</w:t>
-            </w:r>
-          </w:p>
-        </w:tc>
-        <w:tc>
-          <w:tcPr/>
-          <w:p>
-            <w:pPr>
-              <w:pStyle w:val="Compact"/>
-              <w:jc w:val="left"/>
-            </w:pPr>
-            <w:r>
-              <w:t xml:space="preserve">Vol</w:t>
-            </w:r>
-          </w:p>
-        </w:tc>
-        <w:tc>
-          <w:tcPr/>
-          <w:p>
-            <w:pPr>
-              <w:pStyle w:val="Compact"/>
-              <w:jc w:val="left"/>
-            </w:pPr>
-            <w:r>
-              <w:t xml:space="preserve">Sharpe</w:t>
-            </w:r>
-          </w:p>
-        </w:tc>
-        <w:tc>
-          <w:tcPr/>
-          <w:p>
-            <w:pPr>
-              <w:pStyle w:val="Compact"/>
-              <w:jc w:val="left"/>
-            </w:pPr>
-            <w:r>
-              <w:t xml:space="preserve">MaxDD</w:t>
-            </w:r>
-          </w:p>
-        </w:tc>
-        <w:tc>
-          <w:tcPr/>
-          <w:p>
-            <w:pPr>
-              <w:pStyle w:val="Compact"/>
-              <w:jc w:val="left"/>
-            </w:pPr>
-            <w:r>
-              <w:t xml:space="preserve">CVaR₉₅</w:t>
+              <w:t xml:space="preserve">Replacement</w:t>
+            </w:r>
+          </w:p>
+        </w:tc>
+        <w:tc>
+          <w:tcPr/>
+          <w:p>
+            <w:pPr>
+              <w:pStyle w:val="Compact"/>
+              <w:jc w:val="left"/>
+            </w:pPr>
+            <w:r>
+              <w:t xml:space="preserve">ΔSharpe median [5%, 95%]</w:t>
+            </w:r>
+          </w:p>
+        </w:tc>
+        <w:tc>
+          <w:tcPr/>
+          <w:p>
+            <w:pPr>
+              <w:pStyle w:val="Compact"/>
+              <w:jc w:val="left"/>
+            </w:pPr>
+            <w:r>
+              <w:t xml:space="preserve">P(ΔSharpe&gt;0)</w:t>
+            </w:r>
+          </w:p>
+        </w:tc>
+        <w:tc>
+          <w:tcPr/>
+          <w:p>
+            <w:pPr>
+              <w:pStyle w:val="Compact"/>
+              <w:jc w:val="left"/>
+            </w:pPr>
+            <w:r>
+              <w:t xml:space="preserve">P(worse drawdown)</w:t>
             </w:r>
           </w:p>
         </w:tc>
@@ -3156,67 +3217,43 @@
               <w:jc w:val="left"/>
             </w:pPr>
             <w:r>
-              <w:t xml:space="preserve">AP5 (0%)</w:t>
-            </w:r>
-          </w:p>
-        </w:tc>
-        <w:tc>
-          <w:tcPr/>
-          <w:p>
-            <w:pPr>
-              <w:pStyle w:val="Compact"/>
-              <w:jc w:val="left"/>
-            </w:pPr>
-            <w:r>
-              <w:t xml:space="preserve">3.43%</w:t>
-            </w:r>
-          </w:p>
-        </w:tc>
-        <w:tc>
-          <w:tcPr/>
-          <w:p>
-            <w:pPr>
-              <w:pStyle w:val="Compact"/>
-              <w:jc w:val="left"/>
-            </w:pPr>
-            <w:r>
-              <w:t xml:space="preserve">7.8%</w:t>
-            </w:r>
-          </w:p>
-        </w:tc>
-        <w:tc>
-          <w:tcPr/>
-          <w:p>
-            <w:pPr>
-              <w:pStyle w:val="Compact"/>
-              <w:jc w:val="left"/>
-            </w:pPr>
-            <w:r>
-              <w:t xml:space="preserve">0.47</w:t>
-            </w:r>
-          </w:p>
-        </w:tc>
-        <w:tc>
-          <w:tcPr/>
-          <w:p>
-            <w:pPr>
-              <w:pStyle w:val="Compact"/>
-              <w:jc w:val="left"/>
-            </w:pPr>
-            <w:r>
-              <w:t xml:space="preserve">−20.6%</w:t>
-            </w:r>
-          </w:p>
-        </w:tc>
-        <w:tc>
-          <w:tcPr/>
-          <w:p>
-            <w:pPr>
-              <w:pStyle w:val="Compact"/>
-              <w:jc w:val="left"/>
-            </w:pPr>
-            <w:r>
-              <w:t xml:space="preserve">−5.2%</w:t>
+              <w:t xml:space="preserve">20%</w:t>
+            </w:r>
+          </w:p>
+        </w:tc>
+        <w:tc>
+          <w:tcPr/>
+          <w:p>
+            <w:pPr>
+              <w:pStyle w:val="Compact"/>
+              <w:jc w:val="left"/>
+            </w:pPr>
+            <w:r>
+              <w:t xml:space="preserve">+0.006 [−0.03, +0.04]</w:t>
+            </w:r>
+          </w:p>
+        </w:tc>
+        <w:tc>
+          <w:tcPr/>
+          <w:p>
+            <w:pPr>
+              <w:pStyle w:val="Compact"/>
+              <w:jc w:val="left"/>
+            </w:pPr>
+            <w:r>
+              <w:t xml:space="preserve">61%</w:t>
+            </w:r>
+          </w:p>
+        </w:tc>
+        <w:tc>
+          <w:tcPr/>
+          <w:p>
+            <w:pPr>
+              <w:pStyle w:val="Compact"/>
+              <w:jc w:val="left"/>
+            </w:pPr>
+            <w:r>
+              <w:t xml:space="preserve">73%</w:t>
             </w:r>
           </w:p>
         </w:tc>
@@ -3230,31 +3267,81 @@
               <w:jc w:val="left"/>
             </w:pPr>
             <w:r>
-              <w:t xml:space="preserve">Replace 20%</w:t>
-            </w:r>
-          </w:p>
-        </w:tc>
-        <w:tc>
-          <w:tcPr/>
-          <w:p>
-            <w:pPr>
-              <w:pStyle w:val="Compact"/>
-              <w:jc w:val="left"/>
-            </w:pPr>
-            <w:r>
-              <w:t xml:space="preserve">3.72%</w:t>
-            </w:r>
-          </w:p>
-        </w:tc>
-        <w:tc>
-          <w:tcPr/>
-          <w:p>
-            <w:pPr>
-              <w:pStyle w:val="Compact"/>
-              <w:jc w:val="left"/>
-            </w:pPr>
-            <w:r>
-              <w:t xml:space="preserve">8.1%</w:t>
+              <w:t xml:space="preserve">50%</w:t>
+            </w:r>
+          </w:p>
+        </w:tc>
+        <w:tc>
+          <w:tcPr/>
+          <w:p>
+            <w:pPr>
+              <w:pStyle w:val="Compact"/>
+              <w:jc w:val="left"/>
+            </w:pPr>
+            <w:r>
+              <w:t xml:space="preserve">−0.002 [−0.07, +0.07]</w:t>
+            </w:r>
+          </w:p>
+        </w:tc>
+        <w:tc>
+          <w:tcPr/>
+          <w:p>
+            <w:pPr>
+              <w:pStyle w:val="Compact"/>
+              <w:jc w:val="left"/>
+            </w:pPr>
+            <w:r>
+              <w:t xml:space="preserve">48%</w:t>
+            </w:r>
+          </w:p>
+        </w:tc>
+        <w:tc>
+          <w:tcPr/>
+          <w:p>
+            <w:pPr>
+              <w:pStyle w:val="Compact"/>
+              <w:jc w:val="left"/>
+            </w:pPr>
+            <w:r>
+              <w:t xml:space="preserve">84%</w:t>
+            </w:r>
+          </w:p>
+        </w:tc>
+      </w:tr>
+      <w:tr>
+        <w:tc>
+          <w:tcPr/>
+          <w:p>
+            <w:pPr>
+              <w:pStyle w:val="Compact"/>
+              <w:jc w:val="left"/>
+            </w:pPr>
+            <w:r>
+              <w:t xml:space="preserve">100%</w:t>
+            </w:r>
+          </w:p>
+        </w:tc>
+        <w:tc>
+          <w:tcPr/>
+          <w:p>
+            <w:pPr>
+              <w:pStyle w:val="Compact"/>
+              <w:jc w:val="left"/>
+            </w:pPr>
+            <w:r>
+              <w:t xml:space="preserve">−0.019 [−0.13, +0.11]</w:t>
+            </w:r>
+          </w:p>
+        </w:tc>
+        <w:tc>
+          <w:tcPr/>
+          <w:p>
+            <w:pPr>
+              <w:pStyle w:val="Compact"/>
+              <w:jc w:val="left"/>
+            </w:pPr>
+            <w:r>
+              <w:t xml:space="preserve">40%</w:t>
             </w:r>
           </w:p>
         </w:tc>
@@ -3270,179 +3357,7 @@
                 <w:bCs/>
                 <w:b/>
               </w:rPr>
-              <w:t xml:space="preserve">0.49</w:t>
-            </w:r>
-          </w:p>
-        </w:tc>
-        <w:tc>
-          <w:tcPr/>
-          <w:p>
-            <w:pPr>
-              <w:pStyle w:val="Compact"/>
-              <w:jc w:val="left"/>
-            </w:pPr>
-            <w:r>
-              <w:t xml:space="preserve">−21.8%</w:t>
-            </w:r>
-          </w:p>
-        </w:tc>
-        <w:tc>
-          <w:tcPr/>
-          <w:p>
-            <w:pPr>
-              <w:pStyle w:val="Compact"/>
-              <w:jc w:val="left"/>
-            </w:pPr>
-            <w:r>
-              <w:t xml:space="preserve">−5.6%</w:t>
-            </w:r>
-          </w:p>
-        </w:tc>
-      </w:tr>
-      <w:tr>
-        <w:tc>
-          <w:tcPr/>
-          <w:p>
-            <w:pPr>
-              <w:pStyle w:val="Compact"/>
-              <w:jc w:val="left"/>
-            </w:pPr>
-            <w:r>
-              <w:t xml:space="preserve">Replace 50%</w:t>
-            </w:r>
-          </w:p>
-        </w:tc>
-        <w:tc>
-          <w:tcPr/>
-          <w:p>
-            <w:pPr>
-              <w:pStyle w:val="Compact"/>
-              <w:jc w:val="left"/>
-            </w:pPr>
-            <w:r>
-              <w:t xml:space="preserve">3.95%</w:t>
-            </w:r>
-          </w:p>
-        </w:tc>
-        <w:tc>
-          <w:tcPr/>
-          <w:p>
-            <w:pPr>
-              <w:pStyle w:val="Compact"/>
-              <w:jc w:val="left"/>
-            </w:pPr>
-            <w:r>
-              <w:t xml:space="preserve">8.8%</w:t>
-            </w:r>
-          </w:p>
-        </w:tc>
-        <w:tc>
-          <w:tcPr/>
-          <w:p>
-            <w:pPr>
-              <w:pStyle w:val="Compact"/>
-              <w:jc w:val="left"/>
-            </w:pPr>
-            <w:r>
-              <w:t xml:space="preserve">0.48</w:t>
-            </w:r>
-          </w:p>
-        </w:tc>
-        <w:tc>
-          <w:tcPr/>
-          <w:p>
-            <w:pPr>
-              <w:pStyle w:val="Compact"/>
-              <w:jc w:val="left"/>
-            </w:pPr>
-            <w:r>
-              <w:t xml:space="preserve">−24.1%</w:t>
-            </w:r>
-          </w:p>
-        </w:tc>
-        <w:tc>
-          <w:tcPr/>
-          <w:p>
-            <w:pPr>
-              <w:pStyle w:val="Compact"/>
-              <w:jc w:val="left"/>
-            </w:pPr>
-            <w:r>
-              <w:t xml:space="preserve">−6.1%</w:t>
-            </w:r>
-          </w:p>
-        </w:tc>
-      </w:tr>
-      <w:tr>
-        <w:tc>
-          <w:tcPr/>
-          <w:p>
-            <w:pPr>
-              <w:pStyle w:val="Compact"/>
-              <w:jc w:val="left"/>
-            </w:pPr>
-            <w:r>
-              <w:t xml:space="preserve">Replace 100%</w:t>
-            </w:r>
-          </w:p>
-        </w:tc>
-        <w:tc>
-          <w:tcPr/>
-          <w:p>
-            <w:pPr>
-              <w:pStyle w:val="Compact"/>
-              <w:jc w:val="left"/>
-            </w:pPr>
-            <w:r>
-              <w:t xml:space="preserve">4.30%</w:t>
-            </w:r>
-          </w:p>
-        </w:tc>
-        <w:tc>
-          <w:tcPr/>
-          <w:p>
-            <w:pPr>
-              <w:pStyle w:val="Compact"/>
-              <w:jc w:val="left"/>
-            </w:pPr>
-            <w:r>
-              <w:t xml:space="preserve">10.1%</w:t>
-            </w:r>
-          </w:p>
-        </w:tc>
-        <w:tc>
-          <w:tcPr/>
-          <w:p>
-            <w:pPr>
-              <w:pStyle w:val="Compact"/>
-              <w:jc w:val="left"/>
-            </w:pPr>
-            <w:r>
-              <w:t xml:space="preserve">0.47</w:t>
-            </w:r>
-          </w:p>
-        </w:tc>
-        <w:tc>
-          <w:tcPr/>
-          <w:p>
-            <w:pPr>
-              <w:pStyle w:val="Compact"/>
-              <w:jc w:val="left"/>
-            </w:pPr>
-            <w:r>
-              <w:t xml:space="preserve">−27.7%</w:t>
-            </w:r>
-          </w:p>
-        </w:tc>
-        <w:tc>
-          <w:tcPr/>
-          <w:p>
-            <w:pPr>
-              <w:pStyle w:val="Compact"/>
-              <w:jc w:val="left"/>
-            </w:pPr>
-            <w:r>
-              <w:t xml:space="preserve">−7.0%</w:t>
+              <w:t xml:space="preserve">91%</w:t>
             </w:r>
           </w:p>
         </w:tc>
@@ -3457,118 +3372,89 @@
           <w:bCs/>
           <w:b/>
         </w:rPr>
-        <w:t xml:space="preserve">The honest headline:</w:t>
-      </w:r>
-      <w:r>
-        <w:t xml:space="preserve"> </w:t>
-      </w:r>
-      <w:r>
-        <w:t xml:space="preserve">over the full 2008–2026 cycle, replacing bonds adds</w:t>
-      </w:r>
-      <w:r>
-        <w:t xml:space="preserve"> </w:t>
-      </w:r>
-      <w:r>
-        <w:rPr>
-          <w:bCs/>
-          <w:b/>
-        </w:rPr>
-        <w:t xml:space="preserve">return but</w:t>
-      </w:r>
-      <w:r>
-        <w:rPr>
-          <w:bCs/>
-          <w:b/>
-        </w:rPr>
-        <w:t xml:space="preserve"> </w:t>
-      </w:r>
-      <w:r>
-        <w:rPr>
-          <w:bCs/>
-          <w:b/>
-        </w:rPr>
-        <w:t xml:space="preserve">proportional risk</w:t>
-      </w:r>
-      <w:r>
-        <w:t xml:space="preserve"> </w:t>
-      </w:r>
-      <w:r>
-        <w:t xml:space="preserve">— Sharpe is essentially flat (it peaks only mildly, ~0.49 around a</w:t>
-      </w:r>
-      <w:r>
-        <w:t xml:space="preserve"> </w:t>
-      </w:r>
-      <w:r>
-        <w:rPr>
-          <w:bCs/>
-          <w:b/>
-        </w:rPr>
-        <w:t xml:space="preserve">20–40%</w:t>
-      </w:r>
-      <w:r>
-        <w:t xml:space="preserve"> </w:t>
-      </w:r>
-      <w:r>
-        <w:t xml:space="preserve">replacement, then fades) while drawdown worsens steadily to −27.7% at full replacement. There is</w:t>
-      </w:r>
-      <w:r>
-        <w:t xml:space="preserve"> </w:t>
-      </w:r>
-      <w:r>
-        <w:rPr>
-          <w:bCs/>
-          <w:b/>
-        </w:rPr>
-        <w:t xml:space="preserve">no free lunch across the whole sample</w:t>
-      </w:r>
-      <w:r>
-        <w:t xml:space="preserve">; the value of replacement is</w:t>
-      </w:r>
-      <w:r>
-        <w:t xml:space="preserve"> </w:t>
-      </w:r>
-      <w:r>
-        <w:rPr>
-          <w:bCs/>
-          <w:b/>
-        </w:rPr>
-        <w:t xml:space="preserve">conditional on the</w:t>
-      </w:r>
-      <w:r>
-        <w:rPr>
-          <w:bCs/>
-          <w:b/>
-        </w:rPr>
-        <w:t xml:space="preserve"> </w:t>
-      </w:r>
-      <w:r>
-        <w:rPr>
-          <w:bCs/>
-          <w:b/>
-        </w:rPr>
-        <w:t xml:space="preserve">regime</w:t>
-      </w:r>
-      <w:r>
-        <w:t xml:space="preserve"> </w:t>
-      </w:r>
-      <w:r>
-        <w:t xml:space="preserve">— strongly positive in the negative-rate (R2) and easing (R4) regimes, neutral in</w:t>
-      </w:r>
-      <w:r>
-        <w:t xml:space="preserve"> </w:t>
-      </w:r>
-      <w:r>
-        <w:t xml:space="preserve">hikes (R3), negative only when bonds do their job (R1).</w:t>
-      </w:r>
-    </w:p>
-    <w:bookmarkEnd w:id="26"/>
-    <w:bookmarkStart w:id="27" w:name="X4ce253876f0a6094942619827995d400b754d13"/>
-    <w:p>
-      <w:pPr>
-        <w:pStyle w:val="Heading2"/>
-      </w:pPr>
-      <w:r>
-        <w:t xml:space="preserve">8. Basket construction matters — curated vs naïve (fig. 08)</w:t>
+        <w:t xml:space="preserve">No replacement level produces a Sharpe gain distinguishable from zero</w:t>
+      </w:r>
+      <w:r>
+        <w:t xml:space="preserve"> </w:t>
+      </w:r>
+      <w:r>
+        <w:t xml:space="preserve">(every CI straddles</w:t>
+      </w:r>
+      <w:r>
+        <w:t xml:space="preserve"> </w:t>
+      </w:r>
+      <w:r>
+        <w:t xml:space="preserve">0). But replacement</w:t>
+      </w:r>
+      <w:r>
+        <w:t xml:space="preserve"> </w:t>
+      </w:r>
+      <w:r>
+        <w:rPr>
+          <w:bCs/>
+          <w:b/>
+        </w:rPr>
+        <w:t xml:space="preserve">reliably deepens drawdowns</w:t>
+      </w:r>
+      <w:r>
+        <w:t xml:space="preserve"> </w:t>
+      </w:r>
+      <w:r>
+        <w:t xml:space="preserve">(probability rising to 91%). This is the</w:t>
+      </w:r>
+      <w:r>
+        <w:t xml:space="preserve"> </w:t>
+      </w:r>
+      <w:r>
+        <w:t xml:space="preserve">honest statistical statement of H2/H4: the return–risk</w:t>
+      </w:r>
+      <w:r>
+        <w:t xml:space="preserve"> </w:t>
+      </w:r>
+      <w:r>
+        <w:rPr>
+          <w:iCs/>
+          <w:i/>
+        </w:rPr>
+        <w:t xml:space="preserve">trade-off</w:t>
+      </w:r>
+      <w:r>
+        <w:t xml:space="preserve"> </w:t>
+      </w:r>
+      <w:r>
+        <w:t xml:space="preserve">is real; a Sharpe</w:t>
+      </w:r>
+      <w:r>
+        <w:t xml:space="preserve"> </w:t>
+      </w:r>
+      <w:r>
+        <w:rPr>
+          <w:iCs/>
+          <w:i/>
+        </w:rPr>
+        <w:t xml:space="preserve">edge</w:t>
+      </w:r>
+      <w:r>
+        <w:t xml:space="preserve"> </w:t>
+      </w:r>
+      <w:r>
+        <w:t xml:space="preserve">is</w:t>
+      </w:r>
+      <w:r>
+        <w:t xml:space="preserve"> </w:t>
+      </w:r>
+      <w:r>
+        <w:t xml:space="preserve">not established.</w:t>
+      </w:r>
+    </w:p>
+    <w:bookmarkEnd w:id="27"/>
+    <w:bookmarkStart w:id="28" w:name="Xd3855d511bc070d20e394e3087e268c09bfdb7d"/>
+    <w:p>
+      <w:pPr>
+        <w:pStyle w:val="Heading3"/>
+      </w:pPr>
+      <w:r>
+        <w:t xml:space="preserve">6.4 Crisis behaviour — 2020 vs 2022 (stress table)</w:t>
       </w:r>
     </w:p>
     <w:p>
@@ -3576,23 +3462,7 @@
         <w:pStyle w:val="FirstParagraph"/>
       </w:pPr>
       <w:r>
-        <w:t xml:space="preserve">The naïve basket carries the two money-losers (commodities, managed futures). A</w:t>
-      </w:r>
-      <w:r>
-        <w:t xml:space="preserve"> </w:t>
-      </w:r>
-      <w:r>
-        <w:rPr>
-          <w:bCs/>
-          <w:b/>
-        </w:rPr>
-        <w:t xml:space="preserve">curated</w:t>
-      </w:r>
-      <w:r>
-        <w:t xml:space="preserve"> </w:t>
-      </w:r>
-      <w:r>
-        <w:t xml:space="preserve">basket that drops them and tilts to defensive carry + a gold hedge dominates it at every step:</w:t>
+        <w:t xml:space="preserve">Total return over each stress window, net of fees:</w:t>
       </w:r>
     </w:p>
     <w:tbl>
@@ -3621,55 +3491,55 @@
               <w:jc w:val="left"/>
             </w:pPr>
             <w:r>
-              <w:t xml:space="preserve">Book (100% replaced)</w:t>
-            </w:r>
-          </w:p>
-        </w:tc>
-        <w:tc>
-          <w:tcPr/>
-          <w:p>
-            <w:pPr>
-              <w:pStyle w:val="Compact"/>
-              <w:jc w:val="left"/>
-            </w:pPr>
-            <w:r>
-              <w:t xml:space="preserve">CAGR</w:t>
-            </w:r>
-          </w:p>
-        </w:tc>
-        <w:tc>
-          <w:tcPr/>
-          <w:p>
-            <w:pPr>
-              <w:pStyle w:val="Compact"/>
-              <w:jc w:val="left"/>
-            </w:pPr>
-            <w:r>
-              <w:t xml:space="preserve">Vol</w:t>
-            </w:r>
-          </w:p>
-        </w:tc>
-        <w:tc>
-          <w:tcPr/>
-          <w:p>
-            <w:pPr>
-              <w:pStyle w:val="Compact"/>
-              <w:jc w:val="left"/>
-            </w:pPr>
-            <w:r>
-              <w:t xml:space="preserve">Sharpe</w:t>
-            </w:r>
-          </w:p>
-        </w:tc>
-        <w:tc>
-          <w:tcPr/>
-          <w:p>
-            <w:pPr>
-              <w:pStyle w:val="Compact"/>
-              <w:jc w:val="left"/>
-            </w:pPr>
-            <w:r>
-              <w:t xml:space="preserve">MaxDD</w:t>
+              <w:t xml:space="preserve">Stress</w:t>
+            </w:r>
+          </w:p>
+        </w:tc>
+        <w:tc>
+          <w:tcPr/>
+          <w:p>
+            <w:pPr>
+              <w:pStyle w:val="Compact"/>
+              <w:jc w:val="left"/>
+            </w:pPr>
+            <w:r>
+              <w:t xml:space="preserve">AP5</w:t>
+            </w:r>
+          </w:p>
+        </w:tc>
+        <w:tc>
+          <w:tcPr/>
+          <w:p>
+            <w:pPr>
+              <w:pStyle w:val="Compact"/>
+              <w:jc w:val="left"/>
+            </w:pPr>
+            <w:r>
+              <w:t xml:space="preserve">20%</w:t>
+            </w:r>
+          </w:p>
+        </w:tc>
+        <w:tc>
+          <w:tcPr/>
+          <w:p>
+            <w:pPr>
+              <w:pStyle w:val="Compact"/>
+              <w:jc w:val="left"/>
+            </w:pPr>
+            <w:r>
+              <w:t xml:space="preserve">50%</w:t>
+            </w:r>
+          </w:p>
+        </w:tc>
+        <w:tc>
+          <w:tcPr/>
+          <w:p>
+            <w:pPr>
+              <w:pStyle w:val="Compact"/>
+              <w:jc w:val="left"/>
+            </w:pPr>
+            <w:r>
+              <w:t xml:space="preserve">100%</w:t>
             </w:r>
           </w:p>
         </w:tc>
@@ -3683,122 +3553,10 @@
               <w:jc w:val="left"/>
             </w:pPr>
             <w:r>
-              <w:t xml:space="preserve">AP5 benchmark</w:t>
-            </w:r>
-          </w:p>
-        </w:tc>
-        <w:tc>
-          <w:tcPr/>
-          <w:p>
-            <w:pPr>
-              <w:pStyle w:val="Compact"/>
-              <w:jc w:val="left"/>
-            </w:pPr>
-            <w:r>
-              <w:t xml:space="preserve">3.43%</w:t>
-            </w:r>
-          </w:p>
-        </w:tc>
-        <w:tc>
-          <w:tcPr/>
-          <w:p>
-            <w:pPr>
-              <w:pStyle w:val="Compact"/>
-              <w:jc w:val="left"/>
-            </w:pPr>
-            <w:r>
-              <w:t xml:space="preserve">7.8%</w:t>
-            </w:r>
-          </w:p>
-        </w:tc>
-        <w:tc>
-          <w:tcPr/>
-          <w:p>
-            <w:pPr>
-              <w:pStyle w:val="Compact"/>
-              <w:jc w:val="left"/>
-            </w:pPr>
-            <w:r>
-              <w:t xml:space="preserve">0.47</w:t>
-            </w:r>
-          </w:p>
-        </w:tc>
-        <w:tc>
-          <w:tcPr/>
-          <w:p>
-            <w:pPr>
-              <w:pStyle w:val="Compact"/>
-              <w:jc w:val="left"/>
-            </w:pPr>
-            <w:r>
-              <w:t xml:space="preserve">−20.6%</w:t>
-            </w:r>
-          </w:p>
-        </w:tc>
-      </w:tr>
-      <w:tr>
-        <w:tc>
-          <w:tcPr/>
-          <w:p>
-            <w:pPr>
-              <w:pStyle w:val="Compact"/>
-              <w:jc w:val="left"/>
-            </w:pPr>
-            <w:r>
-              <w:t xml:space="preserve">Naïve basket</w:t>
-            </w:r>
-          </w:p>
-        </w:tc>
-        <w:tc>
-          <w:tcPr/>
-          <w:p>
-            <w:pPr>
-              <w:pStyle w:val="Compact"/>
-              <w:jc w:val="left"/>
-            </w:pPr>
-            <w:r>
-              <w:t xml:space="preserve">4.30%</w:t>
-            </w:r>
-          </w:p>
-        </w:tc>
-        <w:tc>
-          <w:tcPr/>
-          <w:p>
-            <w:pPr>
-              <w:pStyle w:val="Compact"/>
-              <w:jc w:val="left"/>
-            </w:pPr>
-            <w:r>
-              <w:t xml:space="preserve">10.1%</w:t>
-            </w:r>
-          </w:p>
-        </w:tc>
-        <w:tc>
-          <w:tcPr/>
-          <w:p>
-            <w:pPr>
-              <w:pStyle w:val="Compact"/>
-              <w:jc w:val="left"/>
-            </w:pPr>
-            <w:r>
-              <w:t xml:space="preserve">0.47</w:t>
-            </w:r>
-          </w:p>
-        </w:tc>
-        <w:tc>
-          <w:tcPr/>
-          <w:p>
-            <w:pPr>
-              <w:pStyle w:val="Compact"/>
-              <w:jc w:val="left"/>
-            </w:pPr>
-            <w:r>
-              <w:t xml:space="preserve">−27.7%</w:t>
-            </w:r>
-          </w:p>
-        </w:tc>
-      </w:tr>
-      <w:tr>
+              <w:t xml:space="preserve">COVID crash 2020</w:t>
+            </w:r>
+          </w:p>
+        </w:tc>
         <w:tc>
           <w:tcPr/>
           <w:p>
@@ -3811,13 +3569,93 @@
                 <w:bCs/>
                 <w:b/>
               </w:rPr>
-              <w:t xml:space="preserve">Curated</w:t>
-            </w:r>
-            <w:r>
-              <w:t xml:space="preserve"> </w:t>
-            </w:r>
-            <w:r>
-              <w:t xml:space="preserve">(HY 35 / EM 30 / gold 20 / infra 15)</w:t>
+              <w:t xml:space="preserve">−6.9%</w:t>
+            </w:r>
+          </w:p>
+        </w:tc>
+        <w:tc>
+          <w:tcPr/>
+          <w:p>
+            <w:pPr>
+              <w:pStyle w:val="Compact"/>
+              <w:jc w:val="left"/>
+            </w:pPr>
+            <w:r>
+              <w:t xml:space="preserve">−6.9%</w:t>
+            </w:r>
+          </w:p>
+        </w:tc>
+        <w:tc>
+          <w:tcPr/>
+          <w:p>
+            <w:pPr>
+              <w:pStyle w:val="Compact"/>
+              <w:jc w:val="left"/>
+            </w:pPr>
+            <w:r>
+              <w:t xml:space="preserve">−8.2%</w:t>
+            </w:r>
+          </w:p>
+        </w:tc>
+        <w:tc>
+          <w:tcPr/>
+          <w:p>
+            <w:pPr>
+              <w:pStyle w:val="Compact"/>
+              <w:jc w:val="left"/>
+            </w:pPr>
+            <w:r>
+              <w:t xml:space="preserve">−10.4%</w:t>
+            </w:r>
+          </w:p>
+        </w:tc>
+      </w:tr>
+      <w:tr>
+        <w:tc>
+          <w:tcPr/>
+          <w:p>
+            <w:pPr>
+              <w:pStyle w:val="Compact"/>
+              <w:jc w:val="left"/>
+            </w:pPr>
+            <w:r>
+              <w:t xml:space="preserve">Rate shock 2022</w:t>
+            </w:r>
+          </w:p>
+        </w:tc>
+        <w:tc>
+          <w:tcPr/>
+          <w:p>
+            <w:pPr>
+              <w:pStyle w:val="Compact"/>
+              <w:jc w:val="left"/>
+            </w:pPr>
+            <w:r>
+              <w:t xml:space="preserve">−11.9%</w:t>
+            </w:r>
+          </w:p>
+        </w:tc>
+        <w:tc>
+          <w:tcPr/>
+          <w:p>
+            <w:pPr>
+              <w:pStyle w:val="Compact"/>
+              <w:jc w:val="left"/>
+            </w:pPr>
+            <w:r>
+              <w:t xml:space="preserve">−10.8%</w:t>
+            </w:r>
+          </w:p>
+        </w:tc>
+        <w:tc>
+          <w:tcPr/>
+          <w:p>
+            <w:pPr>
+              <w:pStyle w:val="Compact"/>
+              <w:jc w:val="left"/>
+            </w:pPr>
+            <w:r>
+              <w:t xml:space="preserve">−9.2%</w:t>
             </w:r>
           </w:p>
         </w:tc>
@@ -3833,47 +3671,69 @@
                 <w:bCs/>
                 <w:b/>
               </w:rPr>
-              <w:t xml:space="preserve">4.91%</w:t>
-            </w:r>
-          </w:p>
-        </w:tc>
-        <w:tc>
-          <w:tcPr/>
-          <w:p>
-            <w:pPr>
-              <w:pStyle w:val="Compact"/>
-              <w:jc w:val="left"/>
-            </w:pPr>
-            <w:r>
-              <w:t xml:space="preserve">10.1%</w:t>
-            </w:r>
-          </w:p>
-        </w:tc>
-        <w:tc>
-          <w:tcPr/>
-          <w:p>
-            <w:pPr>
-              <w:pStyle w:val="Compact"/>
-              <w:jc w:val="left"/>
-            </w:pPr>
-            <w:r>
-              <w:rPr>
-                <w:bCs/>
-                <w:b/>
-              </w:rPr>
-              <w:t xml:space="preserve">0.53</w:t>
-            </w:r>
-          </w:p>
-        </w:tc>
-        <w:tc>
-          <w:tcPr/>
-          <w:p>
-            <w:pPr>
-              <w:pStyle w:val="Compact"/>
-              <w:jc w:val="left"/>
-            </w:pPr>
-            <w:r>
-              <w:t xml:space="preserve">−27.5%</w:t>
+              <w:t xml:space="preserve">−6.6%</w:t>
+            </w:r>
+          </w:p>
+        </w:tc>
+      </w:tr>
+      <w:tr>
+        <w:tc>
+          <w:tcPr/>
+          <w:p>
+            <w:pPr>
+              <w:pStyle w:val="Compact"/>
+              <w:jc w:val="left"/>
+            </w:pPr>
+            <w:r>
+              <w:t xml:space="preserve">SVB stress 2023</w:t>
+            </w:r>
+          </w:p>
+        </w:tc>
+        <w:tc>
+          <w:tcPr/>
+          <w:p>
+            <w:pPr>
+              <w:pStyle w:val="Compact"/>
+              <w:jc w:val="left"/>
+            </w:pPr>
+            <w:r>
+              <w:t xml:space="preserve">+0.1%</w:t>
+            </w:r>
+          </w:p>
+        </w:tc>
+        <w:tc>
+          <w:tcPr/>
+          <w:p>
+            <w:pPr>
+              <w:pStyle w:val="Compact"/>
+              <w:jc w:val="left"/>
+            </w:pPr>
+            <w:r>
+              <w:t xml:space="preserve">−0.2%</w:t>
+            </w:r>
+          </w:p>
+        </w:tc>
+        <w:tc>
+          <w:tcPr/>
+          <w:p>
+            <w:pPr>
+              <w:pStyle w:val="Compact"/>
+              <w:jc w:val="left"/>
+            </w:pPr>
+            <w:r>
+              <w:t xml:space="preserve">−0.7%</w:t>
+            </w:r>
+          </w:p>
+        </w:tc>
+        <w:tc>
+          <w:tcPr/>
+          <w:p>
+            <w:pPr>
+              <w:pStyle w:val="Compact"/>
+              <w:jc w:val="left"/>
+            </w:pPr>
+            <w:r>
+              <w:t xml:space="preserve">−1.4%</w:t>
             </w:r>
           </w:p>
         </w:tc>
@@ -3884,96 +3744,323 @@
         <w:pStyle w:val="BodyText"/>
       </w:pPr>
       <w:r>
-        <w:t xml:space="preserve">The curated basket lifts Sharpe</w:t>
-      </w:r>
-      <w:r>
-        <w:t xml:space="preserve"> </w:t>
-      </w:r>
-      <w:r>
-        <w:rPr>
-          <w:bCs/>
-          <w:b/>
-        </w:rPr>
-        <w:t xml:space="preserve">above</w:t>
-      </w:r>
-      <w:r>
-        <w:t xml:space="preserve"> </w:t>
-      </w:r>
-      <w:r>
-        <w:t xml:space="preserve">the AP5 benchmark at every step, where the naïve one</w:t>
-      </w:r>
-      <w:r>
-        <w:t xml:space="preserve"> </w:t>
-      </w:r>
-      <w:r>
-        <w:t xml:space="preserve">did not — the replacement result is</w:t>
-      </w:r>
-      <w:r>
-        <w:t xml:space="preserve"> </w:t>
-      </w:r>
-      <w:r>
-        <w:rPr>
-          <w:bCs/>
-          <w:b/>
-        </w:rPr>
-        <w:t xml:space="preserve">as much about</w:t>
-      </w:r>
-      <w:r>
-        <w:rPr>
-          <w:bCs/>
-          <w:b/>
-        </w:rPr>
+        <w:t xml:space="preserve">The two crises point opposite ways: in the</w:t>
+      </w:r>
+      <w:r>
+        <w:t xml:space="preserve"> </w:t>
+      </w:r>
+      <w:r>
+        <w:rPr>
+          <w:bCs/>
+          <w:b/>
+        </w:rPr>
+        <w:t xml:space="preserve">deflationary flight-to-quality shock (2020)</w:t>
+      </w:r>
+      <w:r>
+        <w:t xml:space="preserve"> </w:t>
+      </w:r>
+      <w:r>
+        <w:t xml:space="preserve">bonds protected and replacement hurt; in the</w:t>
+      </w:r>
+      <w:r>
+        <w:t xml:space="preserve"> </w:t>
+      </w:r>
+      <w:r>
+        <w:rPr>
+          <w:bCs/>
+          <w:b/>
+        </w:rPr>
+        <w:t xml:space="preserve">inflationary rate shock (2022)</w:t>
+      </w:r>
+      <w:r>
+        <w:t xml:space="preserve"> </w:t>
+      </w:r>
+      <w:r>
+        <w:t xml:space="preserve">bonds and</w:t>
+      </w:r>
+      <w:r>
+        <w:t xml:space="preserve"> </w:t>
+      </w:r>
+      <w:r>
+        <w:t xml:space="preserve">equities fell together and replacement helped. Replacement changes</w:t>
+      </w:r>
+      <w:r>
         <w:t xml:space="preserve"> </w:t>
       </w:r>
       <w:r>
         <w:rPr>
           <w:iCs/>
           <w:i/>
-          <w:bCs/>
-          <w:b/>
         </w:rPr>
         <w:t xml:space="preserve">which</w:t>
       </w:r>
       <w:r>
-        <w:rPr>
-          <w:bCs/>
-          <w:b/>
-        </w:rPr>
-        <w:t xml:space="preserve"> </w:t>
-      </w:r>
-      <w:r>
-        <w:rPr>
-          <w:bCs/>
-          <w:b/>
-        </w:rPr>
-        <w:t xml:space="preserve">alternatives as</w:t>
-      </w:r>
-      <w:r>
-        <w:rPr>
-          <w:bCs/>
-          <w:b/>
-        </w:rPr>
+        <w:t xml:space="preserve"> </w:t>
+      </w:r>
+      <w:r>
+        <w:t xml:space="preserve">crisis you are</w:t>
+      </w:r>
+      <w:r>
+        <w:t xml:space="preserve"> </w:t>
+      </w:r>
+      <w:r>
+        <w:t xml:space="preserve">protected against — it does not remove crisis risk.</w:t>
+      </w:r>
+    </w:p>
+    <w:bookmarkEnd w:id="28"/>
+    <w:bookmarkEnd w:id="29"/>
+    <w:bookmarkStart w:id="30" w:name="Xc3025eb81a08981cd83461d19639a2b22df5814"/>
+    <w:p>
+      <w:pPr>
+        <w:pStyle w:val="Heading2"/>
+      </w:pPr>
+      <w:r>
+        <w:t xml:space="preserve">7. Robustness — does the conclusion survive? (</w:t>
+      </w:r>
+      <w:r>
+        <w:rPr>
+          <w:rStyle w:val="VerbatimChar"/>
+        </w:rPr>
+        <w:t xml:space="preserve">analysis/robustness_sensitivity.csv</w:t>
+      </w:r>
+      <w:r>
+        <w:t xml:space="preserve">)</w:t>
+      </w:r>
+    </w:p>
+    <w:p>
+      <w:pPr>
+        <w:pStyle w:val="FirstParagraph"/>
+      </w:pPr>
+      <w:r>
+        <w:t xml:space="preserve">Across</w:t>
+      </w:r>
+      <w:r>
+        <w:t xml:space="preserve"> </w:t>
+      </w:r>
+      <w:r>
+        <w:rPr>
+          <w:bCs/>
+          <w:b/>
+        </w:rPr>
+        <w:t xml:space="preserve">every</w:t>
+      </w:r>
+      <w:r>
+        <w:t xml:space="preserve"> </w:t>
+      </w:r>
+      <w:r>
+        <w:t xml:space="preserve">variation — rebalancing band (±5/8/10/15/20%), transaction cost (0–50 bps),</w:t>
+      </w:r>
+      <w:r>
+        <w:t xml:space="preserve"> </w:t>
+      </w:r>
+      <w:r>
+        <w:t xml:space="preserve">the CHF-hedge assumption (hedged vs unhedged HY/EM), and the 2008–09 short-bond splice</w:t>
+      </w:r>
+      <w:r>
+        <w:t xml:space="preserve"> </w:t>
+      </w:r>
+      <w:r>
+        <w:t xml:space="preserve">(full sample vs 2010+) — two facts hold in all cases:</w:t>
+      </w:r>
+      <w:r>
+        <w:t xml:space="preserve"> </w:t>
+      </w:r>
+      <w:r>
+        <w:rPr>
+          <w:bCs/>
+          <w:b/>
+        </w:rPr>
+        <w:t xml:space="preserve">partial replacement (20%) matches or</w:t>
+      </w:r>
+      <w:r>
+        <w:rPr>
+          <w:bCs/>
+          <w:b/>
+        </w:rPr>
+        <w:t xml:space="preserve"> </w:t>
+      </w:r>
+      <w:r>
+        <w:rPr>
+          <w:bCs/>
+          <w:b/>
+        </w:rPr>
+        <w:t xml:space="preserve">slightly beats AP5 on Sharpe</w:t>
+      </w:r>
+      <w:r>
+        <w:t xml:space="preserve">, and</w:t>
+      </w:r>
+      <w:r>
+        <w:t xml:space="preserve"> </w:t>
+      </w:r>
+      <w:r>
+        <w:rPr>
+          <w:bCs/>
+          <w:b/>
+        </w:rPr>
+        <w:t xml:space="preserve">full replacement deepens the drawdown</w:t>
+      </w:r>
+      <w:r>
+        <w:t xml:space="preserve">. The</w:t>
+      </w:r>
+      <w:r>
+        <w:t xml:space="preserve"> </w:t>
+      </w:r>
+      <w:r>
+        <w:t xml:space="preserve">qualitative conclusion is not an artefact of any single assumption. (Hedging HY/EM does help:</w:t>
+      </w:r>
+      <w:r>
+        <w:t xml:space="preserve"> </w:t>
+      </w:r>
+      <w:r>
+        <w:t xml:space="preserve">unhedged, the full-replacement Sharpe falls from 0.47 to 0.44.)</w:t>
+      </w:r>
+    </w:p>
+    <w:bookmarkEnd w:id="30"/>
+    <w:bookmarkStart w:id="31" w:name="Xfc36b13871caf1f9162ab9e1ca3df3190bba41e"/>
+    <w:p>
+      <w:pPr>
+        <w:pStyle w:val="Heading2"/>
+      </w:pPr>
+      <w:r>
+        <w:t xml:space="preserve">8. Instrument selection — an</w:t>
+      </w:r>
+      <w:r>
         <w:t xml:space="preserve"> </w:t>
       </w:r>
       <w:r>
         <w:rPr>
           <w:iCs/>
           <w:i/>
-          <w:bCs/>
-          <w:b/>
-        </w:rPr>
-        <w:t xml:space="preserve">how much</w:t>
-      </w:r>
-      <w:r>
-        <w:rPr>
-          <w:bCs/>
-          <w:b/>
-        </w:rPr>
-        <w:t xml:space="preserve">.</w:t>
-      </w:r>
-    </w:p>
-    <w:bookmarkEnd w:id="27"/>
-    <w:bookmarkStart w:id="28" w:name="Xbddf55ea40be64226f84558918e5cd3b2a27aa5"/>
+        </w:rPr>
+        <w:t xml:space="preserve">ex-post</w:t>
+      </w:r>
+      <w:r>
+        <w:t xml:space="preserve"> </w:t>
+      </w:r>
+      <w:r>
+        <w:t xml:space="preserve">observation (fig. 08)</w:t>
+      </w:r>
+    </w:p>
+    <w:p>
+      <w:pPr>
+        <w:pStyle w:val="FirstParagraph"/>
+      </w:pPr>
+      <w:r>
+        <w:t xml:space="preserve">A</w:t>
+      </w:r>
+      <w:r>
+        <w:t xml:space="preserve"> </w:t>
+      </w:r>
+      <w:r>
+        <w:rPr>
+          <w:bCs/>
+          <w:b/>
+        </w:rPr>
+        <w:t xml:space="preserve">curated</w:t>
+      </w:r>
+      <w:r>
+        <w:t xml:space="preserve"> </w:t>
+      </w:r>
+      <w:r>
+        <w:t xml:space="preserve">basket (HY 35 / EM 30 / gold 20 / infra 15) that drops the two money-losers</w:t>
+      </w:r>
+      <w:r>
+        <w:t xml:space="preserve"> </w:t>
+      </w:r>
+      <w:r>
+        <w:t xml:space="preserve">lifts the full-replacement Sharpe to 0.53.</w:t>
+      </w:r>
+      <w:r>
+        <w:t xml:space="preserve"> </w:t>
+      </w:r>
+      <w:r>
+        <w:rPr>
+          <w:bCs/>
+          <w:b/>
+        </w:rPr>
+        <w:t xml:space="preserve">This is an ex-post, exploratory result</w:t>
+      </w:r>
+      <w:r>
+        <w:t xml:space="preserve"> </w:t>
+      </w:r>
+      <w:r>
+        <w:t xml:space="preserve">— the</w:t>
+      </w:r>
+      <w:r>
+        <w:t xml:space="preserve"> </w:t>
+      </w:r>
+      <w:r>
+        <w:t xml:space="preserve">weights were chosen after seeing full-sample outcomes, so it is</w:t>
+      </w:r>
+      <w:r>
+        <w:t xml:space="preserve"> </w:t>
+      </w:r>
+      <w:r>
+        <w:rPr>
+          <w:iCs/>
+          <w:i/>
+        </w:rPr>
+        <w:t xml:space="preserve">not</w:t>
+      </w:r>
+      <w:r>
+        <w:t xml:space="preserve"> </w:t>
+      </w:r>
+      <w:r>
+        <w:t xml:space="preserve">evidence that such a</w:t>
+      </w:r>
+      <w:r>
+        <w:t xml:space="preserve"> </w:t>
+      </w:r>
+      <w:r>
+        <w:t xml:space="preserve">basket would have been chosen prospectively, and it does</w:t>
+      </w:r>
+      <w:r>
+        <w:t xml:space="preserve"> </w:t>
+      </w:r>
+      <w:r>
+        <w:rPr>
+          <w:bCs/>
+          <w:b/>
+        </w:rPr>
+        <w:t xml:space="preserve">not</w:t>
+      </w:r>
+      <w:r>
+        <w:t xml:space="preserve"> </w:t>
+      </w:r>
+      <w:r>
+        <w:t xml:space="preserve">drive the recommendation. It</w:t>
+      </w:r>
+      <w:r>
+        <w:t xml:space="preserve"> </w:t>
+      </w:r>
+      <w:r>
+        <w:t xml:space="preserve">shows only that</w:t>
+      </w:r>
+      <w:r>
+        <w:t xml:space="preserve"> </w:t>
+      </w:r>
+      <w:r>
+        <w:rPr>
+          <w:bCs/>
+          <w:b/>
+        </w:rPr>
+        <w:t xml:space="preserve">instrument selection matters as much as the replacement fraction</w:t>
+      </w:r>
+      <w:r>
+        <w:t xml:space="preserve"> </w:t>
+      </w:r>
+      <w:r>
+        <w:t xml:space="preserve">— a</w:t>
+      </w:r>
+      <w:r>
+        <w:t xml:space="preserve"> </w:t>
+      </w:r>
+      <w:r>
+        <w:t xml:space="preserve">motivation for out-of-sample basket selection as future work.</w:t>
+      </w:r>
+    </w:p>
+    <w:bookmarkEnd w:id="31"/>
+    <w:bookmarkStart w:id="32" w:name="Xbddf55ea40be64226f84558918e5cd3b2a27aa5"/>
     <w:p>
       <w:pPr>
         <w:pStyle w:val="Heading2"/>
@@ -3986,7 +4073,7 @@
       <w:pPr>
         <w:numPr>
           <w:ilvl w:val="0"/>
-          <w:numId w:val="1004"/>
+          <w:numId w:val="1003"/>
         </w:numPr>
         <w:pStyle w:val="Compact"/>
       </w:pPr>
@@ -3995,26 +4082,64 @@
           <w:bCs/>
           <w:b/>
         </w:rPr>
-        <w:t xml:space="preserve">Do not replace the bond sleeve wholesale.</w:t>
-      </w:r>
-      <w:r>
-        <w:t xml:space="preserve"> </w:t>
-      </w:r>
-      <w:r>
-        <w:t xml:space="preserve">Full replacement buys ~0.9%/yr of return for</w:t>
-      </w:r>
-      <w:r>
-        <w:t xml:space="preserve"> </w:t>
-      </w:r>
-      <w:r>
-        <w:t xml:space="preserve">~7pp more drawdown and no Sharpe gain over the cycle.</w:t>
+        <w:t xml:space="preserve">The evidence favours partial rather than wholesale bond replacement.</w:t>
+      </w:r>
+      <w:r>
+        <w:t xml:space="preserve"> </w:t>
+      </w:r>
+      <w:r>
+        <w:t xml:space="preserve">A low-to-moderate</w:t>
+      </w:r>
+      <w:r>
+        <w:t xml:space="preserve"> </w:t>
+      </w:r>
+      <w:r>
+        <w:t xml:space="preserve">replacement (≈20–40%) provides the most attractive historical return–risk</w:t>
+      </w:r>
+      <w:r>
+        <w:t xml:space="preserve"> </w:t>
+      </w:r>
+      <w:r>
+        <w:rPr>
+          <w:iCs/>
+          <w:i/>
+        </w:rPr>
+        <w:t xml:space="preserve">compromise</w:t>
+      </w:r>
+      <w:r>
+        <w:t xml:space="preserve"> </w:t>
+      </w:r>
+      <w:r>
+        <w:t xml:space="preserve">—</w:t>
+      </w:r>
+      <w:r>
+        <w:t xml:space="preserve"> </w:t>
+      </w:r>
+      <w:r>
+        <w:t xml:space="preserve">but the analysis does</w:t>
+      </w:r>
+      <w:r>
+        <w:t xml:space="preserve"> </w:t>
+      </w:r>
+      <w:r>
+        <w:rPr>
+          <w:bCs/>
+          <w:b/>
+        </w:rPr>
+        <w:t xml:space="preserve">not identify a statistically unique optimal replacement ratio</w:t>
+      </w:r>
+      <w:r>
+        <w:t xml:space="preserve"> </w:t>
+      </w:r>
+      <w:r>
+        <w:t xml:space="preserve">(the Sharpe differences are within bootstrap noise).</w:t>
       </w:r>
     </w:p>
     <w:p>
       <w:pPr>
         <w:numPr>
           <w:ilvl w:val="0"/>
-          <w:numId w:val="1004"/>
+          <w:numId w:val="1003"/>
         </w:numPr>
         <w:pStyle w:val="Compact"/>
       </w:pPr>
@@ -4023,23 +4148,23 @@
           <w:bCs/>
           <w:b/>
         </w:rPr>
-        <w:t xml:space="preserve">A partial replacement (≈ 20–40%) is the balanced choice</w:t>
-      </w:r>
-      <w:r>
-        <w:t xml:space="preserve">: it sits at the mild Sharpe peak,</w:t>
-      </w:r>
-      <w:r>
-        <w:t xml:space="preserve"> </w:t>
-      </w:r>
-      <w:r>
-        <w:t xml:space="preserve">captures the regime upside (R2/R4), and keeps a bond core for flight-to-quality (R1).</w:t>
+        <w:t xml:space="preserve">Full replacement is not supported</w:t>
+      </w:r>
+      <w:r>
+        <w:t xml:space="preserve">: it reliably increases drawdown (P≈91%) without a</w:t>
+      </w:r>
+      <w:r>
+        <w:t xml:space="preserve"> </w:t>
+      </w:r>
+      <w:r>
+        <w:t xml:space="preserve">reliable Sharpe gain, and it removes the 2020-type flight-to-quality protection.</w:t>
       </w:r>
     </w:p>
     <w:p>
       <w:pPr>
         <w:numPr>
           <w:ilvl w:val="0"/>
-          <w:numId w:val="1004"/>
+          <w:numId w:val="1003"/>
         </w:numPr>
         <w:pStyle w:val="Compact"/>
       </w:pPr>
@@ -4054,45 +4179,29 @@
         <w:t xml:space="preserve"> </w:t>
       </w:r>
       <w:r>
-        <w:t xml:space="preserve">— both Swiss and world, both broad and short-duration (the</w:t>
-      </w:r>
-      <w:r>
-        <w:t xml:space="preserve"> </w:t>
-      </w:r>
-      <w:r>
-        <w:t xml:space="preserve">short tranche is what absorbs rate shocks).</w:t>
+        <w:t xml:space="preserve">(Swiss + world, broad + short-duration).</w:t>
       </w:r>
     </w:p>
     <w:p>
       <w:pPr>
         <w:numPr>
           <w:ilvl w:val="0"/>
-          <w:numId w:val="1004"/>
+          <w:numId w:val="1003"/>
         </w:numPr>
         <w:pStyle w:val="Compact"/>
       </w:pPr>
       <w:r>
-        <w:rPr>
-          <w:bCs/>
-          <w:b/>
-        </w:rPr>
-        <w:t xml:space="preserve">Curate the basket</w:t>
-      </w:r>
-      <w:r>
-        <w:t xml:space="preserve"> </w:t>
-      </w:r>
-      <w:r>
-        <w:t xml:space="preserve">— a defensive carry + hedge basket beats the naïve equal-weight one.</w:t>
-      </w:r>
-    </w:p>
-    <w:bookmarkEnd w:id="28"/>
-    <w:bookmarkStart w:id="29" w:name="Xbedd3294f9d2e8dce55c4c3cf13276f8343698c"/>
+        <w:t xml:space="preserve">Instrument selection matters (§8), but should be validated out-of-sample before use.</w:t>
+      </w:r>
+    </w:p>
+    <w:bookmarkEnd w:id="32"/>
+    <w:bookmarkStart w:id="33" w:name="X5c6ab09339a7b637247838e5ec2e29f81e53571"/>
     <w:p>
       <w:pPr>
         <w:pStyle w:val="Heading2"/>
       </w:pPr>
       <w:r>
-        <w:t xml:space="preserve">Appendix A. Optimisation (secondary / theoretical)</w:t>
+        <w:t xml:space="preserve">Appendix A. Optimisation (secondary, in-sample, not independent)</w:t>
       </w:r>
     </w:p>
     <w:p>
@@ -4100,16 +4209,7 @@
         <w:pStyle w:val="FirstParagraph"/>
       </w:pPr>
       <w:r>
-        <w:t xml:space="preserve">Kept out of the headline at the director's request. Optimising the 42% sleeve in-sample over</w:t>
-      </w:r>
-      <w:r>
-        <w:t xml:space="preserve"> </w:t>
-      </w:r>
-      <w:r>
-        <w:t xml:space="preserve">2008–2026 (core fixed, realistic caps;</w:t>
-      </w:r>
-      <w:r>
-        <w:t xml:space="preserve"> </w:t>
+        <w:t xml:space="preserve">Optimising the 42% sleeve in-sample (</w:t>
       </w:r>
       <w:r>
         <w:rPr>
@@ -4118,463 +4218,184 @@
         <w:t xml:space="preserve">src/appendix_optimization.py</w:t>
       </w:r>
       <w:r>
-        <w:t xml:space="preserve">), net of fees:</w:t>
-      </w:r>
-    </w:p>
-    <w:tbl>
-      <w:tblPr>
-        <w:tblStyle w:val="Table"/>
-        <w:tblW w:type="auto" w:w="0"/>
-        <w:tblLook w:firstRow="1" w:lastRow="0" w:firstColumn="0" w:lastColumn="0" w:noHBand="0" w:noVBand="0" w:val="0020"/>
-        <w:jc w:val="start"/>
-      </w:tblPr>
-      <w:tblGrid>
-        <w:gridCol w:w="1320"/>
-        <w:gridCol w:w="1320"/>
-        <w:gridCol w:w="1320"/>
-        <w:gridCol w:w="1320"/>
-        <w:gridCol w:w="1320"/>
-        <w:gridCol w:w="1320"/>
-      </w:tblGrid>
-      <w:tr>
-        <w:trPr>
-          <w:tblHeader w:val="true"/>
-        </w:trPr>
-        <w:tc>
-          <w:tcPr/>
-          <w:p>
-            <w:pPr>
-              <w:pStyle w:val="Compact"/>
-              <w:jc w:val="left"/>
-            </w:pPr>
-            <w:r>
-              <w:t xml:space="preserve">Optimised sleeve</w:t>
-            </w:r>
-          </w:p>
-        </w:tc>
-        <w:tc>
-          <w:tcPr/>
-          <w:p>
-            <w:pPr>
-              <w:pStyle w:val="Compact"/>
-              <w:jc w:val="left"/>
-            </w:pPr>
-            <w:r>
-              <w:t xml:space="preserve">CAGR</w:t>
-            </w:r>
-          </w:p>
-        </w:tc>
-        <w:tc>
-          <w:tcPr/>
-          <w:p>
-            <w:pPr>
-              <w:pStyle w:val="Compact"/>
-              <w:jc w:val="left"/>
-            </w:pPr>
-            <w:r>
-              <w:t xml:space="preserve">Vol</w:t>
-            </w:r>
-          </w:p>
-        </w:tc>
-        <w:tc>
-          <w:tcPr/>
-          <w:p>
-            <w:pPr>
-              <w:pStyle w:val="Compact"/>
-              <w:jc w:val="left"/>
-            </w:pPr>
-            <w:r>
-              <w:t xml:space="preserve">Sharpe</w:t>
-            </w:r>
-          </w:p>
-        </w:tc>
-        <w:tc>
-          <w:tcPr/>
-          <w:p>
-            <w:pPr>
-              <w:pStyle w:val="Compact"/>
-              <w:jc w:val="left"/>
-            </w:pPr>
-            <w:r>
-              <w:t xml:space="preserve">MaxDD</w:t>
-            </w:r>
-          </w:p>
-        </w:tc>
-        <w:tc>
-          <w:tcPr/>
-          <w:p>
-            <w:pPr>
-              <w:pStyle w:val="Compact"/>
-              <w:jc w:val="left"/>
-            </w:pPr>
-            <w:r>
-              <w:t xml:space="preserve">Sleeve holds</w:t>
-            </w:r>
-          </w:p>
-        </w:tc>
-      </w:tr>
-      <w:tr>
-        <w:tc>
-          <w:tcPr/>
-          <w:p>
-            <w:pPr>
-              <w:pStyle w:val="Compact"/>
-              <w:jc w:val="left"/>
-            </w:pPr>
-            <w:r>
-              <w:t xml:space="preserve">Min-variance</w:t>
-            </w:r>
-          </w:p>
-        </w:tc>
-        <w:tc>
-          <w:tcPr/>
-          <w:p>
-            <w:pPr>
-              <w:pStyle w:val="Compact"/>
-              <w:jc w:val="left"/>
-            </w:pPr>
-            <w:r>
-              <w:t xml:space="preserve">3.20%</w:t>
-            </w:r>
-          </w:p>
-        </w:tc>
-        <w:tc>
-          <w:tcPr/>
-          <w:p>
-            <w:pPr>
-              <w:pStyle w:val="Compact"/>
-              <w:jc w:val="left"/>
-            </w:pPr>
-            <w:r>
-              <w:t xml:space="preserve">7.7%</w:t>
-            </w:r>
-          </w:p>
-        </w:tc>
-        <w:tc>
-          <w:tcPr/>
-          <w:p>
-            <w:pPr>
-              <w:pStyle w:val="Compact"/>
-              <w:jc w:val="left"/>
-            </w:pPr>
-            <w:r>
-              <w:t xml:space="preserve">0.45</w:t>
-            </w:r>
-          </w:p>
-        </w:tc>
-        <w:tc>
-          <w:tcPr/>
-          <w:p>
-            <w:pPr>
-              <w:pStyle w:val="Compact"/>
-              <w:jc w:val="left"/>
-            </w:pPr>
-            <w:r>
-              <w:t xml:space="preserve">−20.8%</w:t>
-            </w:r>
-          </w:p>
-        </w:tc>
-        <w:tc>
-          <w:tcPr/>
-          <w:p>
-            <w:pPr>
-              <w:pStyle w:val="Compact"/>
-              <w:jc w:val="left"/>
-            </w:pPr>
-            <w:r>
-              <w:rPr>
-                <w:bCs/>
-                <w:b/>
-              </w:rPr>
-              <w:t xml:space="preserve">100% short world bonds</w:t>
-            </w:r>
-          </w:p>
-        </w:tc>
-      </w:tr>
-      <w:tr>
-        <w:tc>
-          <w:tcPr/>
-          <w:p>
-            <w:pPr>
-              <w:pStyle w:val="Compact"/>
-              <w:jc w:val="left"/>
-            </w:pPr>
-            <w:r>
-              <w:t xml:space="preserve">Min-CVaR</w:t>
-            </w:r>
-          </w:p>
-        </w:tc>
-        <w:tc>
-          <w:tcPr/>
-          <w:p>
-            <w:pPr>
-              <w:pStyle w:val="Compact"/>
-              <w:jc w:val="left"/>
-            </w:pPr>
-            <w:r>
-              <w:t xml:space="preserve">3.20%</w:t>
-            </w:r>
-          </w:p>
-        </w:tc>
-        <w:tc>
-          <w:tcPr/>
-          <w:p>
-            <w:pPr>
-              <w:pStyle w:val="Compact"/>
-              <w:jc w:val="left"/>
-            </w:pPr>
-            <w:r>
-              <w:t xml:space="preserve">7.7%</w:t>
-            </w:r>
-          </w:p>
-        </w:tc>
-        <w:tc>
-          <w:tcPr/>
-          <w:p>
-            <w:pPr>
-              <w:pStyle w:val="Compact"/>
-              <w:jc w:val="left"/>
-            </w:pPr>
-            <w:r>
-              <w:t xml:space="preserve">0.45</w:t>
-            </w:r>
-          </w:p>
-        </w:tc>
-        <w:tc>
-          <w:tcPr/>
-          <w:p>
-            <w:pPr>
-              <w:pStyle w:val="Compact"/>
-              <w:jc w:val="left"/>
-            </w:pPr>
-            <w:r>
-              <w:t xml:space="preserve">−20.8%</w:t>
-            </w:r>
-          </w:p>
-        </w:tc>
-        <w:tc>
-          <w:tcPr/>
-          <w:p>
-            <w:pPr>
-              <w:pStyle w:val="Compact"/>
-              <w:jc w:val="left"/>
-            </w:pPr>
-            <w:r>
-              <w:rPr>
-                <w:bCs/>
-                <w:b/>
-              </w:rPr>
-              <w:t xml:space="preserve">100% short world bonds</w:t>
-            </w:r>
-          </w:p>
-        </w:tc>
-      </w:tr>
-      <w:tr>
-        <w:tc>
-          <w:tcPr/>
-          <w:p>
-            <w:pPr>
-              <w:pStyle w:val="Compact"/>
-              <w:jc w:val="left"/>
-            </w:pPr>
-            <w:r>
-              <w:t xml:space="preserve">Max-Sharpe</w:t>
-            </w:r>
-          </w:p>
-        </w:tc>
-        <w:tc>
-          <w:tcPr/>
-          <w:p>
-            <w:pPr>
-              <w:pStyle w:val="Compact"/>
-              <w:jc w:val="left"/>
-            </w:pPr>
-            <w:r>
-              <w:t xml:space="preserve">4.31%</w:t>
-            </w:r>
-          </w:p>
-        </w:tc>
-        <w:tc>
-          <w:tcPr/>
-          <w:p>
-            <w:pPr>
-              <w:pStyle w:val="Compact"/>
-              <w:jc w:val="left"/>
-            </w:pPr>
-            <w:r>
-              <w:t xml:space="preserve">8.2%</w:t>
-            </w:r>
-          </w:p>
-        </w:tc>
-        <w:tc>
-          <w:tcPr/>
-          <w:p>
-            <w:pPr>
-              <w:pStyle w:val="Compact"/>
-              <w:jc w:val="left"/>
-            </w:pPr>
-            <w:r>
-              <w:rPr>
-                <w:bCs/>
-                <w:b/>
-              </w:rPr>
-              <w:t xml:space="preserve">0.56</w:t>
-            </w:r>
-          </w:p>
-        </w:tc>
-        <w:tc>
-          <w:tcPr/>
-          <w:p>
-            <w:pPr>
-              <w:pStyle w:val="Compact"/>
-              <w:jc w:val="left"/>
-            </w:pPr>
-            <w:r>
-              <w:t xml:space="preserve">−19.7%</w:t>
-            </w:r>
-          </w:p>
-        </w:tc>
-        <w:tc>
-          <w:tcPr/>
-          <w:p>
-            <w:pPr>
-              <w:pStyle w:val="Compact"/>
-              <w:jc w:val="left"/>
-            </w:pPr>
-            <w:r>
-              <w:t xml:space="preserve">30% Swiss bonds + 12% gold (cap)</w:t>
-            </w:r>
-          </w:p>
-        </w:tc>
-      </w:tr>
-    </w:tbl>
+        <w:t xml:space="preserve">), net of fees, is</w:t>
+      </w:r>
+      <w:r>
+        <w:t xml:space="preserve"> </w:t>
+      </w:r>
+      <w:r>
+        <w:rPr>
+          <w:bCs/>
+          <w:b/>
+        </w:rPr>
+        <w:t xml:space="preserve">not</w:t>
+      </w:r>
+      <w:r>
+        <w:rPr>
+          <w:bCs/>
+          <w:b/>
+        </w:rPr>
+        <w:t xml:space="preserve"> </w:t>
+      </w:r>
+      <w:r>
+        <w:rPr>
+          <w:bCs/>
+          <w:b/>
+        </w:rPr>
+        <w:t xml:space="preserve">used to determine the recommendation</w:t>
+      </w:r>
+      <w:r>
+        <w:t xml:space="preserve"> </w:t>
+      </w:r>
+      <w:r>
+        <w:t xml:space="preserve">and is</w:t>
+      </w:r>
+      <w:r>
+        <w:t xml:space="preserve"> </w:t>
+      </w:r>
+      <w:r>
+        <w:rPr>
+          <w:bCs/>
+          <w:b/>
+        </w:rPr>
+        <w:t xml:space="preserve">not independent evidence</w:t>
+      </w:r>
+      <w:r>
+        <w:t xml:space="preserve"> </w:t>
+      </w:r>
+      <w:r>
+        <w:t xml:space="preserve">(same sample,</w:t>
+      </w:r>
+      <w:r>
+        <w:t xml:space="preserve"> </w:t>
+      </w:r>
+      <w:r>
+        <w:t xml:space="preserve">proxies, fees, construction). It is reported only as a sensitivity to construction choices:</w:t>
+      </w:r>
+      <w:r>
+        <w:t xml:space="preserve"> </w:t>
+      </w:r>
+      <w:r>
+        <w:t xml:space="preserve">min-variance/min-CVaR put the sleeve</w:t>
+      </w:r>
+      <w:r>
+        <w:t xml:space="preserve"> </w:t>
+      </w:r>
+      <w:r>
+        <w:rPr>
+          <w:bCs/>
+          <w:b/>
+        </w:rPr>
+        <w:t xml:space="preserve">100% into short-duration world bonds</w:t>
+      </w:r>
+      <w:r>
+        <w:t xml:space="preserve">; max-Sharpe</w:t>
+      </w:r>
+      <w:r>
+        <w:t xml:space="preserve"> </w:t>
+      </w:r>
+      <w:r>
+        <w:t xml:space="preserve">keeps ~30% Swiss bonds + a capped gold sleeve — i.e. even with hindsight, no optimiser</w:t>
+      </w:r>
+      <w:r>
+        <w:t xml:space="preserve"> </w:t>
+      </w:r>
+      <w:r>
+        <w:t xml:space="preserve">abandons bonds. Caps are</w:t>
+      </w:r>
+      <w:r>
+        <w:t xml:space="preserve"> </w:t>
+      </w:r>
+      <w:r>
+        <w:rPr>
+          <w:bCs/>
+          <w:b/>
+        </w:rPr>
+        <w:t xml:space="preserve">research-imposed</w:t>
+      </w:r>
+      <w:r>
+        <w:t xml:space="preserve">, not a regulatory (OPP2) claim.</w:t>
+      </w:r>
+    </w:p>
+    <w:bookmarkEnd w:id="33"/>
+    <w:bookmarkStart w:id="34" w:name="X57d56956c0b631bb6a0ea7bd9242c6129e94934"/>
+    <w:p>
+      <w:pPr>
+        <w:pStyle w:val="Heading2"/>
+      </w:pPr>
+      <w:r>
+        <w:t xml:space="preserve">10. Limitations</w:t>
+      </w:r>
+    </w:p>
+    <w:p>
+      <w:pPr>
+        <w:pStyle w:val="FirstParagraph"/>
+      </w:pPr>
+      <w:r>
+        <w:t xml:space="preserve">Investable ETF/fund proxies (not the exact VZ funds); monthly frequency understates</w:t>
+      </w:r>
+      <w:r>
+        <w:t xml:space="preserve"> </w:t>
+      </w:r>
+      <w:r>
+        <w:t xml:space="preserve">intra-month drawdowns; foreign-equity CHF total return is a USD-price + FX proxy; the CHF</w:t>
+      </w:r>
+      <w:r>
+        <w:t xml:space="preserve"> </w:t>
+      </w:r>
+      <w:r>
+        <w:t xml:space="preserve">hedge and cash are policy-rate approximations; the short world-bond series is spliced pre-2010</w:t>
+      </w:r>
+      <w:r>
+        <w:t xml:space="preserve"> </w:t>
+      </w:r>
+      <w:r>
+        <w:t xml:space="preserve">(shown not to change conclusions); a single historical path (bootstrap addresses sampling, not</w:t>
+      </w:r>
+      <w:r>
+        <w:t xml:space="preserve"> </w:t>
+      </w:r>
+      <w:r>
+        <w:t xml:space="preserve">model, uncertainty). Regime inference from four buckets is descriptive, not causal. See</w:t>
+      </w:r>
+      <w:r>
+        <w:t xml:space="preserve"> </w:t>
+      </w:r>
+      <w:r>
+        <w:rPr>
+          <w:rStyle w:val="VerbatimChar"/>
+        </w:rPr>
+        <w:t xml:space="preserve">docs/methodology.md</w:t>
+      </w:r>
+      <w:r>
+        <w:t xml:space="preserve"> </w:t>
+      </w:r>
+      <w:r>
+        <w:t xml:space="preserve">and</w:t>
+      </w:r>
+      <w:r>
+        <w:t xml:space="preserve"> </w:t>
+      </w:r>
+      <w:r>
+        <w:rPr>
+          <w:rStyle w:val="VerbatimChar"/>
+        </w:rPr>
+        <w:t xml:space="preserve">docs/assumptions.md</w:t>
+      </w:r>
+      <w:r>
+        <w:t xml:space="preserve">. Academic reproduction, not investment advice.</w:t>
+      </w:r>
+    </w:p>
     <w:p>
       <w:pPr>
         <w:pStyle w:val="BodyText"/>
       </w:pPr>
       <w:r>
-        <w:t xml:space="preserve">The message reinforces the main analysis: given full hindsight, the risk-minimisers put the</w:t>
-      </w:r>
-      <w:r>
-        <w:t xml:space="preserve"> </w:t>
-      </w:r>
-      <w:r>
-        <w:t xml:space="preserve">sleeve entirely into the</w:t>
-      </w:r>
-      <w:r>
-        <w:t xml:space="preserve"> </w:t>
-      </w:r>
-      <w:r>
-        <w:rPr>
-          <w:bCs/>
-          <w:b/>
-        </w:rPr>
-        <w:t xml:space="preserve">safest bond tranche</w:t>
-      </w:r>
-      <w:r>
-        <w:t xml:space="preserve"> </w:t>
-      </w:r>
-      <w:r>
-        <w:t xml:space="preserve">(short-duration world bonds), and the</w:t>
-      </w:r>
-      <w:r>
-        <w:t xml:space="preserve"> </w:t>
-      </w:r>
-      <w:r>
-        <w:t xml:space="preserve">return-maximiser keeps a large Swiss-bond position plus a capped gold hedge —</w:t>
-      </w:r>
-      <w:r>
-        <w:t xml:space="preserve"> </w:t>
-      </w:r>
-      <w:r>
-        <w:rPr>
-          <w:bCs/>
-          <w:b/>
-        </w:rPr>
-        <w:t xml:space="preserve">no optimiser</w:t>
-      </w:r>
-      <w:r>
-        <w:rPr>
-          <w:bCs/>
-          <w:b/>
-        </w:rPr>
-        <w:t xml:space="preserve"> </w:t>
-      </w:r>
-      <w:r>
-        <w:rPr>
-          <w:bCs/>
-          <w:b/>
-        </w:rPr>
-        <w:t xml:space="preserve">abandons bonds</w:t>
-      </w:r>
-      <w:r>
-        <w:t xml:space="preserve">. These weights are in-sample and optimistic; a descriptive upper bound, not a</w:t>
-      </w:r>
-      <w:r>
-        <w:t xml:space="preserve"> </w:t>
-      </w:r>
-      <w:r>
-        <w:t xml:space="preserve">rule, which is why the analysis leads with the transparent step/curated books.</w:t>
-      </w:r>
-    </w:p>
-    <w:bookmarkEnd w:id="29"/>
-    <w:bookmarkStart w:id="30" w:name="X32b12bad6fc4d6c63a44a062147abb07a76d2a0"/>
-    <w:p>
-      <w:pPr>
-        <w:pStyle w:val="Heading2"/>
-      </w:pPr>
-      <w:r>
-        <w:t xml:space="preserve">10. Caveats</w:t>
-      </w:r>
-    </w:p>
-    <w:p>
-      <w:pPr>
-        <w:pStyle w:val="FirstParagraph"/>
-      </w:pPr>
-      <w:r>
-        <w:t xml:space="preserve">Investable ETF/fund proxies (not the exact VZ funds); monthly frequency understates intra-month</w:t>
-      </w:r>
-      <w:r>
-        <w:t xml:space="preserve"> </w:t>
-      </w:r>
-      <w:r>
-        <w:t xml:space="preserve">drawdowns; foreign equity is a USD price index converted to CHF TR (cancels in comparisons,</w:t>
-      </w:r>
-      <w:r>
-        <w:t xml:space="preserve"> </w:t>
-      </w:r>
-      <w:r>
-        <w:t xml:space="preserve">validated at 0.955 corr); convertibles start 2009 and the short world-bond index is spliced</w:t>
-      </w:r>
-      <w:r>
-        <w:t xml:space="preserve"> </w:t>
-      </w:r>
-      <w:r>
-        <w:t xml:space="preserve">pre-2010; commodity/CTA proxies carry real tracking error; single historical path. See</w:t>
-      </w:r>
-      <w:r>
-        <w:t xml:space="preserve"> </w:t>
-      </w:r>
-      <w:r>
-        <w:rPr>
-          <w:rStyle w:val="VerbatimChar"/>
-        </w:rPr>
-        <w:t xml:space="preserve">docs/methodology.md</w:t>
-      </w:r>
-      <w:r>
-        <w:t xml:space="preserve">. Academic reproduction, not investment advice.</w:t>
-      </w:r>
-    </w:p>
-    <w:p>
-      <w:pPr>
-        <w:pStyle w:val="BodyText"/>
-      </w:pPr>
-      <w:r>
         <w:t xml:space="preserve">\newpage</w:t>
       </w:r>
     </w:p>
-    <w:bookmarkEnd w:id="30"/>
-    <w:bookmarkStart w:id="52" w:name="figures"/>
+    <w:bookmarkEnd w:id="34"/>
+    <w:bookmarkStart w:id="59" w:name="figures"/>
     <w:p>
       <w:pPr>
         <w:pStyle w:val="Heading2"/>
@@ -4604,18 +4425,18 @@
           <wp:inline>
             <wp:extent cx="5334000" cy="2807368"/>
             <wp:effectExtent b="0" l="0" r="0" t="0"/>
-            <wp:docPr descr="" title="" id="32" name="Picture"/>
+            <wp:docPr descr="" title="" id="36" name="Picture"/>
             <a:graphic>
               <a:graphicData uri="http://schemas.openxmlformats.org/drawingml/2006/picture">
                 <pic:pic>
                   <pic:nvPicPr>
-                    <pic:cNvPr descr="/home/user/bond_replacement_analysis/reports/figures/01_cumulative_2008.png" id="33" name="Picture"/>
+                    <pic:cNvPr descr="/home/user/bond_replacement_analysis/reports/figures/01_cumulative_2008.png" id="37" name="Picture"/>
                     <pic:cNvPicPr>
                       <a:picLocks noChangeArrowheads="1" noChangeAspect="1"/>
                     </pic:cNvPicPr>
                   </pic:nvPicPr>
                   <pic:blipFill>
-                    <a:blip r:embed="rId31"/>
+                    <a:blip r:embed="rId35"/>
                     <a:stretch>
                       <a:fillRect/>
                     </a:stretch>
@@ -4663,18 +4484,18 @@
           <wp:inline>
             <wp:extent cx="5334000" cy="2726266"/>
             <wp:effectExtent b="0" l="0" r="0" t="0"/>
-            <wp:docPr descr="" title="" id="35" name="Picture"/>
+            <wp:docPr descr="" title="" id="39" name="Picture"/>
             <a:graphic>
               <a:graphicData uri="http://schemas.openxmlformats.org/drawingml/2006/picture">
                 <pic:pic>
                   <pic:nvPicPr>
-                    <pic:cNvPr descr="/home/user/bond_replacement_analysis/reports/figures/02_ap5_validation.png" id="36" name="Picture"/>
+                    <pic:cNvPr descr="/home/user/bond_replacement_analysis/reports/figures/02_ap5_validation.png" id="40" name="Picture"/>
                     <pic:cNvPicPr>
                       <a:picLocks noChangeArrowheads="1" noChangeAspect="1"/>
                     </pic:cNvPicPr>
                   </pic:nvPicPr>
                   <pic:blipFill>
-                    <a:blip r:embed="rId34"/>
+                    <a:blip r:embed="rId38"/>
                     <a:stretch>
                       <a:fillRect/>
                     </a:stretch>
@@ -4722,18 +4543,18 @@
           <wp:inline>
             <wp:extent cx="5334000" cy="2695073"/>
             <wp:effectExtent b="0" l="0" r="0" t="0"/>
-            <wp:docPr descr="" title="" id="38" name="Picture"/>
+            <wp:docPr descr="" title="" id="42" name="Picture"/>
             <a:graphic>
               <a:graphicData uri="http://schemas.openxmlformats.org/drawingml/2006/picture">
                 <pic:pic>
                   <pic:nvPicPr>
-                    <pic:cNvPr descr="/home/user/bond_replacement_analysis/reports/figures/04_regime_returns.png" id="39" name="Picture"/>
+                    <pic:cNvPr descr="/home/user/bond_replacement_analysis/reports/figures/04_regime_returns.png" id="43" name="Picture"/>
                     <pic:cNvPicPr>
                       <a:picLocks noChangeArrowheads="1" noChangeAspect="1"/>
                     </pic:cNvPicPr>
                   </pic:nvPicPr>
                   <pic:blipFill>
-                    <a:blip r:embed="rId37"/>
+                    <a:blip r:embed="rId41"/>
                     <a:stretch>
                       <a:fillRect/>
                     </a:stretch>
@@ -4781,18 +4602,18 @@
           <wp:inline>
             <wp:extent cx="5334000" cy="2582778"/>
             <wp:effectExtent b="0" l="0" r="0" t="0"/>
-            <wp:docPr descr="" title="" id="41" name="Picture"/>
+            <wp:docPr descr="" title="" id="45" name="Picture"/>
             <a:graphic>
               <a:graphicData uri="http://schemas.openxmlformats.org/drawingml/2006/picture">
                 <pic:pic>
                   <pic:nvPicPr>
-                    <pic:cNvPr descr="/home/user/bond_replacement_analysis/reports/figures/05_bonds_by_regime.png" id="42" name="Picture"/>
+                    <pic:cNvPr descr="/home/user/bond_replacement_analysis/reports/figures/05_bonds_by_regime.png" id="46" name="Picture"/>
                     <pic:cNvPicPr>
                       <a:picLocks noChangeArrowheads="1" noChangeAspect="1"/>
                     </pic:cNvPicPr>
                   </pic:nvPicPr>
                   <pic:blipFill>
-                    <a:blip r:embed="rId40"/>
+                    <a:blip r:embed="rId44"/>
                     <a:stretch>
                       <a:fillRect/>
                     </a:stretch>
@@ -4840,18 +4661,18 @@
           <wp:inline>
             <wp:extent cx="5334000" cy="4553414"/>
             <wp:effectExtent b="0" l="0" r="0" t="0"/>
-            <wp:docPr descr="" title="" id="44" name="Picture"/>
+            <wp:docPr descr="" title="" id="48" name="Picture"/>
             <a:graphic>
               <a:graphicData uri="http://schemas.openxmlformats.org/drawingml/2006/picture">
                 <pic:pic>
                   <pic:nvPicPr>
-                    <pic:cNvPr descr="/home/user/bond_replacement_analysis/reports/figures/06_correlation.png" id="45" name="Picture"/>
+                    <pic:cNvPr descr="/home/user/bond_replacement_analysis/reports/figures/06_correlation.png" id="49" name="Picture"/>
                     <pic:cNvPicPr>
                       <a:picLocks noChangeArrowheads="1" noChangeAspect="1"/>
                     </pic:cNvPicPr>
                   </pic:nvPicPr>
                   <pic:blipFill>
-                    <a:blip r:embed="rId43"/>
+                    <a:blip r:embed="rId47"/>
                     <a:stretch>
                       <a:fillRect/>
                     </a:stretch>
@@ -4899,18 +4720,18 @@
           <wp:inline>
             <wp:extent cx="5334000" cy="2245894"/>
             <wp:effectExtent b="0" l="0" r="0" t="0"/>
-            <wp:docPr descr="" title="" id="47" name="Picture"/>
+            <wp:docPr descr="" title="" id="51" name="Picture"/>
             <a:graphic>
               <a:graphicData uri="http://schemas.openxmlformats.org/drawingml/2006/picture">
                 <pic:pic>
                   <pic:nvPicPr>
-                    <pic:cNvPr descr="/home/user/bond_replacement_analysis/reports/figures/07_rolling_corr.png" id="48" name="Picture"/>
+                    <pic:cNvPr descr="/home/user/bond_replacement_analysis/reports/figures/07_rolling_corr.png" id="52" name="Picture"/>
                     <pic:cNvPicPr>
                       <a:picLocks noChangeArrowheads="1" noChangeAspect="1"/>
                     </pic:cNvPicPr>
                   </pic:nvPicPr>
                   <pic:blipFill>
-                    <a:blip r:embed="rId46"/>
+                    <a:blip r:embed="rId50"/>
                     <a:stretch>
                       <a:fillRect/>
                     </a:stretch>
@@ -4946,7 +4767,7 @@
           <w:bCs/>
           <w:b/>
         </w:rPr>
-        <w:t xml:space="preserve">Figure 7 — Curated vs naïve replacement basket (100% replaced).</w:t>
+        <w:t xml:space="preserve">Figure 7 — Bootstrap ΔSharpe vs AP5 (CI straddles zero) and P(worse drawdown).</w:t>
       </w:r>
     </w:p>
     <w:p>
@@ -4956,20 +4777,79 @@
       <w:r>
         <w:drawing>
           <wp:inline>
-            <wp:extent cx="5334000" cy="2807368"/>
+            <wp:extent cx="5334000" cy="2133600"/>
             <wp:effectExtent b="0" l="0" r="0" t="0"/>
-            <wp:docPr descr="" title="" id="50" name="Picture"/>
+            <wp:docPr descr="" title="" id="54" name="Picture"/>
             <a:graphic>
               <a:graphicData uri="http://schemas.openxmlformats.org/drawingml/2006/picture">
                 <pic:pic>
                   <pic:nvPicPr>
-                    <pic:cNvPr descr="/home/user/bond_replacement_analysis/reports/figures/08_curated_vs_naive.png" id="51" name="Picture"/>
+                    <pic:cNvPr descr="/home/user/bond_replacement_analysis/reports/figures/09_bootstrap_ci.png" id="55" name="Picture"/>
                     <pic:cNvPicPr>
                       <a:picLocks noChangeArrowheads="1" noChangeAspect="1"/>
                     </pic:cNvPicPr>
                   </pic:nvPicPr>
                   <pic:blipFill>
-                    <a:blip r:embed="rId49"/>
+                    <a:blip r:embed="rId53"/>
+                    <a:stretch>
+                      <a:fillRect/>
+                    </a:stretch>
+                  </pic:blipFill>
+                  <pic:spPr bwMode="auto">
+                    <a:xfrm>
+                      <a:off x="0" y="0"/>
+                      <a:ext cx="5334000" cy="2133600"/>
+                    </a:xfrm>
+                    <a:prstGeom prst="rect">
+                      <a:avLst/>
+                    </a:prstGeom>
+                    <a:noFill/>
+                    <a:ln w="9525">
+                      <a:noFill/>
+                      <a:headEnd/>
+                      <a:tailEnd/>
+                    </a:ln>
+                  </pic:spPr>
+                </pic:pic>
+              </a:graphicData>
+            </a:graphic>
+          </wp:inline>
+        </w:drawing>
+      </w:r>
+    </w:p>
+    <w:p>
+      <w:pPr>
+        <w:pStyle w:val="BodyText"/>
+      </w:pPr>
+      <w:r>
+        <w:rPr>
+          <w:bCs/>
+          <w:b/>
+        </w:rPr>
+        <w:t xml:space="preserve">Figure 8 — Curated vs naïve replacement basket — ex-post (100% replaced).</w:t>
+      </w:r>
+    </w:p>
+    <w:p>
+      <w:pPr>
+        <w:pStyle w:val="BodyText"/>
+      </w:pPr>
+      <w:r>
+        <w:drawing>
+          <wp:inline>
+            <wp:extent cx="5334000" cy="2807368"/>
+            <wp:effectExtent b="0" l="0" r="0" t="0"/>
+            <wp:docPr descr="" title="" id="57" name="Picture"/>
+            <a:graphic>
+              <a:graphicData uri="http://schemas.openxmlformats.org/drawingml/2006/picture">
+                <pic:pic>
+                  <pic:nvPicPr>
+                    <pic:cNvPr descr="/home/user/bond_replacement_analysis/reports/figures/08_curated_vs_naive.png" id="58" name="Picture"/>
+                    <pic:cNvPicPr>
+                      <a:picLocks noChangeArrowheads="1" noChangeAspect="1"/>
+                    </pic:cNvPicPr>
+                  </pic:nvPicPr>
+                  <pic:blipFill>
+                    <a:blip r:embed="rId56"/>
                     <a:stretch>
                       <a:fillRect/>
                     </a:stretch>
@@ -4996,8 +4876,8 @@
         </w:drawing>
       </w:r>
     </w:p>
-    <w:bookmarkEnd w:id="52"/>
-    <w:bookmarkEnd w:id="53"/>
+    <w:bookmarkEnd w:id="59"/>
+    <w:bookmarkEnd w:id="60"/>
     <w:sectPr/>
   </w:body>
 </w:document>
@@ -5180,91 +5060,6 @@
       </w:pPr>
     </w:lvl>
   </w:abstractNum>
-  <w:abstractNum w:abstractNumId="99411">
-    <w:nsid w:val="A99411"/>
-    <w:multiLevelType w:val="multilevel"/>
-    <w:lvl w:ilvl="0">
-      <w:start w:val="1"/>
-      <w:numFmt w:val="decimal"/>
-      <w:lvlText w:val="%1."/>
-      <w:lvlJc w:val="left"/>
-      <w:pPr>
-        <w:ind w:left="720" w:hanging="480"/>
-      </w:pPr>
-    </w:lvl>
-    <w:lvl w:ilvl="1">
-      <w:start w:val="1"/>
-      <w:numFmt w:val="decimal"/>
-      <w:lvlText w:val="%2."/>
-      <w:lvlJc w:val="left"/>
-      <w:pPr>
-        <w:ind w:left="1440" w:hanging="480"/>
-      </w:pPr>
-    </w:lvl>
-    <w:lvl w:ilvl="2">
-      <w:start w:val="1"/>
-      <w:numFmt w:val="decimal"/>
-      <w:lvlText w:val="%3."/>
-      <w:lvlJc w:val="left"/>
-      <w:pPr>
-        <w:ind w:left="2160" w:hanging="480"/>
-      </w:pPr>
-    </w:lvl>
-    <w:lvl w:ilvl="3">
-      <w:start w:val="1"/>
-      <w:numFmt w:val="decimal"/>
-      <w:lvlText w:val="%4."/>
-      <w:lvlJc w:val="left"/>
-      <w:pPr>
-        <w:ind w:left="2880" w:hanging="480"/>
-      </w:pPr>
-    </w:lvl>
-    <w:lvl w:ilvl="4">
-      <w:start w:val="1"/>
-      <w:numFmt w:val="decimal"/>
-      <w:lvlText w:val="%5."/>
-      <w:lvlJc w:val="left"/>
-      <w:pPr>
-        <w:ind w:left="3600" w:hanging="480"/>
-      </w:pPr>
-    </w:lvl>
-    <w:lvl w:ilvl="5">
-      <w:start w:val="1"/>
-      <w:numFmt w:val="decimal"/>
-      <w:lvlText w:val="%6."/>
-      <w:lvlJc w:val="left"/>
-      <w:pPr>
-        <w:ind w:left="4320" w:hanging="480"/>
-      </w:pPr>
-    </w:lvl>
-    <w:lvl w:ilvl="6">
-      <w:start w:val="1"/>
-      <w:numFmt w:val="decimal"/>
-      <w:lvlText w:val="%7."/>
-      <w:lvlJc w:val="left"/>
-      <w:pPr>
-        <w:ind w:left="5040" w:hanging="480"/>
-      </w:pPr>
-    </w:lvl>
-    <w:lvl w:ilvl="7">
-      <w:start w:val="1"/>
-      <w:numFmt w:val="decimal"/>
-      <w:lvlText w:val="%8."/>
-      <w:lvlJc w:val="left"/>
-      <w:pPr>
-        <w:ind w:left="5760" w:hanging="480"/>
-      </w:pPr>
-    </w:lvl>
-    <w:lvl w:ilvl="8">
-      <w:start w:val="1"/>
-      <w:numFmt w:val="decimal"/>
-      <w:lvlText w:val="%9."/>
-      <w:lvlJc w:val="left"/>
-      <w:pPr>
-        <w:ind w:left="6480" w:hanging="480"/>
-      </w:pPr>
-    </w:lvl>
-  </w:abstractNum>
   <w:num w:numId="1000">
     <w:abstractNumId w:val="990"/>
   </w:num>
@@ -5275,36 +5070,6 @@
     <w:abstractNumId w:val="991"/>
   </w:num>
   <w:num w:numId="1003">
-    <w:abstractNumId w:val="99411"/>
-    <w:lvlOverride w:ilvl="0">
-      <w:startOverride w:val="1"/>
-    </w:lvlOverride>
-    <w:lvlOverride w:ilvl="1">
-      <w:startOverride w:val="1"/>
-    </w:lvlOverride>
-    <w:lvlOverride w:ilvl="2">
-      <w:startOverride w:val="1"/>
-    </w:lvlOverride>
-    <w:lvlOverride w:ilvl="3">
-      <w:startOverride w:val="1"/>
-    </w:lvlOverride>
-    <w:lvlOverride w:ilvl="4">
-      <w:startOverride w:val="1"/>
-    </w:lvlOverride>
-    <w:lvlOverride w:ilvl="5">
-      <w:startOverride w:val="1"/>
-    </w:lvlOverride>
-    <w:lvlOverride w:ilvl="6">
-      <w:startOverride w:val="1"/>
-    </w:lvlOverride>
-    <w:lvlOverride w:ilvl="7">
-      <w:startOverride w:val="1"/>
-    </w:lvlOverride>
-    <w:lvlOverride w:ilvl="8">
-      <w:startOverride w:val="1"/>
-    </w:lvlOverride>
-  </w:num>
-  <w:num w:numId="1004">
     <w:abstractNumId w:val="991"/>
   </w:num>
 </w:numbering>

--- a/reports/docx/Bond_replacement_full_report_EN.docx
+++ b/reports/docx/Bond_replacement_full_report_EN.docx
@@ -36,13 +36,13 @@
         </w:p>
       </w:sdtContent>
     </w:sdt>
-    <w:bookmarkStart w:id="60" w:name="X9fd6e3ec88a1adefb0c171cff299bcf7ae96119"/>
+    <w:bookmarkStart w:id="60" w:name="Xb1f37158e267ed6e827c04c0c125bb419623807"/>
     <w:p>
       <w:pPr>
         <w:pStyle w:val="Heading1"/>
       </w:pPr>
       <w:r>
-        <w:t xml:space="preserve">Alternatives to bonds in a low-rate environment — empirical foundation (2008–2026)</w:t>
+        <w:t xml:space="preserve">Bond replacement in a Swiss strategic portfolio — evidence across interest-rate regimes (2008–2026)</w:t>
       </w:r>
     </w:p>
     <w:p>
@@ -54,7 +54,7 @@
           <w:bCs/>
           <w:b/>
         </w:rPr>
-        <w:t xml:space="preserve">HEC Lausanne · MSc Finance thesis · CHF, monthly total return, net of fees</w:t>
+        <w:t xml:space="preserve">HEC Lausanne · MSc Finance thesis · VZ AP5 · CHF, monthly total return, net of fees</w:t>
       </w:r>
     </w:p>
     <w:p>
@@ -258,29 +258,29 @@
           <w:bCs/>
           <w:b/>
         </w:rPr>
-        <w:t xml:space="preserve">H2</w:t>
-      </w:r>
-      <w:r>
-        <w:t xml:space="preserve"> </w:t>
-      </w:r>
-      <w:r>
-        <w:t xml:space="preserve">— Full replacement raises portfolio</w:t>
-      </w:r>
-      <w:r>
-        <w:t xml:space="preserve"> </w:t>
-      </w:r>
-      <w:r>
-        <w:rPr>
-          <w:bCs/>
-          <w:b/>
-        </w:rPr>
-        <w:t xml:space="preserve">downside risk</w:t>
-      </w:r>
-      <w:r>
-        <w:t xml:space="preserve"> </w:t>
-      </w:r>
-      <w:r>
-        <w:t xml:space="preserve">(drawdown/CVaR) vs AP5.</w:t>
+        <w:t xml:space="preserve">H2a</w:t>
+      </w:r>
+      <w:r>
+        <w:t xml:space="preserve"> </w:t>
+      </w:r>
+      <w:r>
+        <w:t xml:space="preserve">— Full replacement increases</w:t>
+      </w:r>
+      <w:r>
+        <w:t xml:space="preserve"> </w:t>
+      </w:r>
+      <w:r>
+        <w:rPr>
+          <w:bCs/>
+          <w:b/>
+        </w:rPr>
+        <w:t xml:space="preserve">maximum drawdown</w:t>
+      </w:r>
+      <w:r>
+        <w:t xml:space="preserve"> </w:t>
+      </w:r>
+      <w:r>
+        <w:t xml:space="preserve">vs AP5.</w:t>
       </w:r>
     </w:p>
     <w:p>
@@ -296,29 +296,29 @@
           <w:bCs/>
           <w:b/>
         </w:rPr>
-        <w:t xml:space="preserve">H3</w:t>
-      </w:r>
-      <w:r>
-        <w:t xml:space="preserve"> </w:t>
-      </w:r>
-      <w:r>
-        <w:t xml:space="preserve">— The effect of replacement is</w:t>
-      </w:r>
-      <w:r>
-        <w:t xml:space="preserve"> </w:t>
-      </w:r>
-      <w:r>
-        <w:rPr>
-          <w:bCs/>
-          <w:b/>
-        </w:rPr>
-        <w:t xml:space="preserve">regime dependent</w:t>
-      </w:r>
-      <w:r>
-        <w:t xml:space="preserve"> </w:t>
-      </w:r>
-      <w:r>
-        <w:t xml:space="preserve">(SNB rate environment).</w:t>
+        <w:t xml:space="preserve">H2b</w:t>
+      </w:r>
+      <w:r>
+        <w:t xml:space="preserve"> </w:t>
+      </w:r>
+      <w:r>
+        <w:t xml:space="preserve">— Full replacement increases</w:t>
+      </w:r>
+      <w:r>
+        <w:t xml:space="preserve"> </w:t>
+      </w:r>
+      <w:r>
+        <w:rPr>
+          <w:bCs/>
+          <w:b/>
+        </w:rPr>
+        <w:t xml:space="preserve">tail loss (CVaR)</w:t>
+      </w:r>
+      <w:r>
+        <w:t xml:space="preserve"> </w:t>
+      </w:r>
+      <w:r>
+        <w:t xml:space="preserve">vs AP5.</w:t>
       </w:r>
     </w:p>
     <w:p>
@@ -334,6 +334,44 @@
           <w:bCs/>
           <w:b/>
         </w:rPr>
+        <w:t xml:space="preserve">H3</w:t>
+      </w:r>
+      <w:r>
+        <w:t xml:space="preserve"> </w:t>
+      </w:r>
+      <w:r>
+        <w:t xml:space="preserve">— The effect of replacement is</w:t>
+      </w:r>
+      <w:r>
+        <w:t xml:space="preserve"> </w:t>
+      </w:r>
+      <w:r>
+        <w:rPr>
+          <w:bCs/>
+          <w:b/>
+        </w:rPr>
+        <w:t xml:space="preserve">regime dependent</w:t>
+      </w:r>
+      <w:r>
+        <w:t xml:space="preserve"> </w:t>
+      </w:r>
+      <w:r>
+        <w:t xml:space="preserve">(SNB rate environment).</w:t>
+      </w:r>
+    </w:p>
+    <w:p>
+      <w:pPr>
+        <w:numPr>
+          <w:ilvl w:val="0"/>
+          <w:numId w:val="1001"/>
+        </w:numPr>
+        <w:pStyle w:val="Compact"/>
+      </w:pPr>
+      <w:r>
+        <w:rPr>
+          <w:bCs/>
+          <w:b/>
+        </w:rPr>
         <w:t xml:space="preserve">H4</w:t>
       </w:r>
       <w:r>
@@ -370,11 +408,17 @@
         <w:pStyle w:val="FirstParagraph"/>
       </w:pPr>
       <w:r>
-        <w:t xml:space="preserve">Verdict (developed below):</w:t>
-      </w:r>
-      <w:r>
-        <w:t xml:space="preserve"> </w:t>
-      </w:r>
+        <w:t xml:space="preserve">Verdict (developed below, from the bootstrap in §6.3):</w:t>
+      </w:r>
+    </w:p>
+    <w:p>
+      <w:pPr>
+        <w:numPr>
+          <w:ilvl w:val="0"/>
+          <w:numId w:val="1002"/>
+        </w:numPr>
+        <w:pStyle w:val="Compact"/>
+      </w:pPr>
       <w:r>
         <w:rPr>
           <w:bCs/>
@@ -386,61 +430,130 @@
         <w:t xml:space="preserve"> </w:t>
       </w:r>
       <w:r>
-        <w:t xml:space="preserve">(return rises monotonically with replacement),</w:t>
-      </w:r>
-      <w:r>
-        <w:t xml:space="preserve"> </w:t>
-      </w:r>
-      <w:r>
-        <w:rPr>
-          <w:bCs/>
-          <w:b/>
-        </w:rPr>
-        <w:t xml:space="preserve">H2 supported and statistically reliable</w:t>
-      </w:r>
-      <w:r>
-        <w:t xml:space="preserve"> </w:t>
-      </w:r>
-      <w:r>
-        <w:t xml:space="preserve">(drawdown deepens, P≈91%),</w:t>
-      </w:r>
-      <w:r>
-        <w:t xml:space="preserve"> </w:t>
-      </w:r>
-      <w:r>
-        <w:rPr>
-          <w:bCs/>
-          <w:b/>
-        </w:rPr>
-        <w:t xml:space="preserve">H3 supported</w:t>
-      </w:r>
-      <w:r>
-        <w:t xml:space="preserve"> </w:t>
-      </w:r>
-      <w:r>
-        <w:t xml:space="preserve">(sign flips across regimes and crisis types),</w:t>
-      </w:r>
-      <w:r>
-        <w:t xml:space="preserve"> </w:t>
-      </w:r>
-      <w:r>
-        <w:rPr>
-          <w:bCs/>
-          <w:b/>
-        </w:rPr>
-        <w:t xml:space="preserve">H4 qualified</w:t>
-      </w:r>
-      <w:r>
-        <w:t xml:space="preserve"> </w:t>
-      </w:r>
-      <w:r>
-        <w:t xml:space="preserve">— a partial replacement is the</w:t>
-      </w:r>
-      <w:r>
-        <w:t xml:space="preserve"> </w:t>
-      </w:r>
-      <w:r>
-        <w:t xml:space="preserve">better</w:t>
+        <w:t xml:space="preserve">— return rises monotonically with replacement (point estimates).</w:t>
+      </w:r>
+    </w:p>
+    <w:p>
+      <w:pPr>
+        <w:numPr>
+          <w:ilvl w:val="0"/>
+          <w:numId w:val="1002"/>
+        </w:numPr>
+        <w:pStyle w:val="Compact"/>
+      </w:pPr>
+      <w:r>
+        <w:rPr>
+          <w:bCs/>
+          <w:b/>
+        </w:rPr>
+        <w:t xml:space="preserve">H2a — suggestive</w:t>
+      </w:r>
+      <w:r>
+        <w:t xml:space="preserve">: the bootstrap distribution consistently favours worse drawdowns</w:t>
+      </w:r>
+      <w:r>
+        <w:t xml:space="preserve"> </w:t>
+      </w:r>
+      <w:r>
+        <w:t xml:space="preserve">(P(worse) rising to 91% at full replacement), but the 95% interval for ΔMaxDD still</w:t>
+      </w:r>
+      <w:r>
+        <w:t xml:space="preserve"> </w:t>
+      </w:r>
+      <w:r>
+        <w:rPr>
+          <w:bCs/>
+          <w:b/>
+        </w:rPr>
+        <w:t xml:space="preserve">includes zero</w:t>
+      </w:r>
+      <w:r>
+        <w:t xml:space="preserve">, so it is not conventionally significant at the 5% level.</w:t>
+      </w:r>
+    </w:p>
+    <w:p>
+      <w:pPr>
+        <w:numPr>
+          <w:ilvl w:val="0"/>
+          <w:numId w:val="1002"/>
+        </w:numPr>
+        <w:pStyle w:val="Compact"/>
+      </w:pPr>
+      <w:r>
+        <w:rPr>
+          <w:bCs/>
+          <w:b/>
+        </w:rPr>
+        <w:t xml:space="preserve">H2b — supported</w:t>
+      </w:r>
+      <w:r>
+        <w:t xml:space="preserve">: worse</w:t>
+      </w:r>
+      <w:r>
+        <w:t xml:space="preserve"> </w:t>
+      </w:r>
+      <w:r>
+        <w:rPr>
+          <w:bCs/>
+          <w:b/>
+        </w:rPr>
+        <w:t xml:space="preserve">tail loss (CVaR)</w:t>
+      </w:r>
+      <w:r>
+        <w:t xml:space="preserve"> </w:t>
+      </w:r>
+      <w:r>
+        <w:t xml:space="preserve">is far more decisive — P(worse) reaches</w:t>
+      </w:r>
+      <w:r>
+        <w:t xml:space="preserve"> </w:t>
+      </w:r>
+      <w:r>
+        <w:t xml:space="preserve">≈95% by a 20% replacement and ≈100% beyond.</w:t>
+      </w:r>
+    </w:p>
+    <w:p>
+      <w:pPr>
+        <w:numPr>
+          <w:ilvl w:val="0"/>
+          <w:numId w:val="1002"/>
+        </w:numPr>
+        <w:pStyle w:val="Compact"/>
+      </w:pPr>
+      <w:r>
+        <w:rPr>
+          <w:bCs/>
+          <w:b/>
+        </w:rPr>
+        <w:t xml:space="preserve">H3 — descriptive support</w:t>
+      </w:r>
+      <w:r>
+        <w:t xml:space="preserve">: the sign of the replacement effect changes across regimes and</w:t>
+      </w:r>
+      <w:r>
+        <w:t xml:space="preserve"> </w:t>
+      </w:r>
+      <w:r>
+        <w:t xml:space="preserve">crisis types (this is a descriptive, not a formally tested, interaction).</w:t>
+      </w:r>
+    </w:p>
+    <w:p>
+      <w:pPr>
+        <w:numPr>
+          <w:ilvl w:val="0"/>
+          <w:numId w:val="1002"/>
+        </w:numPr>
+        <w:pStyle w:val="Compact"/>
+      </w:pPr>
+      <w:r>
+        <w:rPr>
+          <w:bCs/>
+          <w:b/>
+        </w:rPr>
+        <w:t xml:space="preserve">H4 — qualified</w:t>
+      </w:r>
+      <w:r>
+        <w:t xml:space="preserve">: partial replacement is the better</w:t>
       </w:r>
       <w:r>
         <w:t xml:space="preserve"> </w:t>
@@ -453,34 +566,48 @@
         <w:t xml:space="preserve">compromise</w:t>
       </w:r>
       <w:r>
-        <w:t xml:space="preserve">, but the risk-adjusted (Sharpe) differences are</w:t>
-      </w:r>
-      <w:r>
-        <w:t xml:space="preserve"> </w:t>
-      </w:r>
-      <w:r>
-        <w:rPr>
-          <w:bCs/>
-          <w:b/>
-        </w:rPr>
-        <w:t xml:space="preserve">not statistically</w:t>
-      </w:r>
-      <w:r>
-        <w:rPr>
-          <w:bCs/>
-          <w:b/>
-        </w:rPr>
-        <w:t xml:space="preserve"> </w:t>
-      </w:r>
-      <w:r>
-        <w:rPr>
-          <w:bCs/>
-          <w:b/>
-        </w:rPr>
-        <w:t xml:space="preserve">distinguishable from zero</w:t>
-      </w:r>
-      <w:r>
-        <w:t xml:space="preserve">, so we do not claim a unique optimal ratio.</w:t>
+        <w:t xml:space="preserve">, but the risk-adjusted</w:t>
+      </w:r>
+      <w:r>
+        <w:t xml:space="preserve"> </w:t>
+      </w:r>
+      <w:r>
+        <w:t xml:space="preserve">(Sharpe) differences across low-to-moderate replacement are</w:t>
+      </w:r>
+      <w:r>
+        <w:t xml:space="preserve"> </w:t>
+      </w:r>
+      <w:r>
+        <w:rPr>
+          <w:bCs/>
+          <w:b/>
+        </w:rPr>
+        <w:t xml:space="preserve">within bootstrap noise</w:t>
+      </w:r>
+      <w:r>
+        <w:t xml:space="preserve">, so we</w:t>
+      </w:r>
+      <w:r>
+        <w:t xml:space="preserve"> </w:t>
+      </w:r>
+      <w:r>
+        <w:t xml:space="preserve">do</w:t>
+      </w:r>
+      <w:r>
+        <w:t xml:space="preserve"> </w:t>
+      </w:r>
+      <w:r>
+        <w:rPr>
+          <w:bCs/>
+          <w:b/>
+        </w:rPr>
+        <w:t xml:space="preserve">not</w:t>
+      </w:r>
+      <w:r>
+        <w:t xml:space="preserve"> </w:t>
+      </w:r>
+      <w:r>
+        <w:t xml:space="preserve">claim a unique optimal ratio. Full replacement is not supported.</w:t>
       </w:r>
     </w:p>
     <w:bookmarkEnd w:id="20"/>
@@ -799,7 +926,7 @@
       <w:pPr>
         <w:numPr>
           <w:ilvl w:val="0"/>
-          <w:numId w:val="1002"/>
+          <w:numId w:val="1003"/>
         </w:numPr>
         <w:pStyle w:val="Compact"/>
       </w:pPr>
@@ -824,7 +951,7 @@
       <w:pPr>
         <w:numPr>
           <w:ilvl w:val="0"/>
-          <w:numId w:val="1002"/>
+          <w:numId w:val="1003"/>
         </w:numPr>
         <w:pStyle w:val="Compact"/>
       </w:pPr>
@@ -890,7 +1017,7 @@
       <w:pPr>
         <w:numPr>
           <w:ilvl w:val="0"/>
-          <w:numId w:val="1002"/>
+          <w:numId w:val="1003"/>
         </w:numPr>
         <w:pStyle w:val="Compact"/>
       </w:pPr>
@@ -966,7 +1093,7 @@
       <w:pPr>
         <w:numPr>
           <w:ilvl w:val="0"/>
-          <w:numId w:val="1002"/>
+          <w:numId w:val="1003"/>
         </w:numPr>
         <w:pStyle w:val="Compact"/>
       </w:pPr>
@@ -1007,7 +1134,7 @@
       <w:pPr>
         <w:numPr>
           <w:ilvl w:val="0"/>
-          <w:numId w:val="1002"/>
+          <w:numId w:val="1003"/>
         </w:numPr>
         <w:pStyle w:val="Compact"/>
       </w:pPr>
@@ -1054,7 +1181,7 @@
       <w:pPr>
         <w:numPr>
           <w:ilvl w:val="0"/>
-          <w:numId w:val="1002"/>
+          <w:numId w:val="1003"/>
         </w:numPr>
         <w:pStyle w:val="Compact"/>
       </w:pPr>
@@ -1256,32 +1383,35 @@
         <w:t xml:space="preserve"> </w:t>
       </w:r>
       <w:r>
-        <w:t xml:space="preserve">tracking error and a ~4pp cumulative gap. The residual is dominated by the foreign-equity</w:t>
-      </w:r>
-      <w:r>
-        <w:t xml:space="preserve"> </w:t>
-      </w:r>
-      <w:r>
-        <w:t xml:space="preserve">proxy (a USD price index + FX standing in for 50% of the book). We therefore treat the</w:t>
-      </w:r>
-      <w:r>
-        <w:t xml:space="preserve"> </w:t>
-      </w:r>
-      <w:r>
-        <w:t xml:space="preserve">reconstruction as a</w:t>
-      </w:r>
-      <w:r>
-        <w:t xml:space="preserve"> </w:t>
-      </w:r>
-      <w:r>
-        <w:rPr>
-          <w:bCs/>
-          <w:b/>
-        </w:rPr>
-        <w:t xml:space="preserve">stylised benchmark</w:t>
-      </w:r>
-      <w:r>
-        <w:t xml:space="preserve">, and note that the reconstruction is used</w:t>
+        <w:t xml:space="preserve">tracking error and a ~4pp cumulative gap. The foreign-equity proxy (a USD price index + FX</w:t>
+      </w:r>
+      <w:r>
+        <w:t xml:space="preserve"> </w:t>
+      </w:r>
+      <w:r>
+        <w:t xml:space="preserve">standing in for 50% of the book) is a</w:t>
+      </w:r>
+      <w:r>
+        <w:t xml:space="preserve"> </w:t>
+      </w:r>
+      <w:r>
+        <w:rPr>
+          <w:bCs/>
+          <w:b/>
+        </w:rPr>
+        <w:t xml:space="preserve">plausible important contributor</w:t>
+      </w:r>
+      <w:r>
+        <w:t xml:space="preserve"> </w:t>
+      </w:r>
+      <w:r>
+        <w:t xml:space="preserve">to the residual — we</w:t>
+      </w:r>
+      <w:r>
+        <w:t xml:space="preserve"> </w:t>
+      </w:r>
+      <w:r>
+        <w:t xml:space="preserve">do not decompose it formally, so we do not claim it is</w:t>
       </w:r>
       <w:r>
         <w:t xml:space="preserve"> </w:t>
@@ -1291,19 +1421,105 @@
           <w:iCs/>
           <w:i/>
         </w:rPr>
+        <w:t xml:space="preserve">the</w:t>
+      </w:r>
+      <w:r>
+        <w:t xml:space="preserve"> </w:t>
+      </w:r>
+      <w:r>
+        <w:t xml:space="preserve">dominant cause. Two caveats:</w:t>
+      </w:r>
+      <w:r>
+        <w:t xml:space="preserve"> </w:t>
+      </w:r>
+      <w:r>
+        <w:t xml:space="preserve">(i) the VZ allocation history is only available at</w:t>
+      </w:r>
+      <w:r>
+        <w:t xml:space="preserve"> </w:t>
+      </w:r>
+      <w:r>
+        <w:rPr>
+          <w:bCs/>
+          <w:b/>
+        </w:rPr>
+        <w:t xml:space="preserve">category</w:t>
+      </w:r>
+      <w:r>
+        <w:t xml:space="preserve"> </w:t>
+      </w:r>
+      <w:r>
+        <w:t xml:space="preserve">level, so the validation maps</w:t>
+      </w:r>
+      <w:r>
+        <w:t xml:space="preserve"> </w:t>
+      </w:r>
+      <w:r>
+        <w:t xml:space="preserve">category weights onto the strategic index split from the Kundendoku — it</w:t>
+      </w:r>
+      <w:r>
+        <w:t xml:space="preserve"> </w:t>
+      </w:r>
+      <w:r>
+        <w:rPr>
+          <w:bCs/>
+          <w:b/>
+        </w:rPr>
+        <w:t xml:space="preserve">assumes the</w:t>
+      </w:r>
+      <w:r>
+        <w:rPr>
+          <w:bCs/>
+          <w:b/>
+        </w:rPr>
+        <w:t xml:space="preserve"> </w:t>
+      </w:r>
+      <w:r>
+        <w:rPr>
+          <w:bCs/>
+          <w:b/>
+        </w:rPr>
+        <w:t xml:space="preserve">within-category index proportions were constant</w:t>
+      </w:r>
+      <w:r>
+        <w:t xml:space="preserve"> </w:t>
+      </w:r>
+      <w:r>
+        <w:t xml:space="preserve">over the validation window, so the 0.955 is</w:t>
+      </w:r>
+      <w:r>
+        <w:t xml:space="preserve"> </w:t>
+      </w:r>
+      <w:r>
+        <w:t xml:space="preserve">partly a validation of that mapping; (ii) the reconstruction is used</w:t>
+      </w:r>
+      <w:r>
+        <w:t xml:space="preserve"> </w:t>
+      </w:r>
+      <w:r>
+        <w:rPr>
+          <w:iCs/>
+          <w:i/>
+        </w:rPr>
         <w:t xml:space="preserve">identically</w:t>
       </w:r>
       <w:r>
         <w:t xml:space="preserve"> </w:t>
       </w:r>
       <w:r>
-        <w:t xml:space="preserve">across AP5 and every replacement book, so its bias is common to all — though,</w:t>
-      </w:r>
-      <w:r>
-        <w:t xml:space="preserve"> </w:t>
-      </w:r>
-      <w:r>
-        <w:t xml:space="preserve">under band rebalancing, it does</w:t>
+        <w:t xml:space="preserve">across AP5</w:t>
+      </w:r>
+      <w:r>
+        <w:t xml:space="preserve"> </w:t>
+      </w:r>
+      <w:r>
+        <w:t xml:space="preserve">and every replacement book, so its bias is common to all — though under band rebalancing it</w:t>
+      </w:r>
+      <w:r>
+        <w:t xml:space="preserve"> </w:t>
+      </w:r>
+      <w:r>
+        <w:t xml:space="preserve">does</w:t>
       </w:r>
       <w:r>
         <w:t xml:space="preserve"> </w:t>
@@ -1319,13 +1535,26 @@
         <w:t xml:space="preserve"> </w:t>
       </w:r>
       <w:r>
-        <w:t xml:space="preserve">cancel perfectly (it affects breach timing, turnover</w:t>
-      </w:r>
-      <w:r>
-        <w:t xml:space="preserve"> </w:t>
-      </w:r>
-      <w:r>
-        <w:t xml:space="preserve">and cost, a second-order effect).</w:t>
+        <w:t xml:space="preserve">cancel perfectly (it affects breach timing/turnover/cost, a second-order effect).</w:t>
+      </w:r>
+      <w:r>
+        <w:t xml:space="preserve"> </w:t>
+      </w:r>
+      <w:r>
+        <w:t xml:space="preserve">We therefore treat it as a</w:t>
+      </w:r>
+      <w:r>
+        <w:t xml:space="preserve"> </w:t>
+      </w:r>
+      <w:r>
+        <w:rPr>
+          <w:bCs/>
+          <w:b/>
+        </w:rPr>
+        <w:t xml:space="preserve">stylised benchmark</w:t>
+      </w:r>
+      <w:r>
+        <w:t xml:space="preserve">, not an exact replica.</w:t>
       </w:r>
     </w:p>
     <w:bookmarkEnd w:id="23"/>
@@ -1343,17 +1572,69 @@
         <w:pStyle w:val="FirstParagraph"/>
       </w:pPr>
       <w:r>
-        <w:rPr>
-          <w:bCs/>
-          <w:b/>
-        </w:rPr>
-        <w:t xml:space="preserve">Included</w:t>
-      </w:r>
-      <w:r>
-        <w:t xml:space="preserve"> </w:t>
-      </w:r>
-      <w:r>
-        <w:t xml:space="preserve">(investable, liquid, mark-to-market, ≤2009 history) and classified by</w:t>
+        <w:t xml:space="preserve">We define an</w:t>
+      </w:r>
+      <w:r>
+        <w:t xml:space="preserve"> </w:t>
+      </w:r>
+      <w:r>
+        <w:rPr>
+          <w:bCs/>
+          <w:b/>
+        </w:rPr>
+        <w:t xml:space="preserve">investable proxy</w:t>
+      </w:r>
+      <w:r>
+        <w:t xml:space="preserve"> </w:t>
+      </w:r>
+      <w:r>
+        <w:t xml:space="preserve">as a publicly traded market instrument with an observable</w:t>
+      </w:r>
+      <w:r>
+        <w:t xml:space="preserve"> </w:t>
+      </w:r>
+      <w:r>
+        <w:t xml:space="preserve">total-return history; this does</w:t>
+      </w:r>
+      <w:r>
+        <w:t xml:space="preserve"> </w:t>
+      </w:r>
+      <w:r>
+        <w:rPr>
+          <w:bCs/>
+          <w:b/>
+        </w:rPr>
+        <w:t xml:space="preserve">not</w:t>
+      </w:r>
+      <w:r>
+        <w:t xml:space="preserve"> </w:t>
+      </w:r>
+      <w:r>
+        <w:t xml:space="preserve">imply universal availability to a Swiss retail investor</w:t>
+      </w:r>
+      <w:r>
+        <w:t xml:space="preserve"> </w:t>
+      </w:r>
+      <w:r>
+        <w:t xml:space="preserve">(US ETFs such as HYG/EMB require authorisation to be offered to non-qualified Swiss investors,</w:t>
+      </w:r>
+      <w:r>
+        <w:t xml:space="preserve"> </w:t>
+      </w:r>
+      <w:r>
+        <w:t xml:space="preserve">though CHF-hedged UCITS equivalents exist). "Market-investable" ≠ "Swiss-retail accessible" —</w:t>
+      </w:r>
+      <w:r>
+        <w:t xml:space="preserve"> </w:t>
+      </w:r>
+      <w:r>
+        <w:t xml:space="preserve">the thesis measures the former; a Swiss investor would implement via the appropriate local</w:t>
+      </w:r>
+      <w:r>
+        <w:t xml:space="preserve"> </w:t>
+      </w:r>
+      <w:r>
+        <w:t xml:space="preserve">vehicle. Included candidates, classified by</w:t>
       </w:r>
       <w:r>
         <w:t xml:space="preserve"> </w:t>
@@ -1363,13 +1644,777 @@
           <w:iCs/>
           <w:i/>
         </w:rPr>
-        <w:t xml:space="preserve">which</w:t>
+        <w:t xml:space="preserve">which function of bonds</w:t>
+      </w:r>
+      <w:r>
+        <w:t xml:space="preserve"> </w:t>
+      </w:r>
+      <w:r>
+        <w:t xml:space="preserve">they proxy:</w:t>
+      </w:r>
+    </w:p>
+    <w:tbl>
+      <w:tblPr>
+        <w:tblStyle w:val="Table"/>
+        <w:tblW w:type="auto" w:w="0"/>
+        <w:tblLook w:firstRow="1" w:lastRow="0" w:firstColumn="0" w:lastColumn="0" w:noHBand="0" w:noVBand="0" w:val="0020"/>
+        <w:jc w:val="start"/>
+      </w:tblPr>
+      <w:tblGrid>
+        <w:gridCol w:w="1131"/>
+        <w:gridCol w:w="1131"/>
+        <w:gridCol w:w="1131"/>
+        <w:gridCol w:w="1131"/>
+        <w:gridCol w:w="1131"/>
+        <w:gridCol w:w="1131"/>
+        <w:gridCol w:w="1131"/>
+      </w:tblGrid>
+      <w:tr>
+        <w:trPr>
+          <w:tblHeader w:val="true"/>
+        </w:trPr>
+        <w:tc>
+          <w:tcPr/>
+          <w:p>
+            <w:pPr>
+              <w:pStyle w:val="Compact"/>
+              <w:jc w:val="left"/>
+            </w:pPr>
+            <w:r>
+              <w:t xml:space="preserve">Instrument (US proxy)</w:t>
+            </w:r>
+          </w:p>
+        </w:tc>
+        <w:tc>
+          <w:tcPr/>
+          <w:p>
+            <w:pPr>
+              <w:pStyle w:val="Compact"/>
+              <w:jc w:val="left"/>
+            </w:pPr>
+            <w:r>
+              <w:t xml:space="preserve">Function proxied</w:t>
+            </w:r>
+          </w:p>
+        </w:tc>
+        <w:tc>
+          <w:tcPr/>
+          <w:p>
+            <w:pPr>
+              <w:pStyle w:val="Compact"/>
+              <w:jc w:val="left"/>
+            </w:pPr>
+            <w:r>
+              <w:t xml:space="preserve">Swiss-retail accessible?</w:t>
+            </w:r>
+          </w:p>
+        </w:tc>
+        <w:tc>
+          <w:tcPr/>
+          <w:p>
+            <w:pPr>
+              <w:pStyle w:val="Compact"/>
+              <w:jc w:val="left"/>
+            </w:pPr>
+            <w:r>
+              <w:t xml:space="preserve">CAGR</w:t>
+            </w:r>
+          </w:p>
+        </w:tc>
+        <w:tc>
+          <w:tcPr/>
+          <w:p>
+            <w:pPr>
+              <w:pStyle w:val="Compact"/>
+              <w:jc w:val="left"/>
+            </w:pPr>
+            <w:r>
+              <w:t xml:space="preserve">Vol</w:t>
+            </w:r>
+          </w:p>
+        </w:tc>
+        <w:tc>
+          <w:tcPr/>
+          <w:p>
+            <w:pPr>
+              <w:pStyle w:val="Compact"/>
+              <w:jc w:val="left"/>
+            </w:pPr>
+            <w:r>
+              <w:t xml:space="preserve">Sharpe</w:t>
+            </w:r>
+          </w:p>
+        </w:tc>
+        <w:tc>
+          <w:tcPr/>
+          <w:p>
+            <w:pPr>
+              <w:pStyle w:val="Compact"/>
+              <w:jc w:val="left"/>
+            </w:pPr>
+            <w:r>
+              <w:t xml:space="preserve">MaxDD</w:t>
+            </w:r>
+          </w:p>
+        </w:tc>
+      </w:tr>
+      <w:tr>
+        <w:tc>
+          <w:tcPr/>
+          <w:p>
+            <w:pPr>
+              <w:pStyle w:val="Compact"/>
+              <w:jc w:val="left"/>
+            </w:pPr>
+            <w:r>
+              <w:t xml:space="preserve">High yield (HYG, hedged)</w:t>
+            </w:r>
+          </w:p>
+        </w:tc>
+        <w:tc>
+          <w:tcPr/>
+          <w:p>
+            <w:pPr>
+              <w:pStyle w:val="Compact"/>
+              <w:jc w:val="left"/>
+            </w:pPr>
+            <w:r>
+              <w:t xml:space="preserve">income/carry</w:t>
+            </w:r>
+          </w:p>
+        </w:tc>
+        <w:tc>
+          <w:tcPr/>
+          <w:p>
+            <w:pPr>
+              <w:pStyle w:val="Compact"/>
+              <w:jc w:val="left"/>
+            </w:pPr>
+            <w:r>
+              <w:t xml:space="preserve">via CHF-hedged UCITS</w:t>
+            </w:r>
+          </w:p>
+        </w:tc>
+        <w:tc>
+          <w:tcPr/>
+          <w:p>
+            <w:pPr>
+              <w:pStyle w:val="Compact"/>
+              <w:jc w:val="left"/>
+            </w:pPr>
+            <w:r>
+              <w:t xml:space="preserve">3.7%</w:t>
+            </w:r>
+          </w:p>
+        </w:tc>
+        <w:tc>
+          <w:tcPr/>
+          <w:p>
+            <w:pPr>
+              <w:pStyle w:val="Compact"/>
+              <w:jc w:val="left"/>
+            </w:pPr>
+            <w:r>
+              <w:t xml:space="preserve">10.3%</w:t>
+            </w:r>
+          </w:p>
+        </w:tc>
+        <w:tc>
+          <w:tcPr/>
+          <w:p>
+            <w:pPr>
+              <w:pStyle w:val="Compact"/>
+              <w:jc w:val="left"/>
+            </w:pPr>
+            <w:r>
+              <w:t xml:space="preserve">0.41</w:t>
+            </w:r>
+          </w:p>
+        </w:tc>
+        <w:tc>
+          <w:tcPr/>
+          <w:p>
+            <w:pPr>
+              <w:pStyle w:val="Compact"/>
+              <w:jc w:val="left"/>
+            </w:pPr>
+            <w:r>
+              <w:t xml:space="preserve">−29%</w:t>
+            </w:r>
+          </w:p>
+        </w:tc>
+      </w:tr>
+      <w:tr>
+        <w:tc>
+          <w:tcPr/>
+          <w:p>
+            <w:pPr>
+              <w:pStyle w:val="Compact"/>
+              <w:jc w:val="left"/>
+            </w:pPr>
+            <w:r>
+              <w:t xml:space="preserve">EM debt (EMB, hedged)</w:t>
+            </w:r>
+          </w:p>
+        </w:tc>
+        <w:tc>
+          <w:tcPr/>
+          <w:p>
+            <w:pPr>
+              <w:pStyle w:val="Compact"/>
+              <w:jc w:val="left"/>
+            </w:pPr>
+            <w:r>
+              <w:t xml:space="preserve">income/carry</w:t>
+            </w:r>
+          </w:p>
+        </w:tc>
+        <w:tc>
+          <w:tcPr/>
+          <w:p>
+            <w:pPr>
+              <w:pStyle w:val="Compact"/>
+              <w:jc w:val="left"/>
+            </w:pPr>
+            <w:r>
+              <w:t xml:space="preserve">via CHF-hedged UCITS</w:t>
+            </w:r>
+          </w:p>
+        </w:tc>
+        <w:tc>
+          <w:tcPr/>
+          <w:p>
+            <w:pPr>
+              <w:pStyle w:val="Compact"/>
+              <w:jc w:val="left"/>
+            </w:pPr>
+            <w:r>
+              <w:t xml:space="preserve">3.3%</w:t>
+            </w:r>
+          </w:p>
+        </w:tc>
+        <w:tc>
+          <w:tcPr/>
+          <w:p>
+            <w:pPr>
+              <w:pStyle w:val="Compact"/>
+              <w:jc w:val="left"/>
+            </w:pPr>
+            <w:r>
+              <w:t xml:space="preserve">11.5%</w:t>
+            </w:r>
+          </w:p>
+        </w:tc>
+        <w:tc>
+          <w:tcPr/>
+          <w:p>
+            <w:pPr>
+              <w:pStyle w:val="Compact"/>
+              <w:jc w:val="left"/>
+            </w:pPr>
+            <w:r>
+              <w:t xml:space="preserve">0.34</w:t>
+            </w:r>
+          </w:p>
+        </w:tc>
+        <w:tc>
+          <w:tcPr/>
+          <w:p>
+            <w:pPr>
+              <w:pStyle w:val="Compact"/>
+              <w:jc w:val="left"/>
+            </w:pPr>
+            <w:r>
+              <w:t xml:space="preserve">−28%</w:t>
+            </w:r>
+          </w:p>
+        </w:tc>
+      </w:tr>
+      <w:tr>
+        <w:tc>
+          <w:tcPr/>
+          <w:p>
+            <w:pPr>
+              <w:pStyle w:val="Compact"/>
+              <w:jc w:val="left"/>
+            </w:pPr>
+            <w:r>
+              <w:t xml:space="preserve">Gold (GLD)</w:t>
+            </w:r>
+          </w:p>
+        </w:tc>
+        <w:tc>
+          <w:tcPr/>
+          <w:p>
+            <w:pPr>
+              <w:pStyle w:val="Compact"/>
+              <w:jc w:val="left"/>
+            </w:pPr>
+            <w:r>
+              <w:t xml:space="preserve">crisis diversifier / store of value</w:t>
+            </w:r>
+          </w:p>
+        </w:tc>
+        <w:tc>
+          <w:tcPr/>
+          <w:p>
+            <w:pPr>
+              <w:pStyle w:val="Compact"/>
+              <w:jc w:val="left"/>
+            </w:pPr>
+            <w:r>
+              <w:t xml:space="preserve">via Swiss gold ETF</w:t>
+            </w:r>
+          </w:p>
+        </w:tc>
+        <w:tc>
+          <w:tcPr/>
+          <w:p>
+            <w:pPr>
+              <w:pStyle w:val="Compact"/>
+              <w:jc w:val="left"/>
+            </w:pPr>
+            <w:r>
+              <w:t xml:space="preserve">6.2%</w:t>
+            </w:r>
+          </w:p>
+        </w:tc>
+        <w:tc>
+          <w:tcPr/>
+          <w:p>
+            <w:pPr>
+              <w:pStyle w:val="Compact"/>
+              <w:jc w:val="left"/>
+            </w:pPr>
+            <w:r>
+              <w:t xml:space="preserve">16.3%</w:t>
+            </w:r>
+          </w:p>
+        </w:tc>
+        <w:tc>
+          <w:tcPr/>
+          <w:p>
+            <w:pPr>
+              <w:pStyle w:val="Compact"/>
+              <w:jc w:val="left"/>
+            </w:pPr>
+            <w:r>
+              <w:t xml:space="preserve">0.45</w:t>
+            </w:r>
+          </w:p>
+        </w:tc>
+        <w:tc>
+          <w:tcPr/>
+          <w:p>
+            <w:pPr>
+              <w:pStyle w:val="Compact"/>
+              <w:jc w:val="left"/>
+            </w:pPr>
+            <w:r>
+              <w:t xml:space="preserve">−38%</w:t>
+            </w:r>
+          </w:p>
+        </w:tc>
+      </w:tr>
+      <w:tr>
+        <w:tc>
+          <w:tcPr/>
+          <w:p>
+            <w:pPr>
+              <w:pStyle w:val="Compact"/>
+              <w:jc w:val="left"/>
+            </w:pPr>
+            <w:r>
+              <w:t xml:space="preserve">Managed futures (RYMFX)</w:t>
+            </w:r>
+          </w:p>
+        </w:tc>
+        <w:tc>
+          <w:tcPr/>
+          <w:p>
+            <w:pPr>
+              <w:pStyle w:val="Compact"/>
+              <w:jc w:val="left"/>
+            </w:pPr>
+            <w:r>
+              <w:t xml:space="preserve">crisis diversifier</w:t>
+            </w:r>
+          </w:p>
+        </w:tc>
+        <w:tc>
+          <w:tcPr/>
+          <w:p>
+            <w:pPr>
+              <w:pStyle w:val="Compact"/>
+              <w:jc w:val="left"/>
+            </w:pPr>
+            <w:r>
+              <w:t xml:space="preserve">limited / qualified</w:t>
+            </w:r>
+          </w:p>
+        </w:tc>
+        <w:tc>
+          <w:tcPr/>
+          <w:p>
+            <w:pPr>
+              <w:pStyle w:val="Compact"/>
+              <w:jc w:val="left"/>
+            </w:pPr>
+            <w:r>
+              <w:rPr>
+                <w:bCs/>
+                <w:b/>
+              </w:rPr>
+              <w:t xml:space="preserve">−0.7%</w:t>
+            </w:r>
+          </w:p>
+        </w:tc>
+        <w:tc>
+          <w:tcPr/>
+          <w:p>
+            <w:pPr>
+              <w:pStyle w:val="Compact"/>
+              <w:jc w:val="left"/>
+            </w:pPr>
+            <w:r>
+              <w:t xml:space="preserve">13.8%</w:t>
+            </w:r>
+          </w:p>
+        </w:tc>
+        <w:tc>
+          <w:tcPr/>
+          <w:p>
+            <w:pPr>
+              <w:pStyle w:val="Compact"/>
+              <w:jc w:val="left"/>
+            </w:pPr>
+            <w:r>
+              <w:t xml:space="preserve">0.02</w:t>
+            </w:r>
+          </w:p>
+        </w:tc>
+        <w:tc>
+          <w:tcPr/>
+          <w:p>
+            <w:pPr>
+              <w:pStyle w:val="Compact"/>
+              <w:jc w:val="left"/>
+            </w:pPr>
+            <w:r>
+              <w:t xml:space="preserve">−47%</w:t>
+            </w:r>
+          </w:p>
+        </w:tc>
+      </w:tr>
+      <w:tr>
+        <w:tc>
+          <w:tcPr/>
+          <w:p>
+            <w:pPr>
+              <w:pStyle w:val="Compact"/>
+              <w:jc w:val="left"/>
+            </w:pPr>
+            <w:r>
+              <w:t xml:space="preserve">Commodities (DBC)</w:t>
+            </w:r>
+          </w:p>
+        </w:tc>
+        <w:tc>
+          <w:tcPr/>
+          <w:p>
+            <w:pPr>
+              <w:pStyle w:val="Compact"/>
+              <w:jc w:val="left"/>
+            </w:pPr>
+            <w:r>
+              <w:t xml:space="preserve">inflation hedge</w:t>
+            </w:r>
+          </w:p>
+        </w:tc>
+        <w:tc>
+          <w:tcPr/>
+          <w:p>
+            <w:pPr>
+              <w:pStyle w:val="Compact"/>
+              <w:jc w:val="left"/>
+            </w:pPr>
+            <w:r>
+              <w:t xml:space="preserve">via UCITS</w:t>
+            </w:r>
+          </w:p>
+        </w:tc>
+        <w:tc>
+          <w:tcPr/>
+          <w:p>
+            <w:pPr>
+              <w:pStyle w:val="Compact"/>
+              <w:jc w:val="left"/>
+            </w:pPr>
+            <w:r>
+              <w:rPr>
+                <w:bCs/>
+                <w:b/>
+              </w:rPr>
+              <w:t xml:space="preserve">−1.6%</w:t>
+            </w:r>
+          </w:p>
+        </w:tc>
+        <w:tc>
+          <w:tcPr/>
+          <w:p>
+            <w:pPr>
+              <w:pStyle w:val="Compact"/>
+              <w:jc w:val="left"/>
+            </w:pPr>
+            <w:r>
+              <w:t xml:space="preserve">18.9%</w:t>
+            </w:r>
+          </w:p>
+        </w:tc>
+        <w:tc>
+          <w:tcPr/>
+          <w:p>
+            <w:pPr>
+              <w:pStyle w:val="Compact"/>
+              <w:jc w:val="left"/>
+            </w:pPr>
+            <w:r>
+              <w:t xml:space="preserve">0.01</w:t>
+            </w:r>
+          </w:p>
+        </w:tc>
+        <w:tc>
+          <w:tcPr/>
+          <w:p>
+            <w:pPr>
+              <w:pStyle w:val="Compact"/>
+              <w:jc w:val="left"/>
+            </w:pPr>
+            <w:r>
+              <w:t xml:space="preserve">−76%</w:t>
+            </w:r>
+          </w:p>
+        </w:tc>
+      </w:tr>
+      <w:tr>
+        <w:tc>
+          <w:tcPr/>
+          <w:p>
+            <w:pPr>
+              <w:pStyle w:val="Compact"/>
+              <w:jc w:val="left"/>
+            </w:pPr>
+            <w:r>
+              <w:t xml:space="preserve">Infrastructure (IGF)</w:t>
+            </w:r>
+          </w:p>
+        </w:tc>
+        <w:tc>
+          <w:tcPr/>
+          <w:p>
+            <w:pPr>
+              <w:pStyle w:val="Compact"/>
+              <w:jc w:val="left"/>
+            </w:pPr>
+            <w:r>
+              <w:t xml:space="preserve">real income / inflation</w:t>
+            </w:r>
+          </w:p>
+        </w:tc>
+        <w:tc>
+          <w:tcPr/>
+          <w:p>
+            <w:pPr>
+              <w:pStyle w:val="Compact"/>
+              <w:jc w:val="left"/>
+            </w:pPr>
+            <w:r>
+              <w:t xml:space="preserve">via UCITS</w:t>
+            </w:r>
+          </w:p>
+        </w:tc>
+        <w:tc>
+          <w:tcPr/>
+          <w:p>
+            <w:pPr>
+              <w:pStyle w:val="Compact"/>
+              <w:jc w:val="left"/>
+            </w:pPr>
+            <w:r>
+              <w:t xml:space="preserve">3.7%</w:t>
+            </w:r>
+          </w:p>
+        </w:tc>
+        <w:tc>
+          <w:tcPr/>
+          <w:p>
+            <w:pPr>
+              <w:pStyle w:val="Compact"/>
+              <w:jc w:val="left"/>
+            </w:pPr>
+            <w:r>
+              <w:t xml:space="preserve">14.8%</w:t>
+            </w:r>
+          </w:p>
+        </w:tc>
+        <w:tc>
+          <w:tcPr/>
+          <w:p>
+            <w:pPr>
+              <w:pStyle w:val="Compact"/>
+              <w:jc w:val="left"/>
+            </w:pPr>
+            <w:r>
+              <w:t xml:space="preserve">0.32</w:t>
+            </w:r>
+          </w:p>
+        </w:tc>
+        <w:tc>
+          <w:tcPr/>
+          <w:p>
+            <w:pPr>
+              <w:pStyle w:val="Compact"/>
+              <w:jc w:val="left"/>
+            </w:pPr>
+            <w:r>
+              <w:t xml:space="preserve">−45%</w:t>
+            </w:r>
+          </w:p>
+        </w:tc>
+      </w:tr>
+      <w:tr>
+        <w:tc>
+          <w:tcPr/>
+          <w:p>
+            <w:pPr>
+              <w:pStyle w:val="Compact"/>
+              <w:jc w:val="left"/>
+            </w:pPr>
+            <w:r>
+              <w:t xml:space="preserve">Convertibles (CWB, 2009)</w:t>
+            </w:r>
+          </w:p>
+        </w:tc>
+        <w:tc>
+          <w:tcPr/>
+          <w:p>
+            <w:pPr>
+              <w:pStyle w:val="Compact"/>
+              <w:jc w:val="left"/>
+            </w:pPr>
+            <w:r>
+              <w:t xml:space="preserve">hybrid (equity-linked)</w:t>
+            </w:r>
+          </w:p>
+        </w:tc>
+        <w:tc>
+          <w:tcPr/>
+          <w:p>
+            <w:pPr>
+              <w:pStyle w:val="Compact"/>
+              <w:jc w:val="left"/>
+            </w:pPr>
+            <w:r>
+              <w:t xml:space="preserve">via UCITS</w:t>
+            </w:r>
+          </w:p>
+        </w:tc>
+        <w:tc>
+          <w:tcPr/>
+          <w:p>
+            <w:pPr>
+              <w:pStyle w:val="Compact"/>
+              <w:jc w:val="left"/>
+            </w:pPr>
+            <w:r>
+              <w:t xml:space="preserve">10.0%</w:t>
+            </w:r>
+          </w:p>
+        </w:tc>
+        <w:tc>
+          <w:tcPr/>
+          <w:p>
+            <w:pPr>
+              <w:pStyle w:val="Compact"/>
+              <w:jc w:val="left"/>
+            </w:pPr>
+            <w:r>
+              <w:t xml:space="preserve">12.6%</w:t>
+            </w:r>
+          </w:p>
+        </w:tc>
+        <w:tc>
+          <w:tcPr/>
+          <w:p>
+            <w:pPr>
+              <w:pStyle w:val="Compact"/>
+              <w:jc w:val="left"/>
+            </w:pPr>
+            <w:r>
+              <w:t xml:space="preserve">0.82</w:t>
+            </w:r>
+          </w:p>
+        </w:tc>
+        <w:tc>
+          <w:tcPr/>
+          <w:p>
+            <w:pPr>
+              <w:pStyle w:val="Compact"/>
+              <w:jc w:val="left"/>
+            </w:pPr>
+            <w:r>
+              <w:t xml:space="preserve">−24%</w:t>
+            </w:r>
+          </w:p>
+        </w:tc>
+      </w:tr>
+    </w:tbl>
+    <w:p>
+      <w:pPr>
+        <w:pStyle w:val="BodyText"/>
+      </w:pPr>
+      <w:r>
+        <w:t xml:space="preserve">Crucially,</w:t>
+      </w:r>
+      <w:r>
+        <w:t xml:space="preserve"> </w:t>
+      </w:r>
+      <w:r>
+        <w:rPr>
+          <w:bCs/>
+          <w:b/>
+        </w:rPr>
+        <w:t xml:space="preserve">none is a duration substitute</w:t>
+      </w:r>
+      <w:r>
+        <w:t xml:space="preserve"> </w:t>
+      </w:r>
+      <w:r>
+        <w:t xml:space="preserve">— the bond function hardest to replace. So the</w:t>
+      </w:r>
+      <w:r>
+        <w:t xml:space="preserve"> </w:t>
+      </w:r>
+      <w:r>
+        <w:t xml:space="preserve">basket is a</w:t>
+      </w:r>
+      <w:r>
+        <w:t xml:space="preserve"> </w:t>
       </w:r>
       <w:r>
         <w:rPr>
           <w:iCs/>
           <w:i/>
         </w:rPr>
+        <w:t xml:space="preserve">bond-sleeve</w:t>
+      </w:r>
+      <w:r>
+        <w:t xml:space="preserve"> </w:t>
+      </w:r>
+      <w:r>
+        <w:t xml:space="preserve">replacement (replacing what the sleeve mostly</w:t>
+      </w:r>
+      <w:r>
         <w:t xml:space="preserve"> </w:t>
       </w:r>
       <w:r>
@@ -1377,13 +2422,258 @@
           <w:iCs/>
           <w:i/>
         </w:rPr>
-        <w:t xml:space="preserve">function of bonds</w:t>
-      </w:r>
-      <w:r>
-        <w:t xml:space="preserve"> </w:t>
-      </w:r>
-      <w:r>
-        <w:t xml:space="preserve">they proxy:</w:t>
+        <w:t xml:space="preserve">does</w:t>
+      </w:r>
+      <w:r>
+        <w:t xml:space="preserve"> </w:t>
+      </w:r>
+      <w:r>
+        <w:t xml:space="preserve">— carry,</w:t>
+      </w:r>
+      <w:r>
+        <w:t xml:space="preserve"> </w:t>
+      </w:r>
+      <w:r>
+        <w:t xml:space="preserve">diversification, some inflation and crisis hedging),</w:t>
+      </w:r>
+      <w:r>
+        <w:t xml:space="preserve"> </w:t>
+      </w:r>
+      <w:r>
+        <w:rPr>
+          <w:bCs/>
+          <w:b/>
+        </w:rPr>
+        <w:t xml:space="preserve">not</w:t>
+      </w:r>
+      <w:r>
+        <w:t xml:space="preserve"> </w:t>
+      </w:r>
+      <w:r>
+        <w:t xml:space="preserve">a bond</w:t>
+      </w:r>
+      <w:r>
+        <w:t xml:space="preserve"> </w:t>
+      </w:r>
+      <w:r>
+        <w:rPr>
+          <w:iCs/>
+          <w:i/>
+        </w:rPr>
+        <w:t xml:space="preserve">substitute</w:t>
+      </w:r>
+      <w:r>
+        <w:t xml:space="preserve"> </w:t>
+      </w:r>
+      <w:r>
+        <w:t xml:space="preserve">that</w:t>
+      </w:r>
+      <w:r>
+        <w:t xml:space="preserve"> </w:t>
+      </w:r>
+      <w:r>
+        <w:t xml:space="preserve">reproduces duration and flight-to-quality.</w:t>
+      </w:r>
+      <w:r>
+        <w:t xml:space="preserve"> </w:t>
+      </w:r>
+      <w:r>
+        <w:rPr>
+          <w:bCs/>
+          <w:b/>
+        </w:rPr>
+        <w:t xml:space="preserve">Inclusion rule (ex ante):</w:t>
+      </w:r>
+      <w:r>
+        <w:t xml:space="preserve"> </w:t>
+      </w:r>
+      <w:r>
+        <w:t xml:space="preserve">liquid + market-</w:t>
+      </w:r>
+      <w:r>
+        <w:t xml:space="preserve"> </w:t>
+      </w:r>
+      <w:r>
+        <w:t xml:space="preserve">investable + mark-to-market + sufficient history.</w:t>
+      </w:r>
+      <w:r>
+        <w:t xml:space="preserve"> </w:t>
+      </w:r>
+      <w:r>
+        <w:rPr>
+          <w:bCs/>
+          <w:b/>
+        </w:rPr>
+        <w:t xml:space="preserve">Primary basket</w:t>
+      </w:r>
+      <w:r>
+        <w:t xml:space="preserve"> </w:t>
+      </w:r>
+      <w:r>
+        <w:t xml:space="preserve">= equal weight of the six</w:t>
+      </w:r>
+      <w:r>
+        <w:t xml:space="preserve"> </w:t>
+      </w:r>
+      <w:r>
+        <w:t xml:space="preserve">that satisfy this rule with full 2008 history; convertibles are a candidate class analysed</w:t>
+      </w:r>
+      <w:r>
+        <w:t xml:space="preserve"> </w:t>
+      </w:r>
+      <w:r>
+        <w:t xml:space="preserve">separately (no consistent pre-2009 history).</w:t>
+      </w:r>
+    </w:p>
+    <w:p>
+      <w:pPr>
+        <w:pStyle w:val="BodyText"/>
+      </w:pPr>
+      <w:r>
+        <w:rPr>
+          <w:bCs/>
+          <w:b/>
+        </w:rPr>
+        <w:t xml:space="preserve">Excluded, with reasons</w:t>
+      </w:r>
+      <w:r>
+        <w:t xml:space="preserve"> </w:t>
+      </w:r>
+      <w:r>
+        <w:t xml:space="preserve">(all fail the</w:t>
+      </w:r>
+      <w:r>
+        <w:t xml:space="preserve"> </w:t>
+      </w:r>
+      <w:r>
+        <w:rPr>
+          <w:iCs/>
+          <w:i/>
+        </w:rPr>
+        <w:t xml:space="preserve">investable / liquid / net-of-fee</w:t>
+      </w:r>
+      <w:r>
+        <w:t xml:space="preserve"> </w:t>
+      </w:r>
+      <w:r>
+        <w:t xml:space="preserve">bar):</w:t>
+      </w:r>
+      <w:r>
+        <w:t xml:space="preserve"> </w:t>
+      </w:r>
+      <w:r>
+        <w:rPr>
+          <w:bCs/>
+          <w:b/>
+        </w:rPr>
+        <w:t xml:space="preserve">ILS/cat</w:t>
+      </w:r>
+      <w:r>
+        <w:rPr>
+          <w:bCs/>
+          <w:b/>
+        </w:rPr>
+        <w:t xml:space="preserve"> </w:t>
+      </w:r>
+      <w:r>
+        <w:rPr>
+          <w:bCs/>
+          <w:b/>
+        </w:rPr>
+        <w:t xml:space="preserve">bonds</w:t>
+      </w:r>
+      <w:r>
+        <w:t xml:space="preserve"> </w:t>
+      </w:r>
+      <w:r>
+        <w:t xml:space="preserve">(no clean public total-return history; semi-liquid);</w:t>
+      </w:r>
+      <w:r>
+        <w:t xml:space="preserve"> </w:t>
+      </w:r>
+      <w:r>
+        <w:rPr>
+          <w:bCs/>
+          <w:b/>
+        </w:rPr>
+        <w:t xml:space="preserve">private equity/credit</w:t>
+      </w:r>
+      <w:r>
+        <w:t xml:space="preserve"> </w:t>
+      </w:r>
+      <w:r>
+        <w:t xml:space="preserve">(unlisted, appraisal-smoothed NAV, lock-ups);</w:t>
+      </w:r>
+      <w:r>
+        <w:t xml:space="preserve"> </w:t>
+      </w:r>
+      <w:r>
+        <w:rPr>
+          <w:bCs/>
+          <w:b/>
+        </w:rPr>
+        <w:t xml:space="preserve">Swiss mortgage funds</w:t>
+      </w:r>
+      <w:r>
+        <w:t xml:space="preserve"> </w:t>
+      </w:r>
+      <w:r>
+        <w:t xml:space="preserve">(institutional</w:t>
+      </w:r>
+      <w:r>
+        <w:t xml:space="preserve"> </w:t>
+      </w:r>
+      <w:r>
+        <w:t xml:space="preserve">Anlagestiftungen, appraisal NAV, no public series found — a natural CHF addition</w:t>
+      </w:r>
+      <w:r>
+        <w:t xml:space="preserve"> </w:t>
+      </w:r>
+      <w:r>
+        <w:rPr>
+          <w:iCs/>
+          <w:i/>
+        </w:rPr>
+        <w:t xml:space="preserve">if</w:t>
+      </w:r>
+      <w:r>
+        <w:t xml:space="preserve"> </w:t>
+      </w:r>
+      <w:r>
+        <w:t xml:space="preserve">VZ</w:t>
+      </w:r>
+      <w:r>
+        <w:t xml:space="preserve"> </w:t>
+      </w:r>
+      <w:r>
+        <w:t xml:space="preserve">supplies an institutional NAV).</w:t>
+      </w:r>
+    </w:p>
+    <w:bookmarkEnd w:id="24"/>
+    <w:bookmarkStart w:id="29" w:name="Xb84024f831f54dd6cf41fa7512b2dfdd301b0cb"/>
+    <w:p>
+      <w:pPr>
+        <w:pStyle w:val="Heading2"/>
+      </w:pPr>
+      <w:r>
+        <w:t xml:space="preserve">6. Results</w:t>
+      </w:r>
+    </w:p>
+    <w:bookmarkStart w:id="25" w:name="X9fc69f3e05fa2ec5f03a2b9c8a7b9772b451416"/>
+    <w:p>
+      <w:pPr>
+        <w:pStyle w:val="Heading3"/>
+      </w:pPr>
+      <w:r>
+        <w:t xml:space="preserve">6.1 The core problem — bonds by regime (fig. 05)</w:t>
+      </w:r>
+    </w:p>
+    <w:p>
+      <w:pPr>
+        <w:pStyle w:val="FirstParagraph"/>
+      </w:pPr>
+      <w:r>
+        <w:t xml:space="preserve">Annualised return of each bond tranche per SNB regime:</w:t>
       </w:r>
     </w:p>
     <w:tbl>
@@ -1413,67 +2703,67 @@
               <w:jc w:val="left"/>
             </w:pPr>
             <w:r>
-              <w:t xml:space="preserve">Instrument</w:t>
-            </w:r>
-          </w:p>
-        </w:tc>
-        <w:tc>
-          <w:tcPr/>
-          <w:p>
-            <w:pPr>
-              <w:pStyle w:val="Compact"/>
-              <w:jc w:val="left"/>
-            </w:pPr>
-            <w:r>
-              <w:t xml:space="preserve">Function proxied</w:t>
-            </w:r>
-          </w:p>
-        </w:tc>
-        <w:tc>
-          <w:tcPr/>
-          <w:p>
-            <w:pPr>
-              <w:pStyle w:val="Compact"/>
-              <w:jc w:val="left"/>
-            </w:pPr>
-            <w:r>
-              <w:t xml:space="preserve">CAGR</w:t>
-            </w:r>
-          </w:p>
-        </w:tc>
-        <w:tc>
-          <w:tcPr/>
-          <w:p>
-            <w:pPr>
-              <w:pStyle w:val="Compact"/>
-              <w:jc w:val="left"/>
-            </w:pPr>
-            <w:r>
-              <w:t xml:space="preserve">Vol</w:t>
-            </w:r>
-          </w:p>
-        </w:tc>
-        <w:tc>
-          <w:tcPr/>
-          <w:p>
-            <w:pPr>
-              <w:pStyle w:val="Compact"/>
-              <w:jc w:val="left"/>
-            </w:pPr>
-            <w:r>
-              <w:t xml:space="preserve">Sharpe</w:t>
-            </w:r>
-          </w:p>
-        </w:tc>
-        <w:tc>
-          <w:tcPr/>
-          <w:p>
-            <w:pPr>
-              <w:pStyle w:val="Compact"/>
-              <w:jc w:val="left"/>
-            </w:pPr>
-            <w:r>
-              <w:t xml:space="preserve">MaxDD</w:t>
+              <w:t xml:space="preserve">SNB regime</w:t>
+            </w:r>
+          </w:p>
+        </w:tc>
+        <w:tc>
+          <w:tcPr/>
+          <w:p>
+            <w:pPr>
+              <w:pStyle w:val="Compact"/>
+              <w:jc w:val="left"/>
+            </w:pPr>
+            <w:r>
+              <w:t xml:space="preserve">Swiss broad</w:t>
+            </w:r>
+          </w:p>
+        </w:tc>
+        <w:tc>
+          <w:tcPr/>
+          <w:p>
+            <w:pPr>
+              <w:pStyle w:val="Compact"/>
+              <w:jc w:val="left"/>
+            </w:pPr>
+            <w:r>
+              <w:t xml:space="preserve">Swiss 1-5</w:t>
+            </w:r>
+          </w:p>
+        </w:tc>
+        <w:tc>
+          <w:tcPr/>
+          <w:p>
+            <w:pPr>
+              <w:pStyle w:val="Compact"/>
+              <w:jc w:val="left"/>
+            </w:pPr>
+            <w:r>
+              <w:t xml:space="preserve">World broad</w:t>
+            </w:r>
+          </w:p>
+        </w:tc>
+        <w:tc>
+          <w:tcPr/>
+          <w:p>
+            <w:pPr>
+              <w:pStyle w:val="Compact"/>
+              <w:jc w:val="left"/>
+            </w:pPr>
+            <w:r>
+              <w:t xml:space="preserve">World 1-5</w:t>
+            </w:r>
+          </w:p>
+        </w:tc>
+        <w:tc>
+          <w:tcPr/>
+          <w:p>
+            <w:pPr>
+              <w:pStyle w:val="Compact"/>
+              <w:jc w:val="left"/>
+            </w:pPr>
+            <w:r>
+              <w:t xml:space="preserve">Cash</w:t>
             </w:r>
           </w:p>
         </w:tc>
@@ -1487,67 +2777,67 @@
               <w:jc w:val="left"/>
             </w:pPr>
             <w:r>
-              <w:t xml:space="preserve">High yield (hedged)</w:t>
-            </w:r>
-          </w:p>
-        </w:tc>
-        <w:tc>
-          <w:tcPr/>
-          <w:p>
-            <w:pPr>
-              <w:pStyle w:val="Compact"/>
-              <w:jc w:val="left"/>
-            </w:pPr>
-            <w:r>
-              <w:t xml:space="preserve">income/carry substitute</w:t>
-            </w:r>
-          </w:p>
-        </w:tc>
-        <w:tc>
-          <w:tcPr/>
-          <w:p>
-            <w:pPr>
-              <w:pStyle w:val="Compact"/>
-              <w:jc w:val="left"/>
-            </w:pPr>
-            <w:r>
-              <w:t xml:space="preserve">3.7%</w:t>
-            </w:r>
-          </w:p>
-        </w:tc>
-        <w:tc>
-          <w:tcPr/>
-          <w:p>
-            <w:pPr>
-              <w:pStyle w:val="Compact"/>
-              <w:jc w:val="left"/>
-            </w:pPr>
-            <w:r>
-              <w:t xml:space="preserve">10.3%</w:t>
-            </w:r>
-          </w:p>
-        </w:tc>
-        <w:tc>
-          <w:tcPr/>
-          <w:p>
-            <w:pPr>
-              <w:pStyle w:val="Compact"/>
-              <w:jc w:val="left"/>
-            </w:pPr>
-            <w:r>
-              <w:t xml:space="preserve">0.41</w:t>
-            </w:r>
-          </w:p>
-        </w:tc>
-        <w:tc>
-          <w:tcPr/>
-          <w:p>
-            <w:pPr>
-              <w:pStyle w:val="Compact"/>
-              <w:jc w:val="left"/>
-            </w:pPr>
-            <w:r>
-              <w:t xml:space="preserve">−29%</w:t>
+              <w:t xml:space="preserve">R1 2008–14 low positive</w:t>
+            </w:r>
+          </w:p>
+        </w:tc>
+        <w:tc>
+          <w:tcPr/>
+          <w:p>
+            <w:pPr>
+              <w:pStyle w:val="Compact"/>
+              <w:jc w:val="left"/>
+            </w:pPr>
+            <w:r>
+              <w:t xml:space="preserve">+4.0%</w:t>
+            </w:r>
+          </w:p>
+        </w:tc>
+        <w:tc>
+          <w:tcPr/>
+          <w:p>
+            <w:pPr>
+              <w:pStyle w:val="Compact"/>
+              <w:jc w:val="left"/>
+            </w:pPr>
+            <w:r>
+              <w:t xml:space="preserve">+2.5%</w:t>
+            </w:r>
+          </w:p>
+        </w:tc>
+        <w:tc>
+          <w:tcPr/>
+          <w:p>
+            <w:pPr>
+              <w:pStyle w:val="Compact"/>
+              <w:jc w:val="left"/>
+            </w:pPr>
+            <w:r>
+              <w:t xml:space="preserve">+4.1%</w:t>
+            </w:r>
+          </w:p>
+        </w:tc>
+        <w:tc>
+          <w:tcPr/>
+          <w:p>
+            <w:pPr>
+              <w:pStyle w:val="Compact"/>
+              <w:jc w:val="left"/>
+            </w:pPr>
+            <w:r>
+              <w:t xml:space="preserve">+2.5%</w:t>
+            </w:r>
+          </w:p>
+        </w:tc>
+        <w:tc>
+          <w:tcPr/>
+          <w:p>
+            <w:pPr>
+              <w:pStyle w:val="Compact"/>
+              <w:jc w:val="left"/>
+            </w:pPr>
+            <w:r>
+              <w:t xml:space="preserve">+0.5%</w:t>
             </w:r>
           </w:p>
         </w:tc>
@@ -1561,67 +2851,67 @@
               <w:jc w:val="left"/>
             </w:pPr>
             <w:r>
-              <w:t xml:space="preserve">EM debt (hedged)</w:t>
-            </w:r>
-          </w:p>
-        </w:tc>
-        <w:tc>
-          <w:tcPr/>
-          <w:p>
-            <w:pPr>
-              <w:pStyle w:val="Compact"/>
-              <w:jc w:val="left"/>
-            </w:pPr>
-            <w:r>
-              <w:t xml:space="preserve">income/carry substitute</w:t>
-            </w:r>
-          </w:p>
-        </w:tc>
-        <w:tc>
-          <w:tcPr/>
-          <w:p>
-            <w:pPr>
-              <w:pStyle w:val="Compact"/>
-              <w:jc w:val="left"/>
-            </w:pPr>
-            <w:r>
-              <w:t xml:space="preserve">3.3%</w:t>
-            </w:r>
-          </w:p>
-        </w:tc>
-        <w:tc>
-          <w:tcPr/>
-          <w:p>
-            <w:pPr>
-              <w:pStyle w:val="Compact"/>
-              <w:jc w:val="left"/>
-            </w:pPr>
-            <w:r>
-              <w:t xml:space="preserve">11.5%</w:t>
-            </w:r>
-          </w:p>
-        </w:tc>
-        <w:tc>
-          <w:tcPr/>
-          <w:p>
-            <w:pPr>
-              <w:pStyle w:val="Compact"/>
-              <w:jc w:val="left"/>
-            </w:pPr>
-            <w:r>
-              <w:t xml:space="preserve">0.34</w:t>
-            </w:r>
-          </w:p>
-        </w:tc>
-        <w:tc>
-          <w:tcPr/>
-          <w:p>
-            <w:pPr>
-              <w:pStyle w:val="Compact"/>
-              <w:jc w:val="left"/>
-            </w:pPr>
-            <w:r>
-              <w:t xml:space="preserve">−28%</w:t>
+              <w:t xml:space="preserve">R2 2015–22 negative</w:t>
+            </w:r>
+          </w:p>
+        </w:tc>
+        <w:tc>
+          <w:tcPr/>
+          <w:p>
+            <w:pPr>
+              <w:pStyle w:val="Compact"/>
+              <w:jc w:val="left"/>
+            </w:pPr>
+            <w:r>
+              <w:t xml:space="preserve">−0.8%</w:t>
+            </w:r>
+          </w:p>
+        </w:tc>
+        <w:tc>
+          <w:tcPr/>
+          <w:p>
+            <w:pPr>
+              <w:pStyle w:val="Compact"/>
+              <w:jc w:val="left"/>
+            </w:pPr>
+            <w:r>
+              <w:t xml:space="preserve">−0.4%</w:t>
+            </w:r>
+          </w:p>
+        </w:tc>
+        <w:tc>
+          <w:tcPr/>
+          <w:p>
+            <w:pPr>
+              <w:pStyle w:val="Compact"/>
+              <w:jc w:val="left"/>
+            </w:pPr>
+            <w:r>
+              <w:t xml:space="preserve">−0.6%</w:t>
+            </w:r>
+          </w:p>
+        </w:tc>
+        <w:tc>
+          <w:tcPr/>
+          <w:p>
+            <w:pPr>
+              <w:pStyle w:val="Compact"/>
+              <w:jc w:val="left"/>
+            </w:pPr>
+            <w:r>
+              <w:t xml:space="preserve">−0.7%</w:t>
+            </w:r>
+          </w:p>
+        </w:tc>
+        <w:tc>
+          <w:tcPr/>
+          <w:p>
+            <w:pPr>
+              <w:pStyle w:val="Compact"/>
+              <w:jc w:val="left"/>
+            </w:pPr>
+            <w:r>
+              <w:t xml:space="preserve">−0.8%</w:t>
             </w:r>
           </w:p>
         </w:tc>
@@ -1635,93 +2925,31 @@
               <w:jc w:val="left"/>
             </w:pPr>
             <w:r>
-              <w:t xml:space="preserve">Gold</w:t>
-            </w:r>
-          </w:p>
-        </w:tc>
-        <w:tc>
-          <w:tcPr/>
-          <w:p>
-            <w:pPr>
-              <w:pStyle w:val="Compact"/>
-              <w:jc w:val="left"/>
-            </w:pPr>
-            <w:r>
-              <w:t xml:space="preserve">crisis diversifier / store of value</w:t>
-            </w:r>
-          </w:p>
-        </w:tc>
-        <w:tc>
-          <w:tcPr/>
-          <w:p>
-            <w:pPr>
-              <w:pStyle w:val="Compact"/>
-              <w:jc w:val="left"/>
-            </w:pPr>
-            <w:r>
-              <w:t xml:space="preserve">6.2%</w:t>
-            </w:r>
-          </w:p>
-        </w:tc>
-        <w:tc>
-          <w:tcPr/>
-          <w:p>
-            <w:pPr>
-              <w:pStyle w:val="Compact"/>
-              <w:jc w:val="left"/>
-            </w:pPr>
-            <w:r>
-              <w:t xml:space="preserve">16.3%</w:t>
-            </w:r>
-          </w:p>
-        </w:tc>
-        <w:tc>
-          <w:tcPr/>
-          <w:p>
-            <w:pPr>
-              <w:pStyle w:val="Compact"/>
-              <w:jc w:val="left"/>
-            </w:pPr>
-            <w:r>
-              <w:t xml:space="preserve">0.45</w:t>
-            </w:r>
-          </w:p>
-        </w:tc>
-        <w:tc>
-          <w:tcPr/>
-          <w:p>
-            <w:pPr>
-              <w:pStyle w:val="Compact"/>
-              <w:jc w:val="left"/>
-            </w:pPr>
-            <w:r>
-              <w:t xml:space="preserve">−38%</w:t>
-            </w:r>
-          </w:p>
-        </w:tc>
-      </w:tr>
-      <w:tr>
-        <w:tc>
-          <w:tcPr/>
-          <w:p>
-            <w:pPr>
-              <w:pStyle w:val="Compact"/>
-              <w:jc w:val="left"/>
-            </w:pPr>
-            <w:r>
-              <w:t xml:space="preserve">Managed futures</w:t>
-            </w:r>
-          </w:p>
-        </w:tc>
-        <w:tc>
-          <w:tcPr/>
-          <w:p>
-            <w:pPr>
-              <w:pStyle w:val="Compact"/>
-              <w:jc w:val="left"/>
-            </w:pPr>
-            <w:r>
-              <w:t xml:space="preserve">crisis diversifier</w:t>
+              <w:t xml:space="preserve">R3 2022–24 hikes</w:t>
+            </w:r>
+          </w:p>
+        </w:tc>
+        <w:tc>
+          <w:tcPr/>
+          <w:p>
+            <w:pPr>
+              <w:pStyle w:val="Compact"/>
+              <w:jc w:val="left"/>
+            </w:pPr>
+            <w:r>
+              <w:t xml:space="preserve">+2.9%</w:t>
+            </w:r>
+          </w:p>
+        </w:tc>
+        <w:tc>
+          <w:tcPr/>
+          <w:p>
+            <w:pPr>
+              <w:pStyle w:val="Compact"/>
+              <w:jc w:val="left"/>
+            </w:pPr>
+            <w:r>
+              <w:t xml:space="preserve">+1.5%</w:t>
             </w:r>
           </w:p>
         </w:tc>
@@ -1737,43 +2965,31 @@
                 <w:bCs/>
                 <w:b/>
               </w:rPr>
-              <w:t xml:space="preserve">−0.7%</w:t>
-            </w:r>
-          </w:p>
-        </w:tc>
-        <w:tc>
-          <w:tcPr/>
-          <w:p>
-            <w:pPr>
-              <w:pStyle w:val="Compact"/>
-              <w:jc w:val="left"/>
-            </w:pPr>
-            <w:r>
-              <w:t xml:space="preserve">13.8%</w:t>
-            </w:r>
-          </w:p>
-        </w:tc>
-        <w:tc>
-          <w:tcPr/>
-          <w:p>
-            <w:pPr>
-              <w:pStyle w:val="Compact"/>
-              <w:jc w:val="left"/>
-            </w:pPr>
-            <w:r>
-              <w:t xml:space="preserve">0.02</w:t>
-            </w:r>
-          </w:p>
-        </w:tc>
-        <w:tc>
-          <w:tcPr/>
-          <w:p>
-            <w:pPr>
-              <w:pStyle w:val="Compact"/>
-              <w:jc w:val="left"/>
-            </w:pPr>
-            <w:r>
-              <w:t xml:space="preserve">−47%</w:t>
+              <w:t xml:space="preserve">−2.0%</w:t>
+            </w:r>
+          </w:p>
+        </w:tc>
+        <w:tc>
+          <w:tcPr/>
+          <w:p>
+            <w:pPr>
+              <w:pStyle w:val="Compact"/>
+              <w:jc w:val="left"/>
+            </w:pPr>
+            <w:r>
+              <w:t xml:space="preserve">−0.8%</w:t>
+            </w:r>
+          </w:p>
+        </w:tc>
+        <w:tc>
+          <w:tcPr/>
+          <w:p>
+            <w:pPr>
+              <w:pStyle w:val="Compact"/>
+              <w:jc w:val="left"/>
+            </w:pPr>
+            <w:r>
+              <w:t xml:space="preserve">+1.2%</w:t>
             </w:r>
           </w:p>
         </w:tc>
@@ -1787,219 +3003,67 @@
               <w:jc w:val="left"/>
             </w:pPr>
             <w:r>
-              <w:t xml:space="preserve">Commodities</w:t>
-            </w:r>
-          </w:p>
-        </w:tc>
-        <w:tc>
-          <w:tcPr/>
-          <w:p>
-            <w:pPr>
-              <w:pStyle w:val="Compact"/>
-              <w:jc w:val="left"/>
-            </w:pPr>
-            <w:r>
-              <w:t xml:space="preserve">inflation hedge</w:t>
-            </w:r>
-          </w:p>
-        </w:tc>
-        <w:tc>
-          <w:tcPr/>
-          <w:p>
-            <w:pPr>
-              <w:pStyle w:val="Compact"/>
-              <w:jc w:val="left"/>
-            </w:pPr>
-            <w:r>
-              <w:rPr>
-                <w:bCs/>
-                <w:b/>
-              </w:rPr>
-              <w:t xml:space="preserve">−1.6%</w:t>
-            </w:r>
-          </w:p>
-        </w:tc>
-        <w:tc>
-          <w:tcPr/>
-          <w:p>
-            <w:pPr>
-              <w:pStyle w:val="Compact"/>
-              <w:jc w:val="left"/>
-            </w:pPr>
-            <w:r>
-              <w:t xml:space="preserve">18.9%</w:t>
-            </w:r>
-          </w:p>
-        </w:tc>
-        <w:tc>
-          <w:tcPr/>
-          <w:p>
-            <w:pPr>
-              <w:pStyle w:val="Compact"/>
-              <w:jc w:val="left"/>
-            </w:pPr>
-            <w:r>
-              <w:t xml:space="preserve">0.01</w:t>
-            </w:r>
-          </w:p>
-        </w:tc>
-        <w:tc>
-          <w:tcPr/>
-          <w:p>
-            <w:pPr>
-              <w:pStyle w:val="Compact"/>
-              <w:jc w:val="left"/>
-            </w:pPr>
-            <w:r>
-              <w:t xml:space="preserve">−76%</w:t>
-            </w:r>
-          </w:p>
-        </w:tc>
-      </w:tr>
-      <w:tr>
-        <w:tc>
-          <w:tcPr/>
-          <w:p>
-            <w:pPr>
-              <w:pStyle w:val="Compact"/>
-              <w:jc w:val="left"/>
-            </w:pPr>
-            <w:r>
-              <w:t xml:space="preserve">Infrastructure</w:t>
-            </w:r>
-          </w:p>
-        </w:tc>
-        <w:tc>
-          <w:tcPr/>
-          <w:p>
-            <w:pPr>
-              <w:pStyle w:val="Compact"/>
-              <w:jc w:val="left"/>
-            </w:pPr>
-            <w:r>
-              <w:t xml:space="preserve">real income / inflation</w:t>
-            </w:r>
-          </w:p>
-        </w:tc>
-        <w:tc>
-          <w:tcPr/>
-          <w:p>
-            <w:pPr>
-              <w:pStyle w:val="Compact"/>
-              <w:jc w:val="left"/>
-            </w:pPr>
-            <w:r>
-              <w:t xml:space="preserve">3.7%</w:t>
-            </w:r>
-          </w:p>
-        </w:tc>
-        <w:tc>
-          <w:tcPr/>
-          <w:p>
-            <w:pPr>
-              <w:pStyle w:val="Compact"/>
-              <w:jc w:val="left"/>
-            </w:pPr>
-            <w:r>
-              <w:t xml:space="preserve">14.8%</w:t>
-            </w:r>
-          </w:p>
-        </w:tc>
-        <w:tc>
-          <w:tcPr/>
-          <w:p>
-            <w:pPr>
-              <w:pStyle w:val="Compact"/>
-              <w:jc w:val="left"/>
-            </w:pPr>
-            <w:r>
-              <w:t xml:space="preserve">0.32</w:t>
-            </w:r>
-          </w:p>
-        </w:tc>
-        <w:tc>
-          <w:tcPr/>
-          <w:p>
-            <w:pPr>
-              <w:pStyle w:val="Compact"/>
-              <w:jc w:val="left"/>
-            </w:pPr>
-            <w:r>
-              <w:t xml:space="preserve">−45%</w:t>
-            </w:r>
-          </w:p>
-        </w:tc>
-      </w:tr>
-      <w:tr>
-        <w:tc>
-          <w:tcPr/>
-          <w:p>
-            <w:pPr>
-              <w:pStyle w:val="Compact"/>
-              <w:jc w:val="left"/>
-            </w:pPr>
-            <w:r>
-              <w:t xml:space="preserve">Convertibles (from 2009)</w:t>
-            </w:r>
-          </w:p>
-        </w:tc>
-        <w:tc>
-          <w:tcPr/>
-          <w:p>
-            <w:pPr>
-              <w:pStyle w:val="Compact"/>
-              <w:jc w:val="left"/>
-            </w:pPr>
-            <w:r>
-              <w:t xml:space="preserve">hybrid (equity-linked)</w:t>
-            </w:r>
-          </w:p>
-        </w:tc>
-        <w:tc>
-          <w:tcPr/>
-          <w:p>
-            <w:pPr>
-              <w:pStyle w:val="Compact"/>
-              <w:jc w:val="left"/>
-            </w:pPr>
-            <w:r>
-              <w:t xml:space="preserve">10.0%</w:t>
-            </w:r>
-          </w:p>
-        </w:tc>
-        <w:tc>
-          <w:tcPr/>
-          <w:p>
-            <w:pPr>
-              <w:pStyle w:val="Compact"/>
-              <w:jc w:val="left"/>
-            </w:pPr>
-            <w:r>
-              <w:t xml:space="preserve">12.6%</w:t>
-            </w:r>
-          </w:p>
-        </w:tc>
-        <w:tc>
-          <w:tcPr/>
-          <w:p>
-            <w:pPr>
-              <w:pStyle w:val="Compact"/>
-              <w:jc w:val="left"/>
-            </w:pPr>
-            <w:r>
-              <w:t xml:space="preserve">0.82</w:t>
-            </w:r>
-          </w:p>
-        </w:tc>
-        <w:tc>
-          <w:tcPr/>
-          <w:p>
-            <w:pPr>
-              <w:pStyle w:val="Compact"/>
-              <w:jc w:val="left"/>
-            </w:pPr>
-            <w:r>
-              <w:t xml:space="preserve">−24%</w:t>
+              <w:t xml:space="preserve">R4 2024–26 easing</w:t>
+            </w:r>
+          </w:p>
+        </w:tc>
+        <w:tc>
+          <w:tcPr/>
+          <w:p>
+            <w:pPr>
+              <w:pStyle w:val="Compact"/>
+              <w:jc w:val="left"/>
+            </w:pPr>
+            <w:r>
+              <w:t xml:space="preserve">+2.4%</w:t>
+            </w:r>
+          </w:p>
+        </w:tc>
+        <w:tc>
+          <w:tcPr/>
+          <w:p>
+            <w:pPr>
+              <w:pStyle w:val="Compact"/>
+              <w:jc w:val="left"/>
+            </w:pPr>
+            <w:r>
+              <w:t xml:space="preserve">+1.9%</w:t>
+            </w:r>
+          </w:p>
+        </w:tc>
+        <w:tc>
+          <w:tcPr/>
+          <w:p>
+            <w:pPr>
+              <w:pStyle w:val="Compact"/>
+              <w:jc w:val="left"/>
+            </w:pPr>
+            <w:r>
+              <w:t xml:space="preserve">−0.3%</w:t>
+            </w:r>
+          </w:p>
+        </w:tc>
+        <w:tc>
+          <w:tcPr/>
+          <w:p>
+            <w:pPr>
+              <w:pStyle w:val="Compact"/>
+              <w:jc w:val="left"/>
+            </w:pPr>
+            <w:r>
+              <w:t xml:space="preserve">+0.5%</w:t>
+            </w:r>
+          </w:p>
+        </w:tc>
+        <w:tc>
+          <w:tcPr/>
+          <w:p>
+            <w:pPr>
+              <w:pStyle w:val="Compact"/>
+              <w:jc w:val="left"/>
+            </w:pPr>
+            <w:r>
+              <w:t xml:space="preserve">+0.5%</w:t>
             </w:r>
           </w:p>
         </w:tc>
@@ -2010,77 +3074,89 @@
         <w:pStyle w:val="BodyText"/>
       </w:pPr>
       <w:r>
-        <w:t xml:space="preserve">None is a</w:t>
-      </w:r>
-      <w:r>
-        <w:t xml:space="preserve"> </w:t>
-      </w:r>
-      <w:r>
-        <w:rPr>
-          <w:bCs/>
-          <w:b/>
-        </w:rPr>
-        <w:t xml:space="preserve">duration substitute</w:t>
-      </w:r>
-      <w:r>
-        <w:t xml:space="preserve"> </w:t>
-      </w:r>
-      <w:r>
-        <w:t xml:space="preserve">— the one bond function hardest to replace.</w:t>
-      </w:r>
-      <w:r>
-        <w:t xml:space="preserve"> </w:t>
-      </w:r>
-      <w:r>
-        <w:rPr>
-          <w:bCs/>
-          <w:b/>
-        </w:rPr>
-        <w:t xml:space="preserve">Primary</w:t>
-      </w:r>
-      <w:r>
-        <w:rPr>
-          <w:bCs/>
-          <w:b/>
-        </w:rPr>
-        <w:t xml:space="preserve"> </w:t>
-      </w:r>
-      <w:r>
-        <w:rPr>
-          <w:bCs/>
-          <w:b/>
-        </w:rPr>
-        <w:t xml:space="preserve">basket</w:t>
-      </w:r>
-      <w:r>
-        <w:t xml:space="preserve"> </w:t>
-      </w:r>
-      <w:r>
-        <w:t xml:space="preserve">= equal weight of the six with full 2008 history (convertibles excluded from the</w:t>
-      </w:r>
-      <w:r>
-        <w:t xml:space="preserve"> </w:t>
-      </w:r>
-      <w:r>
-        <w:t xml:space="preserve">primary basket because it lacks pre-2009 history; analysed separately as a candidate class).</w:t>
-      </w:r>
-    </w:p>
-    <w:p>
-      <w:pPr>
-        <w:pStyle w:val="BodyText"/>
-      </w:pPr>
-      <w:r>
-        <w:rPr>
-          <w:bCs/>
-          <w:b/>
-        </w:rPr>
-        <w:t xml:space="preserve">Excluded, with reasons</w:t>
-      </w:r>
-      <w:r>
-        <w:t xml:space="preserve"> </w:t>
-      </w:r>
-      <w:r>
-        <w:t xml:space="preserve">(all fail the</w:t>
+        <w:t xml:space="preserve">Bond performance was</w:t>
+      </w:r>
+      <w:r>
+        <w:t xml:space="preserve"> </w:t>
+      </w:r>
+      <w:r>
+        <w:rPr>
+          <w:bCs/>
+          <w:b/>
+        </w:rPr>
+        <w:t xml:space="preserve">strongest in the low-positive-rate regime (R1) and weakest in the</w:t>
+      </w:r>
+      <w:r>
+        <w:rPr>
+          <w:bCs/>
+          <w:b/>
+        </w:rPr>
+        <w:t xml:space="preserve"> </w:t>
+      </w:r>
+      <w:r>
+        <w:rPr>
+          <w:bCs/>
+          <w:b/>
+        </w:rPr>
+        <w:t xml:space="preserve">negative-rate (R2) and tightening (R3) regimes</w:t>
+      </w:r>
+      <w:r>
+        <w:t xml:space="preserve">. The broad-vs-short contrast in R3 (−2.0% vs</w:t>
+      </w:r>
+      <w:r>
+        <w:t xml:space="preserve"> </w:t>
+      </w:r>
+      <w:r>
+        <w:t xml:space="preserve">−0.8%) is</w:t>
+      </w:r>
+      <w:r>
+        <w:t xml:space="preserve"> </w:t>
+      </w:r>
+      <w:r>
+        <w:rPr>
+          <w:bCs/>
+          <w:b/>
+        </w:rPr>
+        <w:t xml:space="preserve">consistent with duration exposure being an important transmission channel</w:t>
+      </w:r>
+      <w:r>
+        <w:t xml:space="preserve"> </w:t>
+      </w:r>
+      <w:r>
+        <w:t xml:space="preserve">(a formal rate-beta decomposition is left as an extension). Swiss and world bonds are</w:t>
+      </w:r>
+      <w:r>
+        <w:t xml:space="preserve"> </w:t>
+      </w:r>
+      <w:r>
+        <w:rPr>
+          <w:bCs/>
+          <w:b/>
+        </w:rPr>
+        <w:t xml:space="preserve">not</w:t>
+      </w:r>
+      <w:r>
+        <w:rPr>
+          <w:bCs/>
+          <w:b/>
+        </w:rPr>
+        <w:t xml:space="preserve"> </w:t>
+      </w:r>
+      <w:r>
+        <w:rPr>
+          <w:bCs/>
+          <w:b/>
+        </w:rPr>
+        <w:t xml:space="preserve">redundant</w:t>
+      </w:r>
+      <w:r>
+        <w:t xml:space="preserve">, but the case rests on more than correlation: full-sample correlation 0.79</w:t>
+      </w:r>
+      <w:r>
+        <w:t xml:space="preserve"> </w:t>
+      </w:r>
+      <w:r>
+        <w:t xml:space="preserve">(R² ≈ 0.62, so ~38% of Swiss-bond variance is idiosyncratic; OLS beta 0.81),</w:t>
       </w:r>
       <w:r>
         <w:t xml:space="preserve"> </w:t>
@@ -2090,81 +3166,19 @@
           <w:iCs/>
           <w:i/>
         </w:rPr>
-        <w:t xml:space="preserve">investable / liquid / net-of-fee</w:t>
-      </w:r>
-      <w:r>
-        <w:t xml:space="preserve"> </w:t>
-      </w:r>
-      <w:r>
-        <w:t xml:space="preserve">bar):</w:t>
-      </w:r>
-      <w:r>
-        <w:t xml:space="preserve"> </w:t>
-      </w:r>
-      <w:r>
-        <w:rPr>
-          <w:bCs/>
-          <w:b/>
-        </w:rPr>
-        <w:t xml:space="preserve">ILS/cat</w:t>
-      </w:r>
-      <w:r>
-        <w:rPr>
-          <w:bCs/>
-          <w:b/>
-        </w:rPr>
-        <w:t xml:space="preserve"> </w:t>
-      </w:r>
-      <w:r>
-        <w:rPr>
-          <w:bCs/>
-          <w:b/>
-        </w:rPr>
-        <w:t xml:space="preserve">bonds</w:t>
-      </w:r>
-      <w:r>
-        <w:t xml:space="preserve"> </w:t>
-      </w:r>
-      <w:r>
-        <w:t xml:space="preserve">(no clean public total-return history; semi-liquid);</w:t>
-      </w:r>
-      <w:r>
-        <w:t xml:space="preserve"> </w:t>
-      </w:r>
-      <w:r>
-        <w:rPr>
-          <w:bCs/>
-          <w:b/>
-        </w:rPr>
-        <w:t xml:space="preserve">private equity/credit</w:t>
-      </w:r>
-      <w:r>
-        <w:t xml:space="preserve"> </w:t>
-      </w:r>
-      <w:r>
-        <w:t xml:space="preserve">(unlisted, appraisal-smoothed NAV, lock-ups);</w:t>
-      </w:r>
-      <w:r>
-        <w:t xml:space="preserve"> </w:t>
-      </w:r>
-      <w:r>
-        <w:rPr>
-          <w:bCs/>
-          <w:b/>
-        </w:rPr>
-        <w:t xml:space="preserve">Swiss mortgage funds</w:t>
-      </w:r>
-      <w:r>
-        <w:t xml:space="preserve"> </w:t>
-      </w:r>
-      <w:r>
-        <w:t xml:space="preserve">(institutional</w:t>
-      </w:r>
-      <w:r>
-        <w:t xml:space="preserve"> </w:t>
-      </w:r>
-      <w:r>
-        <w:t xml:space="preserve">Anlagestiftungen, appraisal NAV, no public series found — a natural CHF addition</w:t>
+        <w:t xml:space="preserve">and</w:t>
+      </w:r>
+      <w:r>
+        <w:t xml:space="preserve"> </w:t>
+      </w:r>
+      <w:r>
+        <w:t xml:space="preserve">their</w:t>
+      </w:r>
+      <w:r>
+        <w:t xml:space="preserve"> </w:t>
+      </w:r>
+      <w:r>
+        <w:t xml:space="preserve">cumulative regime returns diverge sharply (R3: +2.9% vs −2.0%) despite a high</w:t>
       </w:r>
       <w:r>
         <w:t xml:space="preserve"> </w:t>
@@ -2174,38 +3188,29 @@
           <w:iCs/>
           <w:i/>
         </w:rPr>
-        <w:t xml:space="preserve">if</w:t>
-      </w:r>
-      <w:r>
-        <w:t xml:space="preserve"> </w:t>
-      </w:r>
-      <w:r>
-        <w:t xml:space="preserve">VZ</w:t>
-      </w:r>
-      <w:r>
-        <w:t xml:space="preserve"> </w:t>
-      </w:r>
-      <w:r>
-        <w:t xml:space="preserve">supplies an institutional NAV).</w:t>
-      </w:r>
-    </w:p>
-    <w:bookmarkEnd w:id="24"/>
-    <w:bookmarkStart w:id="29" w:name="Xb84024f831f54dd6cf41fa7512b2dfdd301b0cb"/>
-    <w:p>
-      <w:pPr>
-        <w:pStyle w:val="Heading2"/>
-      </w:pPr>
-      <w:r>
-        <w:t xml:space="preserve">6. Results</w:t>
-      </w:r>
-    </w:p>
-    <w:bookmarkStart w:id="25" w:name="X9fc69f3e05fa2ec5f03a2b9c8a7b9772b451416"/>
+        <w:t xml:space="preserve">monthly</w:t>
+      </w:r>
+      <w:r>
+        <w:t xml:space="preserve"> </w:t>
+      </w:r>
+      <w:r>
+        <w:t xml:space="preserve">co-movement (R3 correlation 0.83) — i.e. they carry distinct duration/rate exposures even when</w:t>
+      </w:r>
+      <w:r>
+        <w:t xml:space="preserve"> </w:t>
+      </w:r>
+      <w:r>
+        <w:t xml:space="preserve">they move together month to month. The sleeve keeps both.</w:t>
+      </w:r>
+    </w:p>
+    <w:bookmarkEnd w:id="25"/>
+    <w:bookmarkStart w:id="26" w:name="Xaf639e5d7097087a0d6e44743757c38b3833f02"/>
     <w:p>
       <w:pPr>
         <w:pStyle w:val="Heading3"/>
       </w:pPr>
       <w:r>
-        <w:t xml:space="preserve">6.1 The core problem — bonds by regime (fig. 05)</w:t>
+        <w:t xml:space="preserve">6.2 The trade-off curve — the primary result (fig. 01, 04)</w:t>
       </w:r>
     </w:p>
     <w:p>
@@ -2213,7 +3218,26 @@
         <w:pStyle w:val="FirstParagraph"/>
       </w:pPr>
       <w:r>
-        <w:t xml:space="preserve">Annualised return of each bond tranche per SNB regime:</w:t>
+        <w:t xml:space="preserve">Full period, net of fees (0–100% of the sleeve replaced by the primary basket). Sharpe is the</w:t>
+      </w:r>
+      <w:r>
+        <w:t xml:space="preserve"> </w:t>
+      </w:r>
+      <w:r>
+        <w:rPr>
+          <w:bCs/>
+          <w:b/>
+        </w:rPr>
+        <w:t xml:space="preserve">excess return over the CHF cash proxy</w:t>
+      </w:r>
+      <w:r>
+        <w:t xml:space="preserve">; a zero-risk-free Sharpe is ~0.01 higher throughout</w:t>
+      </w:r>
+      <w:r>
+        <w:t xml:space="preserve"> </w:t>
+      </w:r>
+      <w:r>
+        <w:t xml:space="preserve">(so the risk-free choice does not affect any conclusion):</w:t>
       </w:r>
     </w:p>
     <w:tbl>
@@ -2243,67 +3267,67 @@
               <w:jc w:val="left"/>
             </w:pPr>
             <w:r>
-              <w:t xml:space="preserve">SNB regime</w:t>
-            </w:r>
-          </w:p>
-        </w:tc>
-        <w:tc>
-          <w:tcPr/>
-          <w:p>
-            <w:pPr>
-              <w:pStyle w:val="Compact"/>
-              <w:jc w:val="left"/>
-            </w:pPr>
-            <w:r>
-              <w:t xml:space="preserve">Swiss broad</w:t>
-            </w:r>
-          </w:p>
-        </w:tc>
-        <w:tc>
-          <w:tcPr/>
-          <w:p>
-            <w:pPr>
-              <w:pStyle w:val="Compact"/>
-              <w:jc w:val="left"/>
-            </w:pPr>
-            <w:r>
-              <w:t xml:space="preserve">Swiss 1-5</w:t>
-            </w:r>
-          </w:p>
-        </w:tc>
-        <w:tc>
-          <w:tcPr/>
-          <w:p>
-            <w:pPr>
-              <w:pStyle w:val="Compact"/>
-              <w:jc w:val="left"/>
-            </w:pPr>
-            <w:r>
-              <w:t xml:space="preserve">World broad</w:t>
-            </w:r>
-          </w:p>
-        </w:tc>
-        <w:tc>
-          <w:tcPr/>
-          <w:p>
-            <w:pPr>
-              <w:pStyle w:val="Compact"/>
-              <w:jc w:val="left"/>
-            </w:pPr>
-            <w:r>
-              <w:t xml:space="preserve">World 1-5</w:t>
-            </w:r>
-          </w:p>
-        </w:tc>
-        <w:tc>
-          <w:tcPr/>
-          <w:p>
-            <w:pPr>
-              <w:pStyle w:val="Compact"/>
-              <w:jc w:val="left"/>
-            </w:pPr>
-            <w:r>
-              <w:t xml:space="preserve">Cash</w:t>
+              <w:t xml:space="preserve">Book</w:t>
+            </w:r>
+          </w:p>
+        </w:tc>
+        <w:tc>
+          <w:tcPr/>
+          <w:p>
+            <w:pPr>
+              <w:pStyle w:val="Compact"/>
+              <w:jc w:val="left"/>
+            </w:pPr>
+            <w:r>
+              <w:t xml:space="preserve">CAGR</w:t>
+            </w:r>
+          </w:p>
+        </w:tc>
+        <w:tc>
+          <w:tcPr/>
+          <w:p>
+            <w:pPr>
+              <w:pStyle w:val="Compact"/>
+              <w:jc w:val="left"/>
+            </w:pPr>
+            <w:r>
+              <w:t xml:space="preserve">Vol</w:t>
+            </w:r>
+          </w:p>
+        </w:tc>
+        <w:tc>
+          <w:tcPr/>
+          <w:p>
+            <w:pPr>
+              <w:pStyle w:val="Compact"/>
+              <w:jc w:val="left"/>
+            </w:pPr>
+            <w:r>
+              <w:t xml:space="preserve">Sharpe (vs cash)</w:t>
+            </w:r>
+          </w:p>
+        </w:tc>
+        <w:tc>
+          <w:tcPr/>
+          <w:p>
+            <w:pPr>
+              <w:pStyle w:val="Compact"/>
+              <w:jc w:val="left"/>
+            </w:pPr>
+            <w:r>
+              <w:t xml:space="preserve">MaxDD</w:t>
+            </w:r>
+          </w:p>
+        </w:tc>
+        <w:tc>
+          <w:tcPr/>
+          <w:p>
+            <w:pPr>
+              <w:pStyle w:val="Compact"/>
+              <w:jc w:val="left"/>
+            </w:pPr>
+            <w:r>
+              <w:t xml:space="preserve">CVaR₉₅</w:t>
             </w:r>
           </w:p>
         </w:tc>
@@ -2317,67 +3341,67 @@
               <w:jc w:val="left"/>
             </w:pPr>
             <w:r>
-              <w:t xml:space="preserve">R1 2008–14 low positive</w:t>
-            </w:r>
-          </w:p>
-        </w:tc>
-        <w:tc>
-          <w:tcPr/>
-          <w:p>
-            <w:pPr>
-              <w:pStyle w:val="Compact"/>
-              <w:jc w:val="left"/>
-            </w:pPr>
-            <w:r>
-              <w:t xml:space="preserve">+4.0%</w:t>
-            </w:r>
-          </w:p>
-        </w:tc>
-        <w:tc>
-          <w:tcPr/>
-          <w:p>
-            <w:pPr>
-              <w:pStyle w:val="Compact"/>
-              <w:jc w:val="left"/>
-            </w:pPr>
-            <w:r>
-              <w:t xml:space="preserve">+2.5%</w:t>
-            </w:r>
-          </w:p>
-        </w:tc>
-        <w:tc>
-          <w:tcPr/>
-          <w:p>
-            <w:pPr>
-              <w:pStyle w:val="Compact"/>
-              <w:jc w:val="left"/>
-            </w:pPr>
-            <w:r>
-              <w:t xml:space="preserve">+4.1%</w:t>
-            </w:r>
-          </w:p>
-        </w:tc>
-        <w:tc>
-          <w:tcPr/>
-          <w:p>
-            <w:pPr>
-              <w:pStyle w:val="Compact"/>
-              <w:jc w:val="left"/>
-            </w:pPr>
-            <w:r>
-              <w:t xml:space="preserve">+2.5%</w:t>
-            </w:r>
-          </w:p>
-        </w:tc>
-        <w:tc>
-          <w:tcPr/>
-          <w:p>
-            <w:pPr>
-              <w:pStyle w:val="Compact"/>
-              <w:jc w:val="left"/>
-            </w:pPr>
-            <w:r>
-              <w:t xml:space="preserve">+0.5%</w:t>
+              <w:t xml:space="preserve">AP5 (0%)</w:t>
+            </w:r>
+          </w:p>
+        </w:tc>
+        <w:tc>
+          <w:tcPr/>
+          <w:p>
+            <w:pPr>
+              <w:pStyle w:val="Compact"/>
+              <w:jc w:val="left"/>
+            </w:pPr>
+            <w:r>
+              <w:t xml:space="preserve">3.43%</w:t>
+            </w:r>
+          </w:p>
+        </w:tc>
+        <w:tc>
+          <w:tcPr/>
+          <w:p>
+            <w:pPr>
+              <w:pStyle w:val="Compact"/>
+              <w:jc w:val="left"/>
+            </w:pPr>
+            <w:r>
+              <w:t xml:space="preserve">7.8%</w:t>
+            </w:r>
+          </w:p>
+        </w:tc>
+        <w:tc>
+          <w:tcPr/>
+          <w:p>
+            <w:pPr>
+              <w:pStyle w:val="Compact"/>
+              <w:jc w:val="left"/>
+            </w:pPr>
+            <w:r>
+              <w:t xml:space="preserve">0.46</w:t>
+            </w:r>
+          </w:p>
+        </w:tc>
+        <w:tc>
+          <w:tcPr/>
+          <w:p>
+            <w:pPr>
+              <w:pStyle w:val="Compact"/>
+              <w:jc w:val="left"/>
+            </w:pPr>
+            <w:r>
+              <w:t xml:space="preserve">−20.6%</w:t>
+            </w:r>
+          </w:p>
+        </w:tc>
+        <w:tc>
+          <w:tcPr/>
+          <w:p>
+            <w:pPr>
+              <w:pStyle w:val="Compact"/>
+              <w:jc w:val="left"/>
+            </w:pPr>
+            <w:r>
+              <w:t xml:space="preserve">−5.2%</w:t>
             </w:r>
           </w:p>
         </w:tc>
@@ -2391,67 +3415,67 @@
               <w:jc w:val="left"/>
             </w:pPr>
             <w:r>
-              <w:t xml:space="preserve">R2 2015–22 negative</w:t>
-            </w:r>
-          </w:p>
-        </w:tc>
-        <w:tc>
-          <w:tcPr/>
-          <w:p>
-            <w:pPr>
-              <w:pStyle w:val="Compact"/>
-              <w:jc w:val="left"/>
-            </w:pPr>
-            <w:r>
-              <w:t xml:space="preserve">−0.8%</w:t>
-            </w:r>
-          </w:p>
-        </w:tc>
-        <w:tc>
-          <w:tcPr/>
-          <w:p>
-            <w:pPr>
-              <w:pStyle w:val="Compact"/>
-              <w:jc w:val="left"/>
-            </w:pPr>
-            <w:r>
-              <w:t xml:space="preserve">−0.4%</w:t>
-            </w:r>
-          </w:p>
-        </w:tc>
-        <w:tc>
-          <w:tcPr/>
-          <w:p>
-            <w:pPr>
-              <w:pStyle w:val="Compact"/>
-              <w:jc w:val="left"/>
-            </w:pPr>
-            <w:r>
-              <w:t xml:space="preserve">−0.6%</w:t>
-            </w:r>
-          </w:p>
-        </w:tc>
-        <w:tc>
-          <w:tcPr/>
-          <w:p>
-            <w:pPr>
-              <w:pStyle w:val="Compact"/>
-              <w:jc w:val="left"/>
-            </w:pPr>
-            <w:r>
-              <w:t xml:space="preserve">−0.7%</w:t>
-            </w:r>
-          </w:p>
-        </w:tc>
-        <w:tc>
-          <w:tcPr/>
-          <w:p>
-            <w:pPr>
-              <w:pStyle w:val="Compact"/>
-              <w:jc w:val="left"/>
-            </w:pPr>
-            <w:r>
-              <w:t xml:space="preserve">−0.8%</w:t>
+              <w:t xml:space="preserve">Replace 20%</w:t>
+            </w:r>
+          </w:p>
+        </w:tc>
+        <w:tc>
+          <w:tcPr/>
+          <w:p>
+            <w:pPr>
+              <w:pStyle w:val="Compact"/>
+              <w:jc w:val="left"/>
+            </w:pPr>
+            <w:r>
+              <w:t xml:space="preserve">3.72%</w:t>
+            </w:r>
+          </w:p>
+        </w:tc>
+        <w:tc>
+          <w:tcPr/>
+          <w:p>
+            <w:pPr>
+              <w:pStyle w:val="Compact"/>
+              <w:jc w:val="left"/>
+            </w:pPr>
+            <w:r>
+              <w:t xml:space="preserve">8.1%</w:t>
+            </w:r>
+          </w:p>
+        </w:tc>
+        <w:tc>
+          <w:tcPr/>
+          <w:p>
+            <w:pPr>
+              <w:pStyle w:val="Compact"/>
+              <w:jc w:val="left"/>
+            </w:pPr>
+            <w:r>
+              <w:t xml:space="preserve">0.48</w:t>
+            </w:r>
+          </w:p>
+        </w:tc>
+        <w:tc>
+          <w:tcPr/>
+          <w:p>
+            <w:pPr>
+              <w:pStyle w:val="Compact"/>
+              <w:jc w:val="left"/>
+            </w:pPr>
+            <w:r>
+              <w:t xml:space="preserve">−21.8%</w:t>
+            </w:r>
+          </w:p>
+        </w:tc>
+        <w:tc>
+          <w:tcPr/>
+          <w:p>
+            <w:pPr>
+              <w:pStyle w:val="Compact"/>
+              <w:jc w:val="left"/>
+            </w:pPr>
+            <w:r>
+              <w:t xml:space="preserve">−5.6%</w:t>
             </w:r>
           </w:p>
         </w:tc>
@@ -2465,71 +3489,67 @@
               <w:jc w:val="left"/>
             </w:pPr>
             <w:r>
-              <w:t xml:space="preserve">R3 2022–24 hikes</w:t>
-            </w:r>
-          </w:p>
-        </w:tc>
-        <w:tc>
-          <w:tcPr/>
-          <w:p>
-            <w:pPr>
-              <w:pStyle w:val="Compact"/>
-              <w:jc w:val="left"/>
-            </w:pPr>
-            <w:r>
-              <w:t xml:space="preserve">+2.9%</w:t>
-            </w:r>
-          </w:p>
-        </w:tc>
-        <w:tc>
-          <w:tcPr/>
-          <w:p>
-            <w:pPr>
-              <w:pStyle w:val="Compact"/>
-              <w:jc w:val="left"/>
-            </w:pPr>
-            <w:r>
-              <w:t xml:space="preserve">+1.5%</w:t>
-            </w:r>
-          </w:p>
-        </w:tc>
-        <w:tc>
-          <w:tcPr/>
-          <w:p>
-            <w:pPr>
-              <w:pStyle w:val="Compact"/>
-              <w:jc w:val="left"/>
-            </w:pPr>
-            <w:r>
-              <w:rPr>
-                <w:bCs/>
-                <w:b/>
-              </w:rPr>
-              <w:t xml:space="preserve">−2.0%</w:t>
-            </w:r>
-          </w:p>
-        </w:tc>
-        <w:tc>
-          <w:tcPr/>
-          <w:p>
-            <w:pPr>
-              <w:pStyle w:val="Compact"/>
-              <w:jc w:val="left"/>
-            </w:pPr>
-            <w:r>
-              <w:t xml:space="preserve">−0.8%</w:t>
-            </w:r>
-          </w:p>
-        </w:tc>
-        <w:tc>
-          <w:tcPr/>
-          <w:p>
-            <w:pPr>
-              <w:pStyle w:val="Compact"/>
-              <w:jc w:val="left"/>
-            </w:pPr>
-            <w:r>
-              <w:t xml:space="preserve">+1.2%</w:t>
+              <w:t xml:space="preserve">Replace 50%</w:t>
+            </w:r>
+          </w:p>
+        </w:tc>
+        <w:tc>
+          <w:tcPr/>
+          <w:p>
+            <w:pPr>
+              <w:pStyle w:val="Compact"/>
+              <w:jc w:val="left"/>
+            </w:pPr>
+            <w:r>
+              <w:t xml:space="preserve">3.94%</w:t>
+            </w:r>
+          </w:p>
+        </w:tc>
+        <w:tc>
+          <w:tcPr/>
+          <w:p>
+            <w:pPr>
+              <w:pStyle w:val="Compact"/>
+              <w:jc w:val="left"/>
+            </w:pPr>
+            <w:r>
+              <w:t xml:space="preserve">8.8%</w:t>
+            </w:r>
+          </w:p>
+        </w:tc>
+        <w:tc>
+          <w:tcPr/>
+          <w:p>
+            <w:pPr>
+              <w:pStyle w:val="Compact"/>
+              <w:jc w:val="left"/>
+            </w:pPr>
+            <w:r>
+              <w:t xml:space="preserve">0.48</w:t>
+            </w:r>
+          </w:p>
+        </w:tc>
+        <w:tc>
+          <w:tcPr/>
+          <w:p>
+            <w:pPr>
+              <w:pStyle w:val="Compact"/>
+              <w:jc w:val="left"/>
+            </w:pPr>
+            <w:r>
+              <w:t xml:space="preserve">−24.0%</w:t>
+            </w:r>
+          </w:p>
+        </w:tc>
+        <w:tc>
+          <w:tcPr/>
+          <w:p>
+            <w:pPr>
+              <w:pStyle w:val="Compact"/>
+              <w:jc w:val="left"/>
+            </w:pPr>
+            <w:r>
+              <w:t xml:space="preserve">−6.1%</w:t>
             </w:r>
           </w:p>
         </w:tc>
@@ -2543,67 +3563,67 @@
               <w:jc w:val="left"/>
             </w:pPr>
             <w:r>
-              <w:t xml:space="preserve">R4 2024–26 easing</w:t>
-            </w:r>
-          </w:p>
-        </w:tc>
-        <w:tc>
-          <w:tcPr/>
-          <w:p>
-            <w:pPr>
-              <w:pStyle w:val="Compact"/>
-              <w:jc w:val="left"/>
-            </w:pPr>
-            <w:r>
-              <w:t xml:space="preserve">+2.4%</w:t>
-            </w:r>
-          </w:p>
-        </w:tc>
-        <w:tc>
-          <w:tcPr/>
-          <w:p>
-            <w:pPr>
-              <w:pStyle w:val="Compact"/>
-              <w:jc w:val="left"/>
-            </w:pPr>
-            <w:r>
-              <w:t xml:space="preserve">+1.9%</w:t>
-            </w:r>
-          </w:p>
-        </w:tc>
-        <w:tc>
-          <w:tcPr/>
-          <w:p>
-            <w:pPr>
-              <w:pStyle w:val="Compact"/>
-              <w:jc w:val="left"/>
-            </w:pPr>
-            <w:r>
-              <w:t xml:space="preserve">−0.3%</w:t>
-            </w:r>
-          </w:p>
-        </w:tc>
-        <w:tc>
-          <w:tcPr/>
-          <w:p>
-            <w:pPr>
-              <w:pStyle w:val="Compact"/>
-              <w:jc w:val="left"/>
-            </w:pPr>
-            <w:r>
-              <w:t xml:space="preserve">+0.5%</w:t>
-            </w:r>
-          </w:p>
-        </w:tc>
-        <w:tc>
-          <w:tcPr/>
-          <w:p>
-            <w:pPr>
-              <w:pStyle w:val="Compact"/>
-              <w:jc w:val="left"/>
-            </w:pPr>
-            <w:r>
-              <w:t xml:space="preserve">+0.5%</w:t>
+              <w:t xml:space="preserve">Replace 100%</w:t>
+            </w:r>
+          </w:p>
+        </w:tc>
+        <w:tc>
+          <w:tcPr/>
+          <w:p>
+            <w:pPr>
+              <w:pStyle w:val="Compact"/>
+              <w:jc w:val="left"/>
+            </w:pPr>
+            <w:r>
+              <w:t xml:space="preserve">4.30%</w:t>
+            </w:r>
+          </w:p>
+        </w:tc>
+        <w:tc>
+          <w:tcPr/>
+          <w:p>
+            <w:pPr>
+              <w:pStyle w:val="Compact"/>
+              <w:jc w:val="left"/>
+            </w:pPr>
+            <w:r>
+              <w:t xml:space="preserve">10.1%</w:t>
+            </w:r>
+          </w:p>
+        </w:tc>
+        <w:tc>
+          <w:tcPr/>
+          <w:p>
+            <w:pPr>
+              <w:pStyle w:val="Compact"/>
+              <w:jc w:val="left"/>
+            </w:pPr>
+            <w:r>
+              <w:t xml:space="preserve">0.46</w:t>
+            </w:r>
+          </w:p>
+        </w:tc>
+        <w:tc>
+          <w:tcPr/>
+          <w:p>
+            <w:pPr>
+              <w:pStyle w:val="Compact"/>
+              <w:jc w:val="left"/>
+            </w:pPr>
+            <w:r>
+              <w:t xml:space="preserve">−27.7%</w:t>
+            </w:r>
+          </w:p>
+        </w:tc>
+        <w:tc>
+          <w:tcPr/>
+          <w:p>
+            <w:pPr>
+              <w:pStyle w:val="Compact"/>
+              <w:jc w:val="left"/>
+            </w:pPr>
+            <w:r>
+              <w:t xml:space="preserve">−7.1%</w:t>
             </w:r>
           </w:p>
         </w:tc>
@@ -2614,495 +3634,25 @@
         <w:pStyle w:val="BodyText"/>
       </w:pPr>
       <w:r>
-        <w:t xml:space="preserve">Bond performance was</w:t>
-      </w:r>
-      <w:r>
-        <w:t xml:space="preserve"> </w:t>
-      </w:r>
-      <w:r>
-        <w:rPr>
-          <w:bCs/>
-          <w:b/>
-        </w:rPr>
-        <w:t xml:space="preserve">strongest in the low-positive-rate regime (R1) and weakest in the</w:t>
-      </w:r>
-      <w:r>
-        <w:rPr>
-          <w:bCs/>
-          <w:b/>
-        </w:rPr>
-        <w:t xml:space="preserve"> </w:t>
-      </w:r>
-      <w:r>
-        <w:rPr>
-          <w:bCs/>
-          <w:b/>
-        </w:rPr>
-        <w:t xml:space="preserve">negative-rate (R2) and tightening (R3) regimes</w:t>
-      </w:r>
-      <w:r>
-        <w:t xml:space="preserve">. The broad-vs-short contrast in R3 (−2.0% vs</w:t>
-      </w:r>
-      <w:r>
-        <w:t xml:space="preserve"> </w:t>
-      </w:r>
-      <w:r>
-        <w:t xml:space="preserve">−0.8%) is</w:t>
-      </w:r>
-      <w:r>
-        <w:t xml:space="preserve"> </w:t>
-      </w:r>
-      <w:r>
-        <w:rPr>
-          <w:bCs/>
-          <w:b/>
-        </w:rPr>
-        <w:t xml:space="preserve">consistent with duration exposure being an important transmission channel</w:t>
-      </w:r>
-      <w:r>
-        <w:t xml:space="preserve"> </w:t>
-      </w:r>
-      <w:r>
-        <w:t xml:space="preserve">(a formal rate-beta decomposition is left as an extension). Swiss and world bonds correlate</w:t>
-      </w:r>
-      <w:r>
-        <w:t xml:space="preserve"> </w:t>
-      </w:r>
-      <w:r>
-        <w:t xml:space="preserve">0.79 but diverge in R3 — not redundant, so the sleeve keeps both.</w:t>
-      </w:r>
-    </w:p>
-    <w:bookmarkEnd w:id="25"/>
-    <w:bookmarkStart w:id="26" w:name="Xaf639e5d7097087a0d6e44743757c38b3833f02"/>
-    <w:p>
-      <w:pPr>
-        <w:pStyle w:val="Heading3"/>
-      </w:pPr>
-      <w:r>
-        <w:t xml:space="preserve">6.2 The trade-off curve — the primary result (fig. 01, 04)</w:t>
-      </w:r>
-    </w:p>
-    <w:p>
-      <w:pPr>
-        <w:pStyle w:val="FirstParagraph"/>
-      </w:pPr>
-      <w:r>
-        <w:t xml:space="preserve">Full period, net of fees (0–100% of the sleeve replaced by the primary basket):</w:t>
-      </w:r>
-    </w:p>
-    <w:tbl>
-      <w:tblPr>
-        <w:tblStyle w:val="Table"/>
-        <w:tblW w:type="auto" w:w="0"/>
-        <w:tblLook w:firstRow="1" w:lastRow="0" w:firstColumn="0" w:lastColumn="0" w:noHBand="0" w:noVBand="0" w:val="0020"/>
-        <w:jc w:val="start"/>
-      </w:tblPr>
-      <w:tblGrid>
-        <w:gridCol w:w="1320"/>
-        <w:gridCol w:w="1320"/>
-        <w:gridCol w:w="1320"/>
-        <w:gridCol w:w="1320"/>
-        <w:gridCol w:w="1320"/>
-        <w:gridCol w:w="1320"/>
-      </w:tblGrid>
-      <w:tr>
-        <w:trPr>
-          <w:tblHeader w:val="true"/>
-        </w:trPr>
-        <w:tc>
-          <w:tcPr/>
-          <w:p>
-            <w:pPr>
-              <w:pStyle w:val="Compact"/>
-              <w:jc w:val="left"/>
-            </w:pPr>
-            <w:r>
-              <w:t xml:space="preserve">Book</w:t>
-            </w:r>
-          </w:p>
-        </w:tc>
-        <w:tc>
-          <w:tcPr/>
-          <w:p>
-            <w:pPr>
-              <w:pStyle w:val="Compact"/>
-              <w:jc w:val="left"/>
-            </w:pPr>
-            <w:r>
-              <w:t xml:space="preserve">CAGR</w:t>
-            </w:r>
-          </w:p>
-        </w:tc>
-        <w:tc>
-          <w:tcPr/>
-          <w:p>
-            <w:pPr>
-              <w:pStyle w:val="Compact"/>
-              <w:jc w:val="left"/>
-            </w:pPr>
-            <w:r>
-              <w:t xml:space="preserve">Vol</w:t>
-            </w:r>
-          </w:p>
-        </w:tc>
-        <w:tc>
-          <w:tcPr/>
-          <w:p>
-            <w:pPr>
-              <w:pStyle w:val="Compact"/>
-              <w:jc w:val="left"/>
-            </w:pPr>
-            <w:r>
-              <w:t xml:space="preserve">Sharpe</w:t>
-            </w:r>
-          </w:p>
-        </w:tc>
-        <w:tc>
-          <w:tcPr/>
-          <w:p>
-            <w:pPr>
-              <w:pStyle w:val="Compact"/>
-              <w:jc w:val="left"/>
-            </w:pPr>
-            <w:r>
-              <w:t xml:space="preserve">MaxDD</w:t>
-            </w:r>
-          </w:p>
-        </w:tc>
-        <w:tc>
-          <w:tcPr/>
-          <w:p>
-            <w:pPr>
-              <w:pStyle w:val="Compact"/>
-              <w:jc w:val="left"/>
-            </w:pPr>
-            <w:r>
-              <w:t xml:space="preserve">CVaR₉₅</w:t>
-            </w:r>
-          </w:p>
-        </w:tc>
-      </w:tr>
-      <w:tr>
-        <w:tc>
-          <w:tcPr/>
-          <w:p>
-            <w:pPr>
-              <w:pStyle w:val="Compact"/>
-              <w:jc w:val="left"/>
-            </w:pPr>
-            <w:r>
-              <w:t xml:space="preserve">AP5 (0%)</w:t>
-            </w:r>
-          </w:p>
-        </w:tc>
-        <w:tc>
-          <w:tcPr/>
-          <w:p>
-            <w:pPr>
-              <w:pStyle w:val="Compact"/>
-              <w:jc w:val="left"/>
-            </w:pPr>
-            <w:r>
-              <w:t xml:space="preserve">3.43%</w:t>
-            </w:r>
-          </w:p>
-        </w:tc>
-        <w:tc>
-          <w:tcPr/>
-          <w:p>
-            <w:pPr>
-              <w:pStyle w:val="Compact"/>
-              <w:jc w:val="left"/>
-            </w:pPr>
-            <w:r>
-              <w:t xml:space="preserve">7.8%</w:t>
-            </w:r>
-          </w:p>
-        </w:tc>
-        <w:tc>
-          <w:tcPr/>
-          <w:p>
-            <w:pPr>
-              <w:pStyle w:val="Compact"/>
-              <w:jc w:val="left"/>
-            </w:pPr>
-            <w:r>
-              <w:t xml:space="preserve">0.47</w:t>
-            </w:r>
-          </w:p>
-        </w:tc>
-        <w:tc>
-          <w:tcPr/>
-          <w:p>
-            <w:pPr>
-              <w:pStyle w:val="Compact"/>
-              <w:jc w:val="left"/>
-            </w:pPr>
-            <w:r>
-              <w:t xml:space="preserve">−20.6%</w:t>
-            </w:r>
-          </w:p>
-        </w:tc>
-        <w:tc>
-          <w:tcPr/>
-          <w:p>
-            <w:pPr>
-              <w:pStyle w:val="Compact"/>
-              <w:jc w:val="left"/>
-            </w:pPr>
-            <w:r>
-              <w:t xml:space="preserve">−5.2%</w:t>
-            </w:r>
-          </w:p>
-        </w:tc>
-      </w:tr>
-      <w:tr>
-        <w:tc>
-          <w:tcPr/>
-          <w:p>
-            <w:pPr>
-              <w:pStyle w:val="Compact"/>
-              <w:jc w:val="left"/>
-            </w:pPr>
-            <w:r>
-              <w:t xml:space="preserve">Replace 20%</w:t>
-            </w:r>
-          </w:p>
-        </w:tc>
-        <w:tc>
-          <w:tcPr/>
-          <w:p>
-            <w:pPr>
-              <w:pStyle w:val="Compact"/>
-              <w:jc w:val="left"/>
-            </w:pPr>
-            <w:r>
-              <w:t xml:space="preserve">3.72%</w:t>
-            </w:r>
-          </w:p>
-        </w:tc>
-        <w:tc>
-          <w:tcPr/>
-          <w:p>
-            <w:pPr>
-              <w:pStyle w:val="Compact"/>
-              <w:jc w:val="left"/>
-            </w:pPr>
-            <w:r>
-              <w:t xml:space="preserve">8.1%</w:t>
-            </w:r>
-          </w:p>
-        </w:tc>
-        <w:tc>
-          <w:tcPr/>
-          <w:p>
-            <w:pPr>
-              <w:pStyle w:val="Compact"/>
-              <w:jc w:val="left"/>
-            </w:pPr>
-            <w:r>
-              <w:t xml:space="preserve">0.49</w:t>
-            </w:r>
-          </w:p>
-        </w:tc>
-        <w:tc>
-          <w:tcPr/>
-          <w:p>
-            <w:pPr>
-              <w:pStyle w:val="Compact"/>
-              <w:jc w:val="left"/>
-            </w:pPr>
-            <w:r>
-              <w:t xml:space="preserve">−21.8%</w:t>
-            </w:r>
-          </w:p>
-        </w:tc>
-        <w:tc>
-          <w:tcPr/>
-          <w:p>
-            <w:pPr>
-              <w:pStyle w:val="Compact"/>
-              <w:jc w:val="left"/>
-            </w:pPr>
-            <w:r>
-              <w:t xml:space="preserve">−5.6%</w:t>
-            </w:r>
-          </w:p>
-        </w:tc>
-      </w:tr>
-      <w:tr>
-        <w:tc>
-          <w:tcPr/>
-          <w:p>
-            <w:pPr>
-              <w:pStyle w:val="Compact"/>
-              <w:jc w:val="left"/>
-            </w:pPr>
-            <w:r>
-              <w:t xml:space="preserve">Replace 50%</w:t>
-            </w:r>
-          </w:p>
-        </w:tc>
-        <w:tc>
-          <w:tcPr/>
-          <w:p>
-            <w:pPr>
-              <w:pStyle w:val="Compact"/>
-              <w:jc w:val="left"/>
-            </w:pPr>
-            <w:r>
-              <w:t xml:space="preserve">3.95%</w:t>
-            </w:r>
-          </w:p>
-        </w:tc>
-        <w:tc>
-          <w:tcPr/>
-          <w:p>
-            <w:pPr>
-              <w:pStyle w:val="Compact"/>
-              <w:jc w:val="left"/>
-            </w:pPr>
-            <w:r>
-              <w:t xml:space="preserve">8.8%</w:t>
-            </w:r>
-          </w:p>
-        </w:tc>
-        <w:tc>
-          <w:tcPr/>
-          <w:p>
-            <w:pPr>
-              <w:pStyle w:val="Compact"/>
-              <w:jc w:val="left"/>
-            </w:pPr>
-            <w:r>
-              <w:t xml:space="preserve">0.49</w:t>
-            </w:r>
-          </w:p>
-        </w:tc>
-        <w:tc>
-          <w:tcPr/>
-          <w:p>
-            <w:pPr>
-              <w:pStyle w:val="Compact"/>
-              <w:jc w:val="left"/>
-            </w:pPr>
-            <w:r>
-              <w:t xml:space="preserve">−24.1%</w:t>
-            </w:r>
-          </w:p>
-        </w:tc>
-        <w:tc>
-          <w:tcPr/>
-          <w:p>
-            <w:pPr>
-              <w:pStyle w:val="Compact"/>
-              <w:jc w:val="left"/>
-            </w:pPr>
-            <w:r>
-              <w:t xml:space="preserve">−6.1%</w:t>
-            </w:r>
-          </w:p>
-        </w:tc>
-      </w:tr>
-      <w:tr>
-        <w:tc>
-          <w:tcPr/>
-          <w:p>
-            <w:pPr>
-              <w:pStyle w:val="Compact"/>
-              <w:jc w:val="left"/>
-            </w:pPr>
-            <w:r>
-              <w:t xml:space="preserve">Replace 100%</w:t>
-            </w:r>
-          </w:p>
-        </w:tc>
-        <w:tc>
-          <w:tcPr/>
-          <w:p>
-            <w:pPr>
-              <w:pStyle w:val="Compact"/>
-              <w:jc w:val="left"/>
-            </w:pPr>
-            <w:r>
-              <w:t xml:space="preserve">4.30%</w:t>
-            </w:r>
-          </w:p>
-        </w:tc>
-        <w:tc>
-          <w:tcPr/>
-          <w:p>
-            <w:pPr>
-              <w:pStyle w:val="Compact"/>
-              <w:jc w:val="left"/>
-            </w:pPr>
-            <w:r>
-              <w:t xml:space="preserve">10.1%</w:t>
-            </w:r>
-          </w:p>
-        </w:tc>
-        <w:tc>
-          <w:tcPr/>
-          <w:p>
-            <w:pPr>
-              <w:pStyle w:val="Compact"/>
-              <w:jc w:val="left"/>
-            </w:pPr>
-            <w:r>
-              <w:t xml:space="preserve">0.47</w:t>
-            </w:r>
-          </w:p>
-        </w:tc>
-        <w:tc>
-          <w:tcPr/>
-          <w:p>
-            <w:pPr>
-              <w:pStyle w:val="Compact"/>
-              <w:jc w:val="left"/>
-            </w:pPr>
-            <w:r>
-              <w:t xml:space="preserve">−27.7%</w:t>
-            </w:r>
-          </w:p>
-        </w:tc>
-        <w:tc>
-          <w:tcPr/>
-          <w:p>
-            <w:pPr>
-              <w:pStyle w:val="Compact"/>
-              <w:jc w:val="left"/>
-            </w:pPr>
-            <w:r>
-              <w:t xml:space="preserve">−7.0%</w:t>
-            </w:r>
-          </w:p>
-        </w:tc>
-      </w:tr>
-    </w:tbl>
-    <w:p>
-      <w:pPr>
-        <w:pStyle w:val="BodyText"/>
-      </w:pPr>
-      <w:r>
-        <w:rPr>
-          <w:bCs/>
-          <w:b/>
-        </w:rPr>
-        <w:t xml:space="preserve">More replacement → higher return, higher volatility, deeper drawdown, roughly unchanged</w:t>
-      </w:r>
-      <w:r>
-        <w:rPr>
-          <w:bCs/>
-          <w:b/>
-        </w:rPr>
-        <w:t xml:space="preserve"> </w:t>
-      </w:r>
-      <w:r>
-        <w:rPr>
-          <w:bCs/>
-          <w:b/>
-        </w:rPr>
-        <w:t xml:space="preserve">Sharpe.</w:t>
+        <w:rPr>
+          <w:bCs/>
+          <w:b/>
+        </w:rPr>
+        <w:t xml:space="preserve">More replacement → higher return, higher volatility, deeper drawdown and tail loss, roughly</w:t>
+      </w:r>
+      <w:r>
+        <w:rPr>
+          <w:bCs/>
+          <w:b/>
+        </w:rPr>
+        <w:t xml:space="preserve"> </w:t>
+      </w:r>
+      <w:r>
+        <w:rPr>
+          <w:bCs/>
+          <w:b/>
+        </w:rPr>
+        <w:t xml:space="preserve">unchanged Sharpe.</w:t>
       </w:r>
       <w:r>
         <w:t xml:space="preserve"> </w:t>
@@ -3126,343 +3676,49 @@
         <w:pStyle w:val="FirstParagraph"/>
       </w:pPr>
       <w:r>
-        <w:t xml:space="preserve">Paired stationary block bootstrap (3,000 paths) of the</w:t>
-      </w:r>
-      <w:r>
-        <w:t xml:space="preserve"> </w:t>
-      </w:r>
-      <w:r>
-        <w:rPr>
-          <w:iCs/>
-          <w:i/>
-        </w:rPr>
-        <w:t xml:space="preserve">difference vs AP5</w:t>
-      </w:r>
-      <w:r>
-        <w:t xml:space="preserve">:</w:t>
-      </w:r>
-    </w:p>
-    <w:tbl>
-      <w:tblPr>
-        <w:tblStyle w:val="Table"/>
-        <w:tblW w:type="auto" w:w="0"/>
-        <w:tblLook w:firstRow="1" w:lastRow="0" w:firstColumn="0" w:lastColumn="0" w:noHBand="0" w:noVBand="0" w:val="0020"/>
-        <w:jc w:val="start"/>
-      </w:tblPr>
-      <w:tblGrid>
-        <w:gridCol w:w="1980"/>
-        <w:gridCol w:w="1980"/>
-        <w:gridCol w:w="1980"/>
-        <w:gridCol w:w="1980"/>
-      </w:tblGrid>
-      <w:tr>
-        <w:trPr>
-          <w:tblHeader w:val="true"/>
-        </w:trPr>
-        <w:tc>
-          <w:tcPr/>
-          <w:p>
-            <w:pPr>
-              <w:pStyle w:val="Compact"/>
-              <w:jc w:val="left"/>
-            </w:pPr>
-            <w:r>
-              <w:t xml:space="preserve">Replacement</w:t>
-            </w:r>
-          </w:p>
-        </w:tc>
-        <w:tc>
-          <w:tcPr/>
-          <w:p>
-            <w:pPr>
-              <w:pStyle w:val="Compact"/>
-              <w:jc w:val="left"/>
-            </w:pPr>
-            <w:r>
-              <w:t xml:space="preserve">ΔSharpe median [5%, 95%]</w:t>
-            </w:r>
-          </w:p>
-        </w:tc>
-        <w:tc>
-          <w:tcPr/>
-          <w:p>
-            <w:pPr>
-              <w:pStyle w:val="Compact"/>
-              <w:jc w:val="left"/>
-            </w:pPr>
-            <w:r>
-              <w:t xml:space="preserve">P(ΔSharpe&gt;0)</w:t>
-            </w:r>
-          </w:p>
-        </w:tc>
-        <w:tc>
-          <w:tcPr/>
-          <w:p>
-            <w:pPr>
-              <w:pStyle w:val="Compact"/>
-              <w:jc w:val="left"/>
-            </w:pPr>
-            <w:r>
-              <w:t xml:space="preserve">P(worse drawdown)</w:t>
-            </w:r>
-          </w:p>
-        </w:tc>
-      </w:tr>
-      <w:tr>
-        <w:tc>
-          <w:tcPr/>
-          <w:p>
-            <w:pPr>
-              <w:pStyle w:val="Compact"/>
-              <w:jc w:val="left"/>
-            </w:pPr>
-            <w:r>
-              <w:t xml:space="preserve">20%</w:t>
-            </w:r>
-          </w:p>
-        </w:tc>
-        <w:tc>
-          <w:tcPr/>
-          <w:p>
-            <w:pPr>
-              <w:pStyle w:val="Compact"/>
-              <w:jc w:val="left"/>
-            </w:pPr>
-            <w:r>
-              <w:t xml:space="preserve">+0.006 [−0.03, +0.04]</w:t>
-            </w:r>
-          </w:p>
-        </w:tc>
-        <w:tc>
-          <w:tcPr/>
-          <w:p>
-            <w:pPr>
-              <w:pStyle w:val="Compact"/>
-              <w:jc w:val="left"/>
-            </w:pPr>
-            <w:r>
-              <w:t xml:space="preserve">61%</w:t>
-            </w:r>
-          </w:p>
-        </w:tc>
-        <w:tc>
-          <w:tcPr/>
-          <w:p>
-            <w:pPr>
-              <w:pStyle w:val="Compact"/>
-              <w:jc w:val="left"/>
-            </w:pPr>
-            <w:r>
-              <w:t xml:space="preserve">73%</w:t>
-            </w:r>
-          </w:p>
-        </w:tc>
-      </w:tr>
-      <w:tr>
-        <w:tc>
-          <w:tcPr/>
-          <w:p>
-            <w:pPr>
-              <w:pStyle w:val="Compact"/>
-              <w:jc w:val="left"/>
-            </w:pPr>
-            <w:r>
-              <w:t xml:space="preserve">50%</w:t>
-            </w:r>
-          </w:p>
-        </w:tc>
-        <w:tc>
-          <w:tcPr/>
-          <w:p>
-            <w:pPr>
-              <w:pStyle w:val="Compact"/>
-              <w:jc w:val="left"/>
-            </w:pPr>
-            <w:r>
-              <w:t xml:space="preserve">−0.002 [−0.07, +0.07]</w:t>
-            </w:r>
-          </w:p>
-        </w:tc>
-        <w:tc>
-          <w:tcPr/>
-          <w:p>
-            <w:pPr>
-              <w:pStyle w:val="Compact"/>
-              <w:jc w:val="left"/>
-            </w:pPr>
-            <w:r>
-              <w:t xml:space="preserve">48%</w:t>
-            </w:r>
-          </w:p>
-        </w:tc>
-        <w:tc>
-          <w:tcPr/>
-          <w:p>
-            <w:pPr>
-              <w:pStyle w:val="Compact"/>
-              <w:jc w:val="left"/>
-            </w:pPr>
-            <w:r>
-              <w:t xml:space="preserve">84%</w:t>
-            </w:r>
-          </w:p>
-        </w:tc>
-      </w:tr>
-      <w:tr>
-        <w:tc>
-          <w:tcPr/>
-          <w:p>
-            <w:pPr>
-              <w:pStyle w:val="Compact"/>
-              <w:jc w:val="left"/>
-            </w:pPr>
-            <w:r>
-              <w:t xml:space="preserve">100%</w:t>
-            </w:r>
-          </w:p>
-        </w:tc>
-        <w:tc>
-          <w:tcPr/>
-          <w:p>
-            <w:pPr>
-              <w:pStyle w:val="Compact"/>
-              <w:jc w:val="left"/>
-            </w:pPr>
-            <w:r>
-              <w:t xml:space="preserve">−0.019 [−0.13, +0.11]</w:t>
-            </w:r>
-          </w:p>
-        </w:tc>
-        <w:tc>
-          <w:tcPr/>
-          <w:p>
-            <w:pPr>
-              <w:pStyle w:val="Compact"/>
-              <w:jc w:val="left"/>
-            </w:pPr>
-            <w:r>
-              <w:t xml:space="preserve">40%</w:t>
-            </w:r>
-          </w:p>
-        </w:tc>
-        <w:tc>
-          <w:tcPr/>
-          <w:p>
-            <w:pPr>
-              <w:pStyle w:val="Compact"/>
-              <w:jc w:val="left"/>
-            </w:pPr>
-            <w:r>
-              <w:rPr>
-                <w:bCs/>
-                <w:b/>
-              </w:rPr>
-              <w:t xml:space="preserve">91%</w:t>
-            </w:r>
-          </w:p>
-        </w:tc>
-      </w:tr>
-    </w:tbl>
-    <w:p>
-      <w:pPr>
-        <w:pStyle w:val="BodyText"/>
-      </w:pPr>
-      <w:r>
-        <w:rPr>
-          <w:bCs/>
-          <w:b/>
-        </w:rPr>
-        <w:t xml:space="preserve">No replacement level produces a Sharpe gain distinguishable from zero</w:t>
-      </w:r>
-      <w:r>
-        <w:t xml:space="preserve"> </w:t>
-      </w:r>
-      <w:r>
-        <w:t xml:space="preserve">(every CI straddles</w:t>
-      </w:r>
-      <w:r>
-        <w:t xml:space="preserve"> </w:t>
-      </w:r>
-      <w:r>
-        <w:t xml:space="preserve">0). But replacement</w:t>
-      </w:r>
-      <w:r>
-        <w:t xml:space="preserve"> </w:t>
-      </w:r>
-      <w:r>
-        <w:rPr>
-          <w:bCs/>
-          <w:b/>
-        </w:rPr>
-        <w:t xml:space="preserve">reliably deepens drawdowns</w:t>
-      </w:r>
-      <w:r>
-        <w:t xml:space="preserve"> </w:t>
-      </w:r>
-      <w:r>
-        <w:t xml:space="preserve">(probability rising to 91%). This is the</w:t>
-      </w:r>
-      <w:r>
-        <w:t xml:space="preserve"> </w:t>
-      </w:r>
-      <w:r>
-        <w:t xml:space="preserve">honest statistical statement of H2/H4: the return–risk</w:t>
-      </w:r>
-      <w:r>
-        <w:t xml:space="preserve"> </w:t>
-      </w:r>
-      <w:r>
-        <w:rPr>
-          <w:iCs/>
-          <w:i/>
-        </w:rPr>
-        <w:t xml:space="preserve">trade-off</w:t>
-      </w:r>
-      <w:r>
-        <w:t xml:space="preserve"> </w:t>
-      </w:r>
-      <w:r>
-        <w:t xml:space="preserve">is real; a Sharpe</w:t>
-      </w:r>
-      <w:r>
-        <w:t xml:space="preserve"> </w:t>
-      </w:r>
-      <w:r>
-        <w:rPr>
-          <w:iCs/>
-          <w:i/>
-        </w:rPr>
-        <w:t xml:space="preserve">edge</w:t>
-      </w:r>
-      <w:r>
-        <w:t xml:space="preserve"> </w:t>
-      </w:r>
-      <w:r>
-        <w:t xml:space="preserve">is</w:t>
-      </w:r>
-      <w:r>
-        <w:t xml:space="preserve"> </w:t>
-      </w:r>
-      <w:r>
-        <w:t xml:space="preserve">not established.</w:t>
-      </w:r>
-    </w:p>
-    <w:bookmarkEnd w:id="27"/>
-    <w:bookmarkStart w:id="28" w:name="Xd3855d511bc070d20e394e3087e268c09bfdb7d"/>
-    <w:p>
-      <w:pPr>
-        <w:pStyle w:val="Heading3"/>
-      </w:pPr>
-      <w:r>
-        <w:t xml:space="preserve">6.4 Crisis behaviour — 2020 vs 2022 (stress table)</w:t>
-      </w:r>
-    </w:p>
-    <w:p>
-      <w:pPr>
-        <w:pStyle w:val="FirstParagraph"/>
-      </w:pPr>
-      <w:r>
-        <w:t xml:space="preserve">Total return over each stress window, net of fees:</w:t>
+        <w:t xml:space="preserve">Paired stationary block bootstrap (3,000 paths, mean block 6 months) of the</w:t>
+      </w:r>
+      <w:r>
+        <w:t xml:space="preserve"> </w:t>
+      </w:r>
+      <w:r>
+        <w:rPr>
+          <w:bCs/>
+          <w:b/>
+        </w:rPr>
+        <w:t xml:space="preserve">realised monthly</w:t>
+      </w:r>
+      <w:r>
+        <w:rPr>
+          <w:bCs/>
+          <w:b/>
+        </w:rPr>
+        <w:t xml:space="preserve"> </w:t>
+      </w:r>
+      <w:r>
+        <w:rPr>
+          <w:bCs/>
+          <w:b/>
+        </w:rPr>
+        <w:t xml:space="preserve">returns generated by the band-rebalanced strategies</w:t>
+      </w:r>
+      <w:r>
+        <w:t xml:space="preserve"> </w:t>
+      </w:r>
+      <w:r>
+        <w:t xml:space="preserve">— i.e. it quantifies sampling uncertainty</w:t>
+      </w:r>
+      <w:r>
+        <w:t xml:space="preserve"> </w:t>
+      </w:r>
+      <w:r>
+        <w:t xml:space="preserve">conditional on the realised return process, not full model/strategy uncertainty. Differences</w:t>
+      </w:r>
+      <w:r>
+        <w:t xml:space="preserve"> </w:t>
+      </w:r>
+      <w:r>
+        <w:t xml:space="preserve">vs AP5:</w:t>
       </w:r>
     </w:p>
     <w:tbl>
@@ -3491,55 +3747,55 @@
               <w:jc w:val="left"/>
             </w:pPr>
             <w:r>
-              <w:t xml:space="preserve">Stress</w:t>
-            </w:r>
-          </w:p>
-        </w:tc>
-        <w:tc>
-          <w:tcPr/>
-          <w:p>
-            <w:pPr>
-              <w:pStyle w:val="Compact"/>
-              <w:jc w:val="left"/>
-            </w:pPr>
-            <w:r>
-              <w:t xml:space="preserve">AP5</w:t>
-            </w:r>
-          </w:p>
-        </w:tc>
-        <w:tc>
-          <w:tcPr/>
-          <w:p>
-            <w:pPr>
-              <w:pStyle w:val="Compact"/>
-              <w:jc w:val="left"/>
-            </w:pPr>
-            <w:r>
-              <w:t xml:space="preserve">20%</w:t>
-            </w:r>
-          </w:p>
-        </w:tc>
-        <w:tc>
-          <w:tcPr/>
-          <w:p>
-            <w:pPr>
-              <w:pStyle w:val="Compact"/>
-              <w:jc w:val="left"/>
-            </w:pPr>
-            <w:r>
-              <w:t xml:space="preserve">50%</w:t>
-            </w:r>
-          </w:p>
-        </w:tc>
-        <w:tc>
-          <w:tcPr/>
-          <w:p>
-            <w:pPr>
-              <w:pStyle w:val="Compact"/>
-              <w:jc w:val="left"/>
-            </w:pPr>
-            <w:r>
-              <w:t xml:space="preserve">100%</w:t>
+              <w:t xml:space="preserve">Replacement</w:t>
+            </w:r>
+          </w:p>
+        </w:tc>
+        <w:tc>
+          <w:tcPr/>
+          <w:p>
+            <w:pPr>
+              <w:pStyle w:val="Compact"/>
+              <w:jc w:val="left"/>
+            </w:pPr>
+            <w:r>
+              <w:t xml:space="preserve">ΔSharpe median [5%, 95%]</w:t>
+            </w:r>
+          </w:p>
+        </w:tc>
+        <w:tc>
+          <w:tcPr/>
+          <w:p>
+            <w:pPr>
+              <w:pStyle w:val="Compact"/>
+              <w:jc w:val="left"/>
+            </w:pPr>
+            <w:r>
+              <w:t xml:space="preserve">P(ΔSharpe&gt;0)</w:t>
+            </w:r>
+          </w:p>
+        </w:tc>
+        <w:tc>
+          <w:tcPr/>
+          <w:p>
+            <w:pPr>
+              <w:pStyle w:val="Compact"/>
+              <w:jc w:val="left"/>
+            </w:pPr>
+            <w:r>
+              <w:t xml:space="preserve">ΔMaxDD 95% CI · P(worse)</w:t>
+            </w:r>
+          </w:p>
+        </w:tc>
+        <w:tc>
+          <w:tcPr/>
+          <w:p>
+            <w:pPr>
+              <w:pStyle w:val="Compact"/>
+              <w:jc w:val="left"/>
+            </w:pPr>
+            <w:r>
+              <w:t xml:space="preserve">P(worse CVaR)</w:t>
             </w:r>
           </w:p>
         </w:tc>
@@ -3553,7 +3809,452 @@
               <w:jc w:val="left"/>
             </w:pPr>
             <w:r>
-              <w:t xml:space="preserve">COVID crash 2020</w:t>
+              <w:t xml:space="preserve">20%</w:t>
+            </w:r>
+          </w:p>
+        </w:tc>
+        <w:tc>
+          <w:tcPr/>
+          <w:p>
+            <w:pPr>
+              <w:pStyle w:val="Compact"/>
+              <w:jc w:val="left"/>
+            </w:pPr>
+            <w:r>
+              <w:t xml:space="preserve">+0.007 [−0.03, +0.04]</w:t>
+            </w:r>
+          </w:p>
+        </w:tc>
+        <w:tc>
+          <w:tcPr/>
+          <w:p>
+            <w:pPr>
+              <w:pStyle w:val="Compact"/>
+              <w:jc w:val="left"/>
+            </w:pPr>
+            <w:r>
+              <w:t xml:space="preserve">62%</w:t>
+            </w:r>
+          </w:p>
+        </w:tc>
+        <w:tc>
+          <w:tcPr/>
+          <w:p>
+            <w:pPr>
+              <w:pStyle w:val="Compact"/>
+              <w:jc w:val="left"/>
+            </w:pPr>
+            <w:r>
+              <w:t xml:space="preserve">[−2.4pp, +1.2pp] · 73%</w:t>
+            </w:r>
+          </w:p>
+        </w:tc>
+        <w:tc>
+          <w:tcPr/>
+          <w:p>
+            <w:pPr>
+              <w:pStyle w:val="Compact"/>
+              <w:jc w:val="left"/>
+            </w:pPr>
+            <w:r>
+              <w:rPr>
+                <w:bCs/>
+                <w:b/>
+              </w:rPr>
+              <w:t xml:space="preserve">95%</w:t>
+            </w:r>
+          </w:p>
+        </w:tc>
+      </w:tr>
+      <w:tr>
+        <w:tc>
+          <w:tcPr/>
+          <w:p>
+            <w:pPr>
+              <w:pStyle w:val="Compact"/>
+              <w:jc w:val="left"/>
+            </w:pPr>
+            <w:r>
+              <w:t xml:space="preserve">50%</w:t>
+            </w:r>
+          </w:p>
+        </w:tc>
+        <w:tc>
+          <w:tcPr/>
+          <w:p>
+            <w:pPr>
+              <w:pStyle w:val="Compact"/>
+              <w:jc w:val="left"/>
+            </w:pPr>
+            <w:r>
+              <w:t xml:space="preserve">−0.002 [−0.07, +0.07]</w:t>
+            </w:r>
+          </w:p>
+        </w:tc>
+        <w:tc>
+          <w:tcPr/>
+          <w:p>
+            <w:pPr>
+              <w:pStyle w:val="Compact"/>
+              <w:jc w:val="left"/>
+            </w:pPr>
+            <w:r>
+              <w:t xml:space="preserve">49%</w:t>
+            </w:r>
+          </w:p>
+        </w:tc>
+        <w:tc>
+          <w:tcPr/>
+          <w:p>
+            <w:pPr>
+              <w:pStyle w:val="Compact"/>
+              <w:jc w:val="left"/>
+            </w:pPr>
+            <w:r>
+              <w:t xml:space="preserve">[−5.8pp, +2.0pp] · 84%</w:t>
+            </w:r>
+          </w:p>
+        </w:tc>
+        <w:tc>
+          <w:tcPr/>
+          <w:p>
+            <w:pPr>
+              <w:pStyle w:val="Compact"/>
+              <w:jc w:val="left"/>
+            </w:pPr>
+            <w:r>
+              <w:t xml:space="preserve">≈100%</w:t>
+            </w:r>
+          </w:p>
+        </w:tc>
+      </w:tr>
+      <w:tr>
+        <w:tc>
+          <w:tcPr/>
+          <w:p>
+            <w:pPr>
+              <w:pStyle w:val="Compact"/>
+              <w:jc w:val="left"/>
+            </w:pPr>
+            <w:r>
+              <w:t xml:space="preserve">100%</w:t>
+            </w:r>
+          </w:p>
+        </w:tc>
+        <w:tc>
+          <w:tcPr/>
+          <w:p>
+            <w:pPr>
+              <w:pStyle w:val="Compact"/>
+              <w:jc w:val="left"/>
+            </w:pPr>
+            <w:r>
+              <w:t xml:space="preserve">−0.018 [−0.13, +0.11]</w:t>
+            </w:r>
+          </w:p>
+        </w:tc>
+        <w:tc>
+          <w:tcPr/>
+          <w:p>
+            <w:pPr>
+              <w:pStyle w:val="Compact"/>
+              <w:jc w:val="left"/>
+            </w:pPr>
+            <w:r>
+              <w:t xml:space="preserve">41%</w:t>
+            </w:r>
+          </w:p>
+        </w:tc>
+        <w:tc>
+          <w:tcPr/>
+          <w:p>
+            <w:pPr>
+              <w:pStyle w:val="Compact"/>
+              <w:jc w:val="left"/>
+            </w:pPr>
+            <w:r>
+              <w:t xml:space="preserve">[−11.8pp, +1.4pp] · 91%</w:t>
+            </w:r>
+          </w:p>
+        </w:tc>
+        <w:tc>
+          <w:tcPr/>
+          <w:p>
+            <w:pPr>
+              <w:pStyle w:val="Compact"/>
+              <w:jc w:val="left"/>
+            </w:pPr>
+            <w:r>
+              <w:t xml:space="preserve">≈100%</w:t>
+            </w:r>
+          </w:p>
+        </w:tc>
+      </w:tr>
+    </w:tbl>
+    <w:p>
+      <w:pPr>
+        <w:pStyle w:val="BodyText"/>
+      </w:pPr>
+      <w:r>
+        <w:t xml:space="preserve">Reading:</w:t>
+      </w:r>
+      <w:r>
+        <w:t xml:space="preserve"> </w:t>
+      </w:r>
+      <w:r>
+        <w:rPr>
+          <w:bCs/>
+          <w:b/>
+        </w:rPr>
+        <w:t xml:space="preserve">no replacement level produces a Sharpe gain distinguishable from zero</w:t>
+      </w:r>
+      <w:r>
+        <w:t xml:space="preserve"> </w:t>
+      </w:r>
+      <w:r>
+        <w:t xml:space="preserve">(every ΔSharpe</w:t>
+      </w:r>
+      <w:r>
+        <w:t xml:space="preserve"> </w:t>
+      </w:r>
+      <w:r>
+        <w:t xml:space="preserve">CI straddles 0). Drawdown</w:t>
+      </w:r>
+      <w:r>
+        <w:t xml:space="preserve"> </w:t>
+      </w:r>
+      <w:r>
+        <w:rPr>
+          <w:iCs/>
+          <w:i/>
+        </w:rPr>
+        <w:t xml:space="preserve">favours</w:t>
+      </w:r>
+      <w:r>
+        <w:t xml:space="preserve"> </w:t>
+      </w:r>
+      <w:r>
+        <w:t xml:space="preserve">worse under more replacement but its</w:t>
+      </w:r>
+      <w:r>
+        <w:t xml:space="preserve"> </w:t>
+      </w:r>
+      <w:r>
+        <w:rPr>
+          <w:bCs/>
+          <w:b/>
+        </w:rPr>
+        <w:t xml:space="preserve">95% interval still</w:t>
+      </w:r>
+      <w:r>
+        <w:rPr>
+          <w:bCs/>
+          <w:b/>
+        </w:rPr>
+        <w:t xml:space="preserve"> </w:t>
+      </w:r>
+      <w:r>
+        <w:rPr>
+          <w:bCs/>
+          <w:b/>
+        </w:rPr>
+        <w:t xml:space="preserve">includes zero</w:t>
+      </w:r>
+      <w:r>
+        <w:t xml:space="preserve"> </w:t>
+      </w:r>
+      <w:r>
+        <w:t xml:space="preserve">(H2a suggestive).</w:t>
+      </w:r>
+      <w:r>
+        <w:t xml:space="preserve"> </w:t>
+      </w:r>
+      <w:r>
+        <w:rPr>
+          <w:bCs/>
+          <w:b/>
+        </w:rPr>
+        <w:t xml:space="preserve">Tail loss (CVaR) is the decisive downside result</w:t>
+      </w:r>
+      <w:r>
+        <w:t xml:space="preserve"> </w:t>
+      </w:r>
+      <w:r>
+        <w:t xml:space="preserve">— worse</w:t>
+      </w:r>
+      <w:r>
+        <w:t xml:space="preserve"> </w:t>
+      </w:r>
+      <w:r>
+        <w:t xml:space="preserve">with ≈95–100% probability from a 20% replacement onward (H2b supported). The return–risk</w:t>
+      </w:r>
+      <w:r>
+        <w:t xml:space="preserve"> </w:t>
+      </w:r>
+      <w:r>
+        <w:rPr>
+          <w:iCs/>
+          <w:i/>
+        </w:rPr>
+        <w:t xml:space="preserve">trade-off</w:t>
+      </w:r>
+      <w:r>
+        <w:t xml:space="preserve"> </w:t>
+      </w:r>
+      <w:r>
+        <w:t xml:space="preserve">is real; a Sharpe</w:t>
+      </w:r>
+      <w:r>
+        <w:t xml:space="preserve"> </w:t>
+      </w:r>
+      <w:r>
+        <w:rPr>
+          <w:iCs/>
+          <w:i/>
+        </w:rPr>
+        <w:t xml:space="preserve">edge</w:t>
+      </w:r>
+      <w:r>
+        <w:t xml:space="preserve"> </w:t>
+      </w:r>
+      <w:r>
+        <w:t xml:space="preserve">is not established.</w:t>
+      </w:r>
+    </w:p>
+    <w:bookmarkEnd w:id="27"/>
+    <w:bookmarkStart w:id="28" w:name="X07a2e537d36f598d8a3576499bee861c4eb4d2e"/>
+    <w:p>
+      <w:pPr>
+        <w:pStyle w:val="Heading3"/>
+      </w:pPr>
+      <w:r>
+        <w:t xml:space="preserve">6.4 Crisis behaviour — 2020 vs 2022 (illustrative stress windows)</w:t>
+      </w:r>
+    </w:p>
+    <w:p>
+      <w:pPr>
+        <w:pStyle w:val="FirstParagraph"/>
+      </w:pPr>
+      <w:r>
+        <w:t xml:space="preserve">Total return over each window, net of fees. These are</w:t>
+      </w:r>
+      <w:r>
+        <w:t xml:space="preserve"> </w:t>
+      </w:r>
+      <w:r>
+        <w:rPr>
+          <w:bCs/>
+          <w:b/>
+        </w:rPr>
+        <w:t xml:space="preserve">illustrative windows selected ex post</w:t>
+      </w:r>
+      <w:r>
+        <w:rPr>
+          <w:bCs/>
+          <w:b/>
+        </w:rPr>
+        <w:t xml:space="preserve"> </w:t>
+      </w:r>
+      <w:r>
+        <w:rPr>
+          <w:bCs/>
+          <w:b/>
+        </w:rPr>
+        <w:t xml:space="preserve">to examine distinct shock types</w:t>
+      </w:r>
+      <w:r>
+        <w:t xml:space="preserve">, not formal out-of-sample stress tests:</w:t>
+      </w:r>
+    </w:p>
+    <w:tbl>
+      <w:tblPr>
+        <w:tblStyle w:val="Table"/>
+        <w:tblW w:type="auto" w:w="0"/>
+        <w:tblLook w:firstRow="1" w:lastRow="0" w:firstColumn="0" w:lastColumn="0" w:noHBand="0" w:noVBand="0" w:val="0020"/>
+        <w:jc w:val="start"/>
+      </w:tblPr>
+      <w:tblGrid>
+        <w:gridCol w:w="1584"/>
+        <w:gridCol w:w="1584"/>
+        <w:gridCol w:w="1584"/>
+        <w:gridCol w:w="1584"/>
+        <w:gridCol w:w="1584"/>
+      </w:tblGrid>
+      <w:tr>
+        <w:trPr>
+          <w:tblHeader w:val="true"/>
+        </w:trPr>
+        <w:tc>
+          <w:tcPr/>
+          <w:p>
+            <w:pPr>
+              <w:pStyle w:val="Compact"/>
+              <w:jc w:val="left"/>
+            </w:pPr>
+            <w:r>
+              <w:t xml:space="preserve">Stress window</w:t>
+            </w:r>
+          </w:p>
+        </w:tc>
+        <w:tc>
+          <w:tcPr/>
+          <w:p>
+            <w:pPr>
+              <w:pStyle w:val="Compact"/>
+              <w:jc w:val="left"/>
+            </w:pPr>
+            <w:r>
+              <w:t xml:space="preserve">AP5</w:t>
+            </w:r>
+          </w:p>
+        </w:tc>
+        <w:tc>
+          <w:tcPr/>
+          <w:p>
+            <w:pPr>
+              <w:pStyle w:val="Compact"/>
+              <w:jc w:val="left"/>
+            </w:pPr>
+            <w:r>
+              <w:t xml:space="preserve">20%</w:t>
+            </w:r>
+          </w:p>
+        </w:tc>
+        <w:tc>
+          <w:tcPr/>
+          <w:p>
+            <w:pPr>
+              <w:pStyle w:val="Compact"/>
+              <w:jc w:val="left"/>
+            </w:pPr>
+            <w:r>
+              <w:t xml:space="preserve">50%</w:t>
+            </w:r>
+          </w:p>
+        </w:tc>
+        <w:tc>
+          <w:tcPr/>
+          <w:p>
+            <w:pPr>
+              <w:pStyle w:val="Compact"/>
+              <w:jc w:val="left"/>
+            </w:pPr>
+            <w:r>
+              <w:t xml:space="preserve">100%</w:t>
+            </w:r>
+          </w:p>
+        </w:tc>
+      </w:tr>
+      <w:tr>
+        <w:tc>
+          <w:tcPr/>
+          <w:p>
+            <w:pPr>
+              <w:pStyle w:val="Compact"/>
+              <w:jc w:val="left"/>
+            </w:pPr>
+            <w:r>
+              <w:t xml:space="preserve">COVID crash 2020 (Jan–Apr)</w:t>
             </w:r>
           </w:p>
         </w:tc>
@@ -3619,7 +4320,7 @@
               <w:jc w:val="left"/>
             </w:pPr>
             <w:r>
-              <w:t xml:space="preserve">Rate shock 2022</w:t>
+              <w:t xml:space="preserve">Rate shock 2022 (Dec21–Oct22)</w:t>
             </w:r>
           </w:p>
         </w:tc>
@@ -3685,7 +4386,7 @@
               <w:jc w:val="left"/>
             </w:pPr>
             <w:r>
-              <w:t xml:space="preserve">SVB stress 2023</w:t>
+              <w:t xml:space="preserve">SVB stress 2023 (Feb–May)</w:t>
             </w:r>
           </w:p>
         </w:tc>
@@ -3805,6 +4506,68 @@
       </w:r>
       <w:r>
         <w:t xml:space="preserve">protected against — it does not remove crisis risk.</w:t>
+      </w:r>
+    </w:p>
+    <w:p>
+      <w:pPr>
+        <w:pStyle w:val="BlockText"/>
+      </w:pPr>
+      <w:r>
+        <w:rPr>
+          <w:bCs/>
+          <w:b/>
+        </w:rPr>
+        <w:t xml:space="preserve">Sample-window caveat.</w:t>
+      </w:r>
+      <w:r>
+        <w:t xml:space="preserve"> </w:t>
+      </w:r>
+      <w:r>
+        <w:t xml:space="preserve">The 2008–09 GFC and the short R4 window (2024–26, ~28 months,</w:t>
+      </w:r>
+      <w:r>
+        <w:t xml:space="preserve"> </w:t>
+      </w:r>
+      <w:r>
+        <w:t xml:space="preserve">where a Sharpe of ~1.4 should not be over-interpreted) materially influence the level and</w:t>
+      </w:r>
+      <w:r>
+        <w:t xml:space="preserve"> </w:t>
+      </w:r>
+      <w:r>
+        <w:t xml:space="preserve">Sharpe estimates. Excluding 2008–09 (the 2010+ run) lifts all Sharpes to ~0.58–0.61 — so the</w:t>
+      </w:r>
+      <w:r>
+        <w:t xml:space="preserve"> </w:t>
+      </w:r>
+      <w:r>
+        <w:rPr>
+          <w:iCs/>
+          <w:i/>
+        </w:rPr>
+        <w:t xml:space="preserve">level</w:t>
+      </w:r>
+      <w:r>
+        <w:t xml:space="preserve"> </w:t>
+      </w:r>
+      <w:r>
+        <w:t xml:space="preserve">of the statistics is not independent of the GFC sample, even though the</w:t>
+      </w:r>
+      <w:r>
+        <w:t xml:space="preserve"> </w:t>
+      </w:r>
+      <w:r>
+        <w:rPr>
+          <w:iCs/>
+          <w:i/>
+        </w:rPr>
+        <w:t xml:space="preserve">qualitative</w:t>
+      </w:r>
+      <w:r>
+        <w:t xml:space="preserve"> </w:t>
+      </w:r>
+      <w:r>
+        <w:t xml:space="preserve">conclusion (partial preferred; full deepens downside) is unchanged.</w:t>
       </w:r>
     </w:p>
     <w:bookmarkEnd w:id="28"/>
@@ -3832,59 +4595,59 @@
         <w:pStyle w:val="FirstParagraph"/>
       </w:pPr>
       <w:r>
-        <w:t xml:space="preserve">Across</w:t>
-      </w:r>
-      <w:r>
-        <w:t xml:space="preserve"> </w:t>
-      </w:r>
-      <w:r>
-        <w:rPr>
-          <w:bCs/>
-          <w:b/>
-        </w:rPr>
-        <w:t xml:space="preserve">every</w:t>
-      </w:r>
-      <w:r>
-        <w:t xml:space="preserve"> </w:t>
-      </w:r>
-      <w:r>
-        <w:t xml:space="preserve">variation — rebalancing band (±5/8/10/15/20%), transaction cost (0–50 bps),</w:t>
-      </w:r>
-      <w:r>
-        <w:t xml:space="preserve"> </w:t>
-      </w:r>
-      <w:r>
-        <w:t xml:space="preserve">the CHF-hedge assumption (hedged vs unhedged HY/EM), and the 2008–09 short-bond splice</w:t>
-      </w:r>
-      <w:r>
-        <w:t xml:space="preserve"> </w:t>
-      </w:r>
-      <w:r>
-        <w:t xml:space="preserve">(full sample vs 2010+) — two facts hold in all cases:</w:t>
-      </w:r>
-      <w:r>
-        <w:t xml:space="preserve"> </w:t>
-      </w:r>
-      <w:r>
-        <w:rPr>
-          <w:bCs/>
-          <w:b/>
-        </w:rPr>
-        <w:t xml:space="preserve">partial replacement (20%) matches or</w:t>
-      </w:r>
-      <w:r>
-        <w:rPr>
-          <w:bCs/>
-          <w:b/>
-        </w:rPr>
-        <w:t xml:space="preserve"> </w:t>
-      </w:r>
-      <w:r>
-        <w:rPr>
-          <w:bCs/>
-          <w:b/>
-        </w:rPr>
-        <w:t xml:space="preserve">slightly beats AP5 on Sharpe</w:t>
+        <w:t xml:space="preserve">Across the</w:t>
+      </w:r>
+      <w:r>
+        <w:t xml:space="preserve"> </w:t>
+      </w:r>
+      <w:r>
+        <w:rPr>
+          <w:bCs/>
+          <w:b/>
+        </w:rPr>
+        <w:t xml:space="preserve">tested specifications</w:t>
+      </w:r>
+      <w:r>
+        <w:t xml:space="preserve"> </w:t>
+      </w:r>
+      <w:r>
+        <w:t xml:space="preserve">— rebalancing band (±5/8/10/15/20%), transaction cost</w:t>
+      </w:r>
+      <w:r>
+        <w:t xml:space="preserve"> </w:t>
+      </w:r>
+      <w:r>
+        <w:t xml:space="preserve">(0–50 bps), the CHF-hedge assumption (hedged vs unhedged HY/EM), and the 2008–09 short-bond</w:t>
+      </w:r>
+      <w:r>
+        <w:t xml:space="preserve"> </w:t>
+      </w:r>
+      <w:r>
+        <w:t xml:space="preserve">splice (full sample vs 2010+) — two facts hold in every case:</w:t>
+      </w:r>
+      <w:r>
+        <w:t xml:space="preserve"> </w:t>
+      </w:r>
+      <w:r>
+        <w:rPr>
+          <w:bCs/>
+          <w:b/>
+        </w:rPr>
+        <w:t xml:space="preserve">partial replacement (20%)</w:t>
+      </w:r>
+      <w:r>
+        <w:rPr>
+          <w:bCs/>
+          <w:b/>
+        </w:rPr>
+        <w:t xml:space="preserve"> </w:t>
+      </w:r>
+      <w:r>
+        <w:rPr>
+          <w:bCs/>
+          <w:b/>
+        </w:rPr>
+        <w:t xml:space="preserve">matches or slightly beats AP5 on Sharpe</w:t>
       </w:r>
       <w:r>
         <w:t xml:space="preserve">, and</w:t>
@@ -3906,13 +4669,35 @@
         <w:t xml:space="preserve"> </w:t>
       </w:r>
       <w:r>
-        <w:t xml:space="preserve">qualitative conclusion is not an artefact of any single assumption. (Hedging HY/EM does help:</w:t>
-      </w:r>
-      <w:r>
-        <w:t xml:space="preserve"> </w:t>
-      </w:r>
-      <w:r>
-        <w:t xml:space="preserve">unhedged, the full-replacement Sharpe falls from 0.47 to 0.44.)</w:t>
+        <w:t xml:space="preserve">qualitative conclusion is robust</w:t>
+      </w:r>
+      <w:r>
+        <w:t xml:space="preserve"> </w:t>
+      </w:r>
+      <w:r>
+        <w:rPr>
+          <w:iCs/>
+          <w:i/>
+        </w:rPr>
+        <w:t xml:space="preserve">to the tested variations</w:t>
+      </w:r>
+      <w:r>
+        <w:t xml:space="preserve"> </w:t>
+      </w:r>
+      <w:r>
+        <w:t xml:space="preserve">(not a proof of robustness to all</w:t>
+      </w:r>
+      <w:r>
+        <w:t xml:space="preserve"> </w:t>
+      </w:r>
+      <w:r>
+        <w:t xml:space="preserve">specification uncertainty). Hedging HY/EM does help: unhedged, the full-replacement Sharpe</w:t>
+      </w:r>
+      <w:r>
+        <w:t xml:space="preserve"> </w:t>
+      </w:r>
+      <w:r>
+        <w:t xml:space="preserve">falls from ~0.46 to ~0.44.</w:t>
       </w:r>
     </w:p>
     <w:bookmarkEnd w:id="30"/>
@@ -3968,7 +4753,7 @@
         <w:t xml:space="preserve"> </w:t>
       </w:r>
       <w:r>
-        <w:t xml:space="preserve">lifts the full-replacement Sharpe to 0.53.</w:t>
+        <w:t xml:space="preserve">lifts the full-replacement Sharpe to ~0.52.</w:t>
       </w:r>
       <w:r>
         <w:t xml:space="preserve"> </w:t>
@@ -4060,20 +4845,198 @@
       </w:r>
     </w:p>
     <w:bookmarkEnd w:id="31"/>
-    <w:bookmarkStart w:id="32" w:name="Xbddf55ea40be64226f84558918e5cd3b2a27aa5"/>
+    <w:bookmarkStart w:id="32" w:name="X3d4237cee8df031536123adae02fc9a522781c0"/>
     <w:p>
       <w:pPr>
         <w:pStyle w:val="Heading2"/>
       </w:pPr>
       <w:r>
-        <w:t xml:space="preserve">9. Recommendation</w:t>
+        <w:t xml:space="preserve">9. Recommendation and economic interpretation</w:t>
+      </w:r>
+    </w:p>
+    <w:p>
+      <w:pPr>
+        <w:pStyle w:val="FirstParagraph"/>
+      </w:pPr>
+      <w:r>
+        <w:rPr>
+          <w:bCs/>
+          <w:b/>
+        </w:rPr>
+        <w:t xml:space="preserve">Economic conclusion.</w:t>
+      </w:r>
+      <w:r>
+        <w:t xml:space="preserve"> </w:t>
+      </w:r>
+      <w:r>
+        <w:t xml:space="preserve">You are not really replacing</w:t>
+      </w:r>
+      <w:r>
+        <w:t xml:space="preserve"> </w:t>
+      </w:r>
+      <w:r>
+        <w:rPr>
+          <w:iCs/>
+          <w:i/>
+        </w:rPr>
+        <w:t xml:space="preserve">bonds</w:t>
+      </w:r>
+      <w:r>
+        <w:t xml:space="preserve">; you are replacing</w:t>
+      </w:r>
+      <w:r>
+        <w:t xml:space="preserve"> </w:t>
+      </w:r>
+      <w:r>
+        <w:rPr>
+          <w:iCs/>
+          <w:i/>
+        </w:rPr>
+        <w:t xml:space="preserve">parts of what</w:t>
+      </w:r>
+      <w:r>
+        <w:rPr>
+          <w:iCs/>
+          <w:i/>
+        </w:rPr>
+        <w:t xml:space="preserve"> </w:t>
+      </w:r>
+      <w:r>
+        <w:rPr>
+          <w:iCs/>
+          <w:i/>
+        </w:rPr>
+        <w:t xml:space="preserve">bonds do</w:t>
+      </w:r>
+      <w:r>
+        <w:t xml:space="preserve">. The evidence supports replacing bond</w:t>
+      </w:r>
+      <w:r>
+        <w:t xml:space="preserve"> </w:t>
+      </w:r>
+      <w:r>
+        <w:rPr>
+          <w:bCs/>
+          <w:b/>
+        </w:rPr>
+        <w:t xml:space="preserve">return/carry</w:t>
+      </w:r>
+      <w:r>
+        <w:t xml:space="preserve">, some</w:t>
+      </w:r>
+      <w:r>
+        <w:t xml:space="preserve"> </w:t>
+      </w:r>
+      <w:r>
+        <w:rPr>
+          <w:bCs/>
+          <w:b/>
+        </w:rPr>
+        <w:t xml:space="preserve">inflation</w:t>
+      </w:r>
+      <w:r>
+        <w:t xml:space="preserve"> </w:t>
+      </w:r>
+      <w:r>
+        <w:t xml:space="preserve">exposure</w:t>
+      </w:r>
+      <w:r>
+        <w:t xml:space="preserve"> </w:t>
+      </w:r>
+      <w:r>
+        <w:t xml:space="preserve">and some</w:t>
+      </w:r>
+      <w:r>
+        <w:t xml:space="preserve"> </w:t>
+      </w:r>
+      <w:r>
+        <w:rPr>
+          <w:bCs/>
+          <w:b/>
+        </w:rPr>
+        <w:t xml:space="preserve">diversification</w:t>
+      </w:r>
+      <w:r>
+        <w:t xml:space="preserve">, but</w:t>
+      </w:r>
+      <w:r>
+        <w:t xml:space="preserve"> </w:t>
+      </w:r>
+      <w:r>
+        <w:rPr>
+          <w:bCs/>
+          <w:b/>
+        </w:rPr>
+        <w:t xml:space="preserve">not</w:t>
+      </w:r>
+      <w:r>
+        <w:t xml:space="preserve"> </w:t>
+      </w:r>
+      <w:r>
+        <w:t xml:space="preserve">the</w:t>
+      </w:r>
+      <w:r>
+        <w:t xml:space="preserve"> </w:t>
+      </w:r>
+      <w:r>
+        <w:rPr>
+          <w:bCs/>
+          <w:b/>
+        </w:rPr>
+        <w:t xml:space="preserve">duration</w:t>
+      </w:r>
+      <w:r>
+        <w:t xml:space="preserve"> </w:t>
+      </w:r>
+      <w:r>
+        <w:t xml:space="preserve">and</w:t>
+      </w:r>
+      <w:r>
+        <w:t xml:space="preserve"> </w:t>
+      </w:r>
+      <w:r>
+        <w:rPr>
+          <w:bCs/>
+          <w:b/>
+        </w:rPr>
+        <w:t xml:space="preserve">flight-to-quality</w:t>
+      </w:r>
+      <w:r>
+        <w:t xml:space="preserve"> </w:t>
+      </w:r>
+      <w:r>
+        <w:t xml:space="preserve">functions —</w:t>
+      </w:r>
+      <w:r>
+        <w:t xml:space="preserve"> </w:t>
+      </w:r>
+      <w:r>
+        <w:t xml:space="preserve">which is exactly why replacement raises return while worsening tail loss and 2020-type crash</w:t>
+      </w:r>
+      <w:r>
+        <w:t xml:space="preserve"> </w:t>
+      </w:r>
+      <w:r>
+        <w:t xml:space="preserve">protection.</w:t>
+      </w:r>
+    </w:p>
+    <w:p>
+      <w:pPr>
+        <w:pStyle w:val="BodyText"/>
+      </w:pPr>
+      <w:r>
+        <w:rPr>
+          <w:bCs/>
+          <w:b/>
+        </w:rPr>
+        <w:t xml:space="preserve">Practical recommendation.</w:t>
       </w:r>
     </w:p>
     <w:p>
       <w:pPr>
         <w:numPr>
           <w:ilvl w:val="0"/>
-          <w:numId w:val="1003"/>
+          <w:numId w:val="1004"/>
         </w:numPr>
         <w:pStyle w:val="Compact"/>
       </w:pPr>
@@ -4082,19 +5045,51 @@
           <w:bCs/>
           <w:b/>
         </w:rPr>
-        <w:t xml:space="preserve">The evidence favours partial rather than wholesale bond replacement.</w:t>
-      </w:r>
-      <w:r>
-        <w:t xml:space="preserve"> </w:t>
-      </w:r>
-      <w:r>
-        <w:t xml:space="preserve">A low-to-moderate</w:t>
-      </w:r>
-      <w:r>
-        <w:t xml:space="preserve"> </w:t>
-      </w:r>
-      <w:r>
-        <w:t xml:space="preserve">replacement (≈20–40%) provides the most attractive historical return–risk</w:t>
+        <w:t xml:space="preserve">Favour partial over wholesale replacement.</w:t>
+      </w:r>
+      <w:r>
+        <w:t xml:space="preserve"> </w:t>
+      </w:r>
+      <w:r>
+        <w:t xml:space="preserve">The point estimate of Sharpe peaks around a</w:t>
+      </w:r>
+      <w:r>
+        <w:t xml:space="preserve"> </w:t>
+      </w:r>
+      <w:r>
+        <w:rPr>
+          <w:bCs/>
+          <w:b/>
+        </w:rPr>
+        <w:t xml:space="preserve">20%</w:t>
+      </w:r>
+      <w:r>
+        <w:t xml:space="preserve"> </w:t>
+      </w:r>
+      <w:r>
+        <w:t xml:space="preserve">replacement, but the study does</w:t>
+      </w:r>
+      <w:r>
+        <w:t xml:space="preserve"> </w:t>
+      </w:r>
+      <w:r>
+        <w:rPr>
+          <w:bCs/>
+          <w:b/>
+        </w:rPr>
+        <w:t xml:space="preserve">not statistically distinguish 20%, 30% and 40%</w:t>
+      </w:r>
+      <w:r>
+        <w:t xml:space="preserve"> </w:t>
+      </w:r>
+      <w:r>
+        <w:t xml:space="preserve">—</w:t>
+      </w:r>
+      <w:r>
+        <w:t xml:space="preserve"> </w:t>
+      </w:r>
+      <w:r>
+        <w:t xml:space="preserve">so a low-to-moderate replacement is the most attractive historical</w:t>
       </w:r>
       <w:r>
         <w:t xml:space="preserve"> </w:t>
@@ -4107,39 +5102,20 @@
         <w:t xml:space="preserve">compromise</w:t>
       </w:r>
       <w:r>
-        <w:t xml:space="preserve"> </w:t>
-      </w:r>
-      <w:r>
-        <w:t xml:space="preserve">—</w:t>
-      </w:r>
-      <w:r>
-        <w:t xml:space="preserve"> </w:t>
-      </w:r>
-      <w:r>
-        <w:t xml:space="preserve">but the analysis does</w:t>
-      </w:r>
-      <w:r>
-        <w:t xml:space="preserve"> </w:t>
-      </w:r>
-      <w:r>
-        <w:rPr>
-          <w:bCs/>
-          <w:b/>
-        </w:rPr>
-        <w:t xml:space="preserve">not identify a statistically unique optimal replacement ratio</w:t>
-      </w:r>
-      <w:r>
-        <w:t xml:space="preserve"> </w:t>
-      </w:r>
-      <w:r>
-        <w:t xml:space="preserve">(the Sharpe differences are within bootstrap noise).</w:t>
+        <w:t xml:space="preserve">, not a unique</w:t>
+      </w:r>
+      <w:r>
+        <w:t xml:space="preserve"> </w:t>
+      </w:r>
+      <w:r>
+        <w:t xml:space="preserve">optimum.</w:t>
       </w:r>
     </w:p>
     <w:p>
       <w:pPr>
         <w:numPr>
           <w:ilvl w:val="0"/>
-          <w:numId w:val="1003"/>
+          <w:numId w:val="1004"/>
         </w:numPr>
         <w:pStyle w:val="Compact"/>
       </w:pPr>
@@ -4148,23 +5124,29 @@
           <w:bCs/>
           <w:b/>
         </w:rPr>
-        <w:t xml:space="preserve">Full replacement is not supported</w:t>
-      </w:r>
-      <w:r>
-        <w:t xml:space="preserve">: it reliably increases drawdown (P≈91%) without a</w:t>
-      </w:r>
-      <w:r>
-        <w:t xml:space="preserve"> </w:t>
-      </w:r>
-      <w:r>
-        <w:t xml:space="preserve">reliable Sharpe gain, and it removes the 2020-type flight-to-quality protection.</w:t>
+        <w:t xml:space="preserve">Full replacement is not supported by the evidence</w:t>
+      </w:r>
+      <w:r>
+        <w:t xml:space="preserve">: it materially increases tail loss</w:t>
+      </w:r>
+      <w:r>
+        <w:t xml:space="preserve"> </w:t>
+      </w:r>
+      <w:r>
+        <w:t xml:space="preserve">(CVaR worse with ≈100% bootstrap probability) and deepens drawdown, without delivering a</w:t>
+      </w:r>
+      <w:r>
+        <w:t xml:space="preserve"> </w:t>
+      </w:r>
+      <w:r>
+        <w:t xml:space="preserve">reliable improvement in risk-adjusted performance, and it removes 2020-type protection.</w:t>
       </w:r>
     </w:p>
     <w:p>
       <w:pPr>
         <w:numPr>
           <w:ilvl w:val="0"/>
-          <w:numId w:val="1003"/>
+          <w:numId w:val="1004"/>
         </w:numPr>
         <w:pStyle w:val="Compact"/>
       </w:pPr>
@@ -4186,7 +5168,7 @@
       <w:pPr>
         <w:numPr>
           <w:ilvl w:val="0"/>
-          <w:numId w:val="1003"/>
+          <w:numId w:val="1004"/>
         </w:numPr>
         <w:pStyle w:val="Compact"/>
       </w:pPr>
@@ -4332,31 +5314,93 @@
         <w:pStyle w:val="FirstParagraph"/>
       </w:pPr>
       <w:r>
-        <w:t xml:space="preserve">Investable ETF/fund proxies (not the exact VZ funds); monthly frequency understates</w:t>
-      </w:r>
-      <w:r>
-        <w:t xml:space="preserve"> </w:t>
-      </w:r>
-      <w:r>
-        <w:t xml:space="preserve">intra-month drawdowns; foreign-equity CHF total return is a USD-price + FX proxy; the CHF</w:t>
-      </w:r>
-      <w:r>
-        <w:t xml:space="preserve"> </w:t>
-      </w:r>
-      <w:r>
-        <w:t xml:space="preserve">hedge and cash are policy-rate approximations; the short world-bond series is spliced pre-2010</w:t>
-      </w:r>
-      <w:r>
-        <w:t xml:space="preserve"> </w:t>
-      </w:r>
-      <w:r>
-        <w:t xml:space="preserve">(shown not to change conclusions); a single historical path (bootstrap addresses sampling, not</w:t>
-      </w:r>
-      <w:r>
-        <w:t xml:space="preserve"> </w:t>
-      </w:r>
-      <w:r>
-        <w:t xml:space="preserve">model, uncertainty). Regime inference from four buckets is descriptive, not causal. See</w:t>
+        <w:t xml:space="preserve">Market-investable ETF/fund proxies (not the exact VZ funds, and not all directly Swiss-retail</w:t>
+      </w:r>
+      <w:r>
+        <w:t xml:space="preserve"> </w:t>
+      </w:r>
+      <w:r>
+        <w:t xml:space="preserve">accessible, §5); monthly frequency understates intra-month drawdowns and cannot reproduce VZ's</w:t>
+      </w:r>
+      <w:r>
+        <w:t xml:space="preserve"> </w:t>
+      </w:r>
+      <w:r>
+        <w:t xml:space="preserve">intra-month monitoring; foreign-equity CHF total return is a USD-price + FX proxy (a plausible,</w:t>
+      </w:r>
+      <w:r>
+        <w:t xml:space="preserve"> </w:t>
+      </w:r>
+      <w:r>
+        <w:t xml:space="preserve">undecomposed contributor to the validation residual); the CHF hedge and cash are policy-rate</w:t>
+      </w:r>
+      <w:r>
+        <w:t xml:space="preserve"> </w:t>
+      </w:r>
+      <w:r>
+        <w:t xml:space="preserve">approximations (accrued on the</w:t>
+      </w:r>
+      <w:r>
+        <w:t xml:space="preserve"> </w:t>
+      </w:r>
+      <w:r>
+        <w:rPr>
+          <w:iCs/>
+          <w:i/>
+        </w:rPr>
+        <w:t xml:space="preserve">prior</w:t>
+      </w:r>
+      <w:r>
+        <w:t xml:space="preserve"> </w:t>
+      </w:r>
+      <w:r>
+        <w:t xml:space="preserve">month-end rate to avoid intra-month look-ahead; a</w:t>
+      </w:r>
+      <w:r>
+        <w:t xml:space="preserve"> </w:t>
+      </w:r>
+      <w:r>
+        <w:t xml:space="preserve">SARON/forward-points refinement is noted); the validation assumes constant within-category index</w:t>
+      </w:r>
+      <w:r>
+        <w:t xml:space="preserve"> </w:t>
+      </w:r>
+      <w:r>
+        <w:t xml:space="preserve">proportions; the short world-bond series is spliced pre-2010; the 2008–09 GFC and short R4</w:t>
+      </w:r>
+      <w:r>
+        <w:t xml:space="preserve"> </w:t>
+      </w:r>
+      <w:r>
+        <w:t xml:space="preserve">window materially affect the</w:t>
+      </w:r>
+      <w:r>
+        <w:t xml:space="preserve"> </w:t>
+      </w:r>
+      <w:r>
+        <w:rPr>
+          <w:iCs/>
+          <w:i/>
+        </w:rPr>
+        <w:t xml:space="preserve">level</w:t>
+      </w:r>
+      <w:r>
+        <w:t xml:space="preserve"> </w:t>
+      </w:r>
+      <w:r>
+        <w:t xml:space="preserve">of the statistics; a single historical path (the bootstrap</w:t>
+      </w:r>
+      <w:r>
+        <w:t xml:space="preserve"> </w:t>
+      </w:r>
+      <w:r>
+        <w:t xml:space="preserve">addresses sampling, not model, uncertainty). Regime inference from four buckets is descriptive,</w:t>
+      </w:r>
+      <w:r>
+        <w:t xml:space="preserve"> </w:t>
+      </w:r>
+      <w:r>
+        <w:t xml:space="preserve">not causal. See</w:t>
       </w:r>
       <w:r>
         <w:t xml:space="preserve"> </w:t>
@@ -4383,7 +5427,43 @@
         <w:t xml:space="preserve">docs/assumptions.md</w:t>
       </w:r>
       <w:r>
-        <w:t xml:space="preserve">. Academic reproduction, not investment advice.</w:t>
+        <w:t xml:space="preserve">.</w:t>
+      </w:r>
+      <w:r>
+        <w:t xml:space="preserve"> </w:t>
+      </w:r>
+      <w:r>
+        <w:rPr>
+          <w:bCs/>
+          <w:b/>
+        </w:rPr>
+        <w:t xml:space="preserve">The literature review,</w:t>
+      </w:r>
+      <w:r>
+        <w:rPr>
+          <w:bCs/>
+          <w:b/>
+        </w:rPr>
+        <w:t xml:space="preserve"> </w:t>
+      </w:r>
+      <w:r>
+        <w:rPr>
+          <w:bCs/>
+          <w:b/>
+        </w:rPr>
+        <w:t xml:space="preserve">theoretical framework and references are the author's to write</w:t>
+      </w:r>
+      <w:r>
+        <w:t xml:space="preserve"> </w:t>
+      </w:r>
+      <w:r>
+        <w:t xml:space="preserve">— this is the empirical</w:t>
+      </w:r>
+      <w:r>
+        <w:t xml:space="preserve"> </w:t>
+      </w:r>
+      <w:r>
+        <w:t xml:space="preserve">package. Academic reproduction, not investment advice.</w:t>
       </w:r>
     </w:p>
     <w:p>
@@ -5070,6 +6150,9 @@
     <w:abstractNumId w:val="991"/>
   </w:num>
   <w:num w:numId="1003">
+    <w:abstractNumId w:val="991"/>
+  </w:num>
+  <w:num w:numId="1004">
     <w:abstractNumId w:val="991"/>
   </w:num>
 </w:numbering>

--- a/reports/docx/Bond_replacement_full_report_EN.docx
+++ b/reports/docx/Bond_replacement_full_report_EN.docx
@@ -424,13 +424,38 @@
           <w:bCs/>
           <w:b/>
         </w:rPr>
-        <w:t xml:space="preserve">H1 supported</w:t>
-      </w:r>
-      <w:r>
-        <w:t xml:space="preserve"> </w:t>
-      </w:r>
-      <w:r>
-        <w:t xml:space="preserve">— return rises monotonically with replacement (point estimates).</w:t>
+        <w:t xml:space="preserve">H1 — descriptive support</w:t>
+      </w:r>
+      <w:r>
+        <w:t xml:space="preserve">: the point estimate of CAGR rises monotonically with</w:t>
+      </w:r>
+      <w:r>
+        <w:t xml:space="preserve"> </w:t>
+      </w:r>
+      <w:r>
+        <w:t xml:space="preserve">replacement, but the bootstrap does</w:t>
+      </w:r>
+      <w:r>
+        <w:t xml:space="preserve"> </w:t>
+      </w:r>
+      <w:r>
+        <w:rPr>
+          <w:bCs/>
+          <w:b/>
+        </w:rPr>
+        <w:t xml:space="preserve">not</w:t>
+      </w:r>
+      <w:r>
+        <w:t xml:space="preserve"> </w:t>
+      </w:r>
+      <w:r>
+        <w:t xml:space="preserve">establish a significant positive return</w:t>
+      </w:r>
+      <w:r>
+        <w:t xml:space="preserve"> </w:t>
+      </w:r>
+      <w:r>
+        <w:t xml:space="preserve">difference (P(ΔCAGR&gt;0) ≈ 80–84%; the 95% CI includes zero at each level).</w:t>
       </w:r>
     </w:p>
     <w:p>
@@ -449,13 +474,13 @@
         <w:t xml:space="preserve">H2a — suggestive</w:t>
       </w:r>
       <w:r>
-        <w:t xml:space="preserve">: the bootstrap distribution consistently favours worse drawdowns</w:t>
-      </w:r>
-      <w:r>
-        <w:t xml:space="preserve"> </w:t>
-      </w:r>
-      <w:r>
-        <w:t xml:space="preserve">(P(worse) rising to 91% at full replacement), but the 95% interval for ΔMaxDD still</w:t>
+        <w:t xml:space="preserve">: the bootstrap consistently favours worse drawdowns (P(worse) rising to</w:t>
+      </w:r>
+      <w:r>
+        <w:t xml:space="preserve"> </w:t>
+      </w:r>
+      <w:r>
+        <w:t xml:space="preserve">92% at full replacement), but the 95% interval for ΔMaxDD still</w:t>
       </w:r>
       <w:r>
         <w:t xml:space="preserve"> </w:t>
@@ -468,7 +493,13 @@
         <w:t xml:space="preserve">includes zero</w:t>
       </w:r>
       <w:r>
-        <w:t xml:space="preserve">, so it is not conventionally significant at the 5% level.</w:t>
+        <w:t xml:space="preserve">, so it is</w:t>
+      </w:r>
+      <w:r>
+        <w:t xml:space="preserve"> </w:t>
+      </w:r>
+      <w:r>
+        <w:t xml:space="preserve">not conventionally significant at the 5% level.</w:t>
       </w:r>
     </w:p>
     <w:p>
@@ -484,7 +515,7 @@
           <w:bCs/>
           <w:b/>
         </w:rPr>
-        <w:t xml:space="preserve">H2b — supported</w:t>
+        <w:t xml:space="preserve">H2b — strong evidence</w:t>
       </w:r>
       <w:r>
         <w:t xml:space="preserve">: worse</w:t>
@@ -509,7 +540,35 @@
         <w:t xml:space="preserve"> </w:t>
       </w:r>
       <w:r>
-        <w:t xml:space="preserve">≈95% by a 20% replacement and ≈100% beyond.</w:t>
+        <w:t xml:space="preserve">≈99–100% by a 20% replacement (and holds at both the 90% and 95% CVaR thresholds, and across</w:t>
+      </w:r>
+      <w:r>
+        <w:t xml:space="preserve"> </w:t>
+      </w:r>
+      <w:r>
+        <w:t xml:space="preserve">bootstrap block lengths of 3/6/12 months). We call this</w:t>
+      </w:r>
+      <w:r>
+        <w:t xml:space="preserve"> </w:t>
+      </w:r>
+      <w:r>
+        <w:rPr>
+          <w:iCs/>
+          <w:i/>
+        </w:rPr>
+        <w:t xml:space="preserve">strong evidence</w:t>
+      </w:r>
+      <w:r>
+        <w:t xml:space="preserve"> </w:t>
+      </w:r>
+      <w:r>
+        <w:t xml:space="preserve">rather than</w:t>
+      </w:r>
+      <w:r>
+        <w:t xml:space="preserve"> </w:t>
+      </w:r>
+      <w:r>
+        <w:t xml:space="preserve">"significant" because no formal one-sided 95% decision rule is pre-registered.</w:t>
       </w:r>
     </w:p>
     <w:p>
@@ -534,7 +593,7 @@
         <w:t xml:space="preserve"> </w:t>
       </w:r>
       <w:r>
-        <w:t xml:space="preserve">crisis types (this is a descriptive, not a formally tested, interaction).</w:t>
+        <w:t xml:space="preserve">crisis types (a descriptive, not a formally tested, interaction).</w:t>
       </w:r>
     </w:p>
     <w:p>
@@ -1004,13 +1063,39 @@
         <w:t xml:space="preserve">reconstruction assumption</w:t>
       </w:r>
       <w:r>
-        <w:t xml:space="preserve">. Base case ±20%; §7 shows the conclusion is</w:t>
-      </w:r>
-      <w:r>
-        <w:t xml:space="preserve"> </w:t>
-      </w:r>
-      <w:r>
-        <w:t xml:space="preserve">insensitive to ±5/8/10/15/20%.</w:t>
+        <w:t xml:space="preserve">. We take the</w:t>
+      </w:r>
+      <w:r>
+        <w:t xml:space="preserve"> </w:t>
+      </w:r>
+      <w:r>
+        <w:rPr>
+          <w:bCs/>
+          <w:b/>
+        </w:rPr>
+        <w:t xml:space="preserve">VZ-consistent ±8% as the base case</w:t>
+      </w:r>
+      <w:r>
+        <w:t xml:space="preserve"> </w:t>
+      </w:r>
+      <w:r>
+        <w:t xml:space="preserve">and show the conclusion is insensitive to ±5/10/15/20% (§7). Sharpe/Sortino are computed as</w:t>
+      </w:r>
+      <w:r>
+        <w:t xml:space="preserve"> </w:t>
+      </w:r>
+      <w:r>
+        <w:rPr>
+          <w:bCs/>
+          <w:b/>
+        </w:rPr>
+        <w:t xml:space="preserve">excess over the CHF cash proxy</w:t>
+      </w:r>
+      <w:r>
+        <w:t xml:space="preserve"> </w:t>
+      </w:r>
+      <w:r>
+        <w:t xml:space="preserve">(a zero-risk-free variant differs by ~0.01).</w:t>
       </w:r>
     </w:p>
     <w:p>
@@ -1651,6 +1736,30 @@
       </w:r>
       <w:r>
         <w:t xml:space="preserve">they proxy:</w:t>
+      </w:r>
+    </w:p>
+    <w:p>
+      <w:pPr>
+        <w:pStyle w:val="BodyText"/>
+      </w:pPr>
+      <w:r>
+        <w:t xml:space="preserve">Sharpe below is</w:t>
+      </w:r>
+      <w:r>
+        <w:t xml:space="preserve"> </w:t>
+      </w:r>
+      <w:r>
+        <w:rPr>
+          <w:bCs/>
+          <w:b/>
+        </w:rPr>
+        <w:t xml:space="preserve">excess over the CHF cash proxy</w:t>
+      </w:r>
+      <w:r>
+        <w:t xml:space="preserve"> </w:t>
+      </w:r>
+      <w:r>
+        <w:t xml:space="preserve">(same basis as the portfolio tables):</w:t>
       </w:r>
     </w:p>
     <w:tbl>
@@ -1741,7 +1850,7 @@
               <w:jc w:val="left"/>
             </w:pPr>
             <w:r>
-              <w:t xml:space="preserve">Sharpe</w:t>
+              <w:t xml:space="preserve">Sharpe (vs cash)</w:t>
             </w:r>
           </w:p>
         </w:tc>
@@ -1827,7 +1936,7 @@
               <w:jc w:val="left"/>
             </w:pPr>
             <w:r>
-              <w:t xml:space="preserve">0.41</w:t>
+              <w:t xml:space="preserve">0.40</w:t>
             </w:r>
           </w:p>
         </w:tc>
@@ -1913,7 +2022,7 @@
               <w:jc w:val="left"/>
             </w:pPr>
             <w:r>
-              <w:t xml:space="preserve">0.34</w:t>
+              <w:t xml:space="preserve">0.33</w:t>
             </w:r>
           </w:p>
         </w:tc>
@@ -1999,7 +2108,7 @@
               <w:jc w:val="left"/>
             </w:pPr>
             <w:r>
-              <w:t xml:space="preserve">0.45</w:t>
+              <w:t xml:space="preserve">0.44</w:t>
             </w:r>
           </w:p>
         </w:tc>
@@ -2089,7 +2198,7 @@
               <w:jc w:val="left"/>
             </w:pPr>
             <w:r>
-              <w:t xml:space="preserve">0.02</w:t>
+              <w:t xml:space="preserve">0.01</w:t>
             </w:r>
           </w:p>
         </w:tc>
@@ -2179,7 +2288,7 @@
               <w:jc w:val="left"/>
             </w:pPr>
             <w:r>
-              <w:t xml:space="preserve">0.01</w:t>
+              <w:t xml:space="preserve">0.00</w:t>
             </w:r>
           </w:p>
         </w:tc>
@@ -2351,7 +2460,7 @@
               <w:jc w:val="left"/>
             </w:pPr>
             <w:r>
-              <w:t xml:space="preserve">0.82</w:t>
+              <w:t xml:space="preserve">0.83</w:t>
             </w:r>
           </w:p>
         </w:tc>
@@ -3353,19 +3462,19 @@
               <w:jc w:val="left"/>
             </w:pPr>
             <w:r>
-              <w:t xml:space="preserve">3.43%</w:t>
-            </w:r>
-          </w:p>
-        </w:tc>
-        <w:tc>
-          <w:tcPr/>
-          <w:p>
-            <w:pPr>
-              <w:pStyle w:val="Compact"/>
-              <w:jc w:val="left"/>
-            </w:pPr>
-            <w:r>
-              <w:t xml:space="preserve">7.8%</w:t>
+              <w:t xml:space="preserve">3.40%</w:t>
+            </w:r>
+          </w:p>
+        </w:tc>
+        <w:tc>
+          <w:tcPr/>
+          <w:p>
+            <w:pPr>
+              <w:pStyle w:val="Compact"/>
+              <w:jc w:val="left"/>
+            </w:pPr>
+            <w:r>
+              <w:t xml:space="preserve">7.7%</w:t>
             </w:r>
           </w:p>
         </w:tc>
@@ -3401,7 +3510,7 @@
               <w:jc w:val="left"/>
             </w:pPr>
             <w:r>
-              <w:t xml:space="preserve">−5.2%</w:t>
+              <w:t xml:space="preserve">−5.1%</w:t>
             </w:r>
           </w:p>
         </w:tc>
@@ -3427,7 +3536,7 @@
               <w:jc w:val="left"/>
             </w:pPr>
             <w:r>
-              <w:t xml:space="preserve">3.72%</w:t>
+              <w:t xml:space="preserve">3.65%</w:t>
             </w:r>
           </w:p>
         </w:tc>
@@ -3501,7 +3610,7 @@
               <w:jc w:val="left"/>
             </w:pPr>
             <w:r>
-              <w:t xml:space="preserve">3.94%</w:t>
+              <w:t xml:space="preserve">3.91%</w:t>
             </w:r>
           </w:p>
         </w:tc>
@@ -3525,19 +3634,19 @@
               <w:jc w:val="left"/>
             </w:pPr>
             <w:r>
-              <w:t xml:space="preserve">0.48</w:t>
-            </w:r>
-          </w:p>
-        </w:tc>
-        <w:tc>
-          <w:tcPr/>
-          <w:p>
-            <w:pPr>
-              <w:pStyle w:val="Compact"/>
-              <w:jc w:val="left"/>
-            </w:pPr>
-            <w:r>
-              <w:t xml:space="preserve">−24.0%</w:t>
+              <w:t xml:space="preserve">0.47</w:t>
+            </w:r>
+          </w:p>
+        </w:tc>
+        <w:tc>
+          <w:tcPr/>
+          <w:p>
+            <w:pPr>
+              <w:pStyle w:val="Compact"/>
+              <w:jc w:val="left"/>
+            </w:pPr>
+            <w:r>
+              <w:t xml:space="preserve">−24.1%</w:t>
             </w:r>
           </w:p>
         </w:tc>
@@ -3575,19 +3684,19 @@
               <w:jc w:val="left"/>
             </w:pPr>
             <w:r>
-              <w:t xml:space="preserve">4.30%</w:t>
-            </w:r>
-          </w:p>
-        </w:tc>
-        <w:tc>
-          <w:tcPr/>
-          <w:p>
-            <w:pPr>
-              <w:pStyle w:val="Compact"/>
-              <w:jc w:val="left"/>
-            </w:pPr>
-            <w:r>
-              <w:t xml:space="preserve">10.1%</w:t>
+              <w:t xml:space="preserve">4.27%</w:t>
+            </w:r>
+          </w:p>
+        </w:tc>
+        <w:tc>
+          <w:tcPr/>
+          <w:p>
+            <w:pPr>
+              <w:pStyle w:val="Compact"/>
+              <w:jc w:val="left"/>
+            </w:pPr>
+            <w:r>
+              <w:t xml:space="preserve">10.0%</w:t>
             </w:r>
           </w:p>
         </w:tc>
@@ -3611,7 +3720,7 @@
               <w:jc w:val="left"/>
             </w:pPr>
             <w:r>
-              <w:t xml:space="preserve">−27.7%</w:t>
+              <w:t xml:space="preserve">−27.9%</w:t>
             </w:r>
           </w:p>
         </w:tc>
@@ -3759,43 +3868,43 @@
               <w:jc w:val="left"/>
             </w:pPr>
             <w:r>
-              <w:t xml:space="preserve">ΔSharpe median [5%, 95%]</w:t>
-            </w:r>
-          </w:p>
-        </w:tc>
-        <w:tc>
-          <w:tcPr/>
-          <w:p>
-            <w:pPr>
-              <w:pStyle w:val="Compact"/>
-              <w:jc w:val="left"/>
-            </w:pPr>
-            <w:r>
-              <w:t xml:space="preserve">P(ΔSharpe&gt;0)</w:t>
-            </w:r>
-          </w:p>
-        </w:tc>
-        <w:tc>
-          <w:tcPr/>
-          <w:p>
-            <w:pPr>
-              <w:pStyle w:val="Compact"/>
-              <w:jc w:val="left"/>
-            </w:pPr>
-            <w:r>
-              <w:t xml:space="preserve">ΔMaxDD 95% CI · P(worse)</w:t>
-            </w:r>
-          </w:p>
-        </w:tc>
-        <w:tc>
-          <w:tcPr/>
-          <w:p>
-            <w:pPr>
-              <w:pStyle w:val="Compact"/>
-              <w:jc w:val="left"/>
-            </w:pPr>
-            <w:r>
-              <w:t xml:space="preserve">P(worse CVaR)</w:t>
+              <w:t xml:space="preserve">P(ΔCAGR&gt;0)</w:t>
+            </w:r>
+          </w:p>
+        </w:tc>
+        <w:tc>
+          <w:tcPr/>
+          <w:p>
+            <w:pPr>
+              <w:pStyle w:val="Compact"/>
+              <w:jc w:val="left"/>
+            </w:pPr>
+            <w:r>
+              <w:t xml:space="preserve">ΔSharpe [5%, 95%] · P(&gt;0)</w:t>
+            </w:r>
+          </w:p>
+        </w:tc>
+        <w:tc>
+          <w:tcPr/>
+          <w:p>
+            <w:pPr>
+              <w:pStyle w:val="Compact"/>
+              <w:jc w:val="left"/>
+            </w:pPr>
+            <w:r>
+              <w:t xml:space="preserve">P(worse MaxDD)</w:t>
+            </w:r>
+          </w:p>
+        </w:tc>
+        <w:tc>
+          <w:tcPr/>
+          <w:p>
+            <w:pPr>
+              <w:pStyle w:val="Compact"/>
+              <w:jc w:val="left"/>
+            </w:pPr>
+            <w:r>
+              <w:t xml:space="preserve">P(worse CVaR95)</w:t>
             </w:r>
           </w:p>
         </w:tc>
@@ -3821,31 +3930,31 @@
               <w:jc w:val="left"/>
             </w:pPr>
             <w:r>
-              <w:t xml:space="preserve">+0.007 [−0.03, +0.04]</w:t>
-            </w:r>
-          </w:p>
-        </w:tc>
-        <w:tc>
-          <w:tcPr/>
-          <w:p>
-            <w:pPr>
-              <w:pStyle w:val="Compact"/>
-              <w:jc w:val="left"/>
-            </w:pPr>
-            <w:r>
-              <w:t xml:space="preserve">62%</w:t>
-            </w:r>
-          </w:p>
-        </w:tc>
-        <w:tc>
-          <w:tcPr/>
-          <w:p>
-            <w:pPr>
-              <w:pStyle w:val="Compact"/>
-              <w:jc w:val="left"/>
-            </w:pPr>
-            <w:r>
-              <w:t xml:space="preserve">[−2.4pp, +1.2pp] · 73%</w:t>
+              <w:t xml:space="preserve">80%</w:t>
+            </w:r>
+          </w:p>
+        </w:tc>
+        <w:tc>
+          <w:tcPr/>
+          <w:p>
+            <w:pPr>
+              <w:pStyle w:val="Compact"/>
+              <w:jc w:val="left"/>
+            </w:pPr>
+            <w:r>
+              <w:t xml:space="preserve">[−0.03, +0.03] · 43%</w:t>
+            </w:r>
+          </w:p>
+        </w:tc>
+        <w:tc>
+          <w:tcPr/>
+          <w:p>
+            <w:pPr>
+              <w:pStyle w:val="Compact"/>
+              <w:jc w:val="left"/>
+            </w:pPr>
+            <w:r>
+              <w:t xml:space="preserve">81%</w:t>
             </w:r>
           </w:p>
         </w:tc>
@@ -3861,7 +3970,7 @@
                 <w:bCs/>
                 <w:b/>
               </w:rPr>
-              <w:t xml:space="preserve">95%</w:t>
+              <w:t xml:space="preserve">99.8%</w:t>
             </w:r>
           </w:p>
         </w:tc>
@@ -3887,31 +3996,31 @@
               <w:jc w:val="left"/>
             </w:pPr>
             <w:r>
-              <w:t xml:space="preserve">−0.002 [−0.07, +0.07]</w:t>
-            </w:r>
-          </w:p>
-        </w:tc>
-        <w:tc>
-          <w:tcPr/>
-          <w:p>
-            <w:pPr>
-              <w:pStyle w:val="Compact"/>
-              <w:jc w:val="left"/>
-            </w:pPr>
-            <w:r>
-              <w:t xml:space="preserve">49%</w:t>
-            </w:r>
-          </w:p>
-        </w:tc>
-        <w:tc>
-          <w:tcPr/>
-          <w:p>
-            <w:pPr>
-              <w:pStyle w:val="Compact"/>
-              <w:jc w:val="left"/>
-            </w:pPr>
-            <w:r>
-              <w:t xml:space="preserve">[−5.8pp, +2.0pp] · 84%</w:t>
+              <w:t xml:space="preserve">84%</w:t>
+            </w:r>
+          </w:p>
+        </w:tc>
+        <w:tc>
+          <w:tcPr/>
+          <w:p>
+            <w:pPr>
+              <w:pStyle w:val="Compact"/>
+              <w:jc w:val="left"/>
+            </w:pPr>
+            <w:r>
+              <w:t xml:space="preserve">[−0.07, +0.07] · 44%</w:t>
+            </w:r>
+          </w:p>
+        </w:tc>
+        <w:tc>
+          <w:tcPr/>
+          <w:p>
+            <w:pPr>
+              <w:pStyle w:val="Compact"/>
+              <w:jc w:val="left"/>
+            </w:pPr>
+            <w:r>
+              <w:t xml:space="preserve">87%</w:t>
             </w:r>
           </w:p>
         </w:tc>
@@ -3949,31 +4058,31 @@
               <w:jc w:val="left"/>
             </w:pPr>
             <w:r>
-              <w:t xml:space="preserve">−0.018 [−0.13, +0.11]</w:t>
-            </w:r>
-          </w:p>
-        </w:tc>
-        <w:tc>
-          <w:tcPr/>
-          <w:p>
-            <w:pPr>
-              <w:pStyle w:val="Compact"/>
-              <w:jc w:val="left"/>
-            </w:pPr>
-            <w:r>
-              <w:t xml:space="preserve">41%</w:t>
-            </w:r>
-          </w:p>
-        </w:tc>
-        <w:tc>
-          <w:tcPr/>
-          <w:p>
-            <w:pPr>
-              <w:pStyle w:val="Compact"/>
-              <w:jc w:val="left"/>
-            </w:pPr>
-            <w:r>
-              <w:t xml:space="preserve">[−11.8pp, +1.4pp] · 91%</w:t>
+              <w:t xml:space="preserve">83%</w:t>
+            </w:r>
+          </w:p>
+        </w:tc>
+        <w:tc>
+          <w:tcPr/>
+          <w:p>
+            <w:pPr>
+              <w:pStyle w:val="Compact"/>
+              <w:jc w:val="left"/>
+            </w:pPr>
+            <w:r>
+              <w:t xml:space="preserve">[−0.13, +0.11] · 39%</w:t>
+            </w:r>
+          </w:p>
+        </w:tc>
+        <w:tc>
+          <w:tcPr/>
+          <w:p>
+            <w:pPr>
+              <w:pStyle w:val="Compact"/>
+              <w:jc w:val="left"/>
+            </w:pPr>
+            <w:r>
+              <w:t xml:space="preserve">92%</w:t>
             </w:r>
           </w:p>
         </w:tc>
@@ -4006,19 +4115,41 @@
           <w:bCs/>
           <w:b/>
         </w:rPr>
-        <w:t xml:space="preserve">no replacement level produces a Sharpe gain distinguishable from zero</w:t>
-      </w:r>
-      <w:r>
-        <w:t xml:space="preserve"> </w:t>
-      </w:r>
-      <w:r>
-        <w:t xml:space="preserve">(every ΔSharpe</w:t>
-      </w:r>
-      <w:r>
-        <w:t xml:space="preserve"> </w:t>
-      </w:r>
-      <w:r>
-        <w:t xml:space="preserve">CI straddles 0). Drawdown</w:t>
+        <w:t xml:space="preserve">return rises but not significantly</w:t>
+      </w:r>
+      <w:r>
+        <w:t xml:space="preserve"> </w:t>
+      </w:r>
+      <w:r>
+        <w:t xml:space="preserve">— P(ΔCAGR&gt;0) ≈ 80–84%, CI includes zero (H1</w:t>
+      </w:r>
+      <w:r>
+        <w:t xml:space="preserve"> </w:t>
+      </w:r>
+      <w:r>
+        <w:t xml:space="preserve">descriptive).</w:t>
+      </w:r>
+      <w:r>
+        <w:t xml:space="preserve"> </w:t>
+      </w:r>
+      <w:r>
+        <w:rPr>
+          <w:bCs/>
+          <w:b/>
+        </w:rPr>
+        <w:t xml:space="preserve">No replacement level produces a Sharpe gain distinguishable from zero</w:t>
+      </w:r>
+      <w:r>
+        <w:t xml:space="preserve"> </w:t>
+      </w:r>
+      <w:r>
+        <w:t xml:space="preserve">(every</w:t>
+      </w:r>
+      <w:r>
+        <w:t xml:space="preserve"> </w:t>
+      </w:r>
+      <w:r>
+        <w:t xml:space="preserve">ΔSharpe CI straddles 0). Drawdown</w:t>
       </w:r>
       <w:r>
         <w:t xml:space="preserve"> </w:t>
@@ -4034,37 +4165,13 @@
         <w:t xml:space="preserve"> </w:t>
       </w:r>
       <w:r>
-        <w:t xml:space="preserve">worse under more replacement but its</w:t>
-      </w:r>
-      <w:r>
-        <w:t xml:space="preserve"> </w:t>
-      </w:r>
-      <w:r>
-        <w:rPr>
-          <w:bCs/>
-          <w:b/>
-        </w:rPr>
-        <w:t xml:space="preserve">95% interval still</w:t>
-      </w:r>
-      <w:r>
-        <w:rPr>
-          <w:bCs/>
-          <w:b/>
-        </w:rPr>
-        <w:t xml:space="preserve"> </w:t>
-      </w:r>
-      <w:r>
-        <w:rPr>
-          <w:bCs/>
-          <w:b/>
-        </w:rPr>
-        <w:t xml:space="preserve">includes zero</w:t>
-      </w:r>
-      <w:r>
-        <w:t xml:space="preserve"> </w:t>
-      </w:r>
-      <w:r>
-        <w:t xml:space="preserve">(H2a suggestive).</w:t>
+        <w:t xml:space="preserve">worse but its 95% CI still includes zero (H2a</w:t>
+      </w:r>
+      <w:r>
+        <w:t xml:space="preserve"> </w:t>
+      </w:r>
+      <w:r>
+        <w:t xml:space="preserve">suggestive).</w:t>
       </w:r>
       <w:r>
         <w:t xml:space="preserve"> </w:t>
@@ -4080,13 +4187,19 @@
         <w:t xml:space="preserve"> </w:t>
       </w:r>
       <w:r>
-        <w:t xml:space="preserve">— worse</w:t>
-      </w:r>
-      <w:r>
-        <w:t xml:space="preserve"> </w:t>
-      </w:r>
-      <w:r>
-        <w:t xml:space="preserve">with ≈95–100% probability from a 20% replacement onward (H2b supported). The return–risk</w:t>
+        <w:t xml:space="preserve">— worse with ≈99–100%</w:t>
+      </w:r>
+      <w:r>
+        <w:t xml:space="preserve"> </w:t>
+      </w:r>
+      <w:r>
+        <w:t xml:space="preserve">probability from a 20% replacement (robust to the 90% vs 95% CVaR threshold and to bootstrap</w:t>
+      </w:r>
+      <w:r>
+        <w:t xml:space="preserve"> </w:t>
+      </w:r>
+      <w:r>
+        <w:t xml:space="preserve">block lengths of 3/6/12 months; H2b strong evidence). The return–risk</w:t>
       </w:r>
       <w:r>
         <w:t xml:space="preserve"> </w:t>
@@ -4102,7 +4215,13 @@
         <w:t xml:space="preserve"> </w:t>
       </w:r>
       <w:r>
-        <w:t xml:space="preserve">is real; a Sharpe</w:t>
+        <w:t xml:space="preserve">is real; a</w:t>
+      </w:r>
+      <w:r>
+        <w:t xml:space="preserve"> </w:t>
+      </w:r>
+      <w:r>
+        <w:t xml:space="preserve">Sharpe</w:t>
       </w:r>
       <w:r>
         <w:t xml:space="preserve"> </w:t>
@@ -4611,65 +4730,56 @@
         <w:t xml:space="preserve"> </w:t>
       </w:r>
       <w:r>
-        <w:t xml:space="preserve">— rebalancing band (±5/8/10/15/20%), transaction cost</w:t>
-      </w:r>
-      <w:r>
-        <w:t xml:space="preserve"> </w:t>
-      </w:r>
-      <w:r>
-        <w:t xml:space="preserve">(0–50 bps), the CHF-hedge assumption (hedged vs unhedged HY/EM), and the 2008–09 short-bond</w:t>
-      </w:r>
-      <w:r>
-        <w:t xml:space="preserve"> </w:t>
-      </w:r>
-      <w:r>
-        <w:t xml:space="preserve">splice (full sample vs 2010+) — two facts hold in every case:</w:t>
-      </w:r>
-      <w:r>
-        <w:t xml:space="preserve"> </w:t>
-      </w:r>
-      <w:r>
-        <w:rPr>
-          <w:bCs/>
-          <w:b/>
-        </w:rPr>
-        <w:t xml:space="preserve">partial replacement (20%)</w:t>
-      </w:r>
-      <w:r>
-        <w:rPr>
-          <w:bCs/>
-          <w:b/>
-        </w:rPr>
-        <w:t xml:space="preserve"> </w:t>
-      </w:r>
-      <w:r>
-        <w:rPr>
-          <w:bCs/>
-          <w:b/>
-        </w:rPr>
-        <w:t xml:space="preserve">matches or slightly beats AP5 on Sharpe</w:t>
-      </w:r>
-      <w:r>
-        <w:t xml:space="preserve">, and</w:t>
-      </w:r>
-      <w:r>
-        <w:t xml:space="preserve"> </w:t>
-      </w:r>
-      <w:r>
-        <w:rPr>
-          <w:bCs/>
-          <w:b/>
-        </w:rPr>
-        <w:t xml:space="preserve">full replacement deepens the drawdown</w:t>
-      </w:r>
-      <w:r>
-        <w:t xml:space="preserve">. The</w:t>
-      </w:r>
-      <w:r>
-        <w:t xml:space="preserve"> </w:t>
-      </w:r>
-      <w:r>
-        <w:t xml:space="preserve">qualitative conclusion is robust</w:t>
+        <w:t xml:space="preserve">— rebalancing band (±5/8/10/15/20%, base ±8%), transaction</w:t>
+      </w:r>
+      <w:r>
+        <w:t xml:space="preserve"> </w:t>
+      </w:r>
+      <w:r>
+        <w:t xml:space="preserve">cost (0–50 bps), the CHF-hedge assumption, and the 2008–09 short-bond</w:t>
+      </w:r>
+      <w:r>
+        <w:t xml:space="preserve"> </w:t>
+      </w:r>
+      <w:r>
+        <w:rPr>
+          <w:bCs/>
+          <w:b/>
+        </w:rPr>
+        <w:t xml:space="preserve">sample-window</w:t>
+      </w:r>
+      <w:r>
+        <w:t xml:space="preserve"> </w:t>
+      </w:r>
+      <w:r>
+        <w:t xml:space="preserve">sensitivity (full sample vs 2010+) —</w:t>
+      </w:r>
+      <w:r>
+        <w:t xml:space="preserve"> </w:t>
+      </w:r>
+      <w:r>
+        <w:rPr>
+          <w:bCs/>
+          <w:b/>
+        </w:rPr>
+        <w:t xml:space="preserve">full replacement deepens drawdown and tail loss in every</w:t>
+      </w:r>
+      <w:r>
+        <w:rPr>
+          <w:bCs/>
+          <w:b/>
+        </w:rPr>
+        <w:t xml:space="preserve"> </w:t>
+      </w:r>
+      <w:r>
+        <w:rPr>
+          <w:bCs/>
+          <w:b/>
+        </w:rPr>
+        <w:t xml:space="preserve">single case</w:t>
+      </w:r>
+      <w:r>
+        <w:t xml:space="preserve">. The weaker</w:t>
       </w:r>
       <w:r>
         <w:t xml:space="preserve"> </w:t>
@@ -4679,25 +4789,93 @@
           <w:iCs/>
           <w:i/>
         </w:rPr>
-        <w:t xml:space="preserve">to the tested variations</w:t>
-      </w:r>
-      <w:r>
-        <w:t xml:space="preserve"> </w:t>
-      </w:r>
-      <w:r>
-        <w:t xml:space="preserve">(not a proof of robustness to all</w:t>
-      </w:r>
-      <w:r>
-        <w:t xml:space="preserve"> </w:t>
-      </w:r>
-      <w:r>
-        <w:t xml:space="preserve">specification uncertainty). Hedging HY/EM does help: unhedged, the full-replacement Sharpe</w:t>
-      </w:r>
-      <w:r>
-        <w:t xml:space="preserve"> </w:t>
-      </w:r>
-      <w:r>
-        <w:t xml:space="preserve">falls from ~0.46 to ~0.44.</w:t>
+        <w:t xml:space="preserve">partial-Sharpe-advantage</w:t>
+      </w:r>
+      <w:r>
+        <w:t xml:space="preserve"> </w:t>
+      </w:r>
+      <w:r>
+        <w:t xml:space="preserve">(repl-20 ≥ AP5) holds across all band,</w:t>
+      </w:r>
+      <w:r>
+        <w:t xml:space="preserve"> </w:t>
+      </w:r>
+      <w:r>
+        <w:t xml:space="preserve">cost and splice variations</w:t>
+      </w:r>
+      <w:r>
+        <w:t xml:space="preserve"> </w:t>
+      </w:r>
+      <w:r>
+        <w:rPr>
+          <w:bCs/>
+          <w:b/>
+        </w:rPr>
+        <w:t xml:space="preserve">but disappears in one case: if HY/EM are left unhedged</w:t>
+      </w:r>
+      <w:r>
+        <w:t xml:space="preserve">, partial</w:t>
+      </w:r>
+      <w:r>
+        <w:t xml:space="preserve"> </w:t>
+      </w:r>
+      <w:r>
+        <w:t xml:space="preserve">no longer beats AP5 on Sharpe (repl-20 0.457 vs AP5 0.462) — a further reason the</w:t>
+      </w:r>
+      <w:r>
+        <w:t xml:space="preserve"> </w:t>
+      </w:r>
+      <w:r>
+        <w:rPr>
+          <w:bCs/>
+          <w:b/>
+        </w:rPr>
+        <w:t xml:space="preserve">CHF hedge</w:t>
+      </w:r>
+      <w:r>
+        <w:rPr>
+          <w:bCs/>
+          <w:b/>
+        </w:rPr>
+        <w:t xml:space="preserve"> </w:t>
+      </w:r>
+      <w:r>
+        <w:rPr>
+          <w:bCs/>
+          <w:b/>
+        </w:rPr>
+        <w:t xml:space="preserve">assumption matters</w:t>
+      </w:r>
+      <w:r>
+        <w:t xml:space="preserve">. So the robust, unconditional result is "full replacement worsens</w:t>
+      </w:r>
+      <w:r>
+        <w:t xml:space="preserve"> </w:t>
+      </w:r>
+      <w:r>
+        <w:t xml:space="preserve">downside"; the partial-Sharpe edge is real but hedge-dependent. (The 2010+ sample also changes</w:t>
+      </w:r>
+      <w:r>
+        <w:t xml:space="preserve"> </w:t>
+      </w:r>
+      <w:r>
+        <w:t xml:space="preserve">the period/GFC exposure, so it is a</w:t>
+      </w:r>
+      <w:r>
+        <w:t xml:space="preserve"> </w:t>
+      </w:r>
+      <w:r>
+        <w:rPr>
+          <w:iCs/>
+          <w:i/>
+        </w:rPr>
+        <w:t xml:space="preserve">sample-window</w:t>
+      </w:r>
+      <w:r>
+        <w:t xml:space="preserve"> </w:t>
+      </w:r>
+      <w:r>
+        <w:t xml:space="preserve">test, not a pure splice test.)</w:t>
       </w:r>
     </w:p>
     <w:bookmarkEnd w:id="30"/>

--- a/reports/docx/Bond_replacement_full_report_EN.docx
+++ b/reports/docx/Bond_replacement_full_report_EN.docx
@@ -455,7 +455,7 @@
         <w:t xml:space="preserve"> </w:t>
       </w:r>
       <w:r>
-        <w:t xml:space="preserve">difference (P(ΔCAGR&gt;0) ≈ 80–84%; the 95% CI includes zero at each level).</w:t>
+        <w:t xml:space="preserve">difference (P(ΔCAGR&gt;0) ≈ 82–84%; the 95% CI includes zero at each level).</w:t>
       </w:r>
     </w:p>
     <w:p>
@@ -609,10 +609,60 @@
           <w:bCs/>
           <w:b/>
         </w:rPr>
-        <w:t xml:space="preserve">H4 — qualified</w:t>
-      </w:r>
-      <w:r>
-        <w:t xml:space="preserve">: partial replacement is the better</w:t>
+        <w:t xml:space="preserve">H4 — qualified / not supported as a Sharpe claim</w:t>
+      </w:r>
+      <w:r>
+        <w:t xml:space="preserve">: under the primary category-level</w:t>
+      </w:r>
+      <w:r>
+        <w:t xml:space="preserve"> </w:t>
+      </w:r>
+      <w:r>
+        <w:t xml:space="preserve">specification the Sharpe is</w:t>
+      </w:r>
+      <w:r>
+        <w:t xml:space="preserve"> </w:t>
+      </w:r>
+      <w:r>
+        <w:rPr>
+          <w:bCs/>
+          <w:b/>
+        </w:rPr>
+        <w:t xml:space="preserve">flat-to-declining in replacement</w:t>
+      </w:r>
+      <w:r>
+        <w:t xml:space="preserve"> </w:t>
+      </w:r>
+      <w:r>
+        <w:t xml:space="preserve">(highest at AP5, ≈0.48 through</w:t>
+      </w:r>
+      <w:r>
+        <w:t xml:space="preserve"> </w:t>
+      </w:r>
+      <w:r>
+        <w:t xml:space="preserve">~50%, then falling), and every ΔSharpe is</w:t>
+      </w:r>
+      <w:r>
+        <w:t xml:space="preserve"> </w:t>
+      </w:r>
+      <w:r>
+        <w:rPr>
+          <w:bCs/>
+          <w:b/>
+        </w:rPr>
+        <w:t xml:space="preserve">within bootstrap noise</w:t>
+      </w:r>
+      <w:r>
+        <w:t xml:space="preserve"> </w:t>
+      </w:r>
+      <w:r>
+        <w:t xml:space="preserve">— so partial replacement is</w:t>
+      </w:r>
+      <w:r>
+        <w:t xml:space="preserve"> </w:t>
+      </w:r>
+      <w:r>
+        <w:t xml:space="preserve">a defensible return-and-risk</w:t>
       </w:r>
       <w:r>
         <w:t xml:space="preserve"> </w:t>
@@ -625,32 +675,10 @@
         <w:t xml:space="preserve">compromise</w:t>
       </w:r>
       <w:r>
-        <w:t xml:space="preserve">, but the risk-adjusted</w:t>
-      </w:r>
-      <w:r>
-        <w:t xml:space="preserve"> </w:t>
-      </w:r>
-      <w:r>
-        <w:t xml:space="preserve">(Sharpe) differences across low-to-moderate replacement are</w:t>
-      </w:r>
-      <w:r>
-        <w:t xml:space="preserve"> </w:t>
-      </w:r>
-      <w:r>
-        <w:rPr>
-          <w:bCs/>
-          <w:b/>
-        </w:rPr>
-        <w:t xml:space="preserve">within bootstrap noise</w:t>
-      </w:r>
-      <w:r>
-        <w:t xml:space="preserve">, so we</w:t>
-      </w:r>
-      <w:r>
-        <w:t xml:space="preserve"> </w:t>
-      </w:r>
-      <w:r>
-        <w:t xml:space="preserve">do</w:t>
+        <w:t xml:space="preserve"> </w:t>
+      </w:r>
+      <w:r>
+        <w:t xml:space="preserve">but is</w:t>
       </w:r>
       <w:r>
         <w:t xml:space="preserve"> </w:t>
@@ -666,7 +694,29 @@
         <w:t xml:space="preserve"> </w:t>
       </w:r>
       <w:r>
-        <w:t xml:space="preserve">claim a unique optimal ratio. Full replacement is not supported.</w:t>
+        <w:t xml:space="preserve">a risk-adjusted improvement and there</w:t>
+      </w:r>
+      <w:r>
+        <w:t xml:space="preserve"> </w:t>
+      </w:r>
+      <w:r>
+        <w:t xml:space="preserve">is</w:t>
+      </w:r>
+      <w:r>
+        <w:t xml:space="preserve"> </w:t>
+      </w:r>
+      <w:r>
+        <w:rPr>
+          <w:bCs/>
+          <w:b/>
+        </w:rPr>
+        <w:t xml:space="preserve">no</w:t>
+      </w:r>
+      <w:r>
+        <w:t xml:space="preserve"> </w:t>
+      </w:r>
+      <w:r>
+        <w:t xml:space="preserve">unique optimal ratio. Full replacement is not supported.</w:t>
       </w:r>
     </w:p>
     <w:bookmarkEnd w:id="20"/>
@@ -1701,13 +1751,50 @@
         <w:t xml:space="preserve"> </w:t>
       </w:r>
       <w:r>
-        <w:t xml:space="preserve">(US ETFs such as HYG/EMB require authorisation to be offered to non-qualified Swiss investors,</w:t>
-      </w:r>
-      <w:r>
-        <w:t xml:space="preserve"> </w:t>
-      </w:r>
-      <w:r>
-        <w:t xml:space="preserve">though CHF-hedged UCITS equivalents exist). "Market-investable" ≠ "Swiss-retail accessible" —</w:t>
+        <w:t xml:space="preserve">(US ETFs such as HYG/EMB require authorisation to be offered to non-qualified Swiss investors).</w:t>
+      </w:r>
+      <w:r>
+        <w:t xml:space="preserve"> </w:t>
+      </w:r>
+      <w:r>
+        <w:t xml:space="preserve">For EM debt a CHF-hedged UCITS vehicle is directly available (e.g. iShares J.P. Morgan $ EM Bond</w:t>
+      </w:r>
+      <w:r>
+        <w:t xml:space="preserve"> </w:t>
+      </w:r>
+      <w:r>
+        <w:t xml:space="preserve">CHF-Hedged UCITS ETF,</w:t>
+      </w:r>
+      <w:r>
+        <w:t xml:space="preserve"> </w:t>
+      </w:r>
+      <w:r>
+        <w:rPr>
+          <w:iCs/>
+          <w:i/>
+        </w:rPr>
+        <w:t xml:space="preserve">EMBC</w:t>
+      </w:r>
+      <w:r>
+        <w:t xml:space="preserve">); for US high yield the CHF-hedged UCITS listing is less</w:t>
+      </w:r>
+      <w:r>
+        <w:t xml:space="preserve"> </w:t>
+      </w:r>
+      <w:r>
+        <w:t xml:space="preserve">standardised, so Swiss implementation of the HY leg requires an appropriate local/UCITS vehicle</w:t>
+      </w:r>
+      <w:r>
+        <w:t xml:space="preserve"> </w:t>
+      </w:r>
+      <w:r>
+        <w:t xml:space="preserve">(e.g. a CHF-hedged global-HY UCITS) rather than a like-for-like HYG hedge share.</w:t>
+      </w:r>
+      <w:r>
+        <w:t xml:space="preserve"> </w:t>
+      </w:r>
+      <w:r>
+        <w:t xml:space="preserve">"Market-investable" ≠ "Swiss-retail accessible" —</w:t>
       </w:r>
       <w:r>
         <w:t xml:space="preserve"> </w:t>
@@ -1900,7 +1987,7 @@
               <w:jc w:val="left"/>
             </w:pPr>
             <w:r>
-              <w:t xml:space="preserve">via CHF-hedged UCITS</w:t>
+              <w:t xml:space="preserve">via CHF-hedged global-HY UCITS</w:t>
             </w:r>
           </w:p>
         </w:tc>
@@ -1986,7 +2073,7 @@
               <w:jc w:val="left"/>
             </w:pPr>
             <w:r>
-              <w:t xml:space="preserve">via CHF-hedged UCITS</w:t>
+              <w:t xml:space="preserve">via CHF-hedged UCITS (EMBC)</w:t>
             </w:r>
           </w:p>
         </w:tc>
@@ -2625,13 +2712,19 @@
         <w:t xml:space="preserve"> </w:t>
       </w:r>
       <w:r>
-        <w:t xml:space="preserve">that satisfy this rule with full 2008 history; convertibles are a candidate class analysed</w:t>
-      </w:r>
-      <w:r>
-        <w:t xml:space="preserve"> </w:t>
-      </w:r>
-      <w:r>
-        <w:t xml:space="preserve">separately (no consistent pre-2009 history).</w:t>
+        <w:t xml:space="preserve">with histories beginning in 2008 that satisfy this rule (EM debt begins 2008-02, which fixes the</w:t>
+      </w:r>
+      <w:r>
+        <w:t xml:space="preserve"> </w:t>
+      </w:r>
+      <w:r>
+        <w:t xml:space="preserve">common sample window for every book at 2008-02 – 2026-06); convertibles are a candidate class</w:t>
+      </w:r>
+      <w:r>
+        <w:t xml:space="preserve"> </w:t>
+      </w:r>
+      <w:r>
+        <w:t xml:space="preserve">analysed separately (no consistent pre-2009 history).</w:t>
       </w:r>
     </w:p>
     <w:p>
@@ -2898,19 +2991,19 @@
               <w:jc w:val="left"/>
             </w:pPr>
             <w:r>
-              <w:t xml:space="preserve">+4.0%</w:t>
-            </w:r>
-          </w:p>
-        </w:tc>
-        <w:tc>
-          <w:tcPr/>
-          <w:p>
-            <w:pPr>
-              <w:pStyle w:val="Compact"/>
-              <w:jc w:val="left"/>
-            </w:pPr>
-            <w:r>
-              <w:t xml:space="preserve">+2.5%</w:t>
+              <w:t xml:space="preserve">+4.1%</w:t>
+            </w:r>
+          </w:p>
+        </w:tc>
+        <w:tc>
+          <w:tcPr/>
+          <w:p>
+            <w:pPr>
+              <w:pStyle w:val="Compact"/>
+              <w:jc w:val="left"/>
+            </w:pPr>
+            <w:r>
+              <w:t xml:space="preserve">+2.6%</w:t>
             </w:r>
           </w:p>
         </w:tc>
@@ -2972,7 +3065,7 @@
               <w:jc w:val="left"/>
             </w:pPr>
             <w:r>
-              <w:t xml:space="preserve">−0.8%</w:t>
+              <w:t xml:space="preserve">−0.5%</w:t>
             </w:r>
           </w:p>
         </w:tc>
@@ -2996,7 +3089,7 @@
               <w:jc w:val="left"/>
             </w:pPr>
             <w:r>
-              <w:t xml:space="preserve">−0.6%</w:t>
+              <w:t xml:space="preserve">−0.4%</w:t>
             </w:r>
           </w:p>
         </w:tc>
@@ -3020,7 +3113,7 @@
               <w:jc w:val="left"/>
             </w:pPr>
             <w:r>
-              <w:t xml:space="preserve">−0.8%</w:t>
+              <w:t xml:space="preserve">−0.7%</w:t>
             </w:r>
           </w:p>
         </w:tc>
@@ -3046,19 +3139,19 @@
               <w:jc w:val="left"/>
             </w:pPr>
             <w:r>
-              <w:t xml:space="preserve">+2.9%</w:t>
-            </w:r>
-          </w:p>
-        </w:tc>
-        <w:tc>
-          <w:tcPr/>
-          <w:p>
-            <w:pPr>
-              <w:pStyle w:val="Compact"/>
-              <w:jc w:val="left"/>
-            </w:pPr>
-            <w:r>
-              <w:t xml:space="preserve">+1.5%</w:t>
+              <w:t xml:space="preserve">+1.6%</w:t>
+            </w:r>
+          </w:p>
+        </w:tc>
+        <w:tc>
+          <w:tcPr/>
+          <w:p>
+            <w:pPr>
+              <w:pStyle w:val="Compact"/>
+              <w:jc w:val="left"/>
+            </w:pPr>
+            <w:r>
+              <w:t xml:space="preserve">+0.9%</w:t>
             </w:r>
           </w:p>
         </w:tc>
@@ -3074,31 +3167,31 @@
                 <w:bCs/>
                 <w:b/>
               </w:rPr>
-              <w:t xml:space="preserve">−2.0%</w:t>
-            </w:r>
-          </w:p>
-        </w:tc>
-        <w:tc>
-          <w:tcPr/>
-          <w:p>
-            <w:pPr>
-              <w:pStyle w:val="Compact"/>
-              <w:jc w:val="left"/>
-            </w:pPr>
-            <w:r>
-              <w:t xml:space="preserve">−0.8%</w:t>
-            </w:r>
-          </w:p>
-        </w:tc>
-        <w:tc>
-          <w:tcPr/>
-          <w:p>
-            <w:pPr>
-              <w:pStyle w:val="Compact"/>
-              <w:jc w:val="left"/>
-            </w:pPr>
-            <w:r>
-              <w:t xml:space="preserve">+1.2%</w:t>
+              <w:t xml:space="preserve">−2.9%</w:t>
+            </w:r>
+          </w:p>
+        </w:tc>
+        <w:tc>
+          <w:tcPr/>
+          <w:p>
+            <w:pPr>
+              <w:pStyle w:val="Compact"/>
+              <w:jc w:val="left"/>
+            </w:pPr>
+            <w:r>
+              <w:t xml:space="preserve">−1.2%</w:t>
+            </w:r>
+          </w:p>
+        </w:tc>
+        <w:tc>
+          <w:tcPr/>
+          <w:p>
+            <w:pPr>
+              <w:pStyle w:val="Compact"/>
+              <w:jc w:val="left"/>
+            </w:pPr>
+            <w:r>
+              <w:t xml:space="preserve">+1.0%</w:t>
             </w:r>
           </w:p>
         </w:tc>
@@ -3124,43 +3217,43 @@
               <w:jc w:val="left"/>
             </w:pPr>
             <w:r>
-              <w:t xml:space="preserve">+2.4%</w:t>
-            </w:r>
-          </w:p>
-        </w:tc>
-        <w:tc>
-          <w:tcPr/>
-          <w:p>
-            <w:pPr>
-              <w:pStyle w:val="Compact"/>
-              <w:jc w:val="left"/>
-            </w:pPr>
-            <w:r>
-              <w:t xml:space="preserve">+1.9%</w:t>
-            </w:r>
-          </w:p>
-        </w:tc>
-        <w:tc>
-          <w:tcPr/>
-          <w:p>
-            <w:pPr>
-              <w:pStyle w:val="Compact"/>
-              <w:jc w:val="left"/>
-            </w:pPr>
-            <w:r>
-              <w:t xml:space="preserve">−0.3%</w:t>
-            </w:r>
-          </w:p>
-        </w:tc>
-        <w:tc>
-          <w:tcPr/>
-          <w:p>
-            <w:pPr>
-              <w:pStyle w:val="Compact"/>
-              <w:jc w:val="left"/>
-            </w:pPr>
-            <w:r>
-              <w:t xml:space="preserve">+0.5%</w:t>
+              <w:t xml:space="preserve">+2.7%</w:t>
+            </w:r>
+          </w:p>
+        </w:tc>
+        <w:tc>
+          <w:tcPr/>
+          <w:p>
+            <w:pPr>
+              <w:pStyle w:val="Compact"/>
+              <w:jc w:val="left"/>
+            </w:pPr>
+            <w:r>
+              <w:t xml:space="preserve">+2.0%</w:t>
+            </w:r>
+          </w:p>
+        </w:tc>
+        <w:tc>
+          <w:tcPr/>
+          <w:p>
+            <w:pPr>
+              <w:pStyle w:val="Compact"/>
+              <w:jc w:val="left"/>
+            </w:pPr>
+            <w:r>
+              <w:t xml:space="preserve">−0.0%</w:t>
+            </w:r>
+          </w:p>
+        </w:tc>
+        <w:tc>
+          <w:tcPr/>
+          <w:p>
+            <w:pPr>
+              <w:pStyle w:val="Compact"/>
+              <w:jc w:val="left"/>
+            </w:pPr>
+            <w:r>
+              <w:t xml:space="preserve">+0.6%</w:t>
             </w:r>
           </w:p>
         </w:tc>
@@ -3180,7 +3273,93 @@
     </w:tbl>
     <w:p>
       <w:pPr>
-        <w:pStyle w:val="BodyText"/>
+        <w:pStyle w:val="BlockText"/>
+      </w:pPr>
+      <w:r>
+        <w:rPr>
+          <w:bCs/>
+          <w:b/>
+        </w:rPr>
+        <w:t xml:space="preserve">Global-rate context (secondary).</w:t>
+      </w:r>
+      <w:r>
+        <w:t xml:space="preserve"> </w:t>
+      </w:r>
+      <w:r>
+        <w:t xml:space="preserve">The four regimes are classified on the</w:t>
+      </w:r>
+      <w:r>
+        <w:t xml:space="preserve"> </w:t>
+      </w:r>
+      <w:r>
+        <w:rPr>
+          <w:bCs/>
+          <w:b/>
+        </w:rPr>
+        <w:t xml:space="preserve">SNB policy path</w:t>
+      </w:r>
+      <w:r>
+        <w:t xml:space="preserve"> </w:t>
+      </w:r>
+      <w:r>
+        <w:t xml:space="preserve">— the correct primary lens for a CHF-based Swiss investor with a Swiss local-bond allocation and</w:t>
+      </w:r>
+      <w:r>
+        <w:t xml:space="preserve"> </w:t>
+      </w:r>
+      <w:r>
+        <w:t xml:space="preserve">a CHF cash benchmark. Because the World-Bond sleeve is 25.2% of AP5 and internationally exposed,</w:t>
+      </w:r>
+      <w:r>
+        <w:t xml:space="preserve"> </w:t>
+      </w:r>
+      <w:r>
+        <w:t xml:space="preserve">we report the</w:t>
+      </w:r>
+      <w:r>
+        <w:t xml:space="preserve"> </w:t>
+      </w:r>
+      <w:r>
+        <w:rPr>
+          <w:bCs/>
+          <w:b/>
+        </w:rPr>
+        <w:t xml:space="preserve">Fed policy rate</w:t>
+      </w:r>
+      <w:r>
+        <w:t xml:space="preserve"> </w:t>
+      </w:r>
+      <w:r>
+        <w:t xml:space="preserve">at each regime's boundaries as secondary context (not a</w:t>
+      </w:r>
+      <w:r>
+        <w:t xml:space="preserve"> </w:t>
+      </w:r>
+      <w:r>
+        <w:t xml:space="preserve">reclassification): R1 SNB +2.75%→−0.25% / Fed 3.00%→0.12%; R2 SNB −0.75% flat / Fed 0.12%→0.88%;</w:t>
+      </w:r>
+      <w:r>
+        <w:t xml:space="preserve"> </w:t>
+      </w:r>
+      <w:r>
+        <w:t xml:space="preserve">R3 SNB −0.25%→+1.75% / Fed 1.62%→5.38%; R4 SNB +1.50%→0.00% / Fed 5.38%→3.62%. SNB and Fed cycles</w:t>
+      </w:r>
+      <w:r>
+        <w:t xml:space="preserve"> </w:t>
+      </w:r>
+      <w:r>
+        <w:t xml:space="preserve">broadly co-move but with different timing and amplitude — which is precisely why the world-bond</w:t>
+      </w:r>
+      <w:r>
+        <w:t xml:space="preserve"> </w:t>
+      </w:r>
+      <w:r>
+        <w:t xml:space="preserve">tranche (Global Aggregate) behaves differently from the Swiss tranche within the same SNB regime.</w:t>
+      </w:r>
+    </w:p>
+    <w:p>
+      <w:pPr>
+        <w:pStyle w:val="FirstParagraph"/>
       </w:pPr>
       <w:r>
         <w:t xml:space="preserve">Bond performance was</w:t>
@@ -3210,13 +3389,46 @@
         <w:t xml:space="preserve">negative-rate (R2) and tightening (R3) regimes</w:t>
       </w:r>
       <w:r>
-        <w:t xml:space="preserve">. The broad-vs-short contrast in R3 (−2.0% vs</w:t>
-      </w:r>
-      <w:r>
-        <w:t xml:space="preserve"> </w:t>
-      </w:r>
-      <w:r>
-        <w:t xml:space="preserve">−0.8%) is</w:t>
+        <w:t xml:space="preserve">. In the 2022–24 tightening the</w:t>
+      </w:r>
+      <w:r>
+        <w:t xml:space="preserve"> </w:t>
+      </w:r>
+      <w:r>
+        <w:rPr>
+          <w:bCs/>
+          <w:b/>
+        </w:rPr>
+        <w:t xml:space="preserve">broad global</w:t>
+      </w:r>
+      <w:r>
+        <w:rPr>
+          <w:bCs/>
+          <w:b/>
+        </w:rPr>
+        <w:t xml:space="preserve"> </w:t>
+      </w:r>
+      <w:r>
+        <w:rPr>
+          <w:bCs/>
+          <w:b/>
+        </w:rPr>
+        <w:t xml:space="preserve">bond tranche was hit hardest (−2.9%/yr) while Swiss bonds stayed positive (+1.6%/yr)</w:t>
+      </w:r>
+      <w:r>
+        <w:t xml:space="preserve">, and within</w:t>
+      </w:r>
+      <w:r>
+        <w:t xml:space="preserve"> </w:t>
+      </w:r>
+      <w:r>
+        <w:t xml:space="preserve">the global tranche the short-duration series lost far less than the broad one (−1.2% vs −2.9%) —</w:t>
+      </w:r>
+      <w:r>
+        <w:t xml:space="preserve"> </w:t>
+      </w:r>
+      <w:r>
+        <w:t xml:space="preserve">a pattern</w:t>
       </w:r>
       <w:r>
         <w:t xml:space="preserve"> </w:t>
@@ -3462,7 +3674,7 @@
               <w:jc w:val="left"/>
             </w:pPr>
             <w:r>
-              <w:t xml:space="preserve">3.40%</w:t>
+              <w:t xml:space="preserve">3.55%</w:t>
             </w:r>
           </w:p>
         </w:tc>
@@ -3486,31 +3698,31 @@
               <w:jc w:val="left"/>
             </w:pPr>
             <w:r>
-              <w:t xml:space="preserve">0.46</w:t>
-            </w:r>
-          </w:p>
-        </w:tc>
-        <w:tc>
-          <w:tcPr/>
-          <w:p>
-            <w:pPr>
-              <w:pStyle w:val="Compact"/>
-              <w:jc w:val="left"/>
-            </w:pPr>
-            <w:r>
-              <w:t xml:space="preserve">−20.6%</w:t>
-            </w:r>
-          </w:p>
-        </w:tc>
-        <w:tc>
-          <w:tcPr/>
-          <w:p>
-            <w:pPr>
-              <w:pStyle w:val="Compact"/>
-              <w:jc w:val="left"/>
-            </w:pPr>
-            <w:r>
-              <w:t xml:space="preserve">−5.1%</w:t>
+              <w:t xml:space="preserve">0.48</w:t>
+            </w:r>
+          </w:p>
+        </w:tc>
+        <w:tc>
+          <w:tcPr/>
+          <w:p>
+            <w:pPr>
+              <w:pStyle w:val="Compact"/>
+              <w:jc w:val="left"/>
+            </w:pPr>
+            <w:r>
+              <w:t xml:space="preserve">−20.4%</w:t>
+            </w:r>
+          </w:p>
+        </w:tc>
+        <w:tc>
+          <w:tcPr/>
+          <w:p>
+            <w:pPr>
+              <w:pStyle w:val="Compact"/>
+              <w:jc w:val="left"/>
+            </w:pPr>
+            <w:r>
+              <w:t xml:space="preserve">−5.2%</w:t>
             </w:r>
           </w:p>
         </w:tc>
@@ -3536,7 +3748,7 @@
               <w:jc w:val="left"/>
             </w:pPr>
             <w:r>
-              <w:t xml:space="preserve">3.65%</w:t>
+              <w:t xml:space="preserve">3.71%</w:t>
             </w:r>
           </w:p>
         </w:tc>
@@ -3572,7 +3784,7 @@
               <w:jc w:val="left"/>
             </w:pPr>
             <w:r>
-              <w:t xml:space="preserve">−21.8%</w:t>
+              <w:t xml:space="preserve">−21.9%</w:t>
             </w:r>
           </w:p>
         </w:tc>
@@ -3610,7 +3822,7 @@
               <w:jc w:val="left"/>
             </w:pPr>
             <w:r>
-              <w:t xml:space="preserve">3.91%</w:t>
+              <w:t xml:space="preserve">3.95%</w:t>
             </w:r>
           </w:p>
         </w:tc>
@@ -3634,7 +3846,7 @@
               <w:jc w:val="left"/>
             </w:pPr>
             <w:r>
-              <w:t xml:space="preserve">0.47</w:t>
+              <w:t xml:space="preserve">0.48</w:t>
             </w:r>
           </w:p>
         </w:tc>
@@ -3684,7 +3896,7 @@
               <w:jc w:val="left"/>
             </w:pPr>
             <w:r>
-              <w:t xml:space="preserve">4.27%</w:t>
+              <w:t xml:space="preserve">4.28%</w:t>
             </w:r>
           </w:p>
         </w:tc>
@@ -3720,7 +3932,7 @@
               <w:jc w:val="left"/>
             </w:pPr>
             <w:r>
-              <w:t xml:space="preserve">−27.9%</w:t>
+              <w:t xml:space="preserve">−28.0%</w:t>
             </w:r>
           </w:p>
         </w:tc>
@@ -3747,27 +3959,110 @@
           <w:bCs/>
           <w:b/>
         </w:rPr>
-        <w:t xml:space="preserve">More replacement → higher return, higher volatility, deeper drawdown and tail loss, roughly</w:t>
-      </w:r>
-      <w:r>
-        <w:rPr>
-          <w:bCs/>
-          <w:b/>
-        </w:rPr>
-        <w:t xml:space="preserve"> </w:t>
-      </w:r>
-      <w:r>
-        <w:rPr>
-          <w:bCs/>
-          <w:b/>
-        </w:rPr>
-        <w:t xml:space="preserve">unchanged Sharpe.</w:t>
-      </w:r>
-      <w:r>
-        <w:t xml:space="preserve"> </w:t>
-      </w:r>
-      <w:r>
-        <w:t xml:space="preserve">That clean monotonic trade-off is the central finding.</w:t>
+        <w:t xml:space="preserve">More replacement → higher return, higher volatility, deeper drawdown and tail loss, with Sharpe</w:t>
+      </w:r>
+      <w:r>
+        <w:rPr>
+          <w:bCs/>
+          <w:b/>
+        </w:rPr>
+        <w:t xml:space="preserve"> </w:t>
+      </w:r>
+      <w:r>
+        <w:rPr>
+          <w:bCs/>
+          <w:b/>
+        </w:rPr>
+        <w:t xml:space="preserve">roughly flat (~0.48) up to ~50% and then declining to ~0.46 at full replacement.</w:t>
+      </w:r>
+      <w:r>
+        <w:t xml:space="preserve"> </w:t>
+      </w:r>
+      <w:r>
+        <w:t xml:space="preserve">That clean</w:t>
+      </w:r>
+      <w:r>
+        <w:t xml:space="preserve"> </w:t>
+      </w:r>
+      <w:r>
+        <w:t xml:space="preserve">monotonic risk–return trade-off is the central finding. Under this (primary) category-level</w:t>
+      </w:r>
+      <w:r>
+        <w:t xml:space="preserve"> </w:t>
+      </w:r>
+      <w:r>
+        <w:t xml:space="preserve">specification the point-estimate Sharpe is</w:t>
+      </w:r>
+      <w:r>
+        <w:t xml:space="preserve"> </w:t>
+      </w:r>
+      <w:r>
+        <w:rPr>
+          <w:bCs/>
+          <w:b/>
+        </w:rPr>
+        <w:t xml:space="preserve">highest at AP5 / low replacement and never rises</w:t>
+      </w:r>
+      <w:r>
+        <w:rPr>
+          <w:bCs/>
+          <w:b/>
+        </w:rPr>
+        <w:t xml:space="preserve"> </w:t>
+      </w:r>
+      <w:r>
+        <w:rPr>
+          <w:bCs/>
+          <w:b/>
+        </w:rPr>
+        <w:t xml:space="preserve">above it</w:t>
+      </w:r>
+      <w:r>
+        <w:t xml:space="preserve"> </w:t>
+      </w:r>
+      <w:r>
+        <w:t xml:space="preserve">— i.e. there is</w:t>
+      </w:r>
+      <w:r>
+        <w:t xml:space="preserve"> </w:t>
+      </w:r>
+      <w:r>
+        <w:rPr>
+          <w:bCs/>
+          <w:b/>
+        </w:rPr>
+        <w:t xml:space="preserve">no partial-replacement Sharpe peak</w:t>
+      </w:r>
+      <w:r>
+        <w:t xml:space="preserve">; low-to-moderate replacement is</w:t>
+      </w:r>
+      <w:r>
+        <w:t xml:space="preserve"> </w:t>
+      </w:r>
+      <w:r>
+        <w:t xml:space="preserve">approximately</w:t>
+      </w:r>
+      <w:r>
+        <w:t xml:space="preserve"> </w:t>
+      </w:r>
+      <w:r>
+        <w:rPr>
+          <w:iCs/>
+          <w:i/>
+        </w:rPr>
+        <w:t xml:space="preserve">Sharpe-neutral</w:t>
+      </w:r>
+      <w:r>
+        <w:t xml:space="preserve"> </w:t>
+      </w:r>
+      <w:r>
+        <w:t xml:space="preserve">while adding return-and-risk, and full replacement is weakly worse</w:t>
+      </w:r>
+      <w:r>
+        <w:t xml:space="preserve"> </w:t>
+      </w:r>
+      <w:r>
+        <w:t xml:space="preserve">on Sharpe and clearly worse on downside.</w:t>
       </w:r>
     </w:p>
     <w:bookmarkEnd w:id="26"/>
@@ -3930,31 +4225,31 @@
               <w:jc w:val="left"/>
             </w:pPr>
             <w:r>
-              <w:t xml:space="preserve">80%</w:t>
-            </w:r>
-          </w:p>
-        </w:tc>
-        <w:tc>
-          <w:tcPr/>
-          <w:p>
-            <w:pPr>
-              <w:pStyle w:val="Compact"/>
-              <w:jc w:val="left"/>
-            </w:pPr>
-            <w:r>
-              <w:t xml:space="preserve">[−0.03, +0.03] · 43%</w:t>
-            </w:r>
-          </w:p>
-        </w:tc>
-        <w:tc>
-          <w:tcPr/>
-          <w:p>
-            <w:pPr>
-              <w:pStyle w:val="Compact"/>
-              <w:jc w:val="left"/>
-            </w:pPr>
-            <w:r>
-              <w:t xml:space="preserve">81%</w:t>
+              <w:t xml:space="preserve">84%</w:t>
+            </w:r>
+          </w:p>
+        </w:tc>
+        <w:tc>
+          <w:tcPr/>
+          <w:p>
+            <w:pPr>
+              <w:pStyle w:val="Compact"/>
+              <w:jc w:val="left"/>
+            </w:pPr>
+            <w:r>
+              <w:t xml:space="preserve">[−0.03, +0.03] · 45%</w:t>
+            </w:r>
+          </w:p>
+        </w:tc>
+        <w:tc>
+          <w:tcPr/>
+          <w:p>
+            <w:pPr>
+              <w:pStyle w:val="Compact"/>
+              <w:jc w:val="left"/>
+            </w:pPr>
+            <w:r>
+              <w:t xml:space="preserve">83%</w:t>
             </w:r>
           </w:p>
         </w:tc>
@@ -4008,7 +4303,7 @@
               <w:jc w:val="left"/>
             </w:pPr>
             <w:r>
-              <w:t xml:space="preserve">[−0.07, +0.07] · 44%</w:t>
+              <w:t xml:space="preserve">[−0.07, +0.07] · 42%</w:t>
             </w:r>
           </w:p>
         </w:tc>
@@ -4058,19 +4353,19 @@
               <w:jc w:val="left"/>
             </w:pPr>
             <w:r>
-              <w:t xml:space="preserve">83%</w:t>
-            </w:r>
-          </w:p>
-        </w:tc>
-        <w:tc>
-          <w:tcPr/>
-          <w:p>
-            <w:pPr>
-              <w:pStyle w:val="Compact"/>
-              <w:jc w:val="left"/>
-            </w:pPr>
-            <w:r>
-              <w:t xml:space="preserve">[−0.13, +0.11] · 39%</w:t>
+              <w:t xml:space="preserve">82%</w:t>
+            </w:r>
+          </w:p>
+        </w:tc>
+        <w:tc>
+          <w:tcPr/>
+          <w:p>
+            <w:pPr>
+              <w:pStyle w:val="Compact"/>
+              <w:jc w:val="left"/>
+            </w:pPr>
+            <w:r>
+              <w:t xml:space="preserve">[−0.14, +0.11] · 36%</w:t>
             </w:r>
           </w:p>
         </w:tc>
@@ -4121,7 +4416,7 @@
         <w:t xml:space="preserve"> </w:t>
       </w:r>
       <w:r>
-        <w:t xml:space="preserve">— P(ΔCAGR&gt;0) ≈ 80–84%, CI includes zero (H1</w:t>
+        <w:t xml:space="preserve">— P(ΔCAGR&gt;0) ≈ 82–84%, CI includes zero (H1</w:t>
       </w:r>
       <w:r>
         <w:t xml:space="preserve"> </w:t>
@@ -4149,7 +4444,7 @@
         <w:t xml:space="preserve"> </w:t>
       </w:r>
       <w:r>
-        <w:t xml:space="preserve">ΔSharpe CI straddles 0). Drawdown</w:t>
+        <w:t xml:space="preserve">ΔSharpe CI straddles 0, and P(ΔSharpe&gt;0) is ≤ 45% throughout — the point estimate slightly</w:t>
       </w:r>
       <w:r>
         <w:t xml:space="preserve"> </w:t>
@@ -4159,47 +4454,10 @@
           <w:iCs/>
           <w:i/>
         </w:rPr>
-        <w:t xml:space="preserve">favours</w:t>
-      </w:r>
-      <w:r>
-        <w:t xml:space="preserve"> </w:t>
-      </w:r>
-      <w:r>
-        <w:t xml:space="preserve">worse but its 95% CI still includes zero (H2a</w:t>
-      </w:r>
-      <w:r>
-        <w:t xml:space="preserve"> </w:t>
-      </w:r>
-      <w:r>
-        <w:t xml:space="preserve">suggestive).</w:t>
-      </w:r>
-      <w:r>
-        <w:t xml:space="preserve"> </w:t>
-      </w:r>
-      <w:r>
-        <w:rPr>
-          <w:bCs/>
-          <w:b/>
-        </w:rPr>
-        <w:t xml:space="preserve">Tail loss (CVaR) is the decisive downside result</w:t>
-      </w:r>
-      <w:r>
-        <w:t xml:space="preserve"> </w:t>
-      </w:r>
-      <w:r>
-        <w:t xml:space="preserve">— worse with ≈99–100%</w:t>
-      </w:r>
-      <w:r>
-        <w:t xml:space="preserve"> </w:t>
-      </w:r>
-      <w:r>
-        <w:t xml:space="preserve">probability from a 20% replacement (robust to the 90% vs 95% CVaR threshold and to bootstrap</w:t>
-      </w:r>
-      <w:r>
-        <w:t xml:space="preserve"> </w:t>
-      </w:r>
-      <w:r>
-        <w:t xml:space="preserve">block lengths of 3/6/12 months; H2b strong evidence). The return–risk</w:t>
+        <w:t xml:space="preserve">favours AP5</w:t>
+      </w:r>
+      <w:r>
+        <w:t xml:space="preserve">). Drawdown</w:t>
       </w:r>
       <w:r>
         <w:t xml:space="preserve"> </w:t>
@@ -4209,19 +4467,41 @@
           <w:iCs/>
           <w:i/>
         </w:rPr>
-        <w:t xml:space="preserve">trade-off</w:t>
-      </w:r>
-      <w:r>
-        <w:t xml:space="preserve"> </w:t>
-      </w:r>
-      <w:r>
-        <w:t xml:space="preserve">is real; a</w:t>
-      </w:r>
-      <w:r>
-        <w:t xml:space="preserve"> </w:t>
-      </w:r>
-      <w:r>
-        <w:t xml:space="preserve">Sharpe</w:t>
+        <w:t xml:space="preserve">favours</w:t>
+      </w:r>
+      <w:r>
+        <w:t xml:space="preserve"> </w:t>
+      </w:r>
+      <w:r>
+        <w:t xml:space="preserve">worse but its 95% CI still includes zero (H2a suggestive).</w:t>
+      </w:r>
+      <w:r>
+        <w:t xml:space="preserve"> </w:t>
+      </w:r>
+      <w:r>
+        <w:rPr>
+          <w:bCs/>
+          <w:b/>
+        </w:rPr>
+        <w:t xml:space="preserve">Tail loss (CVaR) is the decisive downside result</w:t>
+      </w:r>
+      <w:r>
+        <w:t xml:space="preserve"> </w:t>
+      </w:r>
+      <w:r>
+        <w:t xml:space="preserve">— worse with ≈99–100% probability from a 20%</w:t>
+      </w:r>
+      <w:r>
+        <w:t xml:space="preserve"> </w:t>
+      </w:r>
+      <w:r>
+        <w:t xml:space="preserve">replacement (robust to the 90% vs 95% CVaR threshold and to bootstrap block lengths of 3/6/12</w:t>
+      </w:r>
+      <w:r>
+        <w:t xml:space="preserve"> </w:t>
+      </w:r>
+      <w:r>
+        <w:t xml:space="preserve">months; H2b strong evidence). The return–risk</w:t>
       </w:r>
       <w:r>
         <w:t xml:space="preserve"> </w:t>
@@ -4231,13 +4511,35 @@
           <w:iCs/>
           <w:i/>
         </w:rPr>
+        <w:t xml:space="preserve">trade-off</w:t>
+      </w:r>
+      <w:r>
+        <w:t xml:space="preserve"> </w:t>
+      </w:r>
+      <w:r>
+        <w:t xml:space="preserve">is real; a Sharpe</w:t>
+      </w:r>
+      <w:r>
+        <w:t xml:space="preserve"> </w:t>
+      </w:r>
+      <w:r>
+        <w:rPr>
+          <w:iCs/>
+          <w:i/>
+        </w:rPr>
         <w:t xml:space="preserve">edge</w:t>
       </w:r>
       <w:r>
         <w:t xml:space="preserve"> </w:t>
       </w:r>
       <w:r>
-        <w:t xml:space="preserve">is not established.</w:t>
+        <w:t xml:space="preserve">is not</w:t>
+      </w:r>
+      <w:r>
+        <w:t xml:space="preserve"> </w:t>
+      </w:r>
+      <w:r>
+        <w:t xml:space="preserve">established.</w:t>
       </w:r>
     </w:p>
     <w:bookmarkEnd w:id="27"/>
@@ -4389,6 +4691,18 @@
                 <w:bCs/>
                 <w:b/>
               </w:rPr>
+              <w:t xml:space="preserve">−6.1%</w:t>
+            </w:r>
+          </w:p>
+        </w:tc>
+        <w:tc>
+          <w:tcPr/>
+          <w:p>
+            <w:pPr>
+              <w:pStyle w:val="Compact"/>
+              <w:jc w:val="left"/>
+            </w:pPr>
+            <w:r>
               <w:t xml:space="preserve">−6.9%</w:t>
             </w:r>
           </w:p>
@@ -4401,18 +4715,6 @@
               <w:jc w:val="left"/>
             </w:pPr>
             <w:r>
-              <w:t xml:space="preserve">−6.9%</w:t>
-            </w:r>
-          </w:p>
-        </w:tc>
-        <w:tc>
-          <w:tcPr/>
-          <w:p>
-            <w:pPr>
-              <w:pStyle w:val="Compact"/>
-              <w:jc w:val="left"/>
-            </w:pPr>
-            <w:r>
               <w:t xml:space="preserve">−8.2%</w:t>
             </w:r>
           </w:p>
@@ -4425,7 +4727,7 @@
               <w:jc w:val="left"/>
             </w:pPr>
             <w:r>
-              <w:t xml:space="preserve">−10.4%</w:t>
+              <w:t xml:space="preserve">−10.3%</w:t>
             </w:r>
           </w:p>
         </w:tc>
@@ -4451,31 +4753,31 @@
               <w:jc w:val="left"/>
             </w:pPr>
             <w:r>
-              <w:t xml:space="preserve">−11.9%</w:t>
-            </w:r>
-          </w:p>
-        </w:tc>
-        <w:tc>
-          <w:tcPr/>
-          <w:p>
-            <w:pPr>
-              <w:pStyle w:val="Compact"/>
-              <w:jc w:val="left"/>
-            </w:pPr>
-            <w:r>
-              <w:t xml:space="preserve">−10.8%</w:t>
-            </w:r>
-          </w:p>
-        </w:tc>
-        <w:tc>
-          <w:tcPr/>
-          <w:p>
-            <w:pPr>
-              <w:pStyle w:val="Compact"/>
-              <w:jc w:val="left"/>
-            </w:pPr>
-            <w:r>
-              <w:t xml:space="preserve">−9.2%</w:t>
+              <w:t xml:space="preserve">−11.7%</w:t>
+            </w:r>
+          </w:p>
+        </w:tc>
+        <w:tc>
+          <w:tcPr/>
+          <w:p>
+            <w:pPr>
+              <w:pStyle w:val="Compact"/>
+              <w:jc w:val="left"/>
+            </w:pPr>
+            <w:r>
+              <w:t xml:space="preserve">−10.6%</w:t>
+            </w:r>
+          </w:p>
+        </w:tc>
+        <w:tc>
+          <w:tcPr/>
+          <w:p>
+            <w:pPr>
+              <w:pStyle w:val="Compact"/>
+              <w:jc w:val="left"/>
+            </w:pPr>
+            <w:r>
+              <w:t xml:space="preserve">−9.0%</w:t>
             </w:r>
           </w:p>
         </w:tc>
@@ -4491,7 +4793,7 @@
                 <w:bCs/>
                 <w:b/>
               </w:rPr>
-              <w:t xml:space="preserve">−6.6%</w:t>
+              <w:t xml:space="preserve">−6.1%</w:t>
             </w:r>
           </w:p>
         </w:tc>
@@ -4517,19 +4819,19 @@
               <w:jc w:val="left"/>
             </w:pPr>
             <w:r>
-              <w:t xml:space="preserve">+0.1%</w:t>
-            </w:r>
-          </w:p>
-        </w:tc>
-        <w:tc>
-          <w:tcPr/>
-          <w:p>
-            <w:pPr>
-              <w:pStyle w:val="Compact"/>
-              <w:jc w:val="left"/>
-            </w:pPr>
-            <w:r>
-              <w:t xml:space="preserve">−0.2%</w:t>
+              <w:t xml:space="preserve">+0.0%</w:t>
+            </w:r>
+          </w:p>
+        </w:tc>
+        <w:tc>
+          <w:tcPr/>
+          <w:p>
+            <w:pPr>
+              <w:pStyle w:val="Compact"/>
+              <w:jc w:val="left"/>
+            </w:pPr>
+            <w:r>
+              <w:t xml:space="preserve">−0.3%</w:t>
             </w:r>
           </w:p>
         </w:tc>
@@ -4686,7 +4988,13 @@
         <w:t xml:space="preserve"> </w:t>
       </w:r>
       <w:r>
-        <w:t xml:space="preserve">conclusion (partial preferred; full deepens downside) is unchanged.</w:t>
+        <w:t xml:space="preserve">conclusion (Sharpe flat-to-declining in replacement; full replacement deepens downside) is</w:t>
+      </w:r>
+      <w:r>
+        <w:t xml:space="preserve"> </w:t>
+      </w:r>
+      <w:r>
+        <w:t xml:space="preserve">unchanged.</w:t>
       </w:r>
     </w:p>
     <w:bookmarkEnd w:id="28"/>
@@ -4762,24 +5070,108 @@
           <w:bCs/>
           <w:b/>
         </w:rPr>
-        <w:t xml:space="preserve">full replacement deepens drawdown and tail loss in every</w:t>
-      </w:r>
-      <w:r>
-        <w:rPr>
-          <w:bCs/>
-          <w:b/>
-        </w:rPr>
-        <w:t xml:space="preserve"> </w:t>
-      </w:r>
-      <w:r>
-        <w:rPr>
-          <w:bCs/>
-          <w:b/>
-        </w:rPr>
-        <w:t xml:space="preserve">single case</w:t>
-      </w:r>
-      <w:r>
-        <w:t xml:space="preserve">. The weaker</w:t>
+        <w:t xml:space="preserve">full replacement deepens drawdown in every single tested</w:t>
+      </w:r>
+      <w:r>
+        <w:rPr>
+          <w:bCs/>
+          <w:b/>
+        </w:rPr>
+        <w:t xml:space="preserve"> </w:t>
+      </w:r>
+      <w:r>
+        <w:rPr>
+          <w:bCs/>
+          <w:b/>
+        </w:rPr>
+        <w:t xml:space="preserve">specification, and worsens CVaR95 in every one as well</w:t>
+      </w:r>
+      <w:r>
+        <w:t xml:space="preserve"> </w:t>
+      </w:r>
+      <w:r>
+        <w:t xml:space="preserve">(the sensitivity matrix now reports</w:t>
+      </w:r>
+      <w:r>
+        <w:t xml:space="preserve"> </w:t>
+      </w:r>
+      <w:r>
+        <w:rPr>
+          <w:rStyle w:val="VerbatimChar"/>
+        </w:rPr>
+        <w:t xml:space="preserve">AP5_CVaR95</w:t>
+      </w:r>
+      <w:r>
+        <w:t xml:space="preserve">,</w:t>
+      </w:r>
+      <w:r>
+        <w:t xml:space="preserve"> </w:t>
+      </w:r>
+      <w:r>
+        <w:rPr>
+          <w:rStyle w:val="VerbatimChar"/>
+        </w:rPr>
+        <w:t xml:space="preserve">repl100_CVaR95</w:t>
+      </w:r>
+      <w:r>
+        <w:t xml:space="preserve"> </w:t>
+      </w:r>
+      <w:r>
+        <w:t xml:space="preserve">and</w:t>
+      </w:r>
+      <w:r>
+        <w:t xml:space="preserve"> </w:t>
+      </w:r>
+      <w:r>
+        <w:rPr>
+          <w:rStyle w:val="VerbatimChar"/>
+        </w:rPr>
+        <w:t xml:space="preserve">full_worse_CVaR95</w:t>
+      </w:r>
+      <w:r>
+        <w:t xml:space="preserve"> </w:t>
+      </w:r>
+      <w:r>
+        <w:t xml:space="preserve">alongside drawdown, and the bootstrap</w:t>
+      </w:r>
+      <w:r>
+        <w:t xml:space="preserve"> </w:t>
+      </w:r>
+      <w:r>
+        <w:t xml:space="preserve">confirms the same tail-loss deterioration with ≈100% probability). Under the primary</w:t>
+      </w:r>
+      <w:r>
+        <w:t xml:space="preserve"> </w:t>
+      </w:r>
+      <w:r>
+        <w:t xml:space="preserve">category-level specification</w:t>
+      </w:r>
+      <w:r>
+        <w:t xml:space="preserve"> </w:t>
+      </w:r>
+      <w:r>
+        <w:rPr>
+          <w:bCs/>
+          <w:b/>
+        </w:rPr>
+        <w:t xml:space="preserve">partial replacement is essentially Sharpe-neutral, not</w:t>
+      </w:r>
+      <w:r>
+        <w:rPr>
+          <w:bCs/>
+          <w:b/>
+        </w:rPr>
+        <w:t xml:space="preserve"> </w:t>
+      </w:r>
+      <w:r>
+        <w:rPr>
+          <w:bCs/>
+          <w:b/>
+        </w:rPr>
+        <w:t xml:space="preserve">Sharpe-superior</w:t>
+      </w:r>
+      <w:r>
+        <w:t xml:space="preserve">: at the base ±8% band, repl-20 Sharpe 0.482 is a hair</w:t>
       </w:r>
       <w:r>
         <w:t xml:space="preserve"> </w:t>
@@ -4789,77 +5181,113 @@
           <w:iCs/>
           <w:i/>
         </w:rPr>
-        <w:t xml:space="preserve">partial-Sharpe-advantage</w:t>
-      </w:r>
-      <w:r>
-        <w:t xml:space="preserve"> </w:t>
-      </w:r>
-      <w:r>
-        <w:t xml:space="preserve">(repl-20 ≥ AP5) holds across all band,</w:t>
-      </w:r>
-      <w:r>
-        <w:t xml:space="preserve"> </w:t>
-      </w:r>
-      <w:r>
-        <w:t xml:space="preserve">cost and splice variations</w:t>
-      </w:r>
-      <w:r>
-        <w:t xml:space="preserve"> </w:t>
-      </w:r>
-      <w:r>
-        <w:rPr>
-          <w:bCs/>
-          <w:b/>
-        </w:rPr>
-        <w:t xml:space="preserve">but disappears in one case: if HY/EM are left unhedged</w:t>
-      </w:r>
-      <w:r>
-        <w:t xml:space="preserve">, partial</w:t>
-      </w:r>
-      <w:r>
-        <w:t xml:space="preserve"> </w:t>
-      </w:r>
-      <w:r>
-        <w:t xml:space="preserve">no longer beats AP5 on Sharpe (repl-20 0.457 vs AP5 0.462) — a further reason the</w:t>
-      </w:r>
-      <w:r>
-        <w:t xml:space="preserve"> </w:t>
-      </w:r>
-      <w:r>
-        <w:rPr>
-          <w:bCs/>
-          <w:b/>
-        </w:rPr>
-        <w:t xml:space="preserve">CHF hedge</w:t>
-      </w:r>
-      <w:r>
-        <w:rPr>
-          <w:bCs/>
-          <w:b/>
-        </w:rPr>
-        <w:t xml:space="preserve"> </w:t>
-      </w:r>
-      <w:r>
-        <w:rPr>
-          <w:bCs/>
-          <w:b/>
-        </w:rPr>
-        <w:t xml:space="preserve">assumption matters</w:t>
-      </w:r>
-      <w:r>
-        <w:t xml:space="preserve">. So the robust, unconditional result is "full replacement worsens</w:t>
-      </w:r>
-      <w:r>
-        <w:t xml:space="preserve"> </w:t>
-      </w:r>
-      <w:r>
-        <w:t xml:space="preserve">downside"; the partial-Sharpe edge is real but hedge-dependent. (The 2010+ sample also changes</w:t>
-      </w:r>
-      <w:r>
-        <w:t xml:space="preserve"> </w:t>
-      </w:r>
-      <w:r>
-        <w:t xml:space="preserve">the period/GFC exposure, so it is a</w:t>
+        <w:t xml:space="preserve">below</w:t>
+      </w:r>
+      <w:r>
+        <w:t xml:space="preserve"> </w:t>
+      </w:r>
+      <w:r>
+        <w:t xml:space="preserve">AP5 0.483, and</w:t>
+      </w:r>
+      <w:r>
+        <w:t xml:space="preserve"> </w:t>
+      </w:r>
+      <w:r>
+        <w:t xml:space="preserve">across the band/cost grid partial replacement is at best tied with AP5 (it edges marginally ahead</w:t>
+      </w:r>
+      <w:r>
+        <w:t xml:space="preserve"> </w:t>
+      </w:r>
+      <w:r>
+        <w:t xml:space="preserve">only at the widest ±15% band and in the 2010+ sub-sample). Leaving HY/EM</w:t>
+      </w:r>
+      <w:r>
+        <w:t xml:space="preserve"> </w:t>
+      </w:r>
+      <w:r>
+        <w:rPr>
+          <w:bCs/>
+          <w:b/>
+        </w:rPr>
+        <w:t xml:space="preserve">unhedged</w:t>
+      </w:r>
+      <w:r>
+        <w:t xml:space="preserve"> </w:t>
+      </w:r>
+      <w:r>
+        <w:t xml:space="preserve">widens the</w:t>
+      </w:r>
+      <w:r>
+        <w:t xml:space="preserve"> </w:t>
+      </w:r>
+      <w:r>
+        <w:t xml:space="preserve">gap the other way (repl-20 0.476 vs AP5 0.483; repl-100 0.442 vs 0.461). So the robust,</w:t>
+      </w:r>
+      <w:r>
+        <w:t xml:space="preserve"> </w:t>
+      </w:r>
+      <w:r>
+        <w:t xml:space="preserve">unconditional result is unchanged and if anything sharper:</w:t>
+      </w:r>
+      <w:r>
+        <w:t xml:space="preserve"> </w:t>
+      </w:r>
+      <w:r>
+        <w:rPr>
+          <w:bCs/>
+          <w:b/>
+        </w:rPr>
+        <w:t xml:space="preserve">full replacement clearly worsens</w:t>
+      </w:r>
+      <w:r>
+        <w:rPr>
+          <w:bCs/>
+          <w:b/>
+        </w:rPr>
+        <w:t xml:space="preserve"> </w:t>
+      </w:r>
+      <w:r>
+        <w:rPr>
+          <w:bCs/>
+          <w:b/>
+        </w:rPr>
+        <w:t xml:space="preserve">downside and does not improve Sharpe; partial replacement buys extra return-and-risk at roughly</w:t>
+      </w:r>
+      <w:r>
+        <w:rPr>
+          <w:bCs/>
+          <w:b/>
+        </w:rPr>
+        <w:t xml:space="preserve"> </w:t>
+      </w:r>
+      <w:r>
+        <w:rPr>
+          <w:bCs/>
+          <w:b/>
+        </w:rPr>
+        <w:t xml:space="preserve">constant Sharpe.</w:t>
+      </w:r>
+      <w:r>
+        <w:t xml:space="preserve"> </w:t>
+      </w:r>
+      <w:r>
+        <w:t xml:space="preserve">There is</w:t>
+      </w:r>
+      <w:r>
+        <w:t xml:space="preserve"> </w:t>
+      </w:r>
+      <w:r>
+        <w:rPr>
+          <w:bCs/>
+          <w:b/>
+        </w:rPr>
+        <w:t xml:space="preserve">no</w:t>
+      </w:r>
+      <w:r>
+        <w:t xml:space="preserve"> </w:t>
+      </w:r>
+      <w:r>
+        <w:t xml:space="preserve">specification in which replacement delivers a</w:t>
       </w:r>
       <w:r>
         <w:t xml:space="preserve"> </w:t>
@@ -4869,6 +5297,22 @@
           <w:iCs/>
           <w:i/>
         </w:rPr>
+        <w:t xml:space="preserve">reliable</w:t>
+      </w:r>
+      <w:r>
+        <w:t xml:space="preserve"> </w:t>
+      </w:r>
+      <w:r>
+        <w:t xml:space="preserve">risk-adjusted advantage. (The 2010+ sample also changes the period/GFC exposure, so it is a</w:t>
+      </w:r>
+      <w:r>
+        <w:t xml:space="preserve"> </w:t>
+      </w:r>
+      <w:r>
+        <w:rPr>
+          <w:iCs/>
+          <w:i/>
+        </w:rPr>
         <w:t xml:space="preserve">sample-window</w:t>
       </w:r>
       <w:r>
@@ -4876,6 +5320,54 @@
       </w:r>
       <w:r>
         <w:t xml:space="preserve">test, not a pure splice test.)</w:t>
+      </w:r>
+    </w:p>
+    <w:p>
+      <w:pPr>
+        <w:pStyle w:val="BodyText"/>
+      </w:pPr>
+      <w:r>
+        <w:t xml:space="preserve">The conclusion is also</w:t>
+      </w:r>
+      <w:r>
+        <w:t xml:space="preserve"> </w:t>
+      </w:r>
+      <w:r>
+        <w:rPr>
+          <w:bCs/>
+          <w:b/>
+        </w:rPr>
+        <w:t xml:space="preserve">robust to the band architecture itself</w:t>
+      </w:r>
+      <w:r>
+        <w:t xml:space="preserve">: monitoring every constituent</w:t>
+      </w:r>
+      <w:r>
+        <w:t xml:space="preserve"> </w:t>
+      </w:r>
+      <w:r>
+        <w:t xml:space="preserve">with its own ±8% band (</w:t>
+      </w:r>
+      <w:r>
+        <w:rPr>
+          <w:rStyle w:val="VerbatimChar"/>
+        </w:rPr>
+        <w:t xml:space="preserve">analysis/robustness_granular_vs_category.csv</w:t>
+      </w:r>
+      <w:r>
+        <w:t xml:space="preserve">) rebalances far more often</w:t>
+      </w:r>
+      <w:r>
+        <w:t xml:space="preserve"> </w:t>
+      </w:r>
+      <w:r>
+        <w:t xml:space="preserve">(≈61–96 vs ≈36–37 triggers) but leaves CAGR/Sharpe/MaxDD essentially identical, confirming the</w:t>
+      </w:r>
+      <w:r>
+        <w:t xml:space="preserve"> </w:t>
+      </w:r>
+      <w:r>
+        <w:t xml:space="preserve">category-level primary specification is not doing the work.</w:t>
       </w:r>
     </w:p>
     <w:bookmarkEnd w:id="30"/>
@@ -5007,19 +5499,27 @@
           <w:bCs/>
           <w:b/>
         </w:rPr>
-        <w:t xml:space="preserve">instrument selection matters as much as the replacement fraction</w:t>
-      </w:r>
-      <w:r>
-        <w:t xml:space="preserve"> </w:t>
-      </w:r>
-      <w:r>
-        <w:t xml:space="preserve">— a</w:t>
-      </w:r>
-      <w:r>
-        <w:t xml:space="preserve"> </w:t>
-      </w:r>
-      <w:r>
-        <w:t xml:space="preserve">motivation for out-of-sample basket selection as future work.</w:t>
+        <w:t xml:space="preserve">instrument selection materially affects the results, in addition to the</w:t>
+      </w:r>
+      <w:r>
+        <w:rPr>
+          <w:bCs/>
+          <w:b/>
+        </w:rPr>
+        <w:t xml:space="preserve"> </w:t>
+      </w:r>
+      <w:r>
+        <w:rPr>
+          <w:bCs/>
+          <w:b/>
+        </w:rPr>
+        <w:t xml:space="preserve">replacement fraction</w:t>
+      </w:r>
+      <w:r>
+        <w:t xml:space="preserve"> </w:t>
+      </w:r>
+      <w:r>
+        <w:t xml:space="preserve">— a motivation for out-of-sample basket selection as future work.</w:t>
       </w:r>
     </w:p>
     <w:bookmarkEnd w:id="31"/>
@@ -5229,45 +5729,51 @@
         <w:t xml:space="preserve"> </w:t>
       </w:r>
       <w:r>
-        <w:t xml:space="preserve">The point estimate of Sharpe peaks around a</w:t>
-      </w:r>
-      <w:r>
-        <w:t xml:space="preserve"> </w:t>
-      </w:r>
-      <w:r>
-        <w:rPr>
-          <w:bCs/>
-          <w:b/>
-        </w:rPr>
-        <w:t xml:space="preserve">20%</w:t>
-      </w:r>
-      <w:r>
-        <w:t xml:space="preserve"> </w:t>
-      </w:r>
-      <w:r>
-        <w:t xml:space="preserve">replacement, but the study does</w:t>
-      </w:r>
-      <w:r>
-        <w:t xml:space="preserve"> </w:t>
-      </w:r>
-      <w:r>
-        <w:rPr>
-          <w:bCs/>
-          <w:b/>
-        </w:rPr>
-        <w:t xml:space="preserve">not statistically distinguish 20%, 30% and 40%</w:t>
-      </w:r>
-      <w:r>
-        <w:t xml:space="preserve"> </w:t>
-      </w:r>
-      <w:r>
-        <w:t xml:space="preserve">—</w:t>
-      </w:r>
-      <w:r>
-        <w:t xml:space="preserve"> </w:t>
-      </w:r>
-      <w:r>
-        <w:t xml:space="preserve">so a low-to-moderate replacement is the most attractive historical</w:t>
+        <w:t xml:space="preserve">Under the category-level specification the Sharpe</w:t>
+      </w:r>
+      <w:r>
+        <w:t xml:space="preserve"> </w:t>
+      </w:r>
+      <w:r>
+        <w:t xml:space="preserve">is essentially</w:t>
+      </w:r>
+      <w:r>
+        <w:t xml:space="preserve"> </w:t>
+      </w:r>
+      <w:r>
+        <w:rPr>
+          <w:bCs/>
+          <w:b/>
+        </w:rPr>
+        <w:t xml:space="preserve">flat (~0.48) from AP5 through ~50% replacement</w:t>
+      </w:r>
+      <w:r>
+        <w:t xml:space="preserve"> </w:t>
+      </w:r>
+      <w:r>
+        <w:t xml:space="preserve">and then declines — there is</w:t>
+      </w:r>
+      <w:r>
+        <w:t xml:space="preserve"> </w:t>
+      </w:r>
+      <w:r>
+        <w:rPr>
+          <w:bCs/>
+          <w:b/>
+        </w:rPr>
+        <w:t xml:space="preserve">no partial-replacement Sharpe peak</w:t>
+      </w:r>
+      <w:r>
+        <w:t xml:space="preserve"> </w:t>
+      </w:r>
+      <w:r>
+        <w:t xml:space="preserve">and no level statistically distinguishable from AP5 on</w:t>
+      </w:r>
+      <w:r>
+        <w:t xml:space="preserve"> </w:t>
+      </w:r>
+      <w:r>
+        <w:t xml:space="preserve">risk-adjusted return. Low-to-moderate replacement is therefore a defensible</w:t>
       </w:r>
       <w:r>
         <w:t xml:space="preserve"> </w:t>
@@ -5280,13 +5786,89 @@
         <w:t xml:space="preserve">compromise</w:t>
       </w:r>
       <w:r>
-        <w:t xml:space="preserve">, not a unique</w:t>
-      </w:r>
-      <w:r>
-        <w:t xml:space="preserve"> </w:t>
-      </w:r>
-      <w:r>
-        <w:t xml:space="preserve">optimum.</w:t>
+        <w:t xml:space="preserve"> </w:t>
+      </w:r>
+      <w:r>
+        <w:t xml:space="preserve">that</w:t>
+      </w:r>
+      <w:r>
+        <w:t xml:space="preserve"> </w:t>
+      </w:r>
+      <w:r>
+        <w:t xml:space="preserve">adds return-and-risk at roughly constant Sharpe,</w:t>
+      </w:r>
+      <w:r>
+        <w:t xml:space="preserve"> </w:t>
+      </w:r>
+      <w:r>
+        <w:rPr>
+          <w:bCs/>
+          <w:b/>
+        </w:rPr>
+        <w:t xml:space="preserve">not</w:t>
+      </w:r>
+      <w:r>
+        <w:t xml:space="preserve"> </w:t>
+      </w:r>
+      <w:r>
+        <w:t xml:space="preserve">a risk-adjusted improvement and</w:t>
+      </w:r>
+      <w:r>
+        <w:t xml:space="preserve"> </w:t>
+      </w:r>
+      <w:r>
+        <w:rPr>
+          <w:bCs/>
+          <w:b/>
+        </w:rPr>
+        <w:t xml:space="preserve">not</w:t>
+      </w:r>
+      <w:r>
+        <w:t xml:space="preserve"> </w:t>
+      </w:r>
+      <w:r>
+        <w:t xml:space="preserve">a unique optimum. If the goal is unchanged risk-adjusted performance with more return (and the</w:t>
+      </w:r>
+      <w:r>
+        <w:t xml:space="preserve"> </w:t>
+      </w:r>
+      <w:r>
+        <w:t xml:space="preserve">investor accepts the deeper tail loss), a low replacement fraction is the honest sweet spot;</w:t>
+      </w:r>
+      <w:r>
+        <w:t xml:space="preserve"> </w:t>
+      </w:r>
+      <w:r>
+        <w:t xml:space="preserve">if the goal is to</w:t>
+      </w:r>
+      <w:r>
+        <w:t xml:space="preserve"> </w:t>
+      </w:r>
+      <w:r>
+        <w:rPr>
+          <w:iCs/>
+          <w:i/>
+        </w:rPr>
+        <w:t xml:space="preserve">improve</w:t>
+      </w:r>
+      <w:r>
+        <w:t xml:space="preserve"> </w:t>
+      </w:r>
+      <w:r>
+        <w:t xml:space="preserve">Sharpe, the evidence supports</w:t>
+      </w:r>
+      <w:r>
+        <w:t xml:space="preserve"> </w:t>
+      </w:r>
+      <w:r>
+        <w:rPr>
+          <w:bCs/>
+          <w:b/>
+        </w:rPr>
+        <w:t xml:space="preserve">no replacement</w:t>
+      </w:r>
+      <w:r>
+        <w:t xml:space="preserve">.</w:t>
       </w:r>
     </w:p>
     <w:p>
@@ -5352,6 +5934,118 @@
       </w:pPr>
       <w:r>
         <w:t xml:space="preserve">Instrument selection matters (§8), but should be validated out-of-sample before use.</w:t>
+      </w:r>
+    </w:p>
+    <w:p>
+      <w:pPr>
+        <w:pStyle w:val="FirstParagraph"/>
+      </w:pPr>
+      <w:r>
+        <w:rPr>
+          <w:bCs/>
+          <w:b/>
+        </w:rPr>
+        <w:t xml:space="preserve">Framing.</w:t>
+      </w:r>
+      <w:r>
+        <w:t xml:space="preserve"> </w:t>
+      </w:r>
+      <w:r>
+        <w:t xml:space="preserve">The monotone chain the data show —</w:t>
+      </w:r>
+      <w:r>
+        <w:t xml:space="preserve"> </w:t>
+      </w:r>
+      <w:r>
+        <w:rPr>
+          <w:iCs/>
+          <w:i/>
+        </w:rPr>
+        <w:t xml:space="preserve">more replacement → more return → more volatility</w:t>
+      </w:r>
+      <w:r>
+        <w:rPr>
+          <w:iCs/>
+          <w:i/>
+        </w:rPr>
+        <w:t xml:space="preserve"> </w:t>
+      </w:r>
+      <w:r>
+        <w:rPr>
+          <w:iCs/>
+          <w:i/>
+        </w:rPr>
+        <w:t xml:space="preserve">→ more tail loss, with no reliable Sharpe gain</w:t>
+      </w:r>
+      <w:r>
+        <w:t xml:space="preserve"> </w:t>
+      </w:r>
+      <w:r>
+        <w:t xml:space="preserve">— is not the signature of discovering a superior</w:t>
+      </w:r>
+      <w:r>
+        <w:t xml:space="preserve"> </w:t>
+      </w:r>
+      <w:r>
+        <w:t xml:space="preserve">defensive asset class; it is the signature of</w:t>
+      </w:r>
+      <w:r>
+        <w:t xml:space="preserve"> </w:t>
+      </w:r>
+      <w:r>
+        <w:rPr>
+          <w:bCs/>
+          <w:b/>
+        </w:rPr>
+        <w:t xml:space="preserve">spending more of the portfolio's risk budget</w:t>
+      </w:r>
+      <w:r>
+        <w:t xml:space="preserve">.</w:t>
+      </w:r>
+      <w:r>
+        <w:t xml:space="preserve"> </w:t>
+      </w:r>
+      <w:r>
+        <w:t xml:space="preserve">Bond replacement should therefore be interpreted as a</w:t>
+      </w:r>
+      <w:r>
+        <w:t xml:space="preserve"> </w:t>
+      </w:r>
+      <w:r>
+        <w:rPr>
+          <w:bCs/>
+          <w:b/>
+        </w:rPr>
+        <w:t xml:space="preserve">strategic reallocation of defensive risk</w:t>
+      </w:r>
+      <w:r>
+        <w:rPr>
+          <w:bCs/>
+          <w:b/>
+        </w:rPr>
+        <w:t xml:space="preserve"> </w:t>
+      </w:r>
+      <w:r>
+        <w:rPr>
+          <w:bCs/>
+          <w:b/>
+        </w:rPr>
+        <w:t xml:space="preserve">rather than as a search for a one-for-one bond substitute</w:t>
+      </w:r>
+      <w:r>
+        <w:t xml:space="preserve">: the decision is how much crash- and</w:t>
+      </w:r>
+      <w:r>
+        <w:t xml:space="preserve"> </w:t>
+      </w:r>
+      <w:r>
+        <w:t xml:space="preserve">duration-protection the investor is willing to trade for carry and inflation exposure, not</w:t>
+      </w:r>
+      <w:r>
+        <w:t xml:space="preserve"> </w:t>
+      </w:r>
+      <w:r>
+        <w:t xml:space="preserve">whether some alternative "beats" bonds outright.</w:t>
       </w:r>
     </w:p>
     <w:bookmarkEnd w:id="32"/>

--- a/reports/docx/Bond_replacement_full_report_EN.docx
+++ b/reports/docx/Bond_replacement_full_report_EN.docx
@@ -5346,7 +5346,19 @@
         <w:t xml:space="preserve"> </w:t>
       </w:r>
       <w:r>
-        <w:t xml:space="preserve">with its own ±8% band (</w:t>
+        <w:t xml:space="preserve">with its own ±8% band rebalances far more often but leaves CAGR/Sharpe/MaxDD essentially</w:t>
+      </w:r>
+      <w:r>
+        <w:t xml:space="preserve"> </w:t>
+      </w:r>
+      <w:r>
+        <w:t xml:space="preserve">identical, confirming the category-level primary specification is not doing the work</w:t>
+      </w:r>
+      <w:r>
+        <w:t xml:space="preserve"> </w:t>
+      </w:r>
+      <w:r>
+        <w:t xml:space="preserve">(</w:t>
       </w:r>
       <w:r>
         <w:rPr>
@@ -5355,21 +5367,213 @@
         <w:t xml:space="preserve">analysis/robustness_granular_vs_category.csv</w:t>
       </w:r>
       <w:r>
-        <w:t xml:space="preserve">) rebalances far more often</w:t>
-      </w:r>
-      <w:r>
-        <w:t xml:space="preserve"> </w:t>
-      </w:r>
-      <w:r>
-        <w:t xml:space="preserve">(≈61–96 vs ≈36–37 triggers) but leaves CAGR/Sharpe/MaxDD essentially identical, confirming the</w:t>
-      </w:r>
-      <w:r>
-        <w:t xml:space="preserve"> </w:t>
-      </w:r>
-      <w:r>
-        <w:t xml:space="preserve">category-level primary specification is not doing the work.</w:t>
-      </w:r>
-    </w:p>
+        <w:t xml:space="preserve">):</w:t>
+      </w:r>
+    </w:p>
+    <w:tbl>
+      <w:tblPr>
+        <w:tblStyle w:val="Table"/>
+        <w:tblW w:type="auto" w:w="0"/>
+        <w:tblLook w:firstRow="1" w:lastRow="0" w:firstColumn="0" w:lastColumn="0" w:noHBand="0" w:noVBand="0" w:val="0020"/>
+        <w:jc w:val="start"/>
+      </w:tblPr>
+      <w:tblGrid>
+        <w:gridCol w:w="1584"/>
+        <w:gridCol w:w="1584"/>
+        <w:gridCol w:w="1584"/>
+        <w:gridCol w:w="1584"/>
+        <w:gridCol w:w="1584"/>
+      </w:tblGrid>
+      <w:tr>
+        <w:trPr>
+          <w:tblHeader w:val="true"/>
+        </w:trPr>
+        <w:tc>
+          <w:tcPr/>
+          <w:p>
+            <w:pPr>
+              <w:pStyle w:val="Compact"/>
+              <w:jc w:val="left"/>
+            </w:pPr>
+            <w:r>
+              <w:t xml:space="preserve">Band architecture</w:t>
+            </w:r>
+          </w:p>
+        </w:tc>
+        <w:tc>
+          <w:tcPr/>
+          <w:p>
+            <w:pPr>
+              <w:pStyle w:val="Compact"/>
+              <w:jc w:val="left"/>
+            </w:pPr>
+            <w:r>
+              <w:t xml:space="preserve">AP5 CAGR / Sharpe / MaxDD</w:t>
+            </w:r>
+          </w:p>
+        </w:tc>
+        <w:tc>
+          <w:tcPr/>
+          <w:p>
+            <w:pPr>
+              <w:pStyle w:val="Compact"/>
+              <w:jc w:val="left"/>
+            </w:pPr>
+            <w:r>
+              <w:t xml:space="preserve">repl-20</w:t>
+            </w:r>
+          </w:p>
+        </w:tc>
+        <w:tc>
+          <w:tcPr/>
+          <w:p>
+            <w:pPr>
+              <w:pStyle w:val="Compact"/>
+              <w:jc w:val="left"/>
+            </w:pPr>
+            <w:r>
+              <w:t xml:space="preserve">repl-100</w:t>
+            </w:r>
+          </w:p>
+        </w:tc>
+        <w:tc>
+          <w:tcPr/>
+          <w:p>
+            <w:pPr>
+              <w:pStyle w:val="Compact"/>
+              <w:jc w:val="left"/>
+            </w:pPr>
+            <w:r>
+              <w:t xml:space="preserve">rebalances (AP5 / 20 / 100)</w:t>
+            </w:r>
+          </w:p>
+        </w:tc>
+      </w:tr>
+      <w:tr>
+        <w:tc>
+          <w:tcPr/>
+          <w:p>
+            <w:pPr>
+              <w:pStyle w:val="Compact"/>
+              <w:jc w:val="left"/>
+            </w:pPr>
+            <w:r>
+              <w:t xml:space="preserve">Category (primary)</w:t>
+            </w:r>
+          </w:p>
+        </w:tc>
+        <w:tc>
+          <w:tcPr/>
+          <w:p>
+            <w:pPr>
+              <w:pStyle w:val="Compact"/>
+              <w:jc w:val="left"/>
+            </w:pPr>
+            <w:r>
+              <w:t xml:space="preserve">3.5% / 0.48 / −20.3%</w:t>
+            </w:r>
+          </w:p>
+        </w:tc>
+        <w:tc>
+          <w:tcPr/>
+          <w:p>
+            <w:pPr>
+              <w:pStyle w:val="Compact"/>
+              <w:jc w:val="left"/>
+            </w:pPr>
+            <w:r>
+              <w:t xml:space="preserve">3.7% / 0.48 / −21.9%</w:t>
+            </w:r>
+          </w:p>
+        </w:tc>
+        <w:tc>
+          <w:tcPr/>
+          <w:p>
+            <w:pPr>
+              <w:pStyle w:val="Compact"/>
+              <w:jc w:val="left"/>
+            </w:pPr>
+            <w:r>
+              <w:t xml:space="preserve">4.3% / 0.46 / −28.0%</w:t>
+            </w:r>
+          </w:p>
+        </w:tc>
+        <w:tc>
+          <w:tcPr/>
+          <w:p>
+            <w:pPr>
+              <w:pStyle w:val="Compact"/>
+              <w:jc w:val="left"/>
+            </w:pPr>
+            <w:r>
+              <w:t xml:space="preserve">36 / 37 / 37</w:t>
+            </w:r>
+          </w:p>
+        </w:tc>
+      </w:tr>
+      <w:tr>
+        <w:tc>
+          <w:tcPr/>
+          <w:p>
+            <w:pPr>
+              <w:pStyle w:val="Compact"/>
+              <w:jc w:val="left"/>
+            </w:pPr>
+            <w:r>
+              <w:t xml:space="preserve">Per-constituent</w:t>
+            </w:r>
+          </w:p>
+        </w:tc>
+        <w:tc>
+          <w:tcPr/>
+          <w:p>
+            <w:pPr>
+              <w:pStyle w:val="Compact"/>
+              <w:jc w:val="left"/>
+            </w:pPr>
+            <w:r>
+              <w:t xml:space="preserve">3.5% / 0.48 / −20.4%</w:t>
+            </w:r>
+          </w:p>
+        </w:tc>
+        <w:tc>
+          <w:tcPr/>
+          <w:p>
+            <w:pPr>
+              <w:pStyle w:val="Compact"/>
+              <w:jc w:val="left"/>
+            </w:pPr>
+            <w:r>
+              <w:t xml:space="preserve">3.6% / 0.48 / −21.8%</w:t>
+            </w:r>
+          </w:p>
+        </w:tc>
+        <w:tc>
+          <w:tcPr/>
+          <w:p>
+            <w:pPr>
+              <w:pStyle w:val="Compact"/>
+              <w:jc w:val="left"/>
+            </w:pPr>
+            <w:r>
+              <w:t xml:space="preserve">4.3% / 0.46 / −27.9%</w:t>
+            </w:r>
+          </w:p>
+        </w:tc>
+        <w:tc>
+          <w:tcPr/>
+          <w:p>
+            <w:pPr>
+              <w:pStyle w:val="Compact"/>
+              <w:jc w:val="left"/>
+            </w:pPr>
+            <w:r>
+              <w:t xml:space="preserve">61 / 92 / 96</w:t>
+            </w:r>
+          </w:p>
+        </w:tc>
+      </w:tr>
+    </w:tbl>
     <w:bookmarkEnd w:id="30"/>
     <w:bookmarkStart w:id="31" w:name="Xfc36b13871caf1f9162ab9e1ca3df3190bba41e"/>
     <w:p>

--- a/reports/docx/Bond_replacement_full_report_EN.docx
+++ b/reports/docx/Bond_replacement_full_report_EN.docx
@@ -1507,6 +1507,406 @@
         </w:tc>
       </w:tr>
     </w:tbl>
+    <w:p>
+      <w:pPr>
+        <w:pStyle w:val="BodyText"/>
+      </w:pPr>
+      <w:r>
+        <w:t xml:space="preserve">The validation is</w:t>
+      </w:r>
+      <w:r>
+        <w:t xml:space="preserve"> </w:t>
+      </w:r>
+      <w:r>
+        <w:rPr>
+          <w:bCs/>
+          <w:b/>
+        </w:rPr>
+        <w:t xml:space="preserve">almost independent of the monitoring band</w:t>
+      </w:r>
+      <w:r>
+        <w:t xml:space="preserve">, because VZ's recorded target</w:t>
+      </w:r>
+      <w:r>
+        <w:t xml:space="preserve"> </w:t>
+      </w:r>
+      <w:r>
+        <w:t xml:space="preserve">drift drives most rebalances and the band only triggers between recorded changes</w:t>
+      </w:r>
+      <w:r>
+        <w:t xml:space="preserve"> </w:t>
+      </w:r>
+      <w:r>
+        <w:t xml:space="preserve">(</w:t>
+      </w:r>
+      <w:r>
+        <w:rPr>
+          <w:rStyle w:val="VerbatimChar"/>
+        </w:rPr>
+        <w:t xml:space="preserve">analysis/ap5_validation_band_sensitivity.csv</w:t>
+      </w:r>
+      <w:r>
+        <w:t xml:space="preserve">):</w:t>
+      </w:r>
+    </w:p>
+    <w:tbl>
+      <w:tblPr>
+        <w:tblStyle w:val="Table"/>
+        <w:tblW w:type="auto" w:w="0"/>
+        <w:tblLook w:firstRow="1" w:lastRow="0" w:firstColumn="0" w:lastColumn="0" w:noHBand="0" w:noVBand="0" w:val="0020"/>
+        <w:jc w:val="start"/>
+      </w:tblPr>
+      <w:tblGrid>
+        <w:gridCol w:w="1584"/>
+        <w:gridCol w:w="1584"/>
+        <w:gridCol w:w="1584"/>
+        <w:gridCol w:w="1584"/>
+        <w:gridCol w:w="1584"/>
+      </w:tblGrid>
+      <w:tr>
+        <w:trPr>
+          <w:tblHeader w:val="true"/>
+        </w:trPr>
+        <w:tc>
+          <w:tcPr/>
+          <w:p>
+            <w:pPr>
+              <w:pStyle w:val="Compact"/>
+              <w:jc w:val="left"/>
+            </w:pPr>
+            <w:r>
+              <w:t xml:space="preserve">Validation band</w:t>
+            </w:r>
+          </w:p>
+        </w:tc>
+        <w:tc>
+          <w:tcPr/>
+          <w:p>
+            <w:pPr>
+              <w:pStyle w:val="Compact"/>
+              <w:jc w:val="left"/>
+            </w:pPr>
+            <w:r>
+              <w:t xml:space="preserve">corr</w:t>
+            </w:r>
+          </w:p>
+        </w:tc>
+        <w:tc>
+          <w:tcPr/>
+          <w:p>
+            <w:pPr>
+              <w:pStyle w:val="Compact"/>
+              <w:jc w:val="left"/>
+            </w:pPr>
+            <w:r>
+              <w:t xml:space="preserve">TE (ann.)</w:t>
+            </w:r>
+          </w:p>
+        </w:tc>
+        <w:tc>
+          <w:tcPr/>
+          <w:p>
+            <w:pPr>
+              <w:pStyle w:val="Compact"/>
+              <w:jc w:val="left"/>
+            </w:pPr>
+            <w:r>
+              <w:t xml:space="preserve">β</w:t>
+            </w:r>
+          </w:p>
+        </w:tc>
+        <w:tc>
+          <w:tcPr/>
+          <w:p>
+            <w:pPr>
+              <w:pStyle w:val="Compact"/>
+              <w:jc w:val="left"/>
+            </w:pPr>
+            <w:r>
+              <w:t xml:space="preserve">R²</w:t>
+            </w:r>
+          </w:p>
+        </w:tc>
+      </w:tr>
+      <w:tr>
+        <w:tc>
+          <w:tcPr/>
+          <w:p>
+            <w:pPr>
+              <w:pStyle w:val="Compact"/>
+              <w:jc w:val="left"/>
+            </w:pPr>
+            <w:r>
+              <w:t xml:space="preserve">±5% (base)</w:t>
+            </w:r>
+          </w:p>
+        </w:tc>
+        <w:tc>
+          <w:tcPr/>
+          <w:p>
+            <w:pPr>
+              <w:pStyle w:val="Compact"/>
+              <w:jc w:val="left"/>
+            </w:pPr>
+            <w:r>
+              <w:t xml:space="preserve">0.9543</w:t>
+            </w:r>
+          </w:p>
+        </w:tc>
+        <w:tc>
+          <w:tcPr/>
+          <w:p>
+            <w:pPr>
+              <w:pStyle w:val="Compact"/>
+              <w:jc w:val="left"/>
+            </w:pPr>
+            <w:r>
+              <w:t xml:space="preserve">2.37%</w:t>
+            </w:r>
+          </w:p>
+        </w:tc>
+        <w:tc>
+          <w:tcPr/>
+          <w:p>
+            <w:pPr>
+              <w:pStyle w:val="Compact"/>
+              <w:jc w:val="left"/>
+            </w:pPr>
+            <w:r>
+              <w:t xml:space="preserve">0.970</w:t>
+            </w:r>
+          </w:p>
+        </w:tc>
+        <w:tc>
+          <w:tcPr/>
+          <w:p>
+            <w:pPr>
+              <w:pStyle w:val="Compact"/>
+              <w:jc w:val="left"/>
+            </w:pPr>
+            <w:r>
+              <w:t xml:space="preserve">0.911</w:t>
+            </w:r>
+          </w:p>
+        </w:tc>
+      </w:tr>
+      <w:tr>
+        <w:tc>
+          <w:tcPr/>
+          <w:p>
+            <w:pPr>
+              <w:pStyle w:val="Compact"/>
+              <w:jc w:val="left"/>
+            </w:pPr>
+            <w:r>
+              <w:t xml:space="preserve">±8% (main-model band)</w:t>
+            </w:r>
+          </w:p>
+        </w:tc>
+        <w:tc>
+          <w:tcPr/>
+          <w:p>
+            <w:pPr>
+              <w:pStyle w:val="Compact"/>
+              <w:jc w:val="left"/>
+            </w:pPr>
+            <w:r>
+              <w:t xml:space="preserve">0.9540</w:t>
+            </w:r>
+          </w:p>
+        </w:tc>
+        <w:tc>
+          <w:tcPr/>
+          <w:p>
+            <w:pPr>
+              <w:pStyle w:val="Compact"/>
+              <w:jc w:val="left"/>
+            </w:pPr>
+            <w:r>
+              <w:t xml:space="preserve">2.38%</w:t>
+            </w:r>
+          </w:p>
+        </w:tc>
+        <w:tc>
+          <w:tcPr/>
+          <w:p>
+            <w:pPr>
+              <w:pStyle w:val="Compact"/>
+              <w:jc w:val="left"/>
+            </w:pPr>
+            <w:r>
+              <w:t xml:space="preserve">0.967</w:t>
+            </w:r>
+          </w:p>
+        </w:tc>
+        <w:tc>
+          <w:tcPr/>
+          <w:p>
+            <w:pPr>
+              <w:pStyle w:val="Compact"/>
+              <w:jc w:val="left"/>
+            </w:pPr>
+            <w:r>
+              <w:t xml:space="preserve">0.910</w:t>
+            </w:r>
+          </w:p>
+        </w:tc>
+      </w:tr>
+      <w:tr>
+        <w:tc>
+          <w:tcPr/>
+          <w:p>
+            <w:pPr>
+              <w:pStyle w:val="Compact"/>
+              <w:jc w:val="left"/>
+            </w:pPr>
+            <w:r>
+              <w:t xml:space="preserve">±10%</w:t>
+            </w:r>
+          </w:p>
+        </w:tc>
+        <w:tc>
+          <w:tcPr/>
+          <w:p>
+            <w:pPr>
+              <w:pStyle w:val="Compact"/>
+              <w:jc w:val="left"/>
+            </w:pPr>
+            <w:r>
+              <w:t xml:space="preserve">0.9540</w:t>
+            </w:r>
+          </w:p>
+        </w:tc>
+        <w:tc>
+          <w:tcPr/>
+          <w:p>
+            <w:pPr>
+              <w:pStyle w:val="Compact"/>
+              <w:jc w:val="left"/>
+            </w:pPr>
+            <w:r>
+              <w:t xml:space="preserve">2.38%</w:t>
+            </w:r>
+          </w:p>
+        </w:tc>
+        <w:tc>
+          <w:tcPr/>
+          <w:p>
+            <w:pPr>
+              <w:pStyle w:val="Compact"/>
+              <w:jc w:val="left"/>
+            </w:pPr>
+            <w:r>
+              <w:t xml:space="preserve">0.967</w:t>
+            </w:r>
+          </w:p>
+        </w:tc>
+        <w:tc>
+          <w:tcPr/>
+          <w:p>
+            <w:pPr>
+              <w:pStyle w:val="Compact"/>
+              <w:jc w:val="left"/>
+            </w:pPr>
+            <w:r>
+              <w:t xml:space="preserve">0.910</w:t>
+            </w:r>
+          </w:p>
+        </w:tc>
+      </w:tr>
+      <w:tr>
+        <w:tc>
+          <w:tcPr/>
+          <w:p>
+            <w:pPr>
+              <w:pStyle w:val="Compact"/>
+              <w:jc w:val="left"/>
+            </w:pPr>
+            <w:r>
+              <w:t xml:space="preserve">±20%</w:t>
+            </w:r>
+          </w:p>
+        </w:tc>
+        <w:tc>
+          <w:tcPr/>
+          <w:p>
+            <w:pPr>
+              <w:pStyle w:val="Compact"/>
+              <w:jc w:val="left"/>
+            </w:pPr>
+            <w:r>
+              <w:t xml:space="preserve">0.9525</w:t>
+            </w:r>
+          </w:p>
+        </w:tc>
+        <w:tc>
+          <w:tcPr/>
+          <w:p>
+            <w:pPr>
+              <w:pStyle w:val="Compact"/>
+              <w:jc w:val="left"/>
+            </w:pPr>
+            <w:r>
+              <w:t xml:space="preserve">2.41%</w:t>
+            </w:r>
+          </w:p>
+        </w:tc>
+        <w:tc>
+          <w:tcPr/>
+          <w:p>
+            <w:pPr>
+              <w:pStyle w:val="Compact"/>
+              <w:jc w:val="left"/>
+            </w:pPr>
+            <w:r>
+              <w:t xml:space="preserve">0.969</w:t>
+            </w:r>
+          </w:p>
+        </w:tc>
+        <w:tc>
+          <w:tcPr/>
+          <w:p>
+            <w:pPr>
+              <w:pStyle w:val="Compact"/>
+              <w:jc w:val="left"/>
+            </w:pPr>
+            <w:r>
+              <w:t xml:space="preserve">0.907</w:t>
+            </w:r>
+          </w:p>
+        </w:tc>
+      </w:tr>
+    </w:tbl>
+    <w:p>
+      <w:pPr>
+        <w:pStyle w:val="BodyText"/>
+      </w:pPr>
+      <w:r>
+        <w:t xml:space="preserve">So the excellent validation is</w:t>
+      </w:r>
+      <w:r>
+        <w:t xml:space="preserve"> </w:t>
+      </w:r>
+      <w:r>
+        <w:rPr>
+          <w:bCs/>
+          <w:b/>
+        </w:rPr>
+        <w:t xml:space="preserve">not an artefact of the tight 5% band</w:t>
+      </w:r>
+      <w:r>
+        <w:t xml:space="preserve"> </w:t>
+      </w:r>
+      <w:r>
+        <w:t xml:space="preserve">— it holds equally at the</w:t>
+      </w:r>
+      <w:r>
+        <w:t xml:space="preserve"> </w:t>
+      </w:r>
+      <w:r>
+        <w:t xml:space="preserve">±8% base band used by the main model.</w:t>
+      </w:r>
+    </w:p>
     <w:p>
       <w:pPr>
         <w:pStyle w:val="BodyText"/>

--- a/reports/docx/Bond_replacement_full_report_EN.docx
+++ b/reports/docx/Bond_replacement_full_report_EN.docx
@@ -114,13 +114,13 @@
         </w:pict>
       </w:r>
     </w:p>
-    <w:bookmarkStart w:id="20" w:name="Xb3e913b0c6e3f4a2eda995754c57cbe39bfb98c"/>
+    <w:bookmarkStart w:id="20" w:name="X9251893c2ac26e92393c0c80c14a9e56b89e9f6"/>
     <w:p>
       <w:pPr>
         <w:pStyle w:val="Heading2"/>
       </w:pPr>
       <w:r>
-        <w:t xml:space="preserve">1. Research question and hypotheses</w:t>
+        <w:t xml:space="preserve">1. Goal and research questions</w:t>
       </w:r>
     </w:p>
     <w:p>
@@ -128,7 +128,33 @@
         <w:pStyle w:val="FirstParagraph"/>
       </w:pPr>
       <w:r>
-        <w:t xml:space="preserve">Replacing the bond sleeve of a Swiss index mandate (VZ</w:t>
+        <w:rPr>
+          <w:bCs/>
+          <w:b/>
+        </w:rPr>
+        <w:t xml:space="preserve">Goal (one sentence).</w:t>
+      </w:r>
+      <w:r>
+        <w:t xml:space="preserve"> </w:t>
+      </w:r>
+      <w:r>
+        <w:t xml:space="preserve">Decide whether the</w:t>
+      </w:r>
+      <w:r>
+        <w:t xml:space="preserve"> </w:t>
+      </w:r>
+      <w:r>
+        <w:rPr>
+          <w:bCs/>
+          <w:b/>
+        </w:rPr>
+        <w:t xml:space="preserve">42% bond sleeve</w:t>
+      </w:r>
+      <w:r>
+        <w:t xml:space="preserve"> </w:t>
+      </w:r>
+      <w:r>
+        <w:t xml:space="preserve">of the Swiss VZ</w:t>
       </w:r>
       <w:r>
         <w:t xml:space="preserve"> </w:t>
@@ -141,613 +167,88 @@
         <w:t xml:space="preserve">AP5</w:t>
       </w:r>
       <w:r>
-        <w:t xml:space="preserve">) is not one question but two:</w:t>
-      </w:r>
-      <w:r>
-        <w:t xml:space="preserve"> </w:t>
-      </w:r>
-      <w:r>
-        <w:rPr>
-          <w:iCs/>
-          <w:i/>
-        </w:rPr>
-        <w:t xml:space="preserve">which functions of the bond sleeve can a diversified set of investable alternatives</w:t>
-      </w:r>
-      <w:r>
-        <w:rPr>
-          <w:iCs/>
-          <w:i/>
-        </w:rPr>
-        <w:t xml:space="preserve"> </w:t>
-      </w:r>
-      <w:r>
-        <w:rPr>
-          <w:iCs/>
-          <w:i/>
-        </w:rPr>
-        <w:t xml:space="preserve">reproduce, and at what risk cost?</w:t>
-      </w:r>
-      <w:r>
-        <w:t xml:space="preserve"> </w:t>
-      </w:r>
-      <w:r>
-        <w:t xml:space="preserve">Bonds in AP5 provide</w:t>
-      </w:r>
-      <w:r>
-        <w:t xml:space="preserve"> </w:t>
-      </w:r>
-      <w:r>
-        <w:rPr>
-          <w:bCs/>
-          <w:b/>
-        </w:rPr>
-        <w:t xml:space="preserve">return, carry/income,</w:t>
-      </w:r>
-      <w:r>
-        <w:rPr>
-          <w:bCs/>
-          <w:b/>
-        </w:rPr>
-        <w:t xml:space="preserve"> </w:t>
-      </w:r>
-      <w:r>
-        <w:rPr>
-          <w:bCs/>
-          <w:b/>
-        </w:rPr>
-        <w:t xml:space="preserve">diversification, liquidity, flight-to-quality, and duration exposure</w:t>
-      </w:r>
-      <w:r>
-        <w:t xml:space="preserve"> </w:t>
-      </w:r>
-      <w:r>
-        <w:t xml:space="preserve">— no single</w:t>
-      </w:r>
-      <w:r>
-        <w:t xml:space="preserve"> </w:t>
-      </w:r>
-      <w:r>
-        <w:t xml:space="preserve">alternative replaces all six. We test:</w:t>
+        <w:t xml:space="preserve"> </w:t>
+      </w:r>
+      <w:r>
+        <w:t xml:space="preserve">mandate</w:t>
+      </w:r>
+      <w:r>
+        <w:t xml:space="preserve"> </w:t>
+      </w:r>
+      <w:r>
+        <w:t xml:space="preserve">can be replaced by investable alternatives, and</w:t>
+      </w:r>
+      <w:r>
+        <w:t xml:space="preserve"> </w:t>
+      </w:r>
+      <w:r>
+        <w:rPr>
+          <w:bCs/>
+          <w:b/>
+        </w:rPr>
+        <w:t xml:space="preserve">at what cost in risk</w:t>
+      </w:r>
+      <w:r>
+        <w:t xml:space="preserve"> </w:t>
+      </w:r>
+      <w:r>
+        <w:t xml:space="preserve">— measured over the full</w:t>
+      </w:r>
+      <w:r>
+        <w:t xml:space="preserve"> </w:t>
+      </w:r>
+      <w:r>
+        <w:rPr>
+          <w:bCs/>
+          <w:b/>
+        </w:rPr>
+        <w:t xml:space="preserve">2008–2026</w:t>
+      </w:r>
+      <w:r>
+        <w:t xml:space="preserve"> </w:t>
+      </w:r>
+      <w:r>
+        <w:t xml:space="preserve">sample and read across</w:t>
+      </w:r>
+      <w:r>
+        <w:t xml:space="preserve"> </w:t>
+      </w:r>
+      <w:r>
+        <w:rPr>
+          <w:bCs/>
+          <w:b/>
+        </w:rPr>
+        <w:t xml:space="preserve">interest-rate regimes</w:t>
+      </w:r>
+      <w:r>
+        <w:t xml:space="preserve">.</w:t>
       </w:r>
     </w:p>
     <w:p>
       <w:pPr>
-        <w:numPr>
-          <w:ilvl w:val="0"/>
-          <w:numId w:val="1001"/>
-        </w:numPr>
-        <w:pStyle w:val="Compact"/>
-      </w:pPr>
-      <w:r>
-        <w:rPr>
-          <w:bCs/>
-          <w:b/>
-        </w:rPr>
-        <w:t xml:space="preserve">H1</w:t>
-      </w:r>
-      <w:r>
-        <w:t xml:space="preserve"> </w:t>
-      </w:r>
-      <w:r>
-        <w:t xml:space="preserve">— Partial bond replacement raises long-run portfolio</w:t>
-      </w:r>
-      <w:r>
-        <w:t xml:space="preserve"> </w:t>
-      </w:r>
-      <w:r>
-        <w:rPr>
-          <w:bCs/>
-          <w:b/>
-        </w:rPr>
-        <w:t xml:space="preserve">return</w:t>
-      </w:r>
-      <w:r>
-        <w:t xml:space="preserve">.</w:t>
-      </w:r>
-    </w:p>
-    <w:p>
-      <w:pPr>
-        <w:numPr>
-          <w:ilvl w:val="0"/>
-          <w:numId w:val="1001"/>
-        </w:numPr>
-        <w:pStyle w:val="Compact"/>
-      </w:pPr>
-      <w:r>
-        <w:rPr>
-          <w:bCs/>
-          <w:b/>
-        </w:rPr>
-        <w:t xml:space="preserve">H2a</w:t>
-      </w:r>
-      <w:r>
-        <w:t xml:space="preserve"> </w:t>
-      </w:r>
-      <w:r>
-        <w:t xml:space="preserve">— Full replacement increases</w:t>
-      </w:r>
-      <w:r>
-        <w:t xml:space="preserve"> </w:t>
-      </w:r>
-      <w:r>
-        <w:rPr>
-          <w:bCs/>
-          <w:b/>
-        </w:rPr>
-        <w:t xml:space="preserve">maximum drawdown</w:t>
-      </w:r>
-      <w:r>
-        <w:t xml:space="preserve"> </w:t>
-      </w:r>
-      <w:r>
-        <w:t xml:space="preserve">vs AP5.</w:t>
-      </w:r>
-    </w:p>
-    <w:p>
-      <w:pPr>
-        <w:numPr>
-          <w:ilvl w:val="0"/>
-          <w:numId w:val="1001"/>
-        </w:numPr>
-        <w:pStyle w:val="Compact"/>
-      </w:pPr>
-      <w:r>
-        <w:rPr>
-          <w:bCs/>
-          <w:b/>
-        </w:rPr>
-        <w:t xml:space="preserve">H2b</w:t>
-      </w:r>
-      <w:r>
-        <w:t xml:space="preserve"> </w:t>
-      </w:r>
-      <w:r>
-        <w:t xml:space="preserve">— Full replacement increases</w:t>
-      </w:r>
-      <w:r>
-        <w:t xml:space="preserve"> </w:t>
-      </w:r>
-      <w:r>
-        <w:rPr>
-          <w:bCs/>
-          <w:b/>
-        </w:rPr>
-        <w:t xml:space="preserve">tail loss (CVaR)</w:t>
-      </w:r>
-      <w:r>
-        <w:t xml:space="preserve"> </w:t>
-      </w:r>
-      <w:r>
-        <w:t xml:space="preserve">vs AP5.</w:t>
-      </w:r>
-    </w:p>
-    <w:p>
-      <w:pPr>
-        <w:numPr>
-          <w:ilvl w:val="0"/>
-          <w:numId w:val="1001"/>
-        </w:numPr>
-        <w:pStyle w:val="Compact"/>
-      </w:pPr>
-      <w:r>
-        <w:rPr>
-          <w:bCs/>
-          <w:b/>
-        </w:rPr>
-        <w:t xml:space="preserve">H3</w:t>
-      </w:r>
-      <w:r>
-        <w:t xml:space="preserve"> </w:t>
-      </w:r>
-      <w:r>
-        <w:t xml:space="preserve">— The effect of replacement is</w:t>
-      </w:r>
-      <w:r>
-        <w:t xml:space="preserve"> </w:t>
-      </w:r>
-      <w:r>
-        <w:rPr>
-          <w:bCs/>
-          <w:b/>
-        </w:rPr>
-        <w:t xml:space="preserve">regime dependent</w:t>
-      </w:r>
-      <w:r>
-        <w:t xml:space="preserve"> </w:t>
-      </w:r>
-      <w:r>
-        <w:t xml:space="preserve">(SNB rate environment).</w:t>
-      </w:r>
-    </w:p>
-    <w:p>
-      <w:pPr>
-        <w:numPr>
-          <w:ilvl w:val="0"/>
-          <w:numId w:val="1001"/>
-        </w:numPr>
-        <w:pStyle w:val="Compact"/>
-      </w:pPr>
-      <w:r>
-        <w:rPr>
-          <w:bCs/>
-          <w:b/>
-        </w:rPr>
-        <w:t xml:space="preserve">H4</w:t>
-      </w:r>
-      <w:r>
-        <w:t xml:space="preserve"> </w:t>
-      </w:r>
-      <w:r>
-        <w:t xml:space="preserve">— Partial replacement offers a more favourable</w:t>
-      </w:r>
-      <w:r>
-        <w:t xml:space="preserve"> </w:t>
-      </w:r>
-      <w:r>
-        <w:rPr>
-          <w:bCs/>
-          <w:b/>
-        </w:rPr>
-        <w:t xml:space="preserve">return–risk trade-off</w:t>
-      </w:r>
-      <w:r>
-        <w:t xml:space="preserve"> </w:t>
-      </w:r>
-      <w:r>
-        <w:t xml:space="preserve">than full</w:t>
-      </w:r>
-      <w:r>
-        <w:t xml:space="preserve"> </w:t>
-      </w:r>
-      <w:r>
-        <w:t xml:space="preserve">replacement.</w:t>
-      </w:r>
-    </w:p>
-    <w:p>
-      <w:pPr>
-        <w:pStyle w:val="FirstParagraph"/>
-      </w:pPr>
-      <w:r>
-        <w:t xml:space="preserve">Verdict (developed below, from the bootstrap in §6.3):</w:t>
-      </w:r>
-    </w:p>
-    <w:p>
-      <w:pPr>
-        <w:numPr>
-          <w:ilvl w:val="0"/>
-          <w:numId w:val="1002"/>
-        </w:numPr>
-        <w:pStyle w:val="Compact"/>
-      </w:pPr>
-      <w:r>
-        <w:rPr>
-          <w:bCs/>
-          <w:b/>
-        </w:rPr>
-        <w:t xml:space="preserve">H1 — descriptive support</w:t>
-      </w:r>
-      <w:r>
-        <w:t xml:space="preserve">: the point estimate of CAGR rises monotonically with</w:t>
-      </w:r>
-      <w:r>
-        <w:t xml:space="preserve"> </w:t>
-      </w:r>
-      <w:r>
-        <w:t xml:space="preserve">replacement, but the bootstrap does</w:t>
-      </w:r>
-      <w:r>
-        <w:t xml:space="preserve"> </w:t>
-      </w:r>
-      <w:r>
-        <w:rPr>
-          <w:bCs/>
-          <w:b/>
-        </w:rPr>
-        <w:t xml:space="preserve">not</w:t>
-      </w:r>
-      <w:r>
-        <w:t xml:space="preserve"> </w:t>
-      </w:r>
-      <w:r>
-        <w:t xml:space="preserve">establish a significant positive return</w:t>
-      </w:r>
-      <w:r>
-        <w:t xml:space="preserve"> </w:t>
-      </w:r>
-      <w:r>
-        <w:t xml:space="preserve">difference (P(ΔCAGR&gt;0) ≈ 82–84%; the 95% CI includes zero at each level).</w:t>
-      </w:r>
-    </w:p>
-    <w:p>
-      <w:pPr>
-        <w:numPr>
-          <w:ilvl w:val="0"/>
-          <w:numId w:val="1002"/>
-        </w:numPr>
-        <w:pStyle w:val="Compact"/>
-      </w:pPr>
-      <w:r>
-        <w:rPr>
-          <w:bCs/>
-          <w:b/>
-        </w:rPr>
-        <w:t xml:space="preserve">H2a — suggestive</w:t>
-      </w:r>
-      <w:r>
-        <w:t xml:space="preserve">: the bootstrap consistently favours worse drawdowns (P(worse) rising to</w:t>
-      </w:r>
-      <w:r>
-        <w:t xml:space="preserve"> </w:t>
-      </w:r>
-      <w:r>
-        <w:t xml:space="preserve">92% at full replacement), but the 95% interval for ΔMaxDD still</w:t>
-      </w:r>
-      <w:r>
-        <w:t xml:space="preserve"> </w:t>
-      </w:r>
-      <w:r>
-        <w:rPr>
-          <w:bCs/>
-          <w:b/>
-        </w:rPr>
-        <w:t xml:space="preserve">includes zero</w:t>
-      </w:r>
-      <w:r>
-        <w:t xml:space="preserve">, so it is</w:t>
-      </w:r>
-      <w:r>
-        <w:t xml:space="preserve"> </w:t>
-      </w:r>
-      <w:r>
-        <w:t xml:space="preserve">not conventionally significant at the 5% level.</w:t>
-      </w:r>
-    </w:p>
-    <w:p>
-      <w:pPr>
-        <w:numPr>
-          <w:ilvl w:val="0"/>
-          <w:numId w:val="1002"/>
-        </w:numPr>
-        <w:pStyle w:val="Compact"/>
-      </w:pPr>
-      <w:r>
-        <w:rPr>
-          <w:bCs/>
-          <w:b/>
-        </w:rPr>
-        <w:t xml:space="preserve">H2b — strong evidence</w:t>
-      </w:r>
-      <w:r>
-        <w:t xml:space="preserve">: worse</w:t>
-      </w:r>
-      <w:r>
-        <w:t xml:space="preserve"> </w:t>
-      </w:r>
-      <w:r>
-        <w:rPr>
-          <w:bCs/>
-          <w:b/>
-        </w:rPr>
-        <w:t xml:space="preserve">tail loss (CVaR)</w:t>
-      </w:r>
-      <w:r>
-        <w:t xml:space="preserve"> </w:t>
-      </w:r>
-      <w:r>
-        <w:t xml:space="preserve">is far more decisive — P(worse) reaches</w:t>
-      </w:r>
-      <w:r>
-        <w:t xml:space="preserve"> </w:t>
-      </w:r>
-      <w:r>
-        <w:t xml:space="preserve">≈99–100% by a 20% replacement (and holds at both the 90% and 95% CVaR thresholds, and across</w:t>
-      </w:r>
-      <w:r>
-        <w:t xml:space="preserve"> </w:t>
-      </w:r>
-      <w:r>
-        <w:t xml:space="preserve">bootstrap block lengths of 3/6/12 months). We call this</w:t>
-      </w:r>
-      <w:r>
-        <w:t xml:space="preserve"> </w:t>
-      </w:r>
-      <w:r>
-        <w:rPr>
-          <w:iCs/>
-          <w:i/>
-        </w:rPr>
-        <w:t xml:space="preserve">strong evidence</w:t>
-      </w:r>
-      <w:r>
-        <w:t xml:space="preserve"> </w:t>
-      </w:r>
-      <w:r>
-        <w:t xml:space="preserve">rather than</w:t>
-      </w:r>
-      <w:r>
-        <w:t xml:space="preserve"> </w:t>
-      </w:r>
-      <w:r>
-        <w:t xml:space="preserve">"significant" because no formal one-sided 95% decision rule is pre-registered.</w:t>
-      </w:r>
-    </w:p>
-    <w:p>
-      <w:pPr>
-        <w:numPr>
-          <w:ilvl w:val="0"/>
-          <w:numId w:val="1002"/>
-        </w:numPr>
-        <w:pStyle w:val="Compact"/>
-      </w:pPr>
-      <w:r>
-        <w:rPr>
-          <w:bCs/>
-          <w:b/>
-        </w:rPr>
-        <w:t xml:space="preserve">H3 — descriptive support</w:t>
-      </w:r>
-      <w:r>
-        <w:t xml:space="preserve">: the sign of the replacement effect changes across regimes and</w:t>
-      </w:r>
-      <w:r>
-        <w:t xml:space="preserve"> </w:t>
-      </w:r>
-      <w:r>
-        <w:t xml:space="preserve">crisis types (a descriptive, not a formally tested, interaction).</w:t>
-      </w:r>
-    </w:p>
-    <w:p>
-      <w:pPr>
-        <w:numPr>
-          <w:ilvl w:val="0"/>
-          <w:numId w:val="1002"/>
-        </w:numPr>
-        <w:pStyle w:val="Compact"/>
-      </w:pPr>
-      <w:r>
-        <w:rPr>
-          <w:bCs/>
-          <w:b/>
-        </w:rPr>
-        <w:t xml:space="preserve">H4 — qualified / not supported as a Sharpe claim</w:t>
-      </w:r>
-      <w:r>
-        <w:t xml:space="preserve">: under the primary category-level</w:t>
-      </w:r>
-      <w:r>
-        <w:t xml:space="preserve"> </w:t>
-      </w:r>
-      <w:r>
-        <w:t xml:space="preserve">specification the Sharpe is</w:t>
-      </w:r>
-      <w:r>
-        <w:t xml:space="preserve"> </w:t>
-      </w:r>
-      <w:r>
-        <w:rPr>
-          <w:bCs/>
-          <w:b/>
-        </w:rPr>
-        <w:t xml:space="preserve">flat-to-declining in replacement</w:t>
-      </w:r>
-      <w:r>
-        <w:t xml:space="preserve"> </w:t>
-      </w:r>
-      <w:r>
-        <w:t xml:space="preserve">(highest at AP5, ≈0.48 through</w:t>
-      </w:r>
-      <w:r>
-        <w:t xml:space="preserve"> </w:t>
-      </w:r>
-      <w:r>
-        <w:t xml:space="preserve">~50%, then falling), and every ΔSharpe is</w:t>
-      </w:r>
-      <w:r>
-        <w:t xml:space="preserve"> </w:t>
-      </w:r>
-      <w:r>
-        <w:rPr>
-          <w:bCs/>
-          <w:b/>
-        </w:rPr>
-        <w:t xml:space="preserve">within bootstrap noise</w:t>
-      </w:r>
-      <w:r>
-        <w:t xml:space="preserve"> </w:t>
-      </w:r>
-      <w:r>
-        <w:t xml:space="preserve">— so partial replacement is</w:t>
-      </w:r>
-      <w:r>
-        <w:t xml:space="preserve"> </w:t>
-      </w:r>
-      <w:r>
-        <w:t xml:space="preserve">a defensible return-and-risk</w:t>
-      </w:r>
-      <w:r>
-        <w:t xml:space="preserve"> </w:t>
-      </w:r>
-      <w:r>
-        <w:rPr>
-          <w:iCs/>
-          <w:i/>
-        </w:rPr>
-        <w:t xml:space="preserve">compromise</w:t>
-      </w:r>
-      <w:r>
-        <w:t xml:space="preserve"> </w:t>
-      </w:r>
-      <w:r>
-        <w:t xml:space="preserve">but is</w:t>
-      </w:r>
-      <w:r>
-        <w:t xml:space="preserve"> </w:t>
-      </w:r>
-      <w:r>
-        <w:rPr>
-          <w:bCs/>
-          <w:b/>
-        </w:rPr>
-        <w:t xml:space="preserve">not</w:t>
-      </w:r>
-      <w:r>
-        <w:t xml:space="preserve"> </w:t>
-      </w:r>
-      <w:r>
-        <w:t xml:space="preserve">a risk-adjusted improvement and there</w:t>
-      </w:r>
-      <w:r>
-        <w:t xml:space="preserve"> </w:t>
-      </w:r>
-      <w:r>
-        <w:t xml:space="preserve">is</w:t>
-      </w:r>
-      <w:r>
-        <w:t xml:space="preserve"> </w:t>
-      </w:r>
-      <w:r>
-        <w:rPr>
-          <w:bCs/>
-          <w:b/>
-        </w:rPr>
-        <w:t xml:space="preserve">no</w:t>
-      </w:r>
-      <w:r>
-        <w:t xml:space="preserve"> </w:t>
-      </w:r>
-      <w:r>
-        <w:t xml:space="preserve">unique optimal ratio. Full replacement is not supported.</w:t>
-      </w:r>
-    </w:p>
-    <w:bookmarkEnd w:id="20"/>
-    <w:bookmarkStart w:id="21" w:name="X52b966f43899713ee7a312537828cadadababcf"/>
-    <w:p>
-      <w:pPr>
-        <w:pStyle w:val="Heading2"/>
-      </w:pPr>
-      <w:r>
-        <w:t xml:space="preserve">2. The exact AP5 allocation (VZ Kundendoku slide 5)</w:t>
-      </w:r>
-    </w:p>
-    <w:p>
-      <w:pPr>
-        <w:pStyle w:val="FirstParagraph"/>
-      </w:pPr>
-      <w:r>
-        <w:t xml:space="preserve">Reproduced at the</w:t>
-      </w:r>
-      <w:r>
-        <w:t xml:space="preserve"> </w:t>
-      </w:r>
-      <w:r>
-        <w:rPr>
-          <w:bCs/>
-          <w:b/>
-        </w:rPr>
-        <w:t xml:space="preserve">index level</w:t>
-      </w:r>
-      <w:r>
-        <w:t xml:space="preserve">:</w:t>
+        <w:pStyle w:val="BodyText"/>
+      </w:pPr>
+      <w:r>
+        <w:t xml:space="preserve">The study answers</w:t>
+      </w:r>
+      <w:r>
+        <w:t xml:space="preserve"> </w:t>
+      </w:r>
+      <w:r>
+        <w:rPr>
+          <w:bCs/>
+          <w:b/>
+        </w:rPr>
+        <w:t xml:space="preserve">three plain questions</w:t>
+      </w:r>
+      <w:r>
+        <w:t xml:space="preserve">. Each maps to a formally tested hypothesis, so the</w:t>
+      </w:r>
+      <w:r>
+        <w:t xml:space="preserve"> </w:t>
+      </w:r>
+      <w:r>
+        <w:t xml:space="preserve">simple framing on the left and the statistical test on the right are the same thing:</w:t>
       </w:r>
     </w:p>
     <w:tbl>
@@ -773,6 +274,648 @@
               <w:jc w:val="left"/>
             </w:pPr>
             <w:r>
+              <w:t xml:space="preserve">Plain question</w:t>
+            </w:r>
+          </w:p>
+        </w:tc>
+        <w:tc>
+          <w:tcPr/>
+          <w:p>
+            <w:pPr>
+              <w:pStyle w:val="Compact"/>
+              <w:jc w:val="left"/>
+            </w:pPr>
+            <w:r>
+              <w:t xml:space="preserve">Formally tested as</w:t>
+            </w:r>
+          </w:p>
+        </w:tc>
+      </w:tr>
+      <w:tr>
+        <w:tc>
+          <w:tcPr/>
+          <w:p>
+            <w:pPr>
+              <w:pStyle w:val="Compact"/>
+              <w:jc w:val="left"/>
+            </w:pPr>
+            <w:r>
+              <w:rPr>
+                <w:bCs/>
+                <w:b/>
+              </w:rPr>
+              <w:t xml:space="preserve">Q1 — Return.</w:t>
+            </w:r>
+            <w:r>
+              <w:t xml:space="preserve"> </w:t>
+            </w:r>
+            <w:r>
+              <w:t xml:space="preserve">Does replacing bonds change long-run return?</w:t>
+            </w:r>
+          </w:p>
+        </w:tc>
+        <w:tc>
+          <w:tcPr/>
+          <w:p>
+            <w:pPr>
+              <w:pStyle w:val="Compact"/>
+              <w:jc w:val="left"/>
+            </w:pPr>
+            <w:r>
+              <w:rPr>
+                <w:bCs/>
+                <w:b/>
+              </w:rPr>
+              <w:t xml:space="preserve">H1</w:t>
+            </w:r>
+            <w:r>
+              <w:t xml:space="preserve">: partial replacement raises return</w:t>
+            </w:r>
+          </w:p>
+        </w:tc>
+      </w:tr>
+      <w:tr>
+        <w:tc>
+          <w:tcPr/>
+          <w:p>
+            <w:pPr>
+              <w:pStyle w:val="Compact"/>
+              <w:jc w:val="left"/>
+            </w:pPr>
+            <w:r>
+              <w:rPr>
+                <w:bCs/>
+                <w:b/>
+              </w:rPr>
+              <w:t xml:space="preserve">Q2 — Risk.</w:t>
+            </w:r>
+            <w:r>
+              <w:t xml:space="preserve"> </w:t>
+            </w:r>
+            <w:r>
+              <w:t xml:space="preserve">Does it change the downside — deep drawdowns and tail losses?</w:t>
+            </w:r>
+          </w:p>
+        </w:tc>
+        <w:tc>
+          <w:tcPr/>
+          <w:p>
+            <w:pPr>
+              <w:pStyle w:val="Compact"/>
+              <w:jc w:val="left"/>
+            </w:pPr>
+            <w:r>
+              <w:rPr>
+                <w:bCs/>
+                <w:b/>
+              </w:rPr>
+              <w:t xml:space="preserve">H2a</w:t>
+            </w:r>
+            <w:r>
+              <w:t xml:space="preserve">: full replacement deepens max drawdown ·</w:t>
+            </w:r>
+            <w:r>
+              <w:t xml:space="preserve"> </w:t>
+            </w:r>
+            <w:r>
+              <w:rPr>
+                <w:bCs/>
+                <w:b/>
+              </w:rPr>
+              <w:t xml:space="preserve">H2b</w:t>
+            </w:r>
+            <w:r>
+              <w:t xml:space="preserve">: full replacement worsens tail loss (CVaR)</w:t>
+            </w:r>
+          </w:p>
+        </w:tc>
+      </w:tr>
+      <w:tr>
+        <w:tc>
+          <w:tcPr/>
+          <w:p>
+            <w:pPr>
+              <w:pStyle w:val="Compact"/>
+              <w:jc w:val="left"/>
+            </w:pPr>
+            <w:r>
+              <w:rPr>
+                <w:bCs/>
+                <w:b/>
+              </w:rPr>
+              <w:t xml:space="preserve">Q3 — Regime.</w:t>
+            </w:r>
+            <w:r>
+              <w:t xml:space="preserve"> </w:t>
+            </w:r>
+            <w:r>
+              <w:t xml:space="preserve">Does the answer depend on the SNB rate environment?</w:t>
+            </w:r>
+          </w:p>
+        </w:tc>
+        <w:tc>
+          <w:tcPr/>
+          <w:p>
+            <w:pPr>
+              <w:pStyle w:val="Compact"/>
+              <w:jc w:val="left"/>
+            </w:pPr>
+            <w:r>
+              <w:rPr>
+                <w:bCs/>
+                <w:b/>
+              </w:rPr>
+              <w:t xml:space="preserve">H3</w:t>
+            </w:r>
+            <w:r>
+              <w:t xml:space="preserve">: the effect is regime-dependent</w:t>
+            </w:r>
+          </w:p>
+        </w:tc>
+      </w:tr>
+    </w:tbl>
+    <w:p>
+      <w:pPr>
+        <w:pStyle w:val="BodyText"/>
+      </w:pPr>
+      <w:r>
+        <w:t xml:space="preserve">Whether</w:t>
+      </w:r>
+      <w:r>
+        <w:t xml:space="preserve"> </w:t>
+      </w:r>
+      <w:r>
+        <w:rPr>
+          <w:bCs/>
+          <w:b/>
+        </w:rPr>
+        <w:t xml:space="preserve">partial</w:t>
+      </w:r>
+      <w:r>
+        <w:t xml:space="preserve"> </w:t>
+      </w:r>
+      <w:r>
+        <w:t xml:space="preserve">replacement is preferable to</w:t>
+      </w:r>
+      <w:r>
+        <w:t xml:space="preserve"> </w:t>
+      </w:r>
+      <w:r>
+        <w:rPr>
+          <w:bCs/>
+          <w:b/>
+        </w:rPr>
+        <w:t xml:space="preserve">full</w:t>
+      </w:r>
+      <w:r>
+        <w:t xml:space="preserve"> </w:t>
+      </w:r>
+      <w:r>
+        <w:t xml:space="preserve">(previously a separate hypothesis) is</w:t>
+      </w:r>
+      <w:r>
+        <w:t xml:space="preserve"> </w:t>
+      </w:r>
+      <w:r>
+        <w:t xml:space="preserve">treated as a</w:t>
+      </w:r>
+      <w:r>
+        <w:t xml:space="preserve"> </w:t>
+      </w:r>
+      <w:r>
+        <w:rPr>
+          <w:bCs/>
+          <w:b/>
+        </w:rPr>
+        <w:t xml:space="preserve">recommendation question</w:t>
+      </w:r>
+      <w:r>
+        <w:t xml:space="preserve">, answered in §9 — not a fourth test.</w:t>
+      </w:r>
+    </w:p>
+    <w:p>
+      <w:pPr>
+        <w:pStyle w:val="BodyText"/>
+      </w:pPr>
+      <w:r>
+        <w:rPr>
+          <w:iCs/>
+          <w:i/>
+        </w:rPr>
+        <w:t xml:space="preserve">Why bonds are hard to replace:</w:t>
+      </w:r>
+      <w:r>
+        <w:t xml:space="preserve"> </w:t>
+      </w:r>
+      <w:r>
+        <w:t xml:space="preserve">in AP5 they provide</w:t>
+      </w:r>
+      <w:r>
+        <w:t xml:space="preserve"> </w:t>
+      </w:r>
+      <w:r>
+        <w:rPr>
+          <w:bCs/>
+          <w:b/>
+        </w:rPr>
+        <w:t xml:space="preserve">return/carry, diversification, liquidity,</w:t>
+      </w:r>
+      <w:r>
+        <w:rPr>
+          <w:bCs/>
+          <w:b/>
+        </w:rPr>
+        <w:t xml:space="preserve"> </w:t>
+      </w:r>
+      <w:r>
+        <w:rPr>
+          <w:bCs/>
+          <w:b/>
+        </w:rPr>
+        <w:t xml:space="preserve">flight-to-quality and duration</w:t>
+      </w:r>
+      <w:r>
+        <w:t xml:space="preserve"> </w:t>
+      </w:r>
+      <w:r>
+        <w:t xml:space="preserve">at once — no single alternative reproduces all of these, which is</w:t>
+      </w:r>
+      <w:r>
+        <w:t xml:space="preserve"> </w:t>
+      </w:r>
+      <w:r>
+        <w:t xml:space="preserve">the tension the three questions probe.</w:t>
+      </w:r>
+    </w:p>
+    <w:p>
+      <w:pPr>
+        <w:pStyle w:val="BodyText"/>
+      </w:pPr>
+      <w:r>
+        <w:t xml:space="preserve">Verdicts (developed below, from the bootstrap in §6.3):</w:t>
+      </w:r>
+    </w:p>
+    <w:p>
+      <w:pPr>
+        <w:numPr>
+          <w:ilvl w:val="0"/>
+          <w:numId w:val="1001"/>
+        </w:numPr>
+        <w:pStyle w:val="Compact"/>
+      </w:pPr>
+      <w:r>
+        <w:rPr>
+          <w:bCs/>
+          <w:b/>
+        </w:rPr>
+        <w:t xml:space="preserve">H1 — descriptive support</w:t>
+      </w:r>
+      <w:r>
+        <w:t xml:space="preserve">: the point estimate of CAGR rises monotonically with</w:t>
+      </w:r>
+      <w:r>
+        <w:t xml:space="preserve"> </w:t>
+      </w:r>
+      <w:r>
+        <w:t xml:space="preserve">replacement, but the bootstrap does</w:t>
+      </w:r>
+      <w:r>
+        <w:t xml:space="preserve"> </w:t>
+      </w:r>
+      <w:r>
+        <w:rPr>
+          <w:bCs/>
+          <w:b/>
+        </w:rPr>
+        <w:t xml:space="preserve">not</w:t>
+      </w:r>
+      <w:r>
+        <w:t xml:space="preserve"> </w:t>
+      </w:r>
+      <w:r>
+        <w:t xml:space="preserve">establish a significant positive return</w:t>
+      </w:r>
+      <w:r>
+        <w:t xml:space="preserve"> </w:t>
+      </w:r>
+      <w:r>
+        <w:t xml:space="preserve">difference (P(ΔCAGR&gt;0) ≈ 82–84%; the 95% CI includes zero at each level).</w:t>
+      </w:r>
+    </w:p>
+    <w:p>
+      <w:pPr>
+        <w:numPr>
+          <w:ilvl w:val="0"/>
+          <w:numId w:val="1001"/>
+        </w:numPr>
+        <w:pStyle w:val="Compact"/>
+      </w:pPr>
+      <w:r>
+        <w:rPr>
+          <w:bCs/>
+          <w:b/>
+        </w:rPr>
+        <w:t xml:space="preserve">H2a — suggestive</w:t>
+      </w:r>
+      <w:r>
+        <w:t xml:space="preserve">: the bootstrap consistently favours worse drawdowns (P(worse) rising to</w:t>
+      </w:r>
+      <w:r>
+        <w:t xml:space="preserve"> </w:t>
+      </w:r>
+      <w:r>
+        <w:t xml:space="preserve">92% at full replacement), but the 95% interval for ΔMaxDD still</w:t>
+      </w:r>
+      <w:r>
+        <w:t xml:space="preserve"> </w:t>
+      </w:r>
+      <w:r>
+        <w:rPr>
+          <w:bCs/>
+          <w:b/>
+        </w:rPr>
+        <w:t xml:space="preserve">includes zero</w:t>
+      </w:r>
+      <w:r>
+        <w:t xml:space="preserve">, so it is</w:t>
+      </w:r>
+      <w:r>
+        <w:t xml:space="preserve"> </w:t>
+      </w:r>
+      <w:r>
+        <w:t xml:space="preserve">not conventionally significant at the 5% level.</w:t>
+      </w:r>
+    </w:p>
+    <w:p>
+      <w:pPr>
+        <w:numPr>
+          <w:ilvl w:val="0"/>
+          <w:numId w:val="1001"/>
+        </w:numPr>
+        <w:pStyle w:val="Compact"/>
+      </w:pPr>
+      <w:r>
+        <w:rPr>
+          <w:bCs/>
+          <w:b/>
+        </w:rPr>
+        <w:t xml:space="preserve">H2b — strong evidence</w:t>
+      </w:r>
+      <w:r>
+        <w:t xml:space="preserve">: worse</w:t>
+      </w:r>
+      <w:r>
+        <w:t xml:space="preserve"> </w:t>
+      </w:r>
+      <w:r>
+        <w:rPr>
+          <w:bCs/>
+          <w:b/>
+        </w:rPr>
+        <w:t xml:space="preserve">tail loss (CVaR)</w:t>
+      </w:r>
+      <w:r>
+        <w:t xml:space="preserve"> </w:t>
+      </w:r>
+      <w:r>
+        <w:t xml:space="preserve">is far more decisive — P(worse) reaches</w:t>
+      </w:r>
+      <w:r>
+        <w:t xml:space="preserve"> </w:t>
+      </w:r>
+      <w:r>
+        <w:t xml:space="preserve">≈99–100% by a 20% replacement (and holds at both the 90% and 95% CVaR thresholds, and across</w:t>
+      </w:r>
+      <w:r>
+        <w:t xml:space="preserve"> </w:t>
+      </w:r>
+      <w:r>
+        <w:t xml:space="preserve">bootstrap block lengths of 3/6/12 months). We call this</w:t>
+      </w:r>
+      <w:r>
+        <w:t xml:space="preserve"> </w:t>
+      </w:r>
+      <w:r>
+        <w:rPr>
+          <w:iCs/>
+          <w:i/>
+        </w:rPr>
+        <w:t xml:space="preserve">strong evidence</w:t>
+      </w:r>
+      <w:r>
+        <w:t xml:space="preserve"> </w:t>
+      </w:r>
+      <w:r>
+        <w:t xml:space="preserve">rather than</w:t>
+      </w:r>
+      <w:r>
+        <w:t xml:space="preserve"> </w:t>
+      </w:r>
+      <w:r>
+        <w:t xml:space="preserve">"significant" because no formal one-sided 95% decision rule is pre-registered.</w:t>
+      </w:r>
+    </w:p>
+    <w:p>
+      <w:pPr>
+        <w:numPr>
+          <w:ilvl w:val="0"/>
+          <w:numId w:val="1001"/>
+        </w:numPr>
+        <w:pStyle w:val="Compact"/>
+      </w:pPr>
+      <w:r>
+        <w:rPr>
+          <w:bCs/>
+          <w:b/>
+        </w:rPr>
+        <w:t xml:space="preserve">H3 — descriptive support</w:t>
+      </w:r>
+      <w:r>
+        <w:t xml:space="preserve">: the sign of the replacement effect changes across regimes and</w:t>
+      </w:r>
+      <w:r>
+        <w:t xml:space="preserve"> </w:t>
+      </w:r>
+      <w:r>
+        <w:t xml:space="preserve">crisis types (a descriptive, not a formally tested, interaction).</w:t>
+      </w:r>
+    </w:p>
+    <w:p>
+      <w:pPr>
+        <w:pStyle w:val="FirstParagraph"/>
+      </w:pPr>
+      <w:r>
+        <w:t xml:space="preserve">On the</w:t>
+      </w:r>
+      <w:r>
+        <w:t xml:space="preserve"> </w:t>
+      </w:r>
+      <w:r>
+        <w:rPr>
+          <w:bCs/>
+          <w:b/>
+        </w:rPr>
+        <w:t xml:space="preserve">recommendation question</w:t>
+      </w:r>
+      <w:r>
+        <w:t xml:space="preserve"> </w:t>
+      </w:r>
+      <w:r>
+        <w:t xml:space="preserve">(partial vs full, §9): under the primary category-level</w:t>
+      </w:r>
+      <w:r>
+        <w:t xml:space="preserve"> </w:t>
+      </w:r>
+      <w:r>
+        <w:t xml:space="preserve">specification the Sharpe is</w:t>
+      </w:r>
+      <w:r>
+        <w:t xml:space="preserve"> </w:t>
+      </w:r>
+      <w:r>
+        <w:rPr>
+          <w:bCs/>
+          <w:b/>
+        </w:rPr>
+        <w:t xml:space="preserve">flat-to-declining in replacement</w:t>
+      </w:r>
+      <w:r>
+        <w:t xml:space="preserve"> </w:t>
+      </w:r>
+      <w:r>
+        <w:t xml:space="preserve">(highest at AP5, ≈0.48 through</w:t>
+      </w:r>
+      <w:r>
+        <w:t xml:space="preserve"> </w:t>
+      </w:r>
+      <w:r>
+        <w:t xml:space="preserve">~50%, then falling), and every ΔSharpe is</w:t>
+      </w:r>
+      <w:r>
+        <w:t xml:space="preserve"> </w:t>
+      </w:r>
+      <w:r>
+        <w:rPr>
+          <w:bCs/>
+          <w:b/>
+        </w:rPr>
+        <w:t xml:space="preserve">within bootstrap noise</w:t>
+      </w:r>
+      <w:r>
+        <w:t xml:space="preserve"> </w:t>
+      </w:r>
+      <w:r>
+        <w:t xml:space="preserve">— so partial replacement is a</w:t>
+      </w:r>
+      <w:r>
+        <w:t xml:space="preserve"> </w:t>
+      </w:r>
+      <w:r>
+        <w:t xml:space="preserve">defensible return-and-risk</w:t>
+      </w:r>
+      <w:r>
+        <w:t xml:space="preserve"> </w:t>
+      </w:r>
+      <w:r>
+        <w:rPr>
+          <w:iCs/>
+          <w:i/>
+        </w:rPr>
+        <w:t xml:space="preserve">compromise</w:t>
+      </w:r>
+      <w:r>
+        <w:t xml:space="preserve"> </w:t>
+      </w:r>
+      <w:r>
+        <w:t xml:space="preserve">but is</w:t>
+      </w:r>
+      <w:r>
+        <w:t xml:space="preserve"> </w:t>
+      </w:r>
+      <w:r>
+        <w:rPr>
+          <w:bCs/>
+          <w:b/>
+        </w:rPr>
+        <w:t xml:space="preserve">not</w:t>
+      </w:r>
+      <w:r>
+        <w:t xml:space="preserve"> </w:t>
+      </w:r>
+      <w:r>
+        <w:t xml:space="preserve">a risk-adjusted improvement, and there is</w:t>
+      </w:r>
+      <w:r>
+        <w:t xml:space="preserve"> </w:t>
+      </w:r>
+      <w:r>
+        <w:rPr>
+          <w:bCs/>
+          <w:b/>
+        </w:rPr>
+        <w:t xml:space="preserve">no</w:t>
+      </w:r>
+      <w:r>
+        <w:t xml:space="preserve"> </w:t>
+      </w:r>
+      <w:r>
+        <w:t xml:space="preserve">unique optimal ratio. Full replacement is not supported.</w:t>
+      </w:r>
+    </w:p>
+    <w:bookmarkEnd w:id="20"/>
+    <w:bookmarkStart w:id="21" w:name="X52b966f43899713ee7a312537828cadadababcf"/>
+    <w:p>
+      <w:pPr>
+        <w:pStyle w:val="Heading2"/>
+      </w:pPr>
+      <w:r>
+        <w:t xml:space="preserve">2. The exact AP5 allocation (VZ Kundendoku slide 5)</w:t>
+      </w:r>
+    </w:p>
+    <w:p>
+      <w:pPr>
+        <w:pStyle w:val="FirstParagraph"/>
+      </w:pPr>
+      <w:r>
+        <w:t xml:space="preserve">Reproduced at the</w:t>
+      </w:r>
+      <w:r>
+        <w:t xml:space="preserve"> </w:t>
+      </w:r>
+      <w:r>
+        <w:rPr>
+          <w:bCs/>
+          <w:b/>
+        </w:rPr>
+        <w:t xml:space="preserve">index level</w:t>
+      </w:r>
+      <w:r>
+        <w:t xml:space="preserve">:</w:t>
+      </w:r>
+    </w:p>
+    <w:tbl>
+      <w:tblPr>
+        <w:tblStyle w:val="Table"/>
+        <w:tblW w:type="auto" w:w="0"/>
+        <w:tblLook w:firstRow="1" w:lastRow="0" w:firstColumn="0" w:lastColumn="0" w:noHBand="0" w:noVBand="0" w:val="0020"/>
+        <w:jc w:val="start"/>
+      </w:tblPr>
+      <w:tblGrid>
+        <w:gridCol w:w="3960"/>
+        <w:gridCol w:w="3960"/>
+      </w:tblGrid>
+      <w:tr>
+        <w:trPr>
+          <w:tblHeader w:val="true"/>
+        </w:trPr>
+        <w:tc>
+          <w:tcPr/>
+          <w:p>
+            <w:pPr>
+              <w:pStyle w:val="Compact"/>
+              <w:jc w:val="left"/>
+            </w:pPr>
+            <w:r>
               <w:t xml:space="preserve">Category</w:t>
             </w:r>
           </w:p>
@@ -1035,7 +1178,7 @@
       <w:pPr>
         <w:numPr>
           <w:ilvl w:val="0"/>
-          <w:numId w:val="1003"/>
+          <w:numId w:val="1002"/>
         </w:numPr>
         <w:pStyle w:val="Compact"/>
       </w:pPr>
@@ -1060,7 +1203,7 @@
       <w:pPr>
         <w:numPr>
           <w:ilvl w:val="0"/>
-          <w:numId w:val="1003"/>
+          <w:numId w:val="1002"/>
         </w:numPr>
         <w:pStyle w:val="Compact"/>
       </w:pPr>
@@ -1152,7 +1295,7 @@
       <w:pPr>
         <w:numPr>
           <w:ilvl w:val="0"/>
-          <w:numId w:val="1003"/>
+          <w:numId w:val="1002"/>
         </w:numPr>
         <w:pStyle w:val="Compact"/>
       </w:pPr>
@@ -1228,7 +1371,7 @@
       <w:pPr>
         <w:numPr>
           <w:ilvl w:val="0"/>
-          <w:numId w:val="1003"/>
+          <w:numId w:val="1002"/>
         </w:numPr>
         <w:pStyle w:val="Compact"/>
       </w:pPr>
@@ -1269,7 +1412,7 @@
       <w:pPr>
         <w:numPr>
           <w:ilvl w:val="0"/>
-          <w:numId w:val="1003"/>
+          <w:numId w:val="1002"/>
         </w:numPr>
         <w:pStyle w:val="Compact"/>
       </w:pPr>
@@ -1316,7 +1459,7 @@
       <w:pPr>
         <w:numPr>
           <w:ilvl w:val="0"/>
-          <w:numId w:val="1003"/>
+          <w:numId w:val="1002"/>
         </w:numPr>
         <w:pStyle w:val="Compact"/>
       </w:pPr>
@@ -6318,7 +6461,7 @@
       <w:pPr>
         <w:numPr>
           <w:ilvl w:val="0"/>
-          <w:numId w:val="1004"/>
+          <w:numId w:val="1003"/>
         </w:numPr>
         <w:pStyle w:val="Compact"/>
       </w:pPr>
@@ -6479,7 +6622,7 @@
       <w:pPr>
         <w:numPr>
           <w:ilvl w:val="0"/>
-          <w:numId w:val="1004"/>
+          <w:numId w:val="1003"/>
         </w:numPr>
         <w:pStyle w:val="Compact"/>
       </w:pPr>
@@ -6510,7 +6653,7 @@
       <w:pPr>
         <w:numPr>
           <w:ilvl w:val="0"/>
-          <w:numId w:val="1004"/>
+          <w:numId w:val="1003"/>
         </w:numPr>
         <w:pStyle w:val="Compact"/>
       </w:pPr>
@@ -6532,7 +6675,7 @@
       <w:pPr>
         <w:numPr>
           <w:ilvl w:val="0"/>
-          <w:numId w:val="1004"/>
+          <w:numId w:val="1003"/>
         </w:numPr>
         <w:pStyle w:val="Compact"/>
       </w:pPr>
@@ -7626,9 +7769,6 @@
     <w:abstractNumId w:val="991"/>
   </w:num>
   <w:num w:numId="1003">
-    <w:abstractNumId w:val="991"/>
-  </w:num>
-  <w:num w:numId="1004">
     <w:abstractNumId w:val="991"/>
   </w:num>
 </w:numbering>
